--- a/Детализированный_учебный_план_по_C++.docx
+++ b/Детализированный_учебный_план_по_C++.docx
@@ -78,8 +78,8 @@
         <w:tblLook w:val="0000"/>
       </w:tblPr>
       <w:tblGrid>
-        <w:gridCol w:w="2166"/>
-        <w:gridCol w:w="2355"/>
+        <w:gridCol w:w="2165"/>
+        <w:gridCol w:w="2356"/>
         <w:gridCol w:w="2667"/>
         <w:gridCol w:w="1092"/>
         <w:gridCol w:w="1358"/>
@@ -88,7 +88,7 @@
         <w:trPr/>
         <w:tc>
           <w:tcPr>
-            <w:tcW w:w="2166" w:type="dxa"/>
+            <w:tcW w:w="2165" w:type="dxa"/>
             <w:tcBorders/>
             <w:shd w:color="auto" w:fill="auto" w:val="clear"/>
             <w:vAlign w:val="center"/>
@@ -112,7 +112,7 @@
         </w:tc>
         <w:tc>
           <w:tcPr>
-            <w:tcW w:w="2355" w:type="dxa"/>
+            <w:tcW w:w="2356" w:type="dxa"/>
             <w:tcBorders/>
             <w:shd w:color="auto" w:fill="auto" w:val="clear"/>
             <w:vAlign w:val="center"/>
@@ -211,7 +211,7 @@
         <w:trPr/>
         <w:tc>
           <w:tcPr>
-            <w:tcW w:w="2166" w:type="dxa"/>
+            <w:tcW w:w="2165" w:type="dxa"/>
             <w:tcBorders/>
             <w:shd w:color="auto" w:fill="auto" w:val="clear"/>
             <w:vAlign w:val="center"/>
@@ -252,7 +252,7 @@
         </w:tc>
         <w:tc>
           <w:tcPr>
-            <w:tcW w:w="2355" w:type="dxa"/>
+            <w:tcW w:w="2356" w:type="dxa"/>
             <w:tcBorders/>
             <w:shd w:color="auto" w:fill="auto" w:val="clear"/>
             <w:vAlign w:val="center"/>
@@ -460,30 +460,30 @@
         <w:trPr/>
         <w:tc>
           <w:tcPr>
-            <w:tcW w:w="2166" w:type="dxa"/>
-            <w:tcBorders/>
-            <w:shd w:color="auto" w:fill="auto" w:val="clear"/>
-            <w:vAlign w:val="center"/>
-          </w:tcPr>
-          <w:p>
-            <w:pPr>
-              <w:pStyle w:val="TableContents"/>
-              <w:rPr>
-                <w:sz w:val="20"/>
-                <w:szCs w:val="20"/>
-              </w:rPr>
-            </w:pPr>
-            <w:r>
-              <w:rPr>
-                <w:sz w:val="20"/>
-                <w:szCs w:val="20"/>
-              </w:rPr>
-            </w:r>
-          </w:p>
-        </w:tc>
-        <w:tc>
-          <w:tcPr>
-            <w:tcW w:w="2355" w:type="dxa"/>
+            <w:tcW w:w="2165" w:type="dxa"/>
+            <w:tcBorders/>
+            <w:shd w:color="auto" w:fill="auto" w:val="clear"/>
+            <w:vAlign w:val="center"/>
+          </w:tcPr>
+          <w:p>
+            <w:pPr>
+              <w:pStyle w:val="TableContents"/>
+              <w:rPr>
+                <w:sz w:val="20"/>
+                <w:szCs w:val="20"/>
+              </w:rPr>
+            </w:pPr>
+            <w:r>
+              <w:rPr>
+                <w:sz w:val="20"/>
+                <w:szCs w:val="20"/>
+              </w:rPr>
+            </w:r>
+          </w:p>
+        </w:tc>
+        <w:tc>
+          <w:tcPr>
+            <w:tcW w:w="2356" w:type="dxa"/>
             <w:tcBorders/>
             <w:shd w:color="auto" w:fill="auto" w:val="clear"/>
             <w:vAlign w:val="center"/>
@@ -631,30 +631,30 @@
         <w:trPr/>
         <w:tc>
           <w:tcPr>
-            <w:tcW w:w="2166" w:type="dxa"/>
-            <w:tcBorders/>
-            <w:shd w:color="auto" w:fill="auto" w:val="clear"/>
-            <w:vAlign w:val="center"/>
-          </w:tcPr>
-          <w:p>
-            <w:pPr>
-              <w:pStyle w:val="TableContents"/>
-              <w:rPr>
-                <w:sz w:val="20"/>
-                <w:szCs w:val="20"/>
-              </w:rPr>
-            </w:pPr>
-            <w:r>
-              <w:rPr>
-                <w:sz w:val="20"/>
-                <w:szCs w:val="20"/>
-              </w:rPr>
-            </w:r>
-          </w:p>
-        </w:tc>
-        <w:tc>
-          <w:tcPr>
-            <w:tcW w:w="2355" w:type="dxa"/>
+            <w:tcW w:w="2165" w:type="dxa"/>
+            <w:tcBorders/>
+            <w:shd w:color="auto" w:fill="auto" w:val="clear"/>
+            <w:vAlign w:val="center"/>
+          </w:tcPr>
+          <w:p>
+            <w:pPr>
+              <w:pStyle w:val="TableContents"/>
+              <w:rPr>
+                <w:sz w:val="20"/>
+                <w:szCs w:val="20"/>
+              </w:rPr>
+            </w:pPr>
+            <w:r>
+              <w:rPr>
+                <w:sz w:val="20"/>
+                <w:szCs w:val="20"/>
+              </w:rPr>
+            </w:r>
+          </w:p>
+        </w:tc>
+        <w:tc>
+          <w:tcPr>
+            <w:tcW w:w="2356" w:type="dxa"/>
             <w:tcBorders/>
             <w:shd w:color="auto" w:fill="auto" w:val="clear"/>
             <w:vAlign w:val="center"/>
@@ -800,30 +800,30 @@
         <w:trPr/>
         <w:tc>
           <w:tcPr>
-            <w:tcW w:w="2166" w:type="dxa"/>
-            <w:tcBorders/>
-            <w:shd w:color="auto" w:fill="auto" w:val="clear"/>
-            <w:vAlign w:val="center"/>
-          </w:tcPr>
-          <w:p>
-            <w:pPr>
-              <w:pStyle w:val="TableContents"/>
-              <w:rPr>
-                <w:sz w:val="20"/>
-                <w:szCs w:val="20"/>
-              </w:rPr>
-            </w:pPr>
-            <w:r>
-              <w:rPr>
-                <w:sz w:val="20"/>
-                <w:szCs w:val="20"/>
-              </w:rPr>
-            </w:r>
-          </w:p>
-        </w:tc>
-        <w:tc>
-          <w:tcPr>
-            <w:tcW w:w="2355" w:type="dxa"/>
+            <w:tcW w:w="2165" w:type="dxa"/>
+            <w:tcBorders/>
+            <w:shd w:color="auto" w:fill="auto" w:val="clear"/>
+            <w:vAlign w:val="center"/>
+          </w:tcPr>
+          <w:p>
+            <w:pPr>
+              <w:pStyle w:val="TableContents"/>
+              <w:rPr>
+                <w:sz w:val="20"/>
+                <w:szCs w:val="20"/>
+              </w:rPr>
+            </w:pPr>
+            <w:r>
+              <w:rPr>
+                <w:sz w:val="20"/>
+                <w:szCs w:val="20"/>
+              </w:rPr>
+            </w:r>
+          </w:p>
+        </w:tc>
+        <w:tc>
+          <w:tcPr>
+            <w:tcW w:w="2356" w:type="dxa"/>
             <w:tcBorders/>
             <w:shd w:color="auto" w:fill="auto" w:val="clear"/>
             <w:vAlign w:val="center"/>
@@ -923,30 +923,30 @@
         <w:trPr/>
         <w:tc>
           <w:tcPr>
-            <w:tcW w:w="2166" w:type="dxa"/>
-            <w:tcBorders/>
-            <w:shd w:color="auto" w:fill="auto" w:val="clear"/>
-            <w:vAlign w:val="center"/>
-          </w:tcPr>
-          <w:p>
-            <w:pPr>
-              <w:pStyle w:val="TableContents"/>
-              <w:rPr>
-                <w:sz w:val="20"/>
-                <w:szCs w:val="20"/>
-              </w:rPr>
-            </w:pPr>
-            <w:r>
-              <w:rPr>
-                <w:sz w:val="20"/>
-                <w:szCs w:val="20"/>
-              </w:rPr>
-            </w:r>
-          </w:p>
-        </w:tc>
-        <w:tc>
-          <w:tcPr>
-            <w:tcW w:w="2355" w:type="dxa"/>
+            <w:tcW w:w="2165" w:type="dxa"/>
+            <w:tcBorders/>
+            <w:shd w:color="auto" w:fill="auto" w:val="clear"/>
+            <w:vAlign w:val="center"/>
+          </w:tcPr>
+          <w:p>
+            <w:pPr>
+              <w:pStyle w:val="TableContents"/>
+              <w:rPr>
+                <w:sz w:val="20"/>
+                <w:szCs w:val="20"/>
+              </w:rPr>
+            </w:pPr>
+            <w:r>
+              <w:rPr>
+                <w:sz w:val="20"/>
+                <w:szCs w:val="20"/>
+              </w:rPr>
+            </w:r>
+          </w:p>
+        </w:tc>
+        <w:tc>
+          <w:tcPr>
+            <w:tcW w:w="2356" w:type="dxa"/>
             <w:tcBorders/>
             <w:shd w:color="auto" w:fill="auto" w:val="clear"/>
             <w:vAlign w:val="center"/>
@@ -1045,30 +1045,30 @@
         <w:trPr/>
         <w:tc>
           <w:tcPr>
-            <w:tcW w:w="2166" w:type="dxa"/>
-            <w:tcBorders/>
-            <w:shd w:color="auto" w:fill="auto" w:val="clear"/>
-            <w:vAlign w:val="center"/>
-          </w:tcPr>
-          <w:p>
-            <w:pPr>
-              <w:pStyle w:val="TableContents"/>
-              <w:rPr>
-                <w:sz w:val="20"/>
-                <w:szCs w:val="20"/>
-              </w:rPr>
-            </w:pPr>
-            <w:r>
-              <w:rPr>
-                <w:sz w:val="20"/>
-                <w:szCs w:val="20"/>
-              </w:rPr>
-            </w:r>
-          </w:p>
-        </w:tc>
-        <w:tc>
-          <w:tcPr>
-            <w:tcW w:w="2355" w:type="dxa"/>
+            <w:tcW w:w="2165" w:type="dxa"/>
+            <w:tcBorders/>
+            <w:shd w:color="auto" w:fill="auto" w:val="clear"/>
+            <w:vAlign w:val="center"/>
+          </w:tcPr>
+          <w:p>
+            <w:pPr>
+              <w:pStyle w:val="TableContents"/>
+              <w:rPr>
+                <w:sz w:val="20"/>
+                <w:szCs w:val="20"/>
+              </w:rPr>
+            </w:pPr>
+            <w:r>
+              <w:rPr>
+                <w:sz w:val="20"/>
+                <w:szCs w:val="20"/>
+              </w:rPr>
+            </w:r>
+          </w:p>
+        </w:tc>
+        <w:tc>
+          <w:tcPr>
+            <w:tcW w:w="2356" w:type="dxa"/>
             <w:tcBorders/>
             <w:shd w:color="auto" w:fill="auto" w:val="clear"/>
             <w:vAlign w:val="center"/>
@@ -1168,30 +1168,30 @@
         <w:trPr/>
         <w:tc>
           <w:tcPr>
-            <w:tcW w:w="2166" w:type="dxa"/>
-            <w:tcBorders/>
-            <w:shd w:color="auto" w:fill="auto" w:val="clear"/>
-            <w:vAlign w:val="center"/>
-          </w:tcPr>
-          <w:p>
-            <w:pPr>
-              <w:pStyle w:val="TableContents"/>
-              <w:rPr>
-                <w:sz w:val="20"/>
-                <w:szCs w:val="20"/>
-              </w:rPr>
-            </w:pPr>
-            <w:r>
-              <w:rPr>
-                <w:sz w:val="20"/>
-                <w:szCs w:val="20"/>
-              </w:rPr>
-            </w:r>
-          </w:p>
-        </w:tc>
-        <w:tc>
-          <w:tcPr>
-            <w:tcW w:w="2355" w:type="dxa"/>
+            <w:tcW w:w="2165" w:type="dxa"/>
+            <w:tcBorders/>
+            <w:shd w:color="auto" w:fill="auto" w:val="clear"/>
+            <w:vAlign w:val="center"/>
+          </w:tcPr>
+          <w:p>
+            <w:pPr>
+              <w:pStyle w:val="TableContents"/>
+              <w:rPr>
+                <w:sz w:val="20"/>
+                <w:szCs w:val="20"/>
+              </w:rPr>
+            </w:pPr>
+            <w:r>
+              <w:rPr>
+                <w:sz w:val="20"/>
+                <w:szCs w:val="20"/>
+              </w:rPr>
+            </w:r>
+          </w:p>
+        </w:tc>
+        <w:tc>
+          <w:tcPr>
+            <w:tcW w:w="2356" w:type="dxa"/>
             <w:tcBorders/>
             <w:shd w:color="auto" w:fill="auto" w:val="clear"/>
             <w:vAlign w:val="center"/>
@@ -1292,30 +1292,30 @@
         <w:trPr/>
         <w:tc>
           <w:tcPr>
-            <w:tcW w:w="2166" w:type="dxa"/>
-            <w:tcBorders/>
-            <w:shd w:color="auto" w:fill="auto" w:val="clear"/>
-            <w:vAlign w:val="center"/>
-          </w:tcPr>
-          <w:p>
-            <w:pPr>
-              <w:pStyle w:val="TableContents"/>
-              <w:rPr>
-                <w:sz w:val="20"/>
-                <w:szCs w:val="20"/>
-              </w:rPr>
-            </w:pPr>
-            <w:r>
-              <w:rPr>
-                <w:sz w:val="20"/>
-                <w:szCs w:val="20"/>
-              </w:rPr>
-            </w:r>
-          </w:p>
-        </w:tc>
-        <w:tc>
-          <w:tcPr>
-            <w:tcW w:w="2355" w:type="dxa"/>
+            <w:tcW w:w="2165" w:type="dxa"/>
+            <w:tcBorders/>
+            <w:shd w:color="auto" w:fill="auto" w:val="clear"/>
+            <w:vAlign w:val="center"/>
+          </w:tcPr>
+          <w:p>
+            <w:pPr>
+              <w:pStyle w:val="TableContents"/>
+              <w:rPr>
+                <w:sz w:val="20"/>
+                <w:szCs w:val="20"/>
+              </w:rPr>
+            </w:pPr>
+            <w:r>
+              <w:rPr>
+                <w:sz w:val="20"/>
+                <w:szCs w:val="20"/>
+              </w:rPr>
+            </w:r>
+          </w:p>
+        </w:tc>
+        <w:tc>
+          <w:tcPr>
+            <w:tcW w:w="2356" w:type="dxa"/>
             <w:tcBorders/>
             <w:shd w:color="auto" w:fill="auto" w:val="clear"/>
             <w:vAlign w:val="center"/>
@@ -1415,30 +1415,30 @@
         <w:trPr/>
         <w:tc>
           <w:tcPr>
-            <w:tcW w:w="2166" w:type="dxa"/>
-            <w:tcBorders/>
-            <w:shd w:color="auto" w:fill="auto" w:val="clear"/>
-            <w:vAlign w:val="center"/>
-          </w:tcPr>
-          <w:p>
-            <w:pPr>
-              <w:pStyle w:val="TableContents"/>
-              <w:rPr>
-                <w:sz w:val="20"/>
-                <w:szCs w:val="20"/>
-              </w:rPr>
-            </w:pPr>
-            <w:r>
-              <w:rPr>
-                <w:sz w:val="20"/>
-                <w:szCs w:val="20"/>
-              </w:rPr>
-            </w:r>
-          </w:p>
-        </w:tc>
-        <w:tc>
-          <w:tcPr>
-            <w:tcW w:w="2355" w:type="dxa"/>
+            <w:tcW w:w="2165" w:type="dxa"/>
+            <w:tcBorders/>
+            <w:shd w:color="auto" w:fill="auto" w:val="clear"/>
+            <w:vAlign w:val="center"/>
+          </w:tcPr>
+          <w:p>
+            <w:pPr>
+              <w:pStyle w:val="TableContents"/>
+              <w:rPr>
+                <w:sz w:val="20"/>
+                <w:szCs w:val="20"/>
+              </w:rPr>
+            </w:pPr>
+            <w:r>
+              <w:rPr>
+                <w:sz w:val="20"/>
+                <w:szCs w:val="20"/>
+              </w:rPr>
+            </w:r>
+          </w:p>
+        </w:tc>
+        <w:tc>
+          <w:tcPr>
+            <w:tcW w:w="2356" w:type="dxa"/>
             <w:tcBorders/>
             <w:shd w:color="auto" w:fill="auto" w:val="clear"/>
             <w:vAlign w:val="center"/>
@@ -1541,30 +1541,30 @@
         <w:trPr/>
         <w:tc>
           <w:tcPr>
-            <w:tcW w:w="2166" w:type="dxa"/>
-            <w:tcBorders/>
-            <w:shd w:color="auto" w:fill="auto" w:val="clear"/>
-            <w:vAlign w:val="center"/>
-          </w:tcPr>
-          <w:p>
-            <w:pPr>
-              <w:pStyle w:val="TableContents"/>
-              <w:rPr>
-                <w:sz w:val="20"/>
-                <w:szCs w:val="20"/>
-              </w:rPr>
-            </w:pPr>
-            <w:r>
-              <w:rPr>
-                <w:sz w:val="20"/>
-                <w:szCs w:val="20"/>
-              </w:rPr>
-            </w:r>
-          </w:p>
-        </w:tc>
-        <w:tc>
-          <w:tcPr>
-            <w:tcW w:w="2355" w:type="dxa"/>
+            <w:tcW w:w="2165" w:type="dxa"/>
+            <w:tcBorders/>
+            <w:shd w:color="auto" w:fill="auto" w:val="clear"/>
+            <w:vAlign w:val="center"/>
+          </w:tcPr>
+          <w:p>
+            <w:pPr>
+              <w:pStyle w:val="TableContents"/>
+              <w:rPr>
+                <w:sz w:val="20"/>
+                <w:szCs w:val="20"/>
+              </w:rPr>
+            </w:pPr>
+            <w:r>
+              <w:rPr>
+                <w:sz w:val="20"/>
+                <w:szCs w:val="20"/>
+              </w:rPr>
+            </w:r>
+          </w:p>
+        </w:tc>
+        <w:tc>
+          <w:tcPr>
+            <w:tcW w:w="2356" w:type="dxa"/>
             <w:tcBorders/>
             <w:shd w:color="auto" w:fill="auto" w:val="clear"/>
             <w:vAlign w:val="center"/>
@@ -1664,30 +1664,30 @@
         <w:trPr/>
         <w:tc>
           <w:tcPr>
-            <w:tcW w:w="2166" w:type="dxa"/>
-            <w:tcBorders/>
-            <w:shd w:color="auto" w:fill="auto" w:val="clear"/>
-            <w:vAlign w:val="center"/>
-          </w:tcPr>
-          <w:p>
-            <w:pPr>
-              <w:pStyle w:val="TableContents"/>
-              <w:rPr>
-                <w:sz w:val="20"/>
-                <w:szCs w:val="20"/>
-              </w:rPr>
-            </w:pPr>
-            <w:r>
-              <w:rPr>
-                <w:sz w:val="20"/>
-                <w:szCs w:val="20"/>
-              </w:rPr>
-            </w:r>
-          </w:p>
-        </w:tc>
-        <w:tc>
-          <w:tcPr>
-            <w:tcW w:w="2355" w:type="dxa"/>
+            <w:tcW w:w="2165" w:type="dxa"/>
+            <w:tcBorders/>
+            <w:shd w:color="auto" w:fill="auto" w:val="clear"/>
+            <w:vAlign w:val="center"/>
+          </w:tcPr>
+          <w:p>
+            <w:pPr>
+              <w:pStyle w:val="TableContents"/>
+              <w:rPr>
+                <w:sz w:val="20"/>
+                <w:szCs w:val="20"/>
+              </w:rPr>
+            </w:pPr>
+            <w:r>
+              <w:rPr>
+                <w:sz w:val="20"/>
+                <w:szCs w:val="20"/>
+              </w:rPr>
+            </w:r>
+          </w:p>
+        </w:tc>
+        <w:tc>
+          <w:tcPr>
+            <w:tcW w:w="2356" w:type="dxa"/>
             <w:tcBorders/>
             <w:shd w:color="auto" w:fill="auto" w:val="clear"/>
             <w:vAlign w:val="center"/>
@@ -1794,32 +1794,32 @@
         <w:trPr/>
         <w:tc>
           <w:tcPr>
-            <w:tcW w:w="2166" w:type="dxa"/>
-            <w:tcBorders/>
-            <w:shd w:color="auto" w:fill="auto" w:val="clear"/>
-            <w:vAlign w:val="center"/>
-          </w:tcPr>
-          <w:p>
-            <w:pPr>
-              <w:pStyle w:val="TableContents"/>
-              <w:rPr>
-                <w:sz w:val="20"/>
-                <w:szCs w:val="20"/>
-                <w:lang w:val="ru-RU"/>
-              </w:rPr>
-            </w:pPr>
-            <w:r>
-              <w:rPr>
-                <w:sz w:val="20"/>
-                <w:szCs w:val="20"/>
-                <w:lang w:val="ru-RU"/>
-              </w:rPr>
-            </w:r>
-          </w:p>
-        </w:tc>
-        <w:tc>
-          <w:tcPr>
-            <w:tcW w:w="2355" w:type="dxa"/>
+            <w:tcW w:w="2165" w:type="dxa"/>
+            <w:tcBorders/>
+            <w:shd w:color="auto" w:fill="auto" w:val="clear"/>
+            <w:vAlign w:val="center"/>
+          </w:tcPr>
+          <w:p>
+            <w:pPr>
+              <w:pStyle w:val="TableContents"/>
+              <w:rPr>
+                <w:sz w:val="20"/>
+                <w:szCs w:val="20"/>
+                <w:lang w:val="ru-RU"/>
+              </w:rPr>
+            </w:pPr>
+            <w:r>
+              <w:rPr>
+                <w:sz w:val="20"/>
+                <w:szCs w:val="20"/>
+                <w:lang w:val="ru-RU"/>
+              </w:rPr>
+            </w:r>
+          </w:p>
+        </w:tc>
+        <w:tc>
+          <w:tcPr>
+            <w:tcW w:w="2356" w:type="dxa"/>
             <w:tcBorders/>
             <w:shd w:color="auto" w:fill="auto" w:val="clear"/>
             <w:vAlign w:val="center"/>
@@ -1932,32 +1932,32 @@
         <w:trPr/>
         <w:tc>
           <w:tcPr>
-            <w:tcW w:w="2166" w:type="dxa"/>
-            <w:tcBorders/>
-            <w:shd w:color="auto" w:fill="auto" w:val="clear"/>
-            <w:vAlign w:val="center"/>
-          </w:tcPr>
-          <w:p>
-            <w:pPr>
-              <w:pStyle w:val="TableContents"/>
-              <w:rPr>
-                <w:sz w:val="20"/>
-                <w:szCs w:val="20"/>
-                <w:lang w:val="ru-RU"/>
-              </w:rPr>
-            </w:pPr>
-            <w:r>
-              <w:rPr>
-                <w:sz w:val="20"/>
-                <w:szCs w:val="20"/>
-                <w:lang w:val="ru-RU"/>
-              </w:rPr>
-            </w:r>
-          </w:p>
-        </w:tc>
-        <w:tc>
-          <w:tcPr>
-            <w:tcW w:w="2355" w:type="dxa"/>
+            <w:tcW w:w="2165" w:type="dxa"/>
+            <w:tcBorders/>
+            <w:shd w:color="auto" w:fill="auto" w:val="clear"/>
+            <w:vAlign w:val="center"/>
+          </w:tcPr>
+          <w:p>
+            <w:pPr>
+              <w:pStyle w:val="TableContents"/>
+              <w:rPr>
+                <w:sz w:val="20"/>
+                <w:szCs w:val="20"/>
+                <w:lang w:val="ru-RU"/>
+              </w:rPr>
+            </w:pPr>
+            <w:r>
+              <w:rPr>
+                <w:sz w:val="20"/>
+                <w:szCs w:val="20"/>
+                <w:lang w:val="ru-RU"/>
+              </w:rPr>
+            </w:r>
+          </w:p>
+        </w:tc>
+        <w:tc>
+          <w:tcPr>
+            <w:tcW w:w="2356" w:type="dxa"/>
             <w:tcBorders/>
             <w:shd w:color="auto" w:fill="auto" w:val="clear"/>
             <w:vAlign w:val="center"/>
@@ -2103,30 +2103,30 @@
         <w:trPr/>
         <w:tc>
           <w:tcPr>
-            <w:tcW w:w="2166" w:type="dxa"/>
-            <w:tcBorders/>
-            <w:shd w:color="auto" w:fill="auto" w:val="clear"/>
-            <w:vAlign w:val="center"/>
-          </w:tcPr>
-          <w:p>
-            <w:pPr>
-              <w:pStyle w:val="TableContents"/>
-              <w:rPr>
-                <w:sz w:val="20"/>
-                <w:szCs w:val="20"/>
-              </w:rPr>
-            </w:pPr>
-            <w:r>
-              <w:rPr>
-                <w:sz w:val="20"/>
-                <w:szCs w:val="20"/>
-              </w:rPr>
-            </w:r>
-          </w:p>
-        </w:tc>
-        <w:tc>
-          <w:tcPr>
-            <w:tcW w:w="2355" w:type="dxa"/>
+            <w:tcW w:w="2165" w:type="dxa"/>
+            <w:tcBorders/>
+            <w:shd w:color="auto" w:fill="auto" w:val="clear"/>
+            <w:vAlign w:val="center"/>
+          </w:tcPr>
+          <w:p>
+            <w:pPr>
+              <w:pStyle w:val="TableContents"/>
+              <w:rPr>
+                <w:sz w:val="20"/>
+                <w:szCs w:val="20"/>
+              </w:rPr>
+            </w:pPr>
+            <w:r>
+              <w:rPr>
+                <w:sz w:val="20"/>
+                <w:szCs w:val="20"/>
+              </w:rPr>
+            </w:r>
+          </w:p>
+        </w:tc>
+        <w:tc>
+          <w:tcPr>
+            <w:tcW w:w="2356" w:type="dxa"/>
             <w:tcBorders/>
             <w:shd w:color="auto" w:fill="auto" w:val="clear"/>
             <w:vAlign w:val="center"/>
@@ -2226,30 +2226,30 @@
         <w:trPr/>
         <w:tc>
           <w:tcPr>
-            <w:tcW w:w="2166" w:type="dxa"/>
-            <w:tcBorders/>
-            <w:shd w:color="auto" w:fill="auto" w:val="clear"/>
-            <w:vAlign w:val="center"/>
-          </w:tcPr>
-          <w:p>
-            <w:pPr>
-              <w:pStyle w:val="TableContents"/>
-              <w:rPr>
-                <w:sz w:val="20"/>
-                <w:szCs w:val="20"/>
-              </w:rPr>
-            </w:pPr>
-            <w:r>
-              <w:rPr>
-                <w:sz w:val="20"/>
-                <w:szCs w:val="20"/>
-              </w:rPr>
-            </w:r>
-          </w:p>
-        </w:tc>
-        <w:tc>
-          <w:tcPr>
-            <w:tcW w:w="2355" w:type="dxa"/>
+            <w:tcW w:w="2165" w:type="dxa"/>
+            <w:tcBorders/>
+            <w:shd w:color="auto" w:fill="auto" w:val="clear"/>
+            <w:vAlign w:val="center"/>
+          </w:tcPr>
+          <w:p>
+            <w:pPr>
+              <w:pStyle w:val="TableContents"/>
+              <w:rPr>
+                <w:sz w:val="20"/>
+                <w:szCs w:val="20"/>
+              </w:rPr>
+            </w:pPr>
+            <w:r>
+              <w:rPr>
+                <w:sz w:val="20"/>
+                <w:szCs w:val="20"/>
+              </w:rPr>
+            </w:r>
+          </w:p>
+        </w:tc>
+        <w:tc>
+          <w:tcPr>
+            <w:tcW w:w="2356" w:type="dxa"/>
             <w:tcBorders/>
             <w:shd w:color="auto" w:fill="auto" w:val="clear"/>
             <w:vAlign w:val="center"/>
@@ -2352,30 +2352,30 @@
         <w:trPr/>
         <w:tc>
           <w:tcPr>
-            <w:tcW w:w="2166" w:type="dxa"/>
-            <w:tcBorders/>
-            <w:shd w:color="auto" w:fill="auto" w:val="clear"/>
-            <w:vAlign w:val="center"/>
-          </w:tcPr>
-          <w:p>
-            <w:pPr>
-              <w:pStyle w:val="TableContents"/>
-              <w:rPr>
-                <w:sz w:val="20"/>
-                <w:szCs w:val="20"/>
-              </w:rPr>
-            </w:pPr>
-            <w:r>
-              <w:rPr>
-                <w:sz w:val="20"/>
-                <w:szCs w:val="20"/>
-              </w:rPr>
-            </w:r>
-          </w:p>
-        </w:tc>
-        <w:tc>
-          <w:tcPr>
-            <w:tcW w:w="2355" w:type="dxa"/>
+            <w:tcW w:w="2165" w:type="dxa"/>
+            <w:tcBorders/>
+            <w:shd w:color="auto" w:fill="auto" w:val="clear"/>
+            <w:vAlign w:val="center"/>
+          </w:tcPr>
+          <w:p>
+            <w:pPr>
+              <w:pStyle w:val="TableContents"/>
+              <w:rPr>
+                <w:sz w:val="20"/>
+                <w:szCs w:val="20"/>
+              </w:rPr>
+            </w:pPr>
+            <w:r>
+              <w:rPr>
+                <w:sz w:val="20"/>
+                <w:szCs w:val="20"/>
+              </w:rPr>
+            </w:r>
+          </w:p>
+        </w:tc>
+        <w:tc>
+          <w:tcPr>
+            <w:tcW w:w="2356" w:type="dxa"/>
             <w:tcBorders/>
             <w:shd w:color="auto" w:fill="auto" w:val="clear"/>
             <w:vAlign w:val="center"/>
@@ -2475,7 +2475,7 @@
         <w:trPr/>
         <w:tc>
           <w:tcPr>
-            <w:tcW w:w="2166" w:type="dxa"/>
+            <w:tcW w:w="2165" w:type="dxa"/>
             <w:tcBorders/>
             <w:shd w:color="auto" w:fill="auto" w:val="clear"/>
             <w:vAlign w:val="center"/>
@@ -2508,7 +2508,7 @@
         </w:tc>
         <w:tc>
           <w:tcPr>
-            <w:tcW w:w="2355" w:type="dxa"/>
+            <w:tcW w:w="2356" w:type="dxa"/>
             <w:tcBorders/>
             <w:shd w:color="auto" w:fill="auto" w:val="clear"/>
             <w:vAlign w:val="center"/>
@@ -2607,30 +2607,30 @@
         <w:trPr/>
         <w:tc>
           <w:tcPr>
-            <w:tcW w:w="2166" w:type="dxa"/>
-            <w:tcBorders/>
-            <w:shd w:color="auto" w:fill="auto" w:val="clear"/>
-            <w:vAlign w:val="center"/>
-          </w:tcPr>
-          <w:p>
-            <w:pPr>
-              <w:pStyle w:val="TableContents"/>
-              <w:rPr>
-                <w:sz w:val="20"/>
-                <w:szCs w:val="20"/>
-              </w:rPr>
-            </w:pPr>
-            <w:r>
-              <w:rPr>
-                <w:sz w:val="20"/>
-                <w:szCs w:val="20"/>
-              </w:rPr>
-            </w:r>
-          </w:p>
-        </w:tc>
-        <w:tc>
-          <w:tcPr>
-            <w:tcW w:w="2355" w:type="dxa"/>
+            <w:tcW w:w="2165" w:type="dxa"/>
+            <w:tcBorders/>
+            <w:shd w:color="auto" w:fill="auto" w:val="clear"/>
+            <w:vAlign w:val="center"/>
+          </w:tcPr>
+          <w:p>
+            <w:pPr>
+              <w:pStyle w:val="TableContents"/>
+              <w:rPr>
+                <w:sz w:val="20"/>
+                <w:szCs w:val="20"/>
+              </w:rPr>
+            </w:pPr>
+            <w:r>
+              <w:rPr>
+                <w:sz w:val="20"/>
+                <w:szCs w:val="20"/>
+              </w:rPr>
+            </w:r>
+          </w:p>
+        </w:tc>
+        <w:tc>
+          <w:tcPr>
+            <w:tcW w:w="2356" w:type="dxa"/>
             <w:tcBorders/>
             <w:shd w:color="auto" w:fill="auto" w:val="clear"/>
             <w:vAlign w:val="center"/>
@@ -2808,30 +2808,30 @@
         <w:trPr/>
         <w:tc>
           <w:tcPr>
-            <w:tcW w:w="2166" w:type="dxa"/>
-            <w:tcBorders/>
-            <w:shd w:color="auto" w:fill="auto" w:val="clear"/>
-            <w:vAlign w:val="center"/>
-          </w:tcPr>
-          <w:p>
-            <w:pPr>
-              <w:pStyle w:val="TableContents"/>
-              <w:rPr>
-                <w:sz w:val="20"/>
-                <w:szCs w:val="20"/>
-              </w:rPr>
-            </w:pPr>
-            <w:r>
-              <w:rPr>
-                <w:sz w:val="20"/>
-                <w:szCs w:val="20"/>
-              </w:rPr>
-            </w:r>
-          </w:p>
-        </w:tc>
-        <w:tc>
-          <w:tcPr>
-            <w:tcW w:w="2355" w:type="dxa"/>
+            <w:tcW w:w="2165" w:type="dxa"/>
+            <w:tcBorders/>
+            <w:shd w:color="auto" w:fill="auto" w:val="clear"/>
+            <w:vAlign w:val="center"/>
+          </w:tcPr>
+          <w:p>
+            <w:pPr>
+              <w:pStyle w:val="TableContents"/>
+              <w:rPr>
+                <w:sz w:val="20"/>
+                <w:szCs w:val="20"/>
+              </w:rPr>
+            </w:pPr>
+            <w:r>
+              <w:rPr>
+                <w:sz w:val="20"/>
+                <w:szCs w:val="20"/>
+              </w:rPr>
+            </w:r>
+          </w:p>
+        </w:tc>
+        <w:tc>
+          <w:tcPr>
+            <w:tcW w:w="2356" w:type="dxa"/>
             <w:tcBorders/>
             <w:shd w:color="auto" w:fill="auto" w:val="clear"/>
             <w:vAlign w:val="center"/>
@@ -2934,30 +2934,30 @@
         <w:trPr/>
         <w:tc>
           <w:tcPr>
-            <w:tcW w:w="2166" w:type="dxa"/>
-            <w:tcBorders/>
-            <w:shd w:color="auto" w:fill="auto" w:val="clear"/>
-            <w:vAlign w:val="center"/>
-          </w:tcPr>
-          <w:p>
-            <w:pPr>
-              <w:pStyle w:val="TableContents"/>
-              <w:rPr>
-                <w:sz w:val="20"/>
-                <w:szCs w:val="20"/>
-              </w:rPr>
-            </w:pPr>
-            <w:r>
-              <w:rPr>
-                <w:sz w:val="20"/>
-                <w:szCs w:val="20"/>
-              </w:rPr>
-            </w:r>
-          </w:p>
-        </w:tc>
-        <w:tc>
-          <w:tcPr>
-            <w:tcW w:w="2355" w:type="dxa"/>
+            <w:tcW w:w="2165" w:type="dxa"/>
+            <w:tcBorders/>
+            <w:shd w:color="auto" w:fill="auto" w:val="clear"/>
+            <w:vAlign w:val="center"/>
+          </w:tcPr>
+          <w:p>
+            <w:pPr>
+              <w:pStyle w:val="TableContents"/>
+              <w:rPr>
+                <w:sz w:val="20"/>
+                <w:szCs w:val="20"/>
+              </w:rPr>
+            </w:pPr>
+            <w:r>
+              <w:rPr>
+                <w:sz w:val="20"/>
+                <w:szCs w:val="20"/>
+              </w:rPr>
+            </w:r>
+          </w:p>
+        </w:tc>
+        <w:tc>
+          <w:tcPr>
+            <w:tcW w:w="2356" w:type="dxa"/>
             <w:tcBorders/>
             <w:shd w:color="auto" w:fill="auto" w:val="clear"/>
             <w:vAlign w:val="center"/>
@@ -3057,30 +3057,30 @@
         <w:trPr/>
         <w:tc>
           <w:tcPr>
-            <w:tcW w:w="2166" w:type="dxa"/>
-            <w:tcBorders/>
-            <w:shd w:color="auto" w:fill="auto" w:val="clear"/>
-            <w:vAlign w:val="center"/>
-          </w:tcPr>
-          <w:p>
-            <w:pPr>
-              <w:pStyle w:val="TableContents"/>
-              <w:rPr>
-                <w:sz w:val="20"/>
-                <w:szCs w:val="20"/>
-              </w:rPr>
-            </w:pPr>
-            <w:r>
-              <w:rPr>
-                <w:sz w:val="20"/>
-                <w:szCs w:val="20"/>
-              </w:rPr>
-            </w:r>
-          </w:p>
-        </w:tc>
-        <w:tc>
-          <w:tcPr>
-            <w:tcW w:w="2355" w:type="dxa"/>
+            <w:tcW w:w="2165" w:type="dxa"/>
+            <w:tcBorders/>
+            <w:shd w:color="auto" w:fill="auto" w:val="clear"/>
+            <w:vAlign w:val="center"/>
+          </w:tcPr>
+          <w:p>
+            <w:pPr>
+              <w:pStyle w:val="TableContents"/>
+              <w:rPr>
+                <w:sz w:val="20"/>
+                <w:szCs w:val="20"/>
+              </w:rPr>
+            </w:pPr>
+            <w:r>
+              <w:rPr>
+                <w:sz w:val="20"/>
+                <w:szCs w:val="20"/>
+              </w:rPr>
+            </w:r>
+          </w:p>
+        </w:tc>
+        <w:tc>
+          <w:tcPr>
+            <w:tcW w:w="2356" w:type="dxa"/>
             <w:tcBorders/>
             <w:shd w:color="auto" w:fill="auto" w:val="clear"/>
             <w:vAlign w:val="center"/>
@@ -3196,30 +3196,30 @@
         <w:trPr/>
         <w:tc>
           <w:tcPr>
-            <w:tcW w:w="2166" w:type="dxa"/>
-            <w:tcBorders/>
-            <w:shd w:color="auto" w:fill="auto" w:val="clear"/>
-            <w:vAlign w:val="center"/>
-          </w:tcPr>
-          <w:p>
-            <w:pPr>
-              <w:pStyle w:val="TableContents"/>
-              <w:rPr>
-                <w:sz w:val="20"/>
-                <w:szCs w:val="20"/>
-              </w:rPr>
-            </w:pPr>
-            <w:r>
-              <w:rPr>
-                <w:sz w:val="20"/>
-                <w:szCs w:val="20"/>
-              </w:rPr>
-            </w:r>
-          </w:p>
-        </w:tc>
-        <w:tc>
-          <w:tcPr>
-            <w:tcW w:w="2355" w:type="dxa"/>
+            <w:tcW w:w="2165" w:type="dxa"/>
+            <w:tcBorders/>
+            <w:shd w:color="auto" w:fill="auto" w:val="clear"/>
+            <w:vAlign w:val="center"/>
+          </w:tcPr>
+          <w:p>
+            <w:pPr>
+              <w:pStyle w:val="TableContents"/>
+              <w:rPr>
+                <w:sz w:val="20"/>
+                <w:szCs w:val="20"/>
+              </w:rPr>
+            </w:pPr>
+            <w:r>
+              <w:rPr>
+                <w:sz w:val="20"/>
+                <w:szCs w:val="20"/>
+              </w:rPr>
+            </w:r>
+          </w:p>
+        </w:tc>
+        <w:tc>
+          <w:tcPr>
+            <w:tcW w:w="2356" w:type="dxa"/>
             <w:tcBorders/>
             <w:shd w:color="auto" w:fill="auto" w:val="clear"/>
             <w:vAlign w:val="center"/>
@@ -3341,30 +3341,30 @@
         <w:trPr/>
         <w:tc>
           <w:tcPr>
-            <w:tcW w:w="2166" w:type="dxa"/>
-            <w:tcBorders/>
-            <w:shd w:color="auto" w:fill="auto" w:val="clear"/>
-            <w:vAlign w:val="center"/>
-          </w:tcPr>
-          <w:p>
-            <w:pPr>
-              <w:pStyle w:val="TableContents"/>
-              <w:rPr>
-                <w:sz w:val="20"/>
-                <w:szCs w:val="20"/>
-              </w:rPr>
-            </w:pPr>
-            <w:r>
-              <w:rPr>
-                <w:sz w:val="20"/>
-                <w:szCs w:val="20"/>
-              </w:rPr>
-            </w:r>
-          </w:p>
-        </w:tc>
-        <w:tc>
-          <w:tcPr>
-            <w:tcW w:w="2355" w:type="dxa"/>
+            <w:tcW w:w="2165" w:type="dxa"/>
+            <w:tcBorders/>
+            <w:shd w:color="auto" w:fill="auto" w:val="clear"/>
+            <w:vAlign w:val="center"/>
+          </w:tcPr>
+          <w:p>
+            <w:pPr>
+              <w:pStyle w:val="TableContents"/>
+              <w:rPr>
+                <w:sz w:val="20"/>
+                <w:szCs w:val="20"/>
+              </w:rPr>
+            </w:pPr>
+            <w:r>
+              <w:rPr>
+                <w:sz w:val="20"/>
+                <w:szCs w:val="20"/>
+              </w:rPr>
+            </w:r>
+          </w:p>
+        </w:tc>
+        <w:tc>
+          <w:tcPr>
+            <w:tcW w:w="2356" w:type="dxa"/>
             <w:tcBorders/>
             <w:shd w:color="auto" w:fill="auto" w:val="clear"/>
             <w:vAlign w:val="center"/>
@@ -3497,30 +3497,30 @@
         <w:trPr/>
         <w:tc>
           <w:tcPr>
-            <w:tcW w:w="2166" w:type="dxa"/>
-            <w:tcBorders/>
-            <w:shd w:color="auto" w:fill="auto" w:val="clear"/>
-            <w:vAlign w:val="center"/>
-          </w:tcPr>
-          <w:p>
-            <w:pPr>
-              <w:pStyle w:val="TableContents"/>
-              <w:rPr>
-                <w:sz w:val="20"/>
-                <w:szCs w:val="20"/>
-              </w:rPr>
-            </w:pPr>
-            <w:r>
-              <w:rPr>
-                <w:sz w:val="20"/>
-                <w:szCs w:val="20"/>
-              </w:rPr>
-            </w:r>
-          </w:p>
-        </w:tc>
-        <w:tc>
-          <w:tcPr>
-            <w:tcW w:w="2355" w:type="dxa"/>
+            <w:tcW w:w="2165" w:type="dxa"/>
+            <w:tcBorders/>
+            <w:shd w:color="auto" w:fill="auto" w:val="clear"/>
+            <w:vAlign w:val="center"/>
+          </w:tcPr>
+          <w:p>
+            <w:pPr>
+              <w:pStyle w:val="TableContents"/>
+              <w:rPr>
+                <w:sz w:val="20"/>
+                <w:szCs w:val="20"/>
+              </w:rPr>
+            </w:pPr>
+            <w:r>
+              <w:rPr>
+                <w:sz w:val="20"/>
+                <w:szCs w:val="20"/>
+              </w:rPr>
+            </w:r>
+          </w:p>
+        </w:tc>
+        <w:tc>
+          <w:tcPr>
+            <w:tcW w:w="2356" w:type="dxa"/>
             <w:tcBorders/>
             <w:shd w:color="auto" w:fill="auto" w:val="clear"/>
             <w:vAlign w:val="center"/>
@@ -3620,7 +3620,7 @@
         <w:trPr/>
         <w:tc>
           <w:tcPr>
-            <w:tcW w:w="2166" w:type="dxa"/>
+            <w:tcW w:w="2165" w:type="dxa"/>
             <w:tcBorders/>
             <w:shd w:color="auto" w:fill="auto" w:val="clear"/>
             <w:vAlign w:val="center"/>
@@ -3661,7 +3661,7 @@
         </w:tc>
         <w:tc>
           <w:tcPr>
-            <w:tcW w:w="2355" w:type="dxa"/>
+            <w:tcW w:w="2356" w:type="dxa"/>
             <w:tcBorders/>
             <w:shd w:color="auto" w:fill="auto" w:val="clear"/>
             <w:vAlign w:val="center"/>
@@ -3760,30 +3760,30 @@
         <w:trPr/>
         <w:tc>
           <w:tcPr>
-            <w:tcW w:w="2166" w:type="dxa"/>
-            <w:tcBorders/>
-            <w:shd w:color="auto" w:fill="auto" w:val="clear"/>
-            <w:vAlign w:val="center"/>
-          </w:tcPr>
-          <w:p>
-            <w:pPr>
-              <w:pStyle w:val="TableContents"/>
-              <w:rPr>
-                <w:sz w:val="20"/>
-                <w:szCs w:val="20"/>
-              </w:rPr>
-            </w:pPr>
-            <w:r>
-              <w:rPr>
-                <w:sz w:val="20"/>
-                <w:szCs w:val="20"/>
-              </w:rPr>
-            </w:r>
-          </w:p>
-        </w:tc>
-        <w:tc>
-          <w:tcPr>
-            <w:tcW w:w="2355" w:type="dxa"/>
+            <w:tcW w:w="2165" w:type="dxa"/>
+            <w:tcBorders/>
+            <w:shd w:color="auto" w:fill="auto" w:val="clear"/>
+            <w:vAlign w:val="center"/>
+          </w:tcPr>
+          <w:p>
+            <w:pPr>
+              <w:pStyle w:val="TableContents"/>
+              <w:rPr>
+                <w:sz w:val="20"/>
+                <w:szCs w:val="20"/>
+              </w:rPr>
+            </w:pPr>
+            <w:r>
+              <w:rPr>
+                <w:sz w:val="20"/>
+                <w:szCs w:val="20"/>
+              </w:rPr>
+            </w:r>
+          </w:p>
+        </w:tc>
+        <w:tc>
+          <w:tcPr>
+            <w:tcW w:w="2356" w:type="dxa"/>
             <w:tcBorders/>
             <w:shd w:color="auto" w:fill="auto" w:val="clear"/>
             <w:vAlign w:val="center"/>
@@ -3883,30 +3883,30 @@
         <w:trPr/>
         <w:tc>
           <w:tcPr>
-            <w:tcW w:w="2166" w:type="dxa"/>
-            <w:tcBorders/>
-            <w:shd w:color="auto" w:fill="auto" w:val="clear"/>
-            <w:vAlign w:val="center"/>
-          </w:tcPr>
-          <w:p>
-            <w:pPr>
-              <w:pStyle w:val="TableContents"/>
-              <w:rPr>
-                <w:sz w:val="20"/>
-                <w:szCs w:val="20"/>
-              </w:rPr>
-            </w:pPr>
-            <w:r>
-              <w:rPr>
-                <w:sz w:val="20"/>
-                <w:szCs w:val="20"/>
-              </w:rPr>
-            </w:r>
-          </w:p>
-        </w:tc>
-        <w:tc>
-          <w:tcPr>
-            <w:tcW w:w="2355" w:type="dxa"/>
+            <w:tcW w:w="2165" w:type="dxa"/>
+            <w:tcBorders/>
+            <w:shd w:color="auto" w:fill="auto" w:val="clear"/>
+            <w:vAlign w:val="center"/>
+          </w:tcPr>
+          <w:p>
+            <w:pPr>
+              <w:pStyle w:val="TableContents"/>
+              <w:rPr>
+                <w:sz w:val="20"/>
+                <w:szCs w:val="20"/>
+              </w:rPr>
+            </w:pPr>
+            <w:r>
+              <w:rPr>
+                <w:sz w:val="20"/>
+                <w:szCs w:val="20"/>
+              </w:rPr>
+            </w:r>
+          </w:p>
+        </w:tc>
+        <w:tc>
+          <w:tcPr>
+            <w:tcW w:w="2356" w:type="dxa"/>
             <w:tcBorders/>
             <w:shd w:color="auto" w:fill="auto" w:val="clear"/>
             <w:vAlign w:val="center"/>
@@ -4022,30 +4022,30 @@
         <w:trPr/>
         <w:tc>
           <w:tcPr>
-            <w:tcW w:w="2166" w:type="dxa"/>
-            <w:tcBorders/>
-            <w:shd w:color="auto" w:fill="auto" w:val="clear"/>
-            <w:vAlign w:val="center"/>
-          </w:tcPr>
-          <w:p>
-            <w:pPr>
-              <w:pStyle w:val="TableContents"/>
-              <w:rPr>
-                <w:sz w:val="20"/>
-                <w:szCs w:val="20"/>
-              </w:rPr>
-            </w:pPr>
-            <w:r>
-              <w:rPr>
-                <w:sz w:val="20"/>
-                <w:szCs w:val="20"/>
-              </w:rPr>
-            </w:r>
-          </w:p>
-        </w:tc>
-        <w:tc>
-          <w:tcPr>
-            <w:tcW w:w="2355" w:type="dxa"/>
+            <w:tcW w:w="2165" w:type="dxa"/>
+            <w:tcBorders/>
+            <w:shd w:color="auto" w:fill="auto" w:val="clear"/>
+            <w:vAlign w:val="center"/>
+          </w:tcPr>
+          <w:p>
+            <w:pPr>
+              <w:pStyle w:val="TableContents"/>
+              <w:rPr>
+                <w:sz w:val="20"/>
+                <w:szCs w:val="20"/>
+              </w:rPr>
+            </w:pPr>
+            <w:r>
+              <w:rPr>
+                <w:sz w:val="20"/>
+                <w:szCs w:val="20"/>
+              </w:rPr>
+            </w:r>
+          </w:p>
+        </w:tc>
+        <w:tc>
+          <w:tcPr>
+            <w:tcW w:w="2356" w:type="dxa"/>
             <w:tcBorders/>
             <w:shd w:color="auto" w:fill="auto" w:val="clear"/>
             <w:vAlign w:val="center"/>
@@ -4143,30 +4143,30 @@
         <w:trPr/>
         <w:tc>
           <w:tcPr>
-            <w:tcW w:w="2166" w:type="dxa"/>
-            <w:tcBorders/>
-            <w:shd w:color="auto" w:fill="auto" w:val="clear"/>
-            <w:vAlign w:val="center"/>
-          </w:tcPr>
-          <w:p>
-            <w:pPr>
-              <w:pStyle w:val="TableContents"/>
-              <w:rPr>
-                <w:sz w:val="20"/>
-                <w:szCs w:val="20"/>
-              </w:rPr>
-            </w:pPr>
-            <w:r>
-              <w:rPr>
-                <w:sz w:val="20"/>
-                <w:szCs w:val="20"/>
-              </w:rPr>
-            </w:r>
-          </w:p>
-        </w:tc>
-        <w:tc>
-          <w:tcPr>
-            <w:tcW w:w="2355" w:type="dxa"/>
+            <w:tcW w:w="2165" w:type="dxa"/>
+            <w:tcBorders/>
+            <w:shd w:color="auto" w:fill="auto" w:val="clear"/>
+            <w:vAlign w:val="center"/>
+          </w:tcPr>
+          <w:p>
+            <w:pPr>
+              <w:pStyle w:val="TableContents"/>
+              <w:rPr>
+                <w:sz w:val="20"/>
+                <w:szCs w:val="20"/>
+              </w:rPr>
+            </w:pPr>
+            <w:r>
+              <w:rPr>
+                <w:sz w:val="20"/>
+                <w:szCs w:val="20"/>
+              </w:rPr>
+            </w:r>
+          </w:p>
+        </w:tc>
+        <w:tc>
+          <w:tcPr>
+            <w:tcW w:w="2356" w:type="dxa"/>
             <w:tcBorders/>
             <w:shd w:color="auto" w:fill="auto" w:val="clear"/>
             <w:vAlign w:val="center"/>
@@ -4267,30 +4267,30 @@
         <w:trPr/>
         <w:tc>
           <w:tcPr>
-            <w:tcW w:w="2166" w:type="dxa"/>
-            <w:tcBorders/>
-            <w:shd w:color="auto" w:fill="auto" w:val="clear"/>
-            <w:vAlign w:val="center"/>
-          </w:tcPr>
-          <w:p>
-            <w:pPr>
-              <w:pStyle w:val="TableContents"/>
-              <w:rPr>
-                <w:sz w:val="20"/>
-                <w:szCs w:val="20"/>
-              </w:rPr>
-            </w:pPr>
-            <w:r>
-              <w:rPr>
-                <w:sz w:val="20"/>
-                <w:szCs w:val="20"/>
-              </w:rPr>
-            </w:r>
-          </w:p>
-        </w:tc>
-        <w:tc>
-          <w:tcPr>
-            <w:tcW w:w="2355" w:type="dxa"/>
+            <w:tcW w:w="2165" w:type="dxa"/>
+            <w:tcBorders/>
+            <w:shd w:color="auto" w:fill="auto" w:val="clear"/>
+            <w:vAlign w:val="center"/>
+          </w:tcPr>
+          <w:p>
+            <w:pPr>
+              <w:pStyle w:val="TableContents"/>
+              <w:rPr>
+                <w:sz w:val="20"/>
+                <w:szCs w:val="20"/>
+              </w:rPr>
+            </w:pPr>
+            <w:r>
+              <w:rPr>
+                <w:sz w:val="20"/>
+                <w:szCs w:val="20"/>
+              </w:rPr>
+            </w:r>
+          </w:p>
+        </w:tc>
+        <w:tc>
+          <w:tcPr>
+            <w:tcW w:w="2356" w:type="dxa"/>
             <w:tcBorders/>
             <w:shd w:color="auto" w:fill="auto" w:val="clear"/>
             <w:vAlign w:val="center"/>
@@ -4390,30 +4390,30 @@
         <w:trPr/>
         <w:tc>
           <w:tcPr>
-            <w:tcW w:w="2166" w:type="dxa"/>
-            <w:tcBorders/>
-            <w:shd w:color="auto" w:fill="auto" w:val="clear"/>
-            <w:vAlign w:val="center"/>
-          </w:tcPr>
-          <w:p>
-            <w:pPr>
-              <w:pStyle w:val="TableContents"/>
-              <w:rPr>
-                <w:sz w:val="20"/>
-                <w:szCs w:val="20"/>
-              </w:rPr>
-            </w:pPr>
-            <w:r>
-              <w:rPr>
-                <w:sz w:val="20"/>
-                <w:szCs w:val="20"/>
-              </w:rPr>
-            </w:r>
-          </w:p>
-        </w:tc>
-        <w:tc>
-          <w:tcPr>
-            <w:tcW w:w="2355" w:type="dxa"/>
+            <w:tcW w:w="2165" w:type="dxa"/>
+            <w:tcBorders/>
+            <w:shd w:color="auto" w:fill="auto" w:val="clear"/>
+            <w:vAlign w:val="center"/>
+          </w:tcPr>
+          <w:p>
+            <w:pPr>
+              <w:pStyle w:val="TableContents"/>
+              <w:rPr>
+                <w:sz w:val="20"/>
+                <w:szCs w:val="20"/>
+              </w:rPr>
+            </w:pPr>
+            <w:r>
+              <w:rPr>
+                <w:sz w:val="20"/>
+                <w:szCs w:val="20"/>
+              </w:rPr>
+            </w:r>
+          </w:p>
+        </w:tc>
+        <w:tc>
+          <w:tcPr>
+            <w:tcW w:w="2356" w:type="dxa"/>
             <w:tcBorders/>
             <w:shd w:color="auto" w:fill="auto" w:val="clear"/>
             <w:vAlign w:val="center"/>
@@ -4514,30 +4514,30 @@
         <w:trPr/>
         <w:tc>
           <w:tcPr>
-            <w:tcW w:w="2166" w:type="dxa"/>
-            <w:tcBorders/>
-            <w:shd w:color="auto" w:fill="auto" w:val="clear"/>
-            <w:vAlign w:val="center"/>
-          </w:tcPr>
-          <w:p>
-            <w:pPr>
-              <w:pStyle w:val="TableContents"/>
-              <w:rPr>
-                <w:sz w:val="20"/>
-                <w:szCs w:val="20"/>
-              </w:rPr>
-            </w:pPr>
-            <w:r>
-              <w:rPr>
-                <w:sz w:val="20"/>
-                <w:szCs w:val="20"/>
-              </w:rPr>
-            </w:r>
-          </w:p>
-        </w:tc>
-        <w:tc>
-          <w:tcPr>
-            <w:tcW w:w="2355" w:type="dxa"/>
+            <w:tcW w:w="2165" w:type="dxa"/>
+            <w:tcBorders/>
+            <w:shd w:color="auto" w:fill="auto" w:val="clear"/>
+            <w:vAlign w:val="center"/>
+          </w:tcPr>
+          <w:p>
+            <w:pPr>
+              <w:pStyle w:val="TableContents"/>
+              <w:rPr>
+                <w:sz w:val="20"/>
+                <w:szCs w:val="20"/>
+              </w:rPr>
+            </w:pPr>
+            <w:r>
+              <w:rPr>
+                <w:sz w:val="20"/>
+                <w:szCs w:val="20"/>
+              </w:rPr>
+            </w:r>
+          </w:p>
+        </w:tc>
+        <w:tc>
+          <w:tcPr>
+            <w:tcW w:w="2356" w:type="dxa"/>
             <w:tcBorders/>
             <w:shd w:color="auto" w:fill="auto" w:val="clear"/>
             <w:vAlign w:val="center"/>
@@ -4637,30 +4637,30 @@
         <w:trPr/>
         <w:tc>
           <w:tcPr>
-            <w:tcW w:w="2166" w:type="dxa"/>
-            <w:tcBorders/>
-            <w:shd w:color="auto" w:fill="auto" w:val="clear"/>
-            <w:vAlign w:val="center"/>
-          </w:tcPr>
-          <w:p>
-            <w:pPr>
-              <w:pStyle w:val="TableContents"/>
-              <w:rPr>
-                <w:sz w:val="20"/>
-                <w:szCs w:val="20"/>
-              </w:rPr>
-            </w:pPr>
-            <w:r>
-              <w:rPr>
-                <w:sz w:val="20"/>
-                <w:szCs w:val="20"/>
-              </w:rPr>
-            </w:r>
-          </w:p>
-        </w:tc>
-        <w:tc>
-          <w:tcPr>
-            <w:tcW w:w="2355" w:type="dxa"/>
+            <w:tcW w:w="2165" w:type="dxa"/>
+            <w:tcBorders/>
+            <w:shd w:color="auto" w:fill="auto" w:val="clear"/>
+            <w:vAlign w:val="center"/>
+          </w:tcPr>
+          <w:p>
+            <w:pPr>
+              <w:pStyle w:val="TableContents"/>
+              <w:rPr>
+                <w:sz w:val="20"/>
+                <w:szCs w:val="20"/>
+              </w:rPr>
+            </w:pPr>
+            <w:r>
+              <w:rPr>
+                <w:sz w:val="20"/>
+                <w:szCs w:val="20"/>
+              </w:rPr>
+            </w:r>
+          </w:p>
+        </w:tc>
+        <w:tc>
+          <w:tcPr>
+            <w:tcW w:w="2356" w:type="dxa"/>
             <w:tcBorders/>
             <w:shd w:color="auto" w:fill="auto" w:val="clear"/>
             <w:vAlign w:val="center"/>
@@ -4761,30 +4761,30 @@
         <w:trPr/>
         <w:tc>
           <w:tcPr>
-            <w:tcW w:w="2166" w:type="dxa"/>
-            <w:tcBorders/>
-            <w:shd w:color="auto" w:fill="auto" w:val="clear"/>
-            <w:vAlign w:val="center"/>
-          </w:tcPr>
-          <w:p>
-            <w:pPr>
-              <w:pStyle w:val="TableContents"/>
-              <w:rPr>
-                <w:sz w:val="20"/>
-                <w:szCs w:val="20"/>
-              </w:rPr>
-            </w:pPr>
-            <w:r>
-              <w:rPr>
-                <w:sz w:val="20"/>
-                <w:szCs w:val="20"/>
-              </w:rPr>
-            </w:r>
-          </w:p>
-        </w:tc>
-        <w:tc>
-          <w:tcPr>
-            <w:tcW w:w="2355" w:type="dxa"/>
+            <w:tcW w:w="2165" w:type="dxa"/>
+            <w:tcBorders/>
+            <w:shd w:color="auto" w:fill="auto" w:val="clear"/>
+            <w:vAlign w:val="center"/>
+          </w:tcPr>
+          <w:p>
+            <w:pPr>
+              <w:pStyle w:val="TableContents"/>
+              <w:rPr>
+                <w:sz w:val="20"/>
+                <w:szCs w:val="20"/>
+              </w:rPr>
+            </w:pPr>
+            <w:r>
+              <w:rPr>
+                <w:sz w:val="20"/>
+                <w:szCs w:val="20"/>
+              </w:rPr>
+            </w:r>
+          </w:p>
+        </w:tc>
+        <w:tc>
+          <w:tcPr>
+            <w:tcW w:w="2356" w:type="dxa"/>
             <w:tcBorders/>
             <w:shd w:color="auto" w:fill="auto" w:val="clear"/>
             <w:vAlign w:val="center"/>
@@ -4884,30 +4884,30 @@
         <w:trPr/>
         <w:tc>
           <w:tcPr>
-            <w:tcW w:w="2166" w:type="dxa"/>
-            <w:tcBorders/>
-            <w:shd w:color="auto" w:fill="auto" w:val="clear"/>
-            <w:vAlign w:val="center"/>
-          </w:tcPr>
-          <w:p>
-            <w:pPr>
-              <w:pStyle w:val="TableContents"/>
-              <w:rPr>
-                <w:sz w:val="20"/>
-                <w:szCs w:val="20"/>
-              </w:rPr>
-            </w:pPr>
-            <w:r>
-              <w:rPr>
-                <w:sz w:val="20"/>
-                <w:szCs w:val="20"/>
-              </w:rPr>
-            </w:r>
-          </w:p>
-        </w:tc>
-        <w:tc>
-          <w:tcPr>
-            <w:tcW w:w="2355" w:type="dxa"/>
+            <w:tcW w:w="2165" w:type="dxa"/>
+            <w:tcBorders/>
+            <w:shd w:color="auto" w:fill="auto" w:val="clear"/>
+            <w:vAlign w:val="center"/>
+          </w:tcPr>
+          <w:p>
+            <w:pPr>
+              <w:pStyle w:val="TableContents"/>
+              <w:rPr>
+                <w:sz w:val="20"/>
+                <w:szCs w:val="20"/>
+              </w:rPr>
+            </w:pPr>
+            <w:r>
+              <w:rPr>
+                <w:sz w:val="20"/>
+                <w:szCs w:val="20"/>
+              </w:rPr>
+            </w:r>
+          </w:p>
+        </w:tc>
+        <w:tc>
+          <w:tcPr>
+            <w:tcW w:w="2356" w:type="dxa"/>
             <w:tcBorders/>
             <w:shd w:color="auto" w:fill="auto" w:val="clear"/>
             <w:vAlign w:val="center"/>
@@ -5008,30 +5008,30 @@
         <w:trPr/>
         <w:tc>
           <w:tcPr>
-            <w:tcW w:w="2166" w:type="dxa"/>
-            <w:tcBorders/>
-            <w:shd w:color="auto" w:fill="auto" w:val="clear"/>
-            <w:vAlign w:val="center"/>
-          </w:tcPr>
-          <w:p>
-            <w:pPr>
-              <w:pStyle w:val="TableContents"/>
-              <w:rPr>
-                <w:sz w:val="20"/>
-                <w:szCs w:val="20"/>
-              </w:rPr>
-            </w:pPr>
-            <w:r>
-              <w:rPr>
-                <w:sz w:val="20"/>
-                <w:szCs w:val="20"/>
-              </w:rPr>
-            </w:r>
-          </w:p>
-        </w:tc>
-        <w:tc>
-          <w:tcPr>
-            <w:tcW w:w="2355" w:type="dxa"/>
+            <w:tcW w:w="2165" w:type="dxa"/>
+            <w:tcBorders/>
+            <w:shd w:color="auto" w:fill="auto" w:val="clear"/>
+            <w:vAlign w:val="center"/>
+          </w:tcPr>
+          <w:p>
+            <w:pPr>
+              <w:pStyle w:val="TableContents"/>
+              <w:rPr>
+                <w:sz w:val="20"/>
+                <w:szCs w:val="20"/>
+              </w:rPr>
+            </w:pPr>
+            <w:r>
+              <w:rPr>
+                <w:sz w:val="20"/>
+                <w:szCs w:val="20"/>
+              </w:rPr>
+            </w:r>
+          </w:p>
+        </w:tc>
+        <w:tc>
+          <w:tcPr>
+            <w:tcW w:w="2356" w:type="dxa"/>
             <w:tcBorders/>
             <w:shd w:color="auto" w:fill="auto" w:val="clear"/>
             <w:vAlign w:val="center"/>
@@ -5129,30 +5129,30 @@
         <w:trPr/>
         <w:tc>
           <w:tcPr>
-            <w:tcW w:w="2166" w:type="dxa"/>
-            <w:tcBorders/>
-            <w:shd w:color="auto" w:fill="auto" w:val="clear"/>
-            <w:vAlign w:val="center"/>
-          </w:tcPr>
-          <w:p>
-            <w:pPr>
-              <w:pStyle w:val="TableContents"/>
-              <w:rPr>
-                <w:sz w:val="20"/>
-                <w:szCs w:val="20"/>
-              </w:rPr>
-            </w:pPr>
-            <w:r>
-              <w:rPr>
-                <w:sz w:val="20"/>
-                <w:szCs w:val="20"/>
-              </w:rPr>
-            </w:r>
-          </w:p>
-        </w:tc>
-        <w:tc>
-          <w:tcPr>
-            <w:tcW w:w="2355" w:type="dxa"/>
+            <w:tcW w:w="2165" w:type="dxa"/>
+            <w:tcBorders/>
+            <w:shd w:color="auto" w:fill="auto" w:val="clear"/>
+            <w:vAlign w:val="center"/>
+          </w:tcPr>
+          <w:p>
+            <w:pPr>
+              <w:pStyle w:val="TableContents"/>
+              <w:rPr>
+                <w:sz w:val="20"/>
+                <w:szCs w:val="20"/>
+              </w:rPr>
+            </w:pPr>
+            <w:r>
+              <w:rPr>
+                <w:sz w:val="20"/>
+                <w:szCs w:val="20"/>
+              </w:rPr>
+            </w:r>
+          </w:p>
+        </w:tc>
+        <w:tc>
+          <w:tcPr>
+            <w:tcW w:w="2356" w:type="dxa"/>
             <w:tcBorders/>
             <w:shd w:color="auto" w:fill="auto" w:val="clear"/>
             <w:vAlign w:val="center"/>
@@ -5253,30 +5253,30 @@
         <w:trPr/>
         <w:tc>
           <w:tcPr>
-            <w:tcW w:w="2166" w:type="dxa"/>
-            <w:tcBorders/>
-            <w:shd w:color="auto" w:fill="auto" w:val="clear"/>
-            <w:vAlign w:val="center"/>
-          </w:tcPr>
-          <w:p>
-            <w:pPr>
-              <w:pStyle w:val="TableContents"/>
-              <w:rPr>
-                <w:sz w:val="20"/>
-                <w:szCs w:val="20"/>
-              </w:rPr>
-            </w:pPr>
-            <w:r>
-              <w:rPr>
-                <w:sz w:val="20"/>
-                <w:szCs w:val="20"/>
-              </w:rPr>
-            </w:r>
-          </w:p>
-        </w:tc>
-        <w:tc>
-          <w:tcPr>
-            <w:tcW w:w="2355" w:type="dxa"/>
+            <w:tcW w:w="2165" w:type="dxa"/>
+            <w:tcBorders/>
+            <w:shd w:color="auto" w:fill="auto" w:val="clear"/>
+            <w:vAlign w:val="center"/>
+          </w:tcPr>
+          <w:p>
+            <w:pPr>
+              <w:pStyle w:val="TableContents"/>
+              <w:rPr>
+                <w:sz w:val="20"/>
+                <w:szCs w:val="20"/>
+              </w:rPr>
+            </w:pPr>
+            <w:r>
+              <w:rPr>
+                <w:sz w:val="20"/>
+                <w:szCs w:val="20"/>
+              </w:rPr>
+            </w:r>
+          </w:p>
+        </w:tc>
+        <w:tc>
+          <w:tcPr>
+            <w:tcW w:w="2356" w:type="dxa"/>
             <w:tcBorders/>
             <w:shd w:color="auto" w:fill="auto" w:val="clear"/>
             <w:vAlign w:val="center"/>
@@ -5376,30 +5376,30 @@
         <w:trPr/>
         <w:tc>
           <w:tcPr>
-            <w:tcW w:w="2166" w:type="dxa"/>
-            <w:tcBorders/>
-            <w:shd w:color="auto" w:fill="auto" w:val="clear"/>
-            <w:vAlign w:val="center"/>
-          </w:tcPr>
-          <w:p>
-            <w:pPr>
-              <w:pStyle w:val="TableContents"/>
-              <w:rPr>
-                <w:sz w:val="20"/>
-                <w:szCs w:val="20"/>
-              </w:rPr>
-            </w:pPr>
-            <w:r>
-              <w:rPr>
-                <w:sz w:val="20"/>
-                <w:szCs w:val="20"/>
-              </w:rPr>
-            </w:r>
-          </w:p>
-        </w:tc>
-        <w:tc>
-          <w:tcPr>
-            <w:tcW w:w="2355" w:type="dxa"/>
+            <w:tcW w:w="2165" w:type="dxa"/>
+            <w:tcBorders/>
+            <w:shd w:color="auto" w:fill="auto" w:val="clear"/>
+            <w:vAlign w:val="center"/>
+          </w:tcPr>
+          <w:p>
+            <w:pPr>
+              <w:pStyle w:val="TableContents"/>
+              <w:rPr>
+                <w:sz w:val="20"/>
+                <w:szCs w:val="20"/>
+              </w:rPr>
+            </w:pPr>
+            <w:r>
+              <w:rPr>
+                <w:sz w:val="20"/>
+                <w:szCs w:val="20"/>
+              </w:rPr>
+            </w:r>
+          </w:p>
+        </w:tc>
+        <w:tc>
+          <w:tcPr>
+            <w:tcW w:w="2356" w:type="dxa"/>
             <w:tcBorders/>
             <w:shd w:color="auto" w:fill="auto" w:val="clear"/>
             <w:vAlign w:val="center"/>
@@ -5544,30 +5544,30 @@
         <w:trPr/>
         <w:tc>
           <w:tcPr>
-            <w:tcW w:w="2166" w:type="dxa"/>
-            <w:tcBorders/>
-            <w:shd w:color="auto" w:fill="auto" w:val="clear"/>
-            <w:vAlign w:val="center"/>
-          </w:tcPr>
-          <w:p>
-            <w:pPr>
-              <w:pStyle w:val="TableContents"/>
-              <w:rPr>
-                <w:sz w:val="20"/>
-                <w:szCs w:val="20"/>
-              </w:rPr>
-            </w:pPr>
-            <w:r>
-              <w:rPr>
-                <w:sz w:val="20"/>
-                <w:szCs w:val="20"/>
-              </w:rPr>
-            </w:r>
-          </w:p>
-        </w:tc>
-        <w:tc>
-          <w:tcPr>
-            <w:tcW w:w="2355" w:type="dxa"/>
+            <w:tcW w:w="2165" w:type="dxa"/>
+            <w:tcBorders/>
+            <w:shd w:color="auto" w:fill="auto" w:val="clear"/>
+            <w:vAlign w:val="center"/>
+          </w:tcPr>
+          <w:p>
+            <w:pPr>
+              <w:pStyle w:val="TableContents"/>
+              <w:rPr>
+                <w:sz w:val="20"/>
+                <w:szCs w:val="20"/>
+              </w:rPr>
+            </w:pPr>
+            <w:r>
+              <w:rPr>
+                <w:sz w:val="20"/>
+                <w:szCs w:val="20"/>
+              </w:rPr>
+            </w:r>
+          </w:p>
+        </w:tc>
+        <w:tc>
+          <w:tcPr>
+            <w:tcW w:w="2356" w:type="dxa"/>
             <w:tcBorders/>
             <w:shd w:color="auto" w:fill="auto" w:val="clear"/>
             <w:vAlign w:val="center"/>
@@ -5667,30 +5667,30 @@
         <w:trPr/>
         <w:tc>
           <w:tcPr>
-            <w:tcW w:w="2166" w:type="dxa"/>
-            <w:tcBorders/>
-            <w:shd w:color="auto" w:fill="auto" w:val="clear"/>
-            <w:vAlign w:val="center"/>
-          </w:tcPr>
-          <w:p>
-            <w:pPr>
-              <w:pStyle w:val="TableContents"/>
-              <w:rPr>
-                <w:sz w:val="20"/>
-                <w:szCs w:val="20"/>
-              </w:rPr>
-            </w:pPr>
-            <w:r>
-              <w:rPr>
-                <w:sz w:val="20"/>
-                <w:szCs w:val="20"/>
-              </w:rPr>
-            </w:r>
-          </w:p>
-        </w:tc>
-        <w:tc>
-          <w:tcPr>
-            <w:tcW w:w="2355" w:type="dxa"/>
+            <w:tcW w:w="2165" w:type="dxa"/>
+            <w:tcBorders/>
+            <w:shd w:color="auto" w:fill="auto" w:val="clear"/>
+            <w:vAlign w:val="center"/>
+          </w:tcPr>
+          <w:p>
+            <w:pPr>
+              <w:pStyle w:val="TableContents"/>
+              <w:rPr>
+                <w:sz w:val="20"/>
+                <w:szCs w:val="20"/>
+              </w:rPr>
+            </w:pPr>
+            <w:r>
+              <w:rPr>
+                <w:sz w:val="20"/>
+                <w:szCs w:val="20"/>
+              </w:rPr>
+            </w:r>
+          </w:p>
+        </w:tc>
+        <w:tc>
+          <w:tcPr>
+            <w:tcW w:w="2356" w:type="dxa"/>
             <w:tcBorders/>
             <w:shd w:color="auto" w:fill="auto" w:val="clear"/>
             <w:vAlign w:val="center"/>
@@ -5789,30 +5789,30 @@
         <w:trPr/>
         <w:tc>
           <w:tcPr>
-            <w:tcW w:w="2166" w:type="dxa"/>
-            <w:tcBorders/>
-            <w:shd w:color="auto" w:fill="auto" w:val="clear"/>
-            <w:vAlign w:val="center"/>
-          </w:tcPr>
-          <w:p>
-            <w:pPr>
-              <w:pStyle w:val="TableContents"/>
-              <w:rPr>
-                <w:sz w:val="20"/>
-                <w:szCs w:val="20"/>
-              </w:rPr>
-            </w:pPr>
-            <w:r>
-              <w:rPr>
-                <w:sz w:val="20"/>
-                <w:szCs w:val="20"/>
-              </w:rPr>
-            </w:r>
-          </w:p>
-        </w:tc>
-        <w:tc>
-          <w:tcPr>
-            <w:tcW w:w="2355" w:type="dxa"/>
+            <w:tcW w:w="2165" w:type="dxa"/>
+            <w:tcBorders/>
+            <w:shd w:color="auto" w:fill="auto" w:val="clear"/>
+            <w:vAlign w:val="center"/>
+          </w:tcPr>
+          <w:p>
+            <w:pPr>
+              <w:pStyle w:val="TableContents"/>
+              <w:rPr>
+                <w:sz w:val="20"/>
+                <w:szCs w:val="20"/>
+              </w:rPr>
+            </w:pPr>
+            <w:r>
+              <w:rPr>
+                <w:sz w:val="20"/>
+                <w:szCs w:val="20"/>
+              </w:rPr>
+            </w:r>
+          </w:p>
+        </w:tc>
+        <w:tc>
+          <w:tcPr>
+            <w:tcW w:w="2356" w:type="dxa"/>
             <w:tcBorders/>
             <w:shd w:color="auto" w:fill="auto" w:val="clear"/>
             <w:vAlign w:val="center"/>
@@ -5919,30 +5919,30 @@
         <w:trPr/>
         <w:tc>
           <w:tcPr>
-            <w:tcW w:w="2166" w:type="dxa"/>
-            <w:tcBorders/>
-            <w:shd w:color="auto" w:fill="auto" w:val="clear"/>
-            <w:vAlign w:val="center"/>
-          </w:tcPr>
-          <w:p>
-            <w:pPr>
-              <w:pStyle w:val="TableContents"/>
-              <w:rPr>
-                <w:sz w:val="20"/>
-                <w:szCs w:val="20"/>
-              </w:rPr>
-            </w:pPr>
-            <w:r>
-              <w:rPr>
-                <w:sz w:val="20"/>
-                <w:szCs w:val="20"/>
-              </w:rPr>
-            </w:r>
-          </w:p>
-        </w:tc>
-        <w:tc>
-          <w:tcPr>
-            <w:tcW w:w="2355" w:type="dxa"/>
+            <w:tcW w:w="2165" w:type="dxa"/>
+            <w:tcBorders/>
+            <w:shd w:color="auto" w:fill="auto" w:val="clear"/>
+            <w:vAlign w:val="center"/>
+          </w:tcPr>
+          <w:p>
+            <w:pPr>
+              <w:pStyle w:val="TableContents"/>
+              <w:rPr>
+                <w:sz w:val="20"/>
+                <w:szCs w:val="20"/>
+              </w:rPr>
+            </w:pPr>
+            <w:r>
+              <w:rPr>
+                <w:sz w:val="20"/>
+                <w:szCs w:val="20"/>
+              </w:rPr>
+            </w:r>
+          </w:p>
+        </w:tc>
+        <w:tc>
+          <w:tcPr>
+            <w:tcW w:w="2356" w:type="dxa"/>
             <w:tcBorders/>
             <w:shd w:color="auto" w:fill="auto" w:val="clear"/>
             <w:vAlign w:val="center"/>
@@ -6043,30 +6043,30 @@
         <w:trPr/>
         <w:tc>
           <w:tcPr>
-            <w:tcW w:w="2166" w:type="dxa"/>
-            <w:tcBorders/>
-            <w:shd w:color="auto" w:fill="auto" w:val="clear"/>
-            <w:vAlign w:val="center"/>
-          </w:tcPr>
-          <w:p>
-            <w:pPr>
-              <w:pStyle w:val="TableContents"/>
-              <w:rPr>
-                <w:sz w:val="20"/>
-                <w:szCs w:val="20"/>
-              </w:rPr>
-            </w:pPr>
-            <w:r>
-              <w:rPr>
-                <w:sz w:val="20"/>
-                <w:szCs w:val="20"/>
-              </w:rPr>
-            </w:r>
-          </w:p>
-        </w:tc>
-        <w:tc>
-          <w:tcPr>
-            <w:tcW w:w="2355" w:type="dxa"/>
+            <w:tcW w:w="2165" w:type="dxa"/>
+            <w:tcBorders/>
+            <w:shd w:color="auto" w:fill="auto" w:val="clear"/>
+            <w:vAlign w:val="center"/>
+          </w:tcPr>
+          <w:p>
+            <w:pPr>
+              <w:pStyle w:val="TableContents"/>
+              <w:rPr>
+                <w:sz w:val="20"/>
+                <w:szCs w:val="20"/>
+              </w:rPr>
+            </w:pPr>
+            <w:r>
+              <w:rPr>
+                <w:sz w:val="20"/>
+                <w:szCs w:val="20"/>
+              </w:rPr>
+            </w:r>
+          </w:p>
+        </w:tc>
+        <w:tc>
+          <w:tcPr>
+            <w:tcW w:w="2356" w:type="dxa"/>
             <w:tcBorders/>
             <w:shd w:color="auto" w:fill="auto" w:val="clear"/>
             <w:vAlign w:val="center"/>
@@ -6164,30 +6164,30 @@
         <w:trPr/>
         <w:tc>
           <w:tcPr>
-            <w:tcW w:w="2166" w:type="dxa"/>
-            <w:tcBorders/>
-            <w:shd w:color="auto" w:fill="auto" w:val="clear"/>
-            <w:vAlign w:val="center"/>
-          </w:tcPr>
-          <w:p>
-            <w:pPr>
-              <w:pStyle w:val="TableContents"/>
-              <w:rPr>
-                <w:sz w:val="20"/>
-                <w:szCs w:val="20"/>
-              </w:rPr>
-            </w:pPr>
-            <w:r>
-              <w:rPr>
-                <w:sz w:val="20"/>
-                <w:szCs w:val="20"/>
-              </w:rPr>
-            </w:r>
-          </w:p>
-        </w:tc>
-        <w:tc>
-          <w:tcPr>
-            <w:tcW w:w="2355" w:type="dxa"/>
+            <w:tcW w:w="2165" w:type="dxa"/>
+            <w:tcBorders/>
+            <w:shd w:color="auto" w:fill="auto" w:val="clear"/>
+            <w:vAlign w:val="center"/>
+          </w:tcPr>
+          <w:p>
+            <w:pPr>
+              <w:pStyle w:val="TableContents"/>
+              <w:rPr>
+                <w:sz w:val="20"/>
+                <w:szCs w:val="20"/>
+              </w:rPr>
+            </w:pPr>
+            <w:r>
+              <w:rPr>
+                <w:sz w:val="20"/>
+                <w:szCs w:val="20"/>
+              </w:rPr>
+            </w:r>
+          </w:p>
+        </w:tc>
+        <w:tc>
+          <w:tcPr>
+            <w:tcW w:w="2356" w:type="dxa"/>
             <w:tcBorders/>
             <w:shd w:color="auto" w:fill="auto" w:val="clear"/>
             <w:vAlign w:val="center"/>
@@ -6303,30 +6303,30 @@
         <w:trPr/>
         <w:tc>
           <w:tcPr>
-            <w:tcW w:w="2166" w:type="dxa"/>
-            <w:tcBorders/>
-            <w:shd w:color="auto" w:fill="auto" w:val="clear"/>
-            <w:vAlign w:val="center"/>
-          </w:tcPr>
-          <w:p>
-            <w:pPr>
-              <w:pStyle w:val="TableContents"/>
-              <w:rPr>
-                <w:sz w:val="20"/>
-                <w:szCs w:val="20"/>
-              </w:rPr>
-            </w:pPr>
-            <w:r>
-              <w:rPr>
-                <w:sz w:val="20"/>
-                <w:szCs w:val="20"/>
-              </w:rPr>
-            </w:r>
-          </w:p>
-        </w:tc>
-        <w:tc>
-          <w:tcPr>
-            <w:tcW w:w="2355" w:type="dxa"/>
+            <w:tcW w:w="2165" w:type="dxa"/>
+            <w:tcBorders/>
+            <w:shd w:color="auto" w:fill="auto" w:val="clear"/>
+            <w:vAlign w:val="center"/>
+          </w:tcPr>
+          <w:p>
+            <w:pPr>
+              <w:pStyle w:val="TableContents"/>
+              <w:rPr>
+                <w:sz w:val="20"/>
+                <w:szCs w:val="20"/>
+              </w:rPr>
+            </w:pPr>
+            <w:r>
+              <w:rPr>
+                <w:sz w:val="20"/>
+                <w:szCs w:val="20"/>
+              </w:rPr>
+            </w:r>
+          </w:p>
+        </w:tc>
+        <w:tc>
+          <w:tcPr>
+            <w:tcW w:w="2356" w:type="dxa"/>
             <w:tcBorders/>
             <w:shd w:color="auto" w:fill="auto" w:val="clear"/>
             <w:vAlign w:val="center"/>
@@ -6441,7 +6441,7 @@
         <w:trPr/>
         <w:tc>
           <w:tcPr>
-            <w:tcW w:w="2166" w:type="dxa"/>
+            <w:tcW w:w="2165" w:type="dxa"/>
             <w:tcBorders/>
             <w:shd w:color="auto" w:fill="auto" w:val="clear"/>
             <w:vAlign w:val="center"/>
@@ -6467,7 +6467,7 @@
         </w:tc>
         <w:tc>
           <w:tcPr>
-            <w:tcW w:w="2355" w:type="dxa"/>
+            <w:tcW w:w="2356" w:type="dxa"/>
             <w:tcBorders/>
             <w:shd w:color="auto" w:fill="auto" w:val="clear"/>
             <w:vAlign w:val="center"/>
@@ -6577,30 +6577,30 @@
         <w:trPr/>
         <w:tc>
           <w:tcPr>
-            <w:tcW w:w="2166" w:type="dxa"/>
-            <w:tcBorders/>
-            <w:shd w:color="auto" w:fill="auto" w:val="clear"/>
-            <w:vAlign w:val="center"/>
-          </w:tcPr>
-          <w:p>
-            <w:pPr>
-              <w:pStyle w:val="TableContents"/>
-              <w:rPr>
-                <w:sz w:val="20"/>
-                <w:szCs w:val="20"/>
-              </w:rPr>
-            </w:pPr>
-            <w:r>
-              <w:rPr>
-                <w:sz w:val="20"/>
-                <w:szCs w:val="20"/>
-              </w:rPr>
-            </w:r>
-          </w:p>
-        </w:tc>
-        <w:tc>
-          <w:tcPr>
-            <w:tcW w:w="2355" w:type="dxa"/>
+            <w:tcW w:w="2165" w:type="dxa"/>
+            <w:tcBorders/>
+            <w:shd w:color="auto" w:fill="auto" w:val="clear"/>
+            <w:vAlign w:val="center"/>
+          </w:tcPr>
+          <w:p>
+            <w:pPr>
+              <w:pStyle w:val="TableContents"/>
+              <w:rPr>
+                <w:sz w:val="20"/>
+                <w:szCs w:val="20"/>
+              </w:rPr>
+            </w:pPr>
+            <w:r>
+              <w:rPr>
+                <w:sz w:val="20"/>
+                <w:szCs w:val="20"/>
+              </w:rPr>
+            </w:r>
+          </w:p>
+        </w:tc>
+        <w:tc>
+          <w:tcPr>
+            <w:tcW w:w="2356" w:type="dxa"/>
             <w:tcBorders/>
             <w:shd w:color="auto" w:fill="auto" w:val="clear"/>
             <w:vAlign w:val="center"/>
@@ -6700,30 +6700,30 @@
         <w:trPr/>
         <w:tc>
           <w:tcPr>
-            <w:tcW w:w="2166" w:type="dxa"/>
-            <w:tcBorders/>
-            <w:shd w:color="auto" w:fill="auto" w:val="clear"/>
-            <w:vAlign w:val="center"/>
-          </w:tcPr>
-          <w:p>
-            <w:pPr>
-              <w:pStyle w:val="TableContents"/>
-              <w:rPr>
-                <w:sz w:val="20"/>
-                <w:szCs w:val="20"/>
-              </w:rPr>
-            </w:pPr>
-            <w:r>
-              <w:rPr>
-                <w:sz w:val="20"/>
-                <w:szCs w:val="20"/>
-              </w:rPr>
-            </w:r>
-          </w:p>
-        </w:tc>
-        <w:tc>
-          <w:tcPr>
-            <w:tcW w:w="2355" w:type="dxa"/>
+            <w:tcW w:w="2165" w:type="dxa"/>
+            <w:tcBorders/>
+            <w:shd w:color="auto" w:fill="auto" w:val="clear"/>
+            <w:vAlign w:val="center"/>
+          </w:tcPr>
+          <w:p>
+            <w:pPr>
+              <w:pStyle w:val="TableContents"/>
+              <w:rPr>
+                <w:sz w:val="20"/>
+                <w:szCs w:val="20"/>
+              </w:rPr>
+            </w:pPr>
+            <w:r>
+              <w:rPr>
+                <w:sz w:val="20"/>
+                <w:szCs w:val="20"/>
+              </w:rPr>
+            </w:r>
+          </w:p>
+        </w:tc>
+        <w:tc>
+          <w:tcPr>
+            <w:tcW w:w="2356" w:type="dxa"/>
             <w:tcBorders/>
             <w:shd w:color="auto" w:fill="auto" w:val="clear"/>
             <w:vAlign w:val="center"/>
@@ -6824,30 +6824,30 @@
         <w:trPr/>
         <w:tc>
           <w:tcPr>
-            <w:tcW w:w="2166" w:type="dxa"/>
-            <w:tcBorders/>
-            <w:shd w:color="auto" w:fill="auto" w:val="clear"/>
-            <w:vAlign w:val="center"/>
-          </w:tcPr>
-          <w:p>
-            <w:pPr>
-              <w:pStyle w:val="TableContents"/>
-              <w:rPr>
-                <w:sz w:val="20"/>
-                <w:szCs w:val="20"/>
-              </w:rPr>
-            </w:pPr>
-            <w:r>
-              <w:rPr>
-                <w:sz w:val="20"/>
-                <w:szCs w:val="20"/>
-              </w:rPr>
-            </w:r>
-          </w:p>
-        </w:tc>
-        <w:tc>
-          <w:tcPr>
-            <w:tcW w:w="2355" w:type="dxa"/>
+            <w:tcW w:w="2165" w:type="dxa"/>
+            <w:tcBorders/>
+            <w:shd w:color="auto" w:fill="auto" w:val="clear"/>
+            <w:vAlign w:val="center"/>
+          </w:tcPr>
+          <w:p>
+            <w:pPr>
+              <w:pStyle w:val="TableContents"/>
+              <w:rPr>
+                <w:sz w:val="20"/>
+                <w:szCs w:val="20"/>
+              </w:rPr>
+            </w:pPr>
+            <w:r>
+              <w:rPr>
+                <w:sz w:val="20"/>
+                <w:szCs w:val="20"/>
+              </w:rPr>
+            </w:r>
+          </w:p>
+        </w:tc>
+        <w:tc>
+          <w:tcPr>
+            <w:tcW w:w="2356" w:type="dxa"/>
             <w:tcBorders/>
             <w:shd w:color="auto" w:fill="auto" w:val="clear"/>
             <w:vAlign w:val="center"/>
@@ -6947,30 +6947,30 @@
         <w:trPr/>
         <w:tc>
           <w:tcPr>
-            <w:tcW w:w="2166" w:type="dxa"/>
-            <w:tcBorders/>
-            <w:shd w:color="auto" w:fill="auto" w:val="clear"/>
-            <w:vAlign w:val="center"/>
-          </w:tcPr>
-          <w:p>
-            <w:pPr>
-              <w:pStyle w:val="TableContents"/>
-              <w:rPr>
-                <w:sz w:val="20"/>
-                <w:szCs w:val="20"/>
-              </w:rPr>
-            </w:pPr>
-            <w:r>
-              <w:rPr>
-                <w:sz w:val="20"/>
-                <w:szCs w:val="20"/>
-              </w:rPr>
-            </w:r>
-          </w:p>
-        </w:tc>
-        <w:tc>
-          <w:tcPr>
-            <w:tcW w:w="2355" w:type="dxa"/>
+            <w:tcW w:w="2165" w:type="dxa"/>
+            <w:tcBorders/>
+            <w:shd w:color="auto" w:fill="auto" w:val="clear"/>
+            <w:vAlign w:val="center"/>
+          </w:tcPr>
+          <w:p>
+            <w:pPr>
+              <w:pStyle w:val="TableContents"/>
+              <w:rPr>
+                <w:sz w:val="20"/>
+                <w:szCs w:val="20"/>
+              </w:rPr>
+            </w:pPr>
+            <w:r>
+              <w:rPr>
+                <w:sz w:val="20"/>
+                <w:szCs w:val="20"/>
+              </w:rPr>
+            </w:r>
+          </w:p>
+        </w:tc>
+        <w:tc>
+          <w:tcPr>
+            <w:tcW w:w="2356" w:type="dxa"/>
             <w:tcBorders/>
             <w:shd w:color="auto" w:fill="auto" w:val="clear"/>
             <w:vAlign w:val="center"/>
@@ -7069,30 +7069,30 @@
         <w:trPr/>
         <w:tc>
           <w:tcPr>
-            <w:tcW w:w="2166" w:type="dxa"/>
-            <w:tcBorders/>
-            <w:shd w:color="auto" w:fill="auto" w:val="clear"/>
-            <w:vAlign w:val="center"/>
-          </w:tcPr>
-          <w:p>
-            <w:pPr>
-              <w:pStyle w:val="TableContents"/>
-              <w:rPr>
-                <w:sz w:val="20"/>
-                <w:szCs w:val="20"/>
-              </w:rPr>
-            </w:pPr>
-            <w:r>
-              <w:rPr>
-                <w:sz w:val="20"/>
-                <w:szCs w:val="20"/>
-              </w:rPr>
-            </w:r>
-          </w:p>
-        </w:tc>
-        <w:tc>
-          <w:tcPr>
-            <w:tcW w:w="2355" w:type="dxa"/>
+            <w:tcW w:w="2165" w:type="dxa"/>
+            <w:tcBorders/>
+            <w:shd w:color="auto" w:fill="auto" w:val="clear"/>
+            <w:vAlign w:val="center"/>
+          </w:tcPr>
+          <w:p>
+            <w:pPr>
+              <w:pStyle w:val="TableContents"/>
+              <w:rPr>
+                <w:sz w:val="20"/>
+                <w:szCs w:val="20"/>
+              </w:rPr>
+            </w:pPr>
+            <w:r>
+              <w:rPr>
+                <w:sz w:val="20"/>
+                <w:szCs w:val="20"/>
+              </w:rPr>
+            </w:r>
+          </w:p>
+        </w:tc>
+        <w:tc>
+          <w:tcPr>
+            <w:tcW w:w="2356" w:type="dxa"/>
             <w:tcBorders/>
             <w:shd w:color="auto" w:fill="auto" w:val="clear"/>
             <w:vAlign w:val="center"/>
@@ -7192,30 +7192,30 @@
         <w:trPr/>
         <w:tc>
           <w:tcPr>
-            <w:tcW w:w="2166" w:type="dxa"/>
-            <w:tcBorders/>
-            <w:shd w:color="auto" w:fill="auto" w:val="clear"/>
-            <w:vAlign w:val="center"/>
-          </w:tcPr>
-          <w:p>
-            <w:pPr>
-              <w:pStyle w:val="TableContents"/>
-              <w:rPr>
-                <w:sz w:val="20"/>
-                <w:szCs w:val="20"/>
-              </w:rPr>
-            </w:pPr>
-            <w:r>
-              <w:rPr>
-                <w:sz w:val="20"/>
-                <w:szCs w:val="20"/>
-              </w:rPr>
-            </w:r>
-          </w:p>
-        </w:tc>
-        <w:tc>
-          <w:tcPr>
-            <w:tcW w:w="2355" w:type="dxa"/>
+            <w:tcW w:w="2165" w:type="dxa"/>
+            <w:tcBorders/>
+            <w:shd w:color="auto" w:fill="auto" w:val="clear"/>
+            <w:vAlign w:val="center"/>
+          </w:tcPr>
+          <w:p>
+            <w:pPr>
+              <w:pStyle w:val="TableContents"/>
+              <w:rPr>
+                <w:sz w:val="20"/>
+                <w:szCs w:val="20"/>
+              </w:rPr>
+            </w:pPr>
+            <w:r>
+              <w:rPr>
+                <w:sz w:val="20"/>
+                <w:szCs w:val="20"/>
+              </w:rPr>
+            </w:r>
+          </w:p>
+        </w:tc>
+        <w:tc>
+          <w:tcPr>
+            <w:tcW w:w="2356" w:type="dxa"/>
             <w:tcBorders/>
             <w:shd w:color="auto" w:fill="auto" w:val="clear"/>
             <w:vAlign w:val="center"/>
@@ -7314,30 +7314,30 @@
         <w:trPr/>
         <w:tc>
           <w:tcPr>
-            <w:tcW w:w="2166" w:type="dxa"/>
-            <w:tcBorders/>
-            <w:shd w:color="auto" w:fill="auto" w:val="clear"/>
-            <w:vAlign w:val="center"/>
-          </w:tcPr>
-          <w:p>
-            <w:pPr>
-              <w:pStyle w:val="TableContents"/>
-              <w:rPr>
-                <w:sz w:val="20"/>
-                <w:szCs w:val="20"/>
-              </w:rPr>
-            </w:pPr>
-            <w:r>
-              <w:rPr>
-                <w:sz w:val="20"/>
-                <w:szCs w:val="20"/>
-              </w:rPr>
-            </w:r>
-          </w:p>
-        </w:tc>
-        <w:tc>
-          <w:tcPr>
-            <w:tcW w:w="2355" w:type="dxa"/>
+            <w:tcW w:w="2165" w:type="dxa"/>
+            <w:tcBorders/>
+            <w:shd w:color="auto" w:fill="auto" w:val="clear"/>
+            <w:vAlign w:val="center"/>
+          </w:tcPr>
+          <w:p>
+            <w:pPr>
+              <w:pStyle w:val="TableContents"/>
+              <w:rPr>
+                <w:sz w:val="20"/>
+                <w:szCs w:val="20"/>
+              </w:rPr>
+            </w:pPr>
+            <w:r>
+              <w:rPr>
+                <w:sz w:val="20"/>
+                <w:szCs w:val="20"/>
+              </w:rPr>
+            </w:r>
+          </w:p>
+        </w:tc>
+        <w:tc>
+          <w:tcPr>
+            <w:tcW w:w="2356" w:type="dxa"/>
             <w:tcBorders/>
             <w:shd w:color="auto" w:fill="auto" w:val="clear"/>
             <w:vAlign w:val="center"/>
@@ -7467,30 +7467,30 @@
         <w:trPr/>
         <w:tc>
           <w:tcPr>
-            <w:tcW w:w="2166" w:type="dxa"/>
-            <w:tcBorders/>
-            <w:shd w:color="auto" w:fill="auto" w:val="clear"/>
-            <w:vAlign w:val="center"/>
-          </w:tcPr>
-          <w:p>
-            <w:pPr>
-              <w:pStyle w:val="TableContents"/>
-              <w:rPr>
-                <w:sz w:val="20"/>
-                <w:szCs w:val="20"/>
-              </w:rPr>
-            </w:pPr>
-            <w:r>
-              <w:rPr>
-                <w:sz w:val="20"/>
-                <w:szCs w:val="20"/>
-              </w:rPr>
-            </w:r>
-          </w:p>
-        </w:tc>
-        <w:tc>
-          <w:tcPr>
-            <w:tcW w:w="2355" w:type="dxa"/>
+            <w:tcW w:w="2165" w:type="dxa"/>
+            <w:tcBorders/>
+            <w:shd w:color="auto" w:fill="auto" w:val="clear"/>
+            <w:vAlign w:val="center"/>
+          </w:tcPr>
+          <w:p>
+            <w:pPr>
+              <w:pStyle w:val="TableContents"/>
+              <w:rPr>
+                <w:sz w:val="20"/>
+                <w:szCs w:val="20"/>
+              </w:rPr>
+            </w:pPr>
+            <w:r>
+              <w:rPr>
+                <w:sz w:val="20"/>
+                <w:szCs w:val="20"/>
+              </w:rPr>
+            </w:r>
+          </w:p>
+        </w:tc>
+        <w:tc>
+          <w:tcPr>
+            <w:tcW w:w="2356" w:type="dxa"/>
             <w:tcBorders/>
             <w:shd w:color="auto" w:fill="auto" w:val="clear"/>
             <w:vAlign w:val="center"/>
@@ -7606,30 +7606,30 @@
         <w:trPr/>
         <w:tc>
           <w:tcPr>
-            <w:tcW w:w="2166" w:type="dxa"/>
-            <w:tcBorders/>
-            <w:shd w:color="auto" w:fill="auto" w:val="clear"/>
-            <w:vAlign w:val="center"/>
-          </w:tcPr>
-          <w:p>
-            <w:pPr>
-              <w:pStyle w:val="TableContents"/>
-              <w:rPr>
-                <w:sz w:val="20"/>
-                <w:szCs w:val="20"/>
-              </w:rPr>
-            </w:pPr>
-            <w:r>
-              <w:rPr>
-                <w:sz w:val="20"/>
-                <w:szCs w:val="20"/>
-              </w:rPr>
-            </w:r>
-          </w:p>
-        </w:tc>
-        <w:tc>
-          <w:tcPr>
-            <w:tcW w:w="2355" w:type="dxa"/>
+            <w:tcW w:w="2165" w:type="dxa"/>
+            <w:tcBorders/>
+            <w:shd w:color="auto" w:fill="auto" w:val="clear"/>
+            <w:vAlign w:val="center"/>
+          </w:tcPr>
+          <w:p>
+            <w:pPr>
+              <w:pStyle w:val="TableContents"/>
+              <w:rPr>
+                <w:sz w:val="20"/>
+                <w:szCs w:val="20"/>
+              </w:rPr>
+            </w:pPr>
+            <w:r>
+              <w:rPr>
+                <w:sz w:val="20"/>
+                <w:szCs w:val="20"/>
+              </w:rPr>
+            </w:r>
+          </w:p>
+        </w:tc>
+        <w:tc>
+          <w:tcPr>
+            <w:tcW w:w="2356" w:type="dxa"/>
             <w:tcBorders/>
             <w:shd w:color="auto" w:fill="auto" w:val="clear"/>
             <w:vAlign w:val="center"/>
@@ -7727,30 +7727,30 @@
         <w:trPr/>
         <w:tc>
           <w:tcPr>
-            <w:tcW w:w="2166" w:type="dxa"/>
-            <w:tcBorders/>
-            <w:shd w:color="auto" w:fill="auto" w:val="clear"/>
-            <w:vAlign w:val="center"/>
-          </w:tcPr>
-          <w:p>
-            <w:pPr>
-              <w:pStyle w:val="TableContents"/>
-              <w:rPr>
-                <w:sz w:val="20"/>
-                <w:szCs w:val="20"/>
-              </w:rPr>
-            </w:pPr>
-            <w:r>
-              <w:rPr>
-                <w:sz w:val="20"/>
-                <w:szCs w:val="20"/>
-              </w:rPr>
-            </w:r>
-          </w:p>
-        </w:tc>
-        <w:tc>
-          <w:tcPr>
-            <w:tcW w:w="2355" w:type="dxa"/>
+            <w:tcW w:w="2165" w:type="dxa"/>
+            <w:tcBorders/>
+            <w:shd w:color="auto" w:fill="auto" w:val="clear"/>
+            <w:vAlign w:val="center"/>
+          </w:tcPr>
+          <w:p>
+            <w:pPr>
+              <w:pStyle w:val="TableContents"/>
+              <w:rPr>
+                <w:sz w:val="20"/>
+                <w:szCs w:val="20"/>
+              </w:rPr>
+            </w:pPr>
+            <w:r>
+              <w:rPr>
+                <w:sz w:val="20"/>
+                <w:szCs w:val="20"/>
+              </w:rPr>
+            </w:r>
+          </w:p>
+        </w:tc>
+        <w:tc>
+          <w:tcPr>
+            <w:tcW w:w="2356" w:type="dxa"/>
             <w:tcBorders/>
             <w:shd w:color="auto" w:fill="auto" w:val="clear"/>
             <w:vAlign w:val="center"/>
@@ -7851,30 +7851,30 @@
         <w:trPr/>
         <w:tc>
           <w:tcPr>
-            <w:tcW w:w="2166" w:type="dxa"/>
-            <w:tcBorders/>
-            <w:shd w:color="auto" w:fill="auto" w:val="clear"/>
-            <w:vAlign w:val="center"/>
-          </w:tcPr>
-          <w:p>
-            <w:pPr>
-              <w:pStyle w:val="TableContents"/>
-              <w:rPr>
-                <w:sz w:val="20"/>
-                <w:szCs w:val="20"/>
-              </w:rPr>
-            </w:pPr>
-            <w:r>
-              <w:rPr>
-                <w:sz w:val="20"/>
-                <w:szCs w:val="20"/>
-              </w:rPr>
-            </w:r>
-          </w:p>
-        </w:tc>
-        <w:tc>
-          <w:tcPr>
-            <w:tcW w:w="2355" w:type="dxa"/>
+            <w:tcW w:w="2165" w:type="dxa"/>
+            <w:tcBorders/>
+            <w:shd w:color="auto" w:fill="auto" w:val="clear"/>
+            <w:vAlign w:val="center"/>
+          </w:tcPr>
+          <w:p>
+            <w:pPr>
+              <w:pStyle w:val="TableContents"/>
+              <w:rPr>
+                <w:sz w:val="20"/>
+                <w:szCs w:val="20"/>
+              </w:rPr>
+            </w:pPr>
+            <w:r>
+              <w:rPr>
+                <w:sz w:val="20"/>
+                <w:szCs w:val="20"/>
+              </w:rPr>
+            </w:r>
+          </w:p>
+        </w:tc>
+        <w:tc>
+          <w:tcPr>
+            <w:tcW w:w="2356" w:type="dxa"/>
             <w:tcBorders/>
             <w:shd w:color="auto" w:fill="auto" w:val="clear"/>
             <w:vAlign w:val="center"/>
@@ -8011,30 +8011,30 @@
         <w:trPr/>
         <w:tc>
           <w:tcPr>
-            <w:tcW w:w="2166" w:type="dxa"/>
-            <w:tcBorders/>
-            <w:shd w:color="auto" w:fill="auto" w:val="clear"/>
-            <w:vAlign w:val="center"/>
-          </w:tcPr>
-          <w:p>
-            <w:pPr>
-              <w:pStyle w:val="TableContents"/>
-              <w:rPr>
-                <w:sz w:val="20"/>
-                <w:szCs w:val="20"/>
-              </w:rPr>
-            </w:pPr>
-            <w:r>
-              <w:rPr>
-                <w:sz w:val="20"/>
-                <w:szCs w:val="20"/>
-              </w:rPr>
-            </w:r>
-          </w:p>
-        </w:tc>
-        <w:tc>
-          <w:tcPr>
-            <w:tcW w:w="2355" w:type="dxa"/>
+            <w:tcW w:w="2165" w:type="dxa"/>
+            <w:tcBorders/>
+            <w:shd w:color="auto" w:fill="auto" w:val="clear"/>
+            <w:vAlign w:val="center"/>
+          </w:tcPr>
+          <w:p>
+            <w:pPr>
+              <w:pStyle w:val="TableContents"/>
+              <w:rPr>
+                <w:sz w:val="20"/>
+                <w:szCs w:val="20"/>
+              </w:rPr>
+            </w:pPr>
+            <w:r>
+              <w:rPr>
+                <w:sz w:val="20"/>
+                <w:szCs w:val="20"/>
+              </w:rPr>
+            </w:r>
+          </w:p>
+        </w:tc>
+        <w:tc>
+          <w:tcPr>
+            <w:tcW w:w="2356" w:type="dxa"/>
             <w:tcBorders/>
             <w:shd w:color="auto" w:fill="auto" w:val="clear"/>
             <w:vAlign w:val="center"/>
@@ -8135,30 +8135,30 @@
         <w:trPr/>
         <w:tc>
           <w:tcPr>
-            <w:tcW w:w="2166" w:type="dxa"/>
-            <w:tcBorders/>
-            <w:shd w:color="auto" w:fill="auto" w:val="clear"/>
-            <w:vAlign w:val="center"/>
-          </w:tcPr>
-          <w:p>
-            <w:pPr>
-              <w:pStyle w:val="TableContents"/>
-              <w:rPr>
-                <w:sz w:val="20"/>
-                <w:szCs w:val="20"/>
-              </w:rPr>
-            </w:pPr>
-            <w:r>
-              <w:rPr>
-                <w:sz w:val="20"/>
-                <w:szCs w:val="20"/>
-              </w:rPr>
-            </w:r>
-          </w:p>
-        </w:tc>
-        <w:tc>
-          <w:tcPr>
-            <w:tcW w:w="2355" w:type="dxa"/>
+            <w:tcW w:w="2165" w:type="dxa"/>
+            <w:tcBorders/>
+            <w:shd w:color="auto" w:fill="auto" w:val="clear"/>
+            <w:vAlign w:val="center"/>
+          </w:tcPr>
+          <w:p>
+            <w:pPr>
+              <w:pStyle w:val="TableContents"/>
+              <w:rPr>
+                <w:sz w:val="20"/>
+                <w:szCs w:val="20"/>
+              </w:rPr>
+            </w:pPr>
+            <w:r>
+              <w:rPr>
+                <w:sz w:val="20"/>
+                <w:szCs w:val="20"/>
+              </w:rPr>
+            </w:r>
+          </w:p>
+        </w:tc>
+        <w:tc>
+          <w:tcPr>
+            <w:tcW w:w="2356" w:type="dxa"/>
             <w:tcBorders/>
             <w:shd w:color="auto" w:fill="auto" w:val="clear"/>
             <w:vAlign w:val="center"/>
@@ -8258,30 +8258,30 @@
         <w:trPr/>
         <w:tc>
           <w:tcPr>
-            <w:tcW w:w="2166" w:type="dxa"/>
-            <w:tcBorders/>
-            <w:shd w:color="auto" w:fill="auto" w:val="clear"/>
-            <w:vAlign w:val="center"/>
-          </w:tcPr>
-          <w:p>
-            <w:pPr>
-              <w:pStyle w:val="TableContents"/>
-              <w:rPr>
-                <w:sz w:val="20"/>
-                <w:szCs w:val="20"/>
-              </w:rPr>
-            </w:pPr>
-            <w:r>
-              <w:rPr>
-                <w:sz w:val="20"/>
-                <w:szCs w:val="20"/>
-              </w:rPr>
-            </w:r>
-          </w:p>
-        </w:tc>
-        <w:tc>
-          <w:tcPr>
-            <w:tcW w:w="2355" w:type="dxa"/>
+            <w:tcW w:w="2165" w:type="dxa"/>
+            <w:tcBorders/>
+            <w:shd w:color="auto" w:fill="auto" w:val="clear"/>
+            <w:vAlign w:val="center"/>
+          </w:tcPr>
+          <w:p>
+            <w:pPr>
+              <w:pStyle w:val="TableContents"/>
+              <w:rPr>
+                <w:sz w:val="20"/>
+                <w:szCs w:val="20"/>
+              </w:rPr>
+            </w:pPr>
+            <w:r>
+              <w:rPr>
+                <w:sz w:val="20"/>
+                <w:szCs w:val="20"/>
+              </w:rPr>
+            </w:r>
+          </w:p>
+        </w:tc>
+        <w:tc>
+          <w:tcPr>
+            <w:tcW w:w="2356" w:type="dxa"/>
             <w:tcBorders/>
             <w:shd w:color="auto" w:fill="auto" w:val="clear"/>
             <w:vAlign w:val="center"/>
@@ -8382,30 +8382,30 @@
         <w:trPr/>
         <w:tc>
           <w:tcPr>
-            <w:tcW w:w="2166" w:type="dxa"/>
-            <w:tcBorders/>
-            <w:shd w:color="auto" w:fill="auto" w:val="clear"/>
-            <w:vAlign w:val="center"/>
-          </w:tcPr>
-          <w:p>
-            <w:pPr>
-              <w:pStyle w:val="TableContents"/>
-              <w:rPr>
-                <w:sz w:val="20"/>
-                <w:szCs w:val="20"/>
-              </w:rPr>
-            </w:pPr>
-            <w:r>
-              <w:rPr>
-                <w:sz w:val="20"/>
-                <w:szCs w:val="20"/>
-              </w:rPr>
-            </w:r>
-          </w:p>
-        </w:tc>
-        <w:tc>
-          <w:tcPr>
-            <w:tcW w:w="2355" w:type="dxa"/>
+            <w:tcW w:w="2165" w:type="dxa"/>
+            <w:tcBorders/>
+            <w:shd w:color="auto" w:fill="auto" w:val="clear"/>
+            <w:vAlign w:val="center"/>
+          </w:tcPr>
+          <w:p>
+            <w:pPr>
+              <w:pStyle w:val="TableContents"/>
+              <w:rPr>
+                <w:sz w:val="20"/>
+                <w:szCs w:val="20"/>
+              </w:rPr>
+            </w:pPr>
+            <w:r>
+              <w:rPr>
+                <w:sz w:val="20"/>
+                <w:szCs w:val="20"/>
+              </w:rPr>
+            </w:r>
+          </w:p>
+        </w:tc>
+        <w:tc>
+          <w:tcPr>
+            <w:tcW w:w="2356" w:type="dxa"/>
             <w:tcBorders/>
             <w:shd w:color="auto" w:fill="auto" w:val="clear"/>
             <w:vAlign w:val="center"/>
@@ -8505,7 +8505,7 @@
         <w:trPr/>
         <w:tc>
           <w:tcPr>
-            <w:tcW w:w="2166" w:type="dxa"/>
+            <w:tcW w:w="2165" w:type="dxa"/>
             <w:tcBorders/>
             <w:shd w:color="auto" w:fill="auto" w:val="clear"/>
             <w:vAlign w:val="center"/>
@@ -8546,7 +8546,7 @@
         </w:tc>
         <w:tc>
           <w:tcPr>
-            <w:tcW w:w="2355" w:type="dxa"/>
+            <w:tcW w:w="2356" w:type="dxa"/>
             <w:tcBorders/>
             <w:shd w:color="auto" w:fill="auto" w:val="clear"/>
             <w:vAlign w:val="center"/>
@@ -8647,30 +8647,30 @@
         <w:trPr/>
         <w:tc>
           <w:tcPr>
-            <w:tcW w:w="2166" w:type="dxa"/>
-            <w:tcBorders/>
-            <w:shd w:color="auto" w:fill="auto" w:val="clear"/>
-            <w:vAlign w:val="center"/>
-          </w:tcPr>
-          <w:p>
-            <w:pPr>
-              <w:pStyle w:val="TableContents"/>
-              <w:rPr>
-                <w:sz w:val="20"/>
-                <w:szCs w:val="20"/>
-              </w:rPr>
-            </w:pPr>
-            <w:r>
-              <w:rPr>
-                <w:sz w:val="20"/>
-                <w:szCs w:val="20"/>
-              </w:rPr>
-            </w:r>
-          </w:p>
-        </w:tc>
-        <w:tc>
-          <w:tcPr>
-            <w:tcW w:w="2355" w:type="dxa"/>
+            <w:tcW w:w="2165" w:type="dxa"/>
+            <w:tcBorders/>
+            <w:shd w:color="auto" w:fill="auto" w:val="clear"/>
+            <w:vAlign w:val="center"/>
+          </w:tcPr>
+          <w:p>
+            <w:pPr>
+              <w:pStyle w:val="TableContents"/>
+              <w:rPr>
+                <w:sz w:val="20"/>
+                <w:szCs w:val="20"/>
+              </w:rPr>
+            </w:pPr>
+            <w:r>
+              <w:rPr>
+                <w:sz w:val="20"/>
+                <w:szCs w:val="20"/>
+              </w:rPr>
+            </w:r>
+          </w:p>
+        </w:tc>
+        <w:tc>
+          <w:tcPr>
+            <w:tcW w:w="2356" w:type="dxa"/>
             <w:tcBorders/>
             <w:shd w:color="auto" w:fill="auto" w:val="clear"/>
             <w:vAlign w:val="center"/>
@@ -8815,30 +8815,30 @@
         <w:trPr/>
         <w:tc>
           <w:tcPr>
-            <w:tcW w:w="2166" w:type="dxa"/>
-            <w:tcBorders/>
-            <w:shd w:color="auto" w:fill="auto" w:val="clear"/>
-            <w:vAlign w:val="center"/>
-          </w:tcPr>
-          <w:p>
-            <w:pPr>
-              <w:pStyle w:val="TableContents"/>
-              <w:rPr>
-                <w:sz w:val="20"/>
-                <w:szCs w:val="20"/>
-              </w:rPr>
-            </w:pPr>
-            <w:r>
-              <w:rPr>
-                <w:sz w:val="20"/>
-                <w:szCs w:val="20"/>
-              </w:rPr>
-            </w:r>
-          </w:p>
-        </w:tc>
-        <w:tc>
-          <w:tcPr>
-            <w:tcW w:w="2355" w:type="dxa"/>
+            <w:tcW w:w="2165" w:type="dxa"/>
+            <w:tcBorders/>
+            <w:shd w:color="auto" w:fill="auto" w:val="clear"/>
+            <w:vAlign w:val="center"/>
+          </w:tcPr>
+          <w:p>
+            <w:pPr>
+              <w:pStyle w:val="TableContents"/>
+              <w:rPr>
+                <w:sz w:val="20"/>
+                <w:szCs w:val="20"/>
+              </w:rPr>
+            </w:pPr>
+            <w:r>
+              <w:rPr>
+                <w:sz w:val="20"/>
+                <w:szCs w:val="20"/>
+              </w:rPr>
+            </w:r>
+          </w:p>
+        </w:tc>
+        <w:tc>
+          <w:tcPr>
+            <w:tcW w:w="2356" w:type="dxa"/>
             <w:tcBorders/>
             <w:shd w:color="auto" w:fill="auto" w:val="clear"/>
             <w:vAlign w:val="center"/>
@@ -8939,30 +8939,30 @@
         <w:trPr/>
         <w:tc>
           <w:tcPr>
-            <w:tcW w:w="2166" w:type="dxa"/>
-            <w:tcBorders/>
-            <w:shd w:color="auto" w:fill="auto" w:val="clear"/>
-            <w:vAlign w:val="center"/>
-          </w:tcPr>
-          <w:p>
-            <w:pPr>
-              <w:pStyle w:val="TableContents"/>
-              <w:rPr>
-                <w:sz w:val="20"/>
-                <w:szCs w:val="20"/>
-              </w:rPr>
-            </w:pPr>
-            <w:r>
-              <w:rPr>
-                <w:sz w:val="20"/>
-                <w:szCs w:val="20"/>
-              </w:rPr>
-            </w:r>
-          </w:p>
-        </w:tc>
-        <w:tc>
-          <w:tcPr>
-            <w:tcW w:w="2355" w:type="dxa"/>
+            <w:tcW w:w="2165" w:type="dxa"/>
+            <w:tcBorders/>
+            <w:shd w:color="auto" w:fill="auto" w:val="clear"/>
+            <w:vAlign w:val="center"/>
+          </w:tcPr>
+          <w:p>
+            <w:pPr>
+              <w:pStyle w:val="TableContents"/>
+              <w:rPr>
+                <w:sz w:val="20"/>
+                <w:szCs w:val="20"/>
+              </w:rPr>
+            </w:pPr>
+            <w:r>
+              <w:rPr>
+                <w:sz w:val="20"/>
+                <w:szCs w:val="20"/>
+              </w:rPr>
+            </w:r>
+          </w:p>
+        </w:tc>
+        <w:tc>
+          <w:tcPr>
+            <w:tcW w:w="2356" w:type="dxa"/>
             <w:tcBorders/>
             <w:shd w:color="auto" w:fill="auto" w:val="clear"/>
             <w:vAlign w:val="center"/>
@@ -9062,30 +9062,30 @@
         <w:trPr/>
         <w:tc>
           <w:tcPr>
-            <w:tcW w:w="2166" w:type="dxa"/>
-            <w:tcBorders/>
-            <w:shd w:color="auto" w:fill="auto" w:val="clear"/>
-            <w:vAlign w:val="center"/>
-          </w:tcPr>
-          <w:p>
-            <w:pPr>
-              <w:pStyle w:val="TableContents"/>
-              <w:rPr>
-                <w:sz w:val="20"/>
-                <w:szCs w:val="20"/>
-              </w:rPr>
-            </w:pPr>
-            <w:r>
-              <w:rPr>
-                <w:sz w:val="20"/>
-                <w:szCs w:val="20"/>
-              </w:rPr>
-            </w:r>
-          </w:p>
-        </w:tc>
-        <w:tc>
-          <w:tcPr>
-            <w:tcW w:w="2355" w:type="dxa"/>
+            <w:tcW w:w="2165" w:type="dxa"/>
+            <w:tcBorders/>
+            <w:shd w:color="auto" w:fill="auto" w:val="clear"/>
+            <w:vAlign w:val="center"/>
+          </w:tcPr>
+          <w:p>
+            <w:pPr>
+              <w:pStyle w:val="TableContents"/>
+              <w:rPr>
+                <w:sz w:val="20"/>
+                <w:szCs w:val="20"/>
+              </w:rPr>
+            </w:pPr>
+            <w:r>
+              <w:rPr>
+                <w:sz w:val="20"/>
+                <w:szCs w:val="20"/>
+              </w:rPr>
+            </w:r>
+          </w:p>
+        </w:tc>
+        <w:tc>
+          <w:tcPr>
+            <w:tcW w:w="2356" w:type="dxa"/>
             <w:tcBorders/>
             <w:shd w:color="auto" w:fill="auto" w:val="clear"/>
             <w:vAlign w:val="center"/>
@@ -9186,30 +9186,30 @@
         <w:trPr/>
         <w:tc>
           <w:tcPr>
-            <w:tcW w:w="2166" w:type="dxa"/>
-            <w:tcBorders/>
-            <w:shd w:color="auto" w:fill="auto" w:val="clear"/>
-            <w:vAlign w:val="center"/>
-          </w:tcPr>
-          <w:p>
-            <w:pPr>
-              <w:pStyle w:val="TableContents"/>
-              <w:rPr>
-                <w:sz w:val="20"/>
-                <w:szCs w:val="20"/>
-              </w:rPr>
-            </w:pPr>
-            <w:r>
-              <w:rPr>
-                <w:sz w:val="20"/>
-                <w:szCs w:val="20"/>
-              </w:rPr>
-            </w:r>
-          </w:p>
-        </w:tc>
-        <w:tc>
-          <w:tcPr>
-            <w:tcW w:w="2355" w:type="dxa"/>
+            <w:tcW w:w="2165" w:type="dxa"/>
+            <w:tcBorders/>
+            <w:shd w:color="auto" w:fill="auto" w:val="clear"/>
+            <w:vAlign w:val="center"/>
+          </w:tcPr>
+          <w:p>
+            <w:pPr>
+              <w:pStyle w:val="TableContents"/>
+              <w:rPr>
+                <w:sz w:val="20"/>
+                <w:szCs w:val="20"/>
+              </w:rPr>
+            </w:pPr>
+            <w:r>
+              <w:rPr>
+                <w:sz w:val="20"/>
+                <w:szCs w:val="20"/>
+              </w:rPr>
+            </w:r>
+          </w:p>
+        </w:tc>
+        <w:tc>
+          <w:tcPr>
+            <w:tcW w:w="2356" w:type="dxa"/>
             <w:tcBorders/>
             <w:shd w:color="auto" w:fill="auto" w:val="clear"/>
             <w:vAlign w:val="center"/>
@@ -9309,30 +9309,30 @@
         <w:trPr/>
         <w:tc>
           <w:tcPr>
-            <w:tcW w:w="2166" w:type="dxa"/>
-            <w:tcBorders/>
-            <w:shd w:color="auto" w:fill="auto" w:val="clear"/>
-            <w:vAlign w:val="center"/>
-          </w:tcPr>
-          <w:p>
-            <w:pPr>
-              <w:pStyle w:val="TableContents"/>
-              <w:rPr>
-                <w:sz w:val="20"/>
-                <w:szCs w:val="20"/>
-              </w:rPr>
-            </w:pPr>
-            <w:r>
-              <w:rPr>
-                <w:sz w:val="20"/>
-                <w:szCs w:val="20"/>
-              </w:rPr>
-            </w:r>
-          </w:p>
-        </w:tc>
-        <w:tc>
-          <w:tcPr>
-            <w:tcW w:w="2355" w:type="dxa"/>
+            <w:tcW w:w="2165" w:type="dxa"/>
+            <w:tcBorders/>
+            <w:shd w:color="auto" w:fill="auto" w:val="clear"/>
+            <w:vAlign w:val="center"/>
+          </w:tcPr>
+          <w:p>
+            <w:pPr>
+              <w:pStyle w:val="TableContents"/>
+              <w:rPr>
+                <w:sz w:val="20"/>
+                <w:szCs w:val="20"/>
+              </w:rPr>
+            </w:pPr>
+            <w:r>
+              <w:rPr>
+                <w:sz w:val="20"/>
+                <w:szCs w:val="20"/>
+              </w:rPr>
+            </w:r>
+          </w:p>
+        </w:tc>
+        <w:tc>
+          <w:tcPr>
+            <w:tcW w:w="2356" w:type="dxa"/>
             <w:tcBorders/>
             <w:shd w:color="auto" w:fill="auto" w:val="clear"/>
             <w:vAlign w:val="center"/>
@@ -9431,30 +9431,30 @@
         <w:trPr/>
         <w:tc>
           <w:tcPr>
-            <w:tcW w:w="2166" w:type="dxa"/>
-            <w:tcBorders/>
-            <w:shd w:color="auto" w:fill="auto" w:val="clear"/>
-            <w:vAlign w:val="center"/>
-          </w:tcPr>
-          <w:p>
-            <w:pPr>
-              <w:pStyle w:val="TableContents"/>
-              <w:rPr>
-                <w:sz w:val="20"/>
-                <w:szCs w:val="20"/>
-              </w:rPr>
-            </w:pPr>
-            <w:r>
-              <w:rPr>
-                <w:sz w:val="20"/>
-                <w:szCs w:val="20"/>
-              </w:rPr>
-            </w:r>
-          </w:p>
-        </w:tc>
-        <w:tc>
-          <w:tcPr>
-            <w:tcW w:w="2355" w:type="dxa"/>
+            <w:tcW w:w="2165" w:type="dxa"/>
+            <w:tcBorders/>
+            <w:shd w:color="auto" w:fill="auto" w:val="clear"/>
+            <w:vAlign w:val="center"/>
+          </w:tcPr>
+          <w:p>
+            <w:pPr>
+              <w:pStyle w:val="TableContents"/>
+              <w:rPr>
+                <w:sz w:val="20"/>
+                <w:szCs w:val="20"/>
+              </w:rPr>
+            </w:pPr>
+            <w:r>
+              <w:rPr>
+                <w:sz w:val="20"/>
+                <w:szCs w:val="20"/>
+              </w:rPr>
+            </w:r>
+          </w:p>
+        </w:tc>
+        <w:tc>
+          <w:tcPr>
+            <w:tcW w:w="2356" w:type="dxa"/>
             <w:tcBorders/>
             <w:shd w:color="auto" w:fill="auto" w:val="clear"/>
             <w:vAlign w:val="center"/>
@@ -9554,30 +9554,30 @@
         <w:trPr/>
         <w:tc>
           <w:tcPr>
-            <w:tcW w:w="2166" w:type="dxa"/>
-            <w:tcBorders/>
-            <w:shd w:color="auto" w:fill="auto" w:val="clear"/>
-            <w:vAlign w:val="center"/>
-          </w:tcPr>
-          <w:p>
-            <w:pPr>
-              <w:pStyle w:val="TableContents"/>
-              <w:rPr>
-                <w:sz w:val="20"/>
-                <w:szCs w:val="20"/>
-              </w:rPr>
-            </w:pPr>
-            <w:r>
-              <w:rPr>
-                <w:sz w:val="20"/>
-                <w:szCs w:val="20"/>
-              </w:rPr>
-            </w:r>
-          </w:p>
-        </w:tc>
-        <w:tc>
-          <w:tcPr>
-            <w:tcW w:w="2355" w:type="dxa"/>
+            <w:tcW w:w="2165" w:type="dxa"/>
+            <w:tcBorders/>
+            <w:shd w:color="auto" w:fill="auto" w:val="clear"/>
+            <w:vAlign w:val="center"/>
+          </w:tcPr>
+          <w:p>
+            <w:pPr>
+              <w:pStyle w:val="TableContents"/>
+              <w:rPr>
+                <w:sz w:val="20"/>
+                <w:szCs w:val="20"/>
+              </w:rPr>
+            </w:pPr>
+            <w:r>
+              <w:rPr>
+                <w:sz w:val="20"/>
+                <w:szCs w:val="20"/>
+              </w:rPr>
+            </w:r>
+          </w:p>
+        </w:tc>
+        <w:tc>
+          <w:tcPr>
+            <w:tcW w:w="2356" w:type="dxa"/>
             <w:tcBorders/>
             <w:shd w:color="auto" w:fill="auto" w:val="clear"/>
             <w:vAlign w:val="center"/>
@@ -9700,30 +9700,30 @@
         <w:trPr/>
         <w:tc>
           <w:tcPr>
-            <w:tcW w:w="2166" w:type="dxa"/>
-            <w:tcBorders/>
-            <w:shd w:color="auto" w:fill="auto" w:val="clear"/>
-            <w:vAlign w:val="center"/>
-          </w:tcPr>
-          <w:p>
-            <w:pPr>
-              <w:pStyle w:val="TableContents"/>
-              <w:rPr>
-                <w:sz w:val="20"/>
-                <w:szCs w:val="20"/>
-              </w:rPr>
-            </w:pPr>
-            <w:r>
-              <w:rPr>
-                <w:sz w:val="20"/>
-                <w:szCs w:val="20"/>
-              </w:rPr>
-            </w:r>
-          </w:p>
-        </w:tc>
-        <w:tc>
-          <w:tcPr>
-            <w:tcW w:w="2355" w:type="dxa"/>
+            <w:tcW w:w="2165" w:type="dxa"/>
+            <w:tcBorders/>
+            <w:shd w:color="auto" w:fill="auto" w:val="clear"/>
+            <w:vAlign w:val="center"/>
+          </w:tcPr>
+          <w:p>
+            <w:pPr>
+              <w:pStyle w:val="TableContents"/>
+              <w:rPr>
+                <w:sz w:val="20"/>
+                <w:szCs w:val="20"/>
+              </w:rPr>
+            </w:pPr>
+            <w:r>
+              <w:rPr>
+                <w:sz w:val="20"/>
+                <w:szCs w:val="20"/>
+              </w:rPr>
+            </w:r>
+          </w:p>
+        </w:tc>
+        <w:tc>
+          <w:tcPr>
+            <w:tcW w:w="2356" w:type="dxa"/>
             <w:tcBorders/>
             <w:shd w:color="auto" w:fill="auto" w:val="clear"/>
             <w:vAlign w:val="center"/>
@@ -9823,30 +9823,30 @@
         <w:trPr/>
         <w:tc>
           <w:tcPr>
-            <w:tcW w:w="2166" w:type="dxa"/>
-            <w:tcBorders/>
-            <w:shd w:color="auto" w:fill="auto" w:val="clear"/>
-            <w:vAlign w:val="center"/>
-          </w:tcPr>
-          <w:p>
-            <w:pPr>
-              <w:pStyle w:val="TableContents"/>
-              <w:rPr>
-                <w:sz w:val="20"/>
-                <w:szCs w:val="20"/>
-              </w:rPr>
-            </w:pPr>
-            <w:r>
-              <w:rPr>
-                <w:sz w:val="20"/>
-                <w:szCs w:val="20"/>
-              </w:rPr>
-            </w:r>
-          </w:p>
-        </w:tc>
-        <w:tc>
-          <w:tcPr>
-            <w:tcW w:w="2355" w:type="dxa"/>
+            <w:tcW w:w="2165" w:type="dxa"/>
+            <w:tcBorders/>
+            <w:shd w:color="auto" w:fill="auto" w:val="clear"/>
+            <w:vAlign w:val="center"/>
+          </w:tcPr>
+          <w:p>
+            <w:pPr>
+              <w:pStyle w:val="TableContents"/>
+              <w:rPr>
+                <w:sz w:val="20"/>
+                <w:szCs w:val="20"/>
+              </w:rPr>
+            </w:pPr>
+            <w:r>
+              <w:rPr>
+                <w:sz w:val="20"/>
+                <w:szCs w:val="20"/>
+              </w:rPr>
+            </w:r>
+          </w:p>
+        </w:tc>
+        <w:tc>
+          <w:tcPr>
+            <w:tcW w:w="2356" w:type="dxa"/>
             <w:tcBorders/>
             <w:shd w:color="auto" w:fill="auto" w:val="clear"/>
             <w:vAlign w:val="center"/>
@@ -9945,30 +9945,30 @@
         <w:trPr/>
         <w:tc>
           <w:tcPr>
-            <w:tcW w:w="2166" w:type="dxa"/>
-            <w:tcBorders/>
-            <w:shd w:color="auto" w:fill="auto" w:val="clear"/>
-            <w:vAlign w:val="center"/>
-          </w:tcPr>
-          <w:p>
-            <w:pPr>
-              <w:pStyle w:val="TableContents"/>
-              <w:rPr>
-                <w:sz w:val="20"/>
-                <w:szCs w:val="20"/>
-              </w:rPr>
-            </w:pPr>
-            <w:r>
-              <w:rPr>
-                <w:sz w:val="20"/>
-                <w:szCs w:val="20"/>
-              </w:rPr>
-            </w:r>
-          </w:p>
-        </w:tc>
-        <w:tc>
-          <w:tcPr>
-            <w:tcW w:w="2355" w:type="dxa"/>
+            <w:tcW w:w="2165" w:type="dxa"/>
+            <w:tcBorders/>
+            <w:shd w:color="auto" w:fill="auto" w:val="clear"/>
+            <w:vAlign w:val="center"/>
+          </w:tcPr>
+          <w:p>
+            <w:pPr>
+              <w:pStyle w:val="TableContents"/>
+              <w:rPr>
+                <w:sz w:val="20"/>
+                <w:szCs w:val="20"/>
+              </w:rPr>
+            </w:pPr>
+            <w:r>
+              <w:rPr>
+                <w:sz w:val="20"/>
+                <w:szCs w:val="20"/>
+              </w:rPr>
+            </w:r>
+          </w:p>
+        </w:tc>
+        <w:tc>
+          <w:tcPr>
+            <w:tcW w:w="2356" w:type="dxa"/>
             <w:tcBorders/>
             <w:shd w:color="auto" w:fill="auto" w:val="clear"/>
             <w:vAlign w:val="center"/>
@@ -10066,30 +10066,30 @@
         <w:trPr/>
         <w:tc>
           <w:tcPr>
-            <w:tcW w:w="2166" w:type="dxa"/>
-            <w:tcBorders/>
-            <w:shd w:color="auto" w:fill="auto" w:val="clear"/>
-            <w:vAlign w:val="center"/>
-          </w:tcPr>
-          <w:p>
-            <w:pPr>
-              <w:pStyle w:val="TableContents"/>
-              <w:rPr>
-                <w:sz w:val="20"/>
-                <w:szCs w:val="20"/>
-              </w:rPr>
-            </w:pPr>
-            <w:r>
-              <w:rPr>
-                <w:sz w:val="20"/>
-                <w:szCs w:val="20"/>
-              </w:rPr>
-            </w:r>
-          </w:p>
-        </w:tc>
-        <w:tc>
-          <w:tcPr>
-            <w:tcW w:w="2355" w:type="dxa"/>
+            <w:tcW w:w="2165" w:type="dxa"/>
+            <w:tcBorders/>
+            <w:shd w:color="auto" w:fill="auto" w:val="clear"/>
+            <w:vAlign w:val="center"/>
+          </w:tcPr>
+          <w:p>
+            <w:pPr>
+              <w:pStyle w:val="TableContents"/>
+              <w:rPr>
+                <w:sz w:val="20"/>
+                <w:szCs w:val="20"/>
+              </w:rPr>
+            </w:pPr>
+            <w:r>
+              <w:rPr>
+                <w:sz w:val="20"/>
+                <w:szCs w:val="20"/>
+              </w:rPr>
+            </w:r>
+          </w:p>
+        </w:tc>
+        <w:tc>
+          <w:tcPr>
+            <w:tcW w:w="2356" w:type="dxa"/>
             <w:tcBorders/>
             <w:shd w:color="auto" w:fill="auto" w:val="clear"/>
             <w:vAlign w:val="center"/>
@@ -10188,30 +10188,30 @@
         <w:trPr/>
         <w:tc>
           <w:tcPr>
-            <w:tcW w:w="2166" w:type="dxa"/>
-            <w:tcBorders/>
-            <w:shd w:color="auto" w:fill="auto" w:val="clear"/>
-            <w:vAlign w:val="center"/>
-          </w:tcPr>
-          <w:p>
-            <w:pPr>
-              <w:pStyle w:val="TableContents"/>
-              <w:rPr>
-                <w:sz w:val="20"/>
-                <w:szCs w:val="20"/>
-              </w:rPr>
-            </w:pPr>
-            <w:r>
-              <w:rPr>
-                <w:sz w:val="20"/>
-                <w:szCs w:val="20"/>
-              </w:rPr>
-            </w:r>
-          </w:p>
-        </w:tc>
-        <w:tc>
-          <w:tcPr>
-            <w:tcW w:w="2355" w:type="dxa"/>
+            <w:tcW w:w="2165" w:type="dxa"/>
+            <w:tcBorders/>
+            <w:shd w:color="auto" w:fill="auto" w:val="clear"/>
+            <w:vAlign w:val="center"/>
+          </w:tcPr>
+          <w:p>
+            <w:pPr>
+              <w:pStyle w:val="TableContents"/>
+              <w:rPr>
+                <w:sz w:val="20"/>
+                <w:szCs w:val="20"/>
+              </w:rPr>
+            </w:pPr>
+            <w:r>
+              <w:rPr>
+                <w:sz w:val="20"/>
+                <w:szCs w:val="20"/>
+              </w:rPr>
+            </w:r>
+          </w:p>
+        </w:tc>
+        <w:tc>
+          <w:tcPr>
+            <w:tcW w:w="2356" w:type="dxa"/>
             <w:tcBorders/>
             <w:shd w:color="auto" w:fill="auto" w:val="clear"/>
             <w:vAlign w:val="center"/>
@@ -10318,30 +10318,30 @@
         <w:trPr/>
         <w:tc>
           <w:tcPr>
-            <w:tcW w:w="2166" w:type="dxa"/>
-            <w:tcBorders/>
-            <w:shd w:color="auto" w:fill="auto" w:val="clear"/>
-            <w:vAlign w:val="center"/>
-          </w:tcPr>
-          <w:p>
-            <w:pPr>
-              <w:pStyle w:val="TableContents"/>
-              <w:rPr>
-                <w:sz w:val="20"/>
-                <w:szCs w:val="20"/>
-              </w:rPr>
-            </w:pPr>
-            <w:r>
-              <w:rPr>
-                <w:sz w:val="20"/>
-                <w:szCs w:val="20"/>
-              </w:rPr>
-            </w:r>
-          </w:p>
-        </w:tc>
-        <w:tc>
-          <w:tcPr>
-            <w:tcW w:w="2355" w:type="dxa"/>
+            <w:tcW w:w="2165" w:type="dxa"/>
+            <w:tcBorders/>
+            <w:shd w:color="auto" w:fill="auto" w:val="clear"/>
+            <w:vAlign w:val="center"/>
+          </w:tcPr>
+          <w:p>
+            <w:pPr>
+              <w:pStyle w:val="TableContents"/>
+              <w:rPr>
+                <w:sz w:val="20"/>
+                <w:szCs w:val="20"/>
+              </w:rPr>
+            </w:pPr>
+            <w:r>
+              <w:rPr>
+                <w:sz w:val="20"/>
+                <w:szCs w:val="20"/>
+              </w:rPr>
+            </w:r>
+          </w:p>
+        </w:tc>
+        <w:tc>
+          <w:tcPr>
+            <w:tcW w:w="2356" w:type="dxa"/>
             <w:tcBorders/>
             <w:shd w:color="auto" w:fill="auto" w:val="clear"/>
             <w:vAlign w:val="center"/>
@@ -10440,30 +10440,30 @@
         <w:trPr/>
         <w:tc>
           <w:tcPr>
-            <w:tcW w:w="2166" w:type="dxa"/>
-            <w:tcBorders/>
-            <w:shd w:color="auto" w:fill="auto" w:val="clear"/>
-            <w:vAlign w:val="center"/>
-          </w:tcPr>
-          <w:p>
-            <w:pPr>
-              <w:pStyle w:val="TableContents"/>
-              <w:rPr>
-                <w:sz w:val="20"/>
-                <w:szCs w:val="20"/>
-              </w:rPr>
-            </w:pPr>
-            <w:r>
-              <w:rPr>
-                <w:sz w:val="20"/>
-                <w:szCs w:val="20"/>
-              </w:rPr>
-            </w:r>
-          </w:p>
-        </w:tc>
-        <w:tc>
-          <w:tcPr>
-            <w:tcW w:w="2355" w:type="dxa"/>
+            <w:tcW w:w="2165" w:type="dxa"/>
+            <w:tcBorders/>
+            <w:shd w:color="auto" w:fill="auto" w:val="clear"/>
+            <w:vAlign w:val="center"/>
+          </w:tcPr>
+          <w:p>
+            <w:pPr>
+              <w:pStyle w:val="TableContents"/>
+              <w:rPr>
+                <w:sz w:val="20"/>
+                <w:szCs w:val="20"/>
+              </w:rPr>
+            </w:pPr>
+            <w:r>
+              <w:rPr>
+                <w:sz w:val="20"/>
+                <w:szCs w:val="20"/>
+              </w:rPr>
+            </w:r>
+          </w:p>
+        </w:tc>
+        <w:tc>
+          <w:tcPr>
+            <w:tcW w:w="2356" w:type="dxa"/>
             <w:tcBorders/>
             <w:shd w:color="auto" w:fill="auto" w:val="clear"/>
             <w:vAlign w:val="center"/>
@@ -10563,30 +10563,30 @@
         <w:trPr/>
         <w:tc>
           <w:tcPr>
-            <w:tcW w:w="2166" w:type="dxa"/>
-            <w:tcBorders/>
-            <w:shd w:color="auto" w:fill="auto" w:val="clear"/>
-            <w:vAlign w:val="center"/>
-          </w:tcPr>
-          <w:p>
-            <w:pPr>
-              <w:pStyle w:val="TableContents"/>
-              <w:rPr>
-                <w:sz w:val="20"/>
-                <w:szCs w:val="20"/>
-              </w:rPr>
-            </w:pPr>
-            <w:r>
-              <w:rPr>
-                <w:sz w:val="20"/>
-                <w:szCs w:val="20"/>
-              </w:rPr>
-            </w:r>
-          </w:p>
-        </w:tc>
-        <w:tc>
-          <w:tcPr>
-            <w:tcW w:w="2355" w:type="dxa"/>
+            <w:tcW w:w="2165" w:type="dxa"/>
+            <w:tcBorders/>
+            <w:shd w:color="auto" w:fill="auto" w:val="clear"/>
+            <w:vAlign w:val="center"/>
+          </w:tcPr>
+          <w:p>
+            <w:pPr>
+              <w:pStyle w:val="TableContents"/>
+              <w:rPr>
+                <w:sz w:val="20"/>
+                <w:szCs w:val="20"/>
+              </w:rPr>
+            </w:pPr>
+            <w:r>
+              <w:rPr>
+                <w:sz w:val="20"/>
+                <w:szCs w:val="20"/>
+              </w:rPr>
+            </w:r>
+          </w:p>
+        </w:tc>
+        <w:tc>
+          <w:tcPr>
+            <w:tcW w:w="2356" w:type="dxa"/>
             <w:tcBorders/>
             <w:shd w:color="auto" w:fill="auto" w:val="clear"/>
             <w:vAlign w:val="center"/>
@@ -10685,30 +10685,30 @@
         <w:trPr/>
         <w:tc>
           <w:tcPr>
-            <w:tcW w:w="2166" w:type="dxa"/>
-            <w:tcBorders/>
-            <w:shd w:color="auto" w:fill="auto" w:val="clear"/>
-            <w:vAlign w:val="center"/>
-          </w:tcPr>
-          <w:p>
-            <w:pPr>
-              <w:pStyle w:val="TableContents"/>
-              <w:rPr>
-                <w:sz w:val="20"/>
-                <w:szCs w:val="20"/>
-              </w:rPr>
-            </w:pPr>
-            <w:r>
-              <w:rPr>
-                <w:sz w:val="20"/>
-                <w:szCs w:val="20"/>
-              </w:rPr>
-            </w:r>
-          </w:p>
-        </w:tc>
-        <w:tc>
-          <w:tcPr>
-            <w:tcW w:w="2355" w:type="dxa"/>
+            <w:tcW w:w="2165" w:type="dxa"/>
+            <w:tcBorders/>
+            <w:shd w:color="auto" w:fill="auto" w:val="clear"/>
+            <w:vAlign w:val="center"/>
+          </w:tcPr>
+          <w:p>
+            <w:pPr>
+              <w:pStyle w:val="TableContents"/>
+              <w:rPr>
+                <w:sz w:val="20"/>
+                <w:szCs w:val="20"/>
+              </w:rPr>
+            </w:pPr>
+            <w:r>
+              <w:rPr>
+                <w:sz w:val="20"/>
+                <w:szCs w:val="20"/>
+              </w:rPr>
+            </w:r>
+          </w:p>
+        </w:tc>
+        <w:tc>
+          <w:tcPr>
+            <w:tcW w:w="2356" w:type="dxa"/>
             <w:tcBorders/>
             <w:shd w:color="auto" w:fill="auto" w:val="clear"/>
             <w:vAlign w:val="center"/>
@@ -10823,7 +10823,7 @@
         <w:trPr/>
         <w:tc>
           <w:tcPr>
-            <w:tcW w:w="2166" w:type="dxa"/>
+            <w:tcW w:w="2165" w:type="dxa"/>
             <w:tcBorders/>
             <w:shd w:color="auto" w:fill="auto" w:val="clear"/>
             <w:vAlign w:val="center"/>
@@ -10849,7 +10849,7 @@
         </w:tc>
         <w:tc>
           <w:tcPr>
-            <w:tcW w:w="2355" w:type="dxa"/>
+            <w:tcW w:w="2356" w:type="dxa"/>
             <w:tcBorders/>
             <w:shd w:color="auto" w:fill="auto" w:val="clear"/>
             <w:vAlign w:val="center"/>
@@ -10982,30 +10982,30 @@
         <w:trPr/>
         <w:tc>
           <w:tcPr>
-            <w:tcW w:w="2166" w:type="dxa"/>
-            <w:tcBorders/>
-            <w:shd w:color="auto" w:fill="auto" w:val="clear"/>
-            <w:vAlign w:val="center"/>
-          </w:tcPr>
-          <w:p>
-            <w:pPr>
-              <w:pStyle w:val="TableContents"/>
-              <w:rPr>
-                <w:sz w:val="20"/>
-                <w:szCs w:val="20"/>
-              </w:rPr>
-            </w:pPr>
-            <w:r>
-              <w:rPr>
-                <w:sz w:val="20"/>
-                <w:szCs w:val="20"/>
-              </w:rPr>
-            </w:r>
-          </w:p>
-        </w:tc>
-        <w:tc>
-          <w:tcPr>
-            <w:tcW w:w="2355" w:type="dxa"/>
+            <w:tcW w:w="2165" w:type="dxa"/>
+            <w:tcBorders/>
+            <w:shd w:color="auto" w:fill="auto" w:val="clear"/>
+            <w:vAlign w:val="center"/>
+          </w:tcPr>
+          <w:p>
+            <w:pPr>
+              <w:pStyle w:val="TableContents"/>
+              <w:rPr>
+                <w:sz w:val="20"/>
+                <w:szCs w:val="20"/>
+              </w:rPr>
+            </w:pPr>
+            <w:r>
+              <w:rPr>
+                <w:sz w:val="20"/>
+                <w:szCs w:val="20"/>
+              </w:rPr>
+            </w:r>
+          </w:p>
+        </w:tc>
+        <w:tc>
+          <w:tcPr>
+            <w:tcW w:w="2356" w:type="dxa"/>
             <w:tcBorders/>
             <w:shd w:color="auto" w:fill="auto" w:val="clear"/>
             <w:vAlign w:val="center"/>
@@ -11103,30 +11103,30 @@
         <w:trPr/>
         <w:tc>
           <w:tcPr>
-            <w:tcW w:w="2166" w:type="dxa"/>
-            <w:tcBorders/>
-            <w:shd w:color="auto" w:fill="auto" w:val="clear"/>
-            <w:vAlign w:val="center"/>
-          </w:tcPr>
-          <w:p>
-            <w:pPr>
-              <w:pStyle w:val="TableContents"/>
-              <w:rPr>
-                <w:sz w:val="20"/>
-                <w:szCs w:val="20"/>
-              </w:rPr>
-            </w:pPr>
-            <w:r>
-              <w:rPr>
-                <w:sz w:val="20"/>
-                <w:szCs w:val="20"/>
-              </w:rPr>
-            </w:r>
-          </w:p>
-        </w:tc>
-        <w:tc>
-          <w:tcPr>
-            <w:tcW w:w="2355" w:type="dxa"/>
+            <w:tcW w:w="2165" w:type="dxa"/>
+            <w:tcBorders/>
+            <w:shd w:color="auto" w:fill="auto" w:val="clear"/>
+            <w:vAlign w:val="center"/>
+          </w:tcPr>
+          <w:p>
+            <w:pPr>
+              <w:pStyle w:val="TableContents"/>
+              <w:rPr>
+                <w:sz w:val="20"/>
+                <w:szCs w:val="20"/>
+              </w:rPr>
+            </w:pPr>
+            <w:r>
+              <w:rPr>
+                <w:sz w:val="20"/>
+                <w:szCs w:val="20"/>
+              </w:rPr>
+            </w:r>
+          </w:p>
+        </w:tc>
+        <w:tc>
+          <w:tcPr>
+            <w:tcW w:w="2356" w:type="dxa"/>
             <w:tcBorders/>
             <w:shd w:color="auto" w:fill="auto" w:val="clear"/>
             <w:vAlign w:val="center"/>
@@ -11244,30 +11244,30 @@
         <w:trPr/>
         <w:tc>
           <w:tcPr>
-            <w:tcW w:w="2166" w:type="dxa"/>
-            <w:tcBorders/>
-            <w:shd w:color="auto" w:fill="auto" w:val="clear"/>
-            <w:vAlign w:val="center"/>
-          </w:tcPr>
-          <w:p>
-            <w:pPr>
-              <w:pStyle w:val="TableContents"/>
-              <w:rPr>
-                <w:sz w:val="20"/>
-                <w:szCs w:val="20"/>
-              </w:rPr>
-            </w:pPr>
-            <w:r>
-              <w:rPr>
-                <w:sz w:val="20"/>
-                <w:szCs w:val="20"/>
-              </w:rPr>
-            </w:r>
-          </w:p>
-        </w:tc>
-        <w:tc>
-          <w:tcPr>
-            <w:tcW w:w="2355" w:type="dxa"/>
+            <w:tcW w:w="2165" w:type="dxa"/>
+            <w:tcBorders/>
+            <w:shd w:color="auto" w:fill="auto" w:val="clear"/>
+            <w:vAlign w:val="center"/>
+          </w:tcPr>
+          <w:p>
+            <w:pPr>
+              <w:pStyle w:val="TableContents"/>
+              <w:rPr>
+                <w:sz w:val="20"/>
+                <w:szCs w:val="20"/>
+              </w:rPr>
+            </w:pPr>
+            <w:r>
+              <w:rPr>
+                <w:sz w:val="20"/>
+                <w:szCs w:val="20"/>
+              </w:rPr>
+            </w:r>
+          </w:p>
+        </w:tc>
+        <w:tc>
+          <w:tcPr>
+            <w:tcW w:w="2356" w:type="dxa"/>
             <w:tcBorders/>
             <w:shd w:color="auto" w:fill="auto" w:val="clear"/>
             <w:vAlign w:val="center"/>
@@ -11367,30 +11367,30 @@
         <w:trPr/>
         <w:tc>
           <w:tcPr>
-            <w:tcW w:w="2166" w:type="dxa"/>
-            <w:tcBorders/>
-            <w:shd w:color="auto" w:fill="auto" w:val="clear"/>
-            <w:vAlign w:val="center"/>
-          </w:tcPr>
-          <w:p>
-            <w:pPr>
-              <w:pStyle w:val="TableContents"/>
-              <w:rPr>
-                <w:sz w:val="20"/>
-                <w:szCs w:val="20"/>
-              </w:rPr>
-            </w:pPr>
-            <w:r>
-              <w:rPr>
-                <w:sz w:val="20"/>
-                <w:szCs w:val="20"/>
-              </w:rPr>
-            </w:r>
-          </w:p>
-        </w:tc>
-        <w:tc>
-          <w:tcPr>
-            <w:tcW w:w="2355" w:type="dxa"/>
+            <w:tcW w:w="2165" w:type="dxa"/>
+            <w:tcBorders/>
+            <w:shd w:color="auto" w:fill="auto" w:val="clear"/>
+            <w:vAlign w:val="center"/>
+          </w:tcPr>
+          <w:p>
+            <w:pPr>
+              <w:pStyle w:val="TableContents"/>
+              <w:rPr>
+                <w:sz w:val="20"/>
+                <w:szCs w:val="20"/>
+              </w:rPr>
+            </w:pPr>
+            <w:r>
+              <w:rPr>
+                <w:sz w:val="20"/>
+                <w:szCs w:val="20"/>
+              </w:rPr>
+            </w:r>
+          </w:p>
+        </w:tc>
+        <w:tc>
+          <w:tcPr>
+            <w:tcW w:w="2356" w:type="dxa"/>
             <w:tcBorders/>
             <w:shd w:color="auto" w:fill="auto" w:val="clear"/>
             <w:vAlign w:val="center"/>
@@ -11536,30 +11536,30 @@
         <w:trPr/>
         <w:tc>
           <w:tcPr>
-            <w:tcW w:w="2166" w:type="dxa"/>
-            <w:tcBorders/>
-            <w:shd w:color="auto" w:fill="auto" w:val="clear"/>
-            <w:vAlign w:val="center"/>
-          </w:tcPr>
-          <w:p>
-            <w:pPr>
-              <w:pStyle w:val="TableContents"/>
-              <w:rPr>
-                <w:sz w:val="20"/>
-                <w:szCs w:val="20"/>
-              </w:rPr>
-            </w:pPr>
-            <w:r>
-              <w:rPr>
-                <w:sz w:val="20"/>
-                <w:szCs w:val="20"/>
-              </w:rPr>
-            </w:r>
-          </w:p>
-        </w:tc>
-        <w:tc>
-          <w:tcPr>
-            <w:tcW w:w="2355" w:type="dxa"/>
+            <w:tcW w:w="2165" w:type="dxa"/>
+            <w:tcBorders/>
+            <w:shd w:color="auto" w:fill="auto" w:val="clear"/>
+            <w:vAlign w:val="center"/>
+          </w:tcPr>
+          <w:p>
+            <w:pPr>
+              <w:pStyle w:val="TableContents"/>
+              <w:rPr>
+                <w:sz w:val="20"/>
+                <w:szCs w:val="20"/>
+              </w:rPr>
+            </w:pPr>
+            <w:r>
+              <w:rPr>
+                <w:sz w:val="20"/>
+                <w:szCs w:val="20"/>
+              </w:rPr>
+            </w:r>
+          </w:p>
+        </w:tc>
+        <w:tc>
+          <w:tcPr>
+            <w:tcW w:w="2356" w:type="dxa"/>
             <w:tcBorders/>
             <w:shd w:color="auto" w:fill="auto" w:val="clear"/>
             <w:vAlign w:val="center"/>
@@ -11657,30 +11657,30 @@
         <w:trPr/>
         <w:tc>
           <w:tcPr>
-            <w:tcW w:w="2166" w:type="dxa"/>
-            <w:tcBorders/>
-            <w:shd w:color="auto" w:fill="auto" w:val="clear"/>
-            <w:vAlign w:val="center"/>
-          </w:tcPr>
-          <w:p>
-            <w:pPr>
-              <w:pStyle w:val="TableContents"/>
-              <w:rPr>
-                <w:sz w:val="20"/>
-                <w:szCs w:val="20"/>
-              </w:rPr>
-            </w:pPr>
-            <w:r>
-              <w:rPr>
-                <w:sz w:val="20"/>
-                <w:szCs w:val="20"/>
-              </w:rPr>
-            </w:r>
-          </w:p>
-        </w:tc>
-        <w:tc>
-          <w:tcPr>
-            <w:tcW w:w="2355" w:type="dxa"/>
+            <w:tcW w:w="2165" w:type="dxa"/>
+            <w:tcBorders/>
+            <w:shd w:color="auto" w:fill="auto" w:val="clear"/>
+            <w:vAlign w:val="center"/>
+          </w:tcPr>
+          <w:p>
+            <w:pPr>
+              <w:pStyle w:val="TableContents"/>
+              <w:rPr>
+                <w:sz w:val="20"/>
+                <w:szCs w:val="20"/>
+              </w:rPr>
+            </w:pPr>
+            <w:r>
+              <w:rPr>
+                <w:sz w:val="20"/>
+                <w:szCs w:val="20"/>
+              </w:rPr>
+            </w:r>
+          </w:p>
+        </w:tc>
+        <w:tc>
+          <w:tcPr>
+            <w:tcW w:w="2356" w:type="dxa"/>
             <w:tcBorders/>
             <w:shd w:color="auto" w:fill="auto" w:val="clear"/>
             <w:vAlign w:val="center"/>
@@ -11779,30 +11779,30 @@
         <w:trPr/>
         <w:tc>
           <w:tcPr>
-            <w:tcW w:w="2166" w:type="dxa"/>
-            <w:tcBorders/>
-            <w:shd w:color="auto" w:fill="auto" w:val="clear"/>
-            <w:vAlign w:val="center"/>
-          </w:tcPr>
-          <w:p>
-            <w:pPr>
-              <w:pStyle w:val="TableContents"/>
-              <w:rPr>
-                <w:sz w:val="20"/>
-                <w:szCs w:val="20"/>
-              </w:rPr>
-            </w:pPr>
-            <w:r>
-              <w:rPr>
-                <w:sz w:val="20"/>
-                <w:szCs w:val="20"/>
-              </w:rPr>
-            </w:r>
-          </w:p>
-        </w:tc>
-        <w:tc>
-          <w:tcPr>
-            <w:tcW w:w="2355" w:type="dxa"/>
+            <w:tcW w:w="2165" w:type="dxa"/>
+            <w:tcBorders/>
+            <w:shd w:color="auto" w:fill="auto" w:val="clear"/>
+            <w:vAlign w:val="center"/>
+          </w:tcPr>
+          <w:p>
+            <w:pPr>
+              <w:pStyle w:val="TableContents"/>
+              <w:rPr>
+                <w:sz w:val="20"/>
+                <w:szCs w:val="20"/>
+              </w:rPr>
+            </w:pPr>
+            <w:r>
+              <w:rPr>
+                <w:sz w:val="20"/>
+                <w:szCs w:val="20"/>
+              </w:rPr>
+            </w:r>
+          </w:p>
+        </w:tc>
+        <w:tc>
+          <w:tcPr>
+            <w:tcW w:w="2356" w:type="dxa"/>
             <w:tcBorders/>
             <w:shd w:color="auto" w:fill="auto" w:val="clear"/>
             <w:vAlign w:val="center"/>
@@ -11902,7 +11902,7 @@
         <w:trPr/>
         <w:tc>
           <w:tcPr>
-            <w:tcW w:w="2166" w:type="dxa"/>
+            <w:tcW w:w="2165" w:type="dxa"/>
             <w:tcBorders/>
             <w:shd w:color="auto" w:fill="auto" w:val="clear"/>
             <w:vAlign w:val="center"/>
@@ -11928,7 +11928,7 @@
         </w:tc>
         <w:tc>
           <w:tcPr>
-            <w:tcW w:w="2355" w:type="dxa"/>
+            <w:tcW w:w="2356" w:type="dxa"/>
             <w:tcBorders/>
             <w:shd w:color="auto" w:fill="auto" w:val="clear"/>
             <w:vAlign w:val="center"/>
@@ -12059,30 +12059,30 @@
         <w:trPr/>
         <w:tc>
           <w:tcPr>
-            <w:tcW w:w="2166" w:type="dxa"/>
-            <w:tcBorders/>
-            <w:shd w:color="auto" w:fill="auto" w:val="clear"/>
-            <w:vAlign w:val="center"/>
-          </w:tcPr>
-          <w:p>
-            <w:pPr>
-              <w:pStyle w:val="TableContents"/>
-              <w:rPr>
-                <w:sz w:val="20"/>
-                <w:szCs w:val="20"/>
-              </w:rPr>
-            </w:pPr>
-            <w:r>
-              <w:rPr>
-                <w:sz w:val="20"/>
-                <w:szCs w:val="20"/>
-              </w:rPr>
-            </w:r>
-          </w:p>
-        </w:tc>
-        <w:tc>
-          <w:tcPr>
-            <w:tcW w:w="2355" w:type="dxa"/>
+            <w:tcW w:w="2165" w:type="dxa"/>
+            <w:tcBorders/>
+            <w:shd w:color="auto" w:fill="auto" w:val="clear"/>
+            <w:vAlign w:val="center"/>
+          </w:tcPr>
+          <w:p>
+            <w:pPr>
+              <w:pStyle w:val="TableContents"/>
+              <w:rPr>
+                <w:sz w:val="20"/>
+                <w:szCs w:val="20"/>
+              </w:rPr>
+            </w:pPr>
+            <w:r>
+              <w:rPr>
+                <w:sz w:val="20"/>
+                <w:szCs w:val="20"/>
+              </w:rPr>
+            </w:r>
+          </w:p>
+        </w:tc>
+        <w:tc>
+          <w:tcPr>
+            <w:tcW w:w="2356" w:type="dxa"/>
             <w:tcBorders/>
             <w:shd w:color="auto" w:fill="auto" w:val="clear"/>
             <w:vAlign w:val="center"/>
@@ -12180,30 +12180,30 @@
         <w:trPr/>
         <w:tc>
           <w:tcPr>
-            <w:tcW w:w="2166" w:type="dxa"/>
-            <w:tcBorders/>
-            <w:shd w:color="auto" w:fill="auto" w:val="clear"/>
-            <w:vAlign w:val="center"/>
-          </w:tcPr>
-          <w:p>
-            <w:pPr>
-              <w:pStyle w:val="TableContents"/>
-              <w:rPr>
-                <w:sz w:val="20"/>
-                <w:szCs w:val="20"/>
-              </w:rPr>
-            </w:pPr>
-            <w:r>
-              <w:rPr>
-                <w:sz w:val="20"/>
-                <w:szCs w:val="20"/>
-              </w:rPr>
-            </w:r>
-          </w:p>
-        </w:tc>
-        <w:tc>
-          <w:tcPr>
-            <w:tcW w:w="2355" w:type="dxa"/>
+            <w:tcW w:w="2165" w:type="dxa"/>
+            <w:tcBorders/>
+            <w:shd w:color="auto" w:fill="auto" w:val="clear"/>
+            <w:vAlign w:val="center"/>
+          </w:tcPr>
+          <w:p>
+            <w:pPr>
+              <w:pStyle w:val="TableContents"/>
+              <w:rPr>
+                <w:sz w:val="20"/>
+                <w:szCs w:val="20"/>
+              </w:rPr>
+            </w:pPr>
+            <w:r>
+              <w:rPr>
+                <w:sz w:val="20"/>
+                <w:szCs w:val="20"/>
+              </w:rPr>
+            </w:r>
+          </w:p>
+        </w:tc>
+        <w:tc>
+          <w:tcPr>
+            <w:tcW w:w="2356" w:type="dxa"/>
             <w:tcBorders/>
             <w:shd w:color="auto" w:fill="auto" w:val="clear"/>
             <w:vAlign w:val="center"/>
@@ -12302,30 +12302,30 @@
         <w:trPr/>
         <w:tc>
           <w:tcPr>
-            <w:tcW w:w="2166" w:type="dxa"/>
-            <w:tcBorders/>
-            <w:shd w:color="auto" w:fill="auto" w:val="clear"/>
-            <w:vAlign w:val="center"/>
-          </w:tcPr>
-          <w:p>
-            <w:pPr>
-              <w:pStyle w:val="TableContents"/>
-              <w:rPr>
-                <w:sz w:val="20"/>
-                <w:szCs w:val="20"/>
-              </w:rPr>
-            </w:pPr>
-            <w:r>
-              <w:rPr>
-                <w:sz w:val="20"/>
-                <w:szCs w:val="20"/>
-              </w:rPr>
-            </w:r>
-          </w:p>
-        </w:tc>
-        <w:tc>
-          <w:tcPr>
-            <w:tcW w:w="2355" w:type="dxa"/>
+            <w:tcW w:w="2165" w:type="dxa"/>
+            <w:tcBorders/>
+            <w:shd w:color="auto" w:fill="auto" w:val="clear"/>
+            <w:vAlign w:val="center"/>
+          </w:tcPr>
+          <w:p>
+            <w:pPr>
+              <w:pStyle w:val="TableContents"/>
+              <w:rPr>
+                <w:sz w:val="20"/>
+                <w:szCs w:val="20"/>
+              </w:rPr>
+            </w:pPr>
+            <w:r>
+              <w:rPr>
+                <w:sz w:val="20"/>
+                <w:szCs w:val="20"/>
+              </w:rPr>
+            </w:r>
+          </w:p>
+        </w:tc>
+        <w:tc>
+          <w:tcPr>
+            <w:tcW w:w="2356" w:type="dxa"/>
             <w:tcBorders/>
             <w:shd w:color="auto" w:fill="auto" w:val="clear"/>
             <w:vAlign w:val="center"/>
@@ -12423,30 +12423,30 @@
         <w:trPr/>
         <w:tc>
           <w:tcPr>
-            <w:tcW w:w="2166" w:type="dxa"/>
-            <w:tcBorders/>
-            <w:shd w:color="auto" w:fill="auto" w:val="clear"/>
-            <w:vAlign w:val="center"/>
-          </w:tcPr>
-          <w:p>
-            <w:pPr>
-              <w:pStyle w:val="TableContents"/>
-              <w:rPr>
-                <w:sz w:val="20"/>
-                <w:szCs w:val="20"/>
-              </w:rPr>
-            </w:pPr>
-            <w:r>
-              <w:rPr>
-                <w:sz w:val="20"/>
-                <w:szCs w:val="20"/>
-              </w:rPr>
-            </w:r>
-          </w:p>
-        </w:tc>
-        <w:tc>
-          <w:tcPr>
-            <w:tcW w:w="2355" w:type="dxa"/>
+            <w:tcW w:w="2165" w:type="dxa"/>
+            <w:tcBorders/>
+            <w:shd w:color="auto" w:fill="auto" w:val="clear"/>
+            <w:vAlign w:val="center"/>
+          </w:tcPr>
+          <w:p>
+            <w:pPr>
+              <w:pStyle w:val="TableContents"/>
+              <w:rPr>
+                <w:sz w:val="20"/>
+                <w:szCs w:val="20"/>
+              </w:rPr>
+            </w:pPr>
+            <w:r>
+              <w:rPr>
+                <w:sz w:val="20"/>
+                <w:szCs w:val="20"/>
+              </w:rPr>
+            </w:r>
+          </w:p>
+        </w:tc>
+        <w:tc>
+          <w:tcPr>
+            <w:tcW w:w="2356" w:type="dxa"/>
             <w:tcBorders/>
             <w:shd w:color="auto" w:fill="auto" w:val="clear"/>
             <w:vAlign w:val="center"/>
@@ -12577,30 +12577,30 @@
         <w:trPr/>
         <w:tc>
           <w:tcPr>
-            <w:tcW w:w="2166" w:type="dxa"/>
-            <w:tcBorders/>
-            <w:shd w:color="auto" w:fill="auto" w:val="clear"/>
-            <w:vAlign w:val="center"/>
-          </w:tcPr>
-          <w:p>
-            <w:pPr>
-              <w:pStyle w:val="TableContents"/>
-              <w:rPr>
-                <w:sz w:val="20"/>
-                <w:szCs w:val="20"/>
-              </w:rPr>
-            </w:pPr>
-            <w:r>
-              <w:rPr>
-                <w:sz w:val="20"/>
-                <w:szCs w:val="20"/>
-              </w:rPr>
-            </w:r>
-          </w:p>
-        </w:tc>
-        <w:tc>
-          <w:tcPr>
-            <w:tcW w:w="2355" w:type="dxa"/>
+            <w:tcW w:w="2165" w:type="dxa"/>
+            <w:tcBorders/>
+            <w:shd w:color="auto" w:fill="auto" w:val="clear"/>
+            <w:vAlign w:val="center"/>
+          </w:tcPr>
+          <w:p>
+            <w:pPr>
+              <w:pStyle w:val="TableContents"/>
+              <w:rPr>
+                <w:sz w:val="20"/>
+                <w:szCs w:val="20"/>
+              </w:rPr>
+            </w:pPr>
+            <w:r>
+              <w:rPr>
+                <w:sz w:val="20"/>
+                <w:szCs w:val="20"/>
+              </w:rPr>
+            </w:r>
+          </w:p>
+        </w:tc>
+        <w:tc>
+          <w:tcPr>
+            <w:tcW w:w="2356" w:type="dxa"/>
             <w:tcBorders/>
             <w:shd w:color="auto" w:fill="auto" w:val="clear"/>
             <w:vAlign w:val="center"/>
@@ -12700,30 +12700,30 @@
         <w:trPr/>
         <w:tc>
           <w:tcPr>
-            <w:tcW w:w="2166" w:type="dxa"/>
-            <w:tcBorders/>
-            <w:shd w:color="auto" w:fill="auto" w:val="clear"/>
-            <w:vAlign w:val="center"/>
-          </w:tcPr>
-          <w:p>
-            <w:pPr>
-              <w:pStyle w:val="TableContents"/>
-              <w:rPr>
-                <w:sz w:val="20"/>
-                <w:szCs w:val="20"/>
-              </w:rPr>
-            </w:pPr>
-            <w:r>
-              <w:rPr>
-                <w:sz w:val="20"/>
-                <w:szCs w:val="20"/>
-              </w:rPr>
-            </w:r>
-          </w:p>
-        </w:tc>
-        <w:tc>
-          <w:tcPr>
-            <w:tcW w:w="2355" w:type="dxa"/>
+            <w:tcW w:w="2165" w:type="dxa"/>
+            <w:tcBorders/>
+            <w:shd w:color="auto" w:fill="auto" w:val="clear"/>
+            <w:vAlign w:val="center"/>
+          </w:tcPr>
+          <w:p>
+            <w:pPr>
+              <w:pStyle w:val="TableContents"/>
+              <w:rPr>
+                <w:sz w:val="20"/>
+                <w:szCs w:val="20"/>
+              </w:rPr>
+            </w:pPr>
+            <w:r>
+              <w:rPr>
+                <w:sz w:val="20"/>
+                <w:szCs w:val="20"/>
+              </w:rPr>
+            </w:r>
+          </w:p>
+        </w:tc>
+        <w:tc>
+          <w:tcPr>
+            <w:tcW w:w="2356" w:type="dxa"/>
             <w:tcBorders/>
             <w:shd w:color="auto" w:fill="auto" w:val="clear"/>
             <w:vAlign w:val="center"/>
@@ -12824,30 +12824,30 @@
         <w:trPr/>
         <w:tc>
           <w:tcPr>
-            <w:tcW w:w="2166" w:type="dxa"/>
-            <w:tcBorders/>
-            <w:shd w:color="auto" w:fill="auto" w:val="clear"/>
-            <w:vAlign w:val="center"/>
-          </w:tcPr>
-          <w:p>
-            <w:pPr>
-              <w:pStyle w:val="TableContents"/>
-              <w:rPr>
-                <w:sz w:val="20"/>
-                <w:szCs w:val="20"/>
-              </w:rPr>
-            </w:pPr>
-            <w:r>
-              <w:rPr>
-                <w:sz w:val="20"/>
-                <w:szCs w:val="20"/>
-              </w:rPr>
-            </w:r>
-          </w:p>
-        </w:tc>
-        <w:tc>
-          <w:tcPr>
-            <w:tcW w:w="2355" w:type="dxa"/>
+            <w:tcW w:w="2165" w:type="dxa"/>
+            <w:tcBorders/>
+            <w:shd w:color="auto" w:fill="auto" w:val="clear"/>
+            <w:vAlign w:val="center"/>
+          </w:tcPr>
+          <w:p>
+            <w:pPr>
+              <w:pStyle w:val="TableContents"/>
+              <w:rPr>
+                <w:sz w:val="20"/>
+                <w:szCs w:val="20"/>
+              </w:rPr>
+            </w:pPr>
+            <w:r>
+              <w:rPr>
+                <w:sz w:val="20"/>
+                <w:szCs w:val="20"/>
+              </w:rPr>
+            </w:r>
+          </w:p>
+        </w:tc>
+        <w:tc>
+          <w:tcPr>
+            <w:tcW w:w="2356" w:type="dxa"/>
             <w:tcBorders/>
             <w:shd w:color="auto" w:fill="auto" w:val="clear"/>
             <w:vAlign w:val="center"/>
@@ -12945,30 +12945,30 @@
         <w:trPr/>
         <w:tc>
           <w:tcPr>
-            <w:tcW w:w="2166" w:type="dxa"/>
-            <w:tcBorders/>
-            <w:shd w:color="auto" w:fill="auto" w:val="clear"/>
-            <w:vAlign w:val="center"/>
-          </w:tcPr>
-          <w:p>
-            <w:pPr>
-              <w:pStyle w:val="TableContents"/>
-              <w:rPr>
-                <w:sz w:val="20"/>
-                <w:szCs w:val="20"/>
-              </w:rPr>
-            </w:pPr>
-            <w:r>
-              <w:rPr>
-                <w:sz w:val="20"/>
-                <w:szCs w:val="20"/>
-              </w:rPr>
-            </w:r>
-          </w:p>
-        </w:tc>
-        <w:tc>
-          <w:tcPr>
-            <w:tcW w:w="2355" w:type="dxa"/>
+            <w:tcW w:w="2165" w:type="dxa"/>
+            <w:tcBorders/>
+            <w:shd w:color="auto" w:fill="auto" w:val="clear"/>
+            <w:vAlign w:val="center"/>
+          </w:tcPr>
+          <w:p>
+            <w:pPr>
+              <w:pStyle w:val="TableContents"/>
+              <w:rPr>
+                <w:sz w:val="20"/>
+                <w:szCs w:val="20"/>
+              </w:rPr>
+            </w:pPr>
+            <w:r>
+              <w:rPr>
+                <w:sz w:val="20"/>
+                <w:szCs w:val="20"/>
+              </w:rPr>
+            </w:r>
+          </w:p>
+        </w:tc>
+        <w:tc>
+          <w:tcPr>
+            <w:tcW w:w="2356" w:type="dxa"/>
             <w:tcBorders/>
             <w:shd w:color="auto" w:fill="auto" w:val="clear"/>
             <w:vAlign w:val="center"/>
@@ -13098,30 +13098,30 @@
         <w:trPr/>
         <w:tc>
           <w:tcPr>
-            <w:tcW w:w="2166" w:type="dxa"/>
-            <w:tcBorders/>
-            <w:shd w:color="auto" w:fill="auto" w:val="clear"/>
-            <w:vAlign w:val="center"/>
-          </w:tcPr>
-          <w:p>
-            <w:pPr>
-              <w:pStyle w:val="TableContents"/>
-              <w:rPr>
-                <w:sz w:val="20"/>
-                <w:szCs w:val="20"/>
-              </w:rPr>
-            </w:pPr>
-            <w:r>
-              <w:rPr>
-                <w:sz w:val="20"/>
-                <w:szCs w:val="20"/>
-              </w:rPr>
-            </w:r>
-          </w:p>
-        </w:tc>
-        <w:tc>
-          <w:tcPr>
-            <w:tcW w:w="2355" w:type="dxa"/>
+            <w:tcW w:w="2165" w:type="dxa"/>
+            <w:tcBorders/>
+            <w:shd w:color="auto" w:fill="auto" w:val="clear"/>
+            <w:vAlign w:val="center"/>
+          </w:tcPr>
+          <w:p>
+            <w:pPr>
+              <w:pStyle w:val="TableContents"/>
+              <w:rPr>
+                <w:sz w:val="20"/>
+                <w:szCs w:val="20"/>
+              </w:rPr>
+            </w:pPr>
+            <w:r>
+              <w:rPr>
+                <w:sz w:val="20"/>
+                <w:szCs w:val="20"/>
+              </w:rPr>
+            </w:r>
+          </w:p>
+        </w:tc>
+        <w:tc>
+          <w:tcPr>
+            <w:tcW w:w="2356" w:type="dxa"/>
             <w:tcBorders/>
             <w:shd w:color="auto" w:fill="auto" w:val="clear"/>
             <w:vAlign w:val="center"/>
@@ -13251,7 +13251,7 @@
         <w:trPr/>
         <w:tc>
           <w:tcPr>
-            <w:tcW w:w="2166" w:type="dxa"/>
+            <w:tcW w:w="2165" w:type="dxa"/>
             <w:tcBorders/>
             <w:shd w:color="auto" w:fill="auto" w:val="clear"/>
             <w:vAlign w:val="center"/>
@@ -13292,7 +13292,7 @@
         </w:tc>
         <w:tc>
           <w:tcPr>
-            <w:tcW w:w="2355" w:type="dxa"/>
+            <w:tcW w:w="2356" w:type="dxa"/>
             <w:tcBorders/>
             <w:shd w:color="auto" w:fill="auto" w:val="clear"/>
             <w:vAlign w:val="center"/>
@@ -13391,30 +13391,30 @@
         <w:trPr/>
         <w:tc>
           <w:tcPr>
-            <w:tcW w:w="2166" w:type="dxa"/>
-            <w:tcBorders/>
-            <w:shd w:color="auto" w:fill="auto" w:val="clear"/>
-            <w:vAlign w:val="center"/>
-          </w:tcPr>
-          <w:p>
-            <w:pPr>
-              <w:pStyle w:val="TableContents"/>
-              <w:rPr>
-                <w:sz w:val="20"/>
-                <w:szCs w:val="20"/>
-              </w:rPr>
-            </w:pPr>
-            <w:r>
-              <w:rPr>
-                <w:sz w:val="20"/>
-                <w:szCs w:val="20"/>
-              </w:rPr>
-            </w:r>
-          </w:p>
-        </w:tc>
-        <w:tc>
-          <w:tcPr>
-            <w:tcW w:w="2355" w:type="dxa"/>
+            <w:tcW w:w="2165" w:type="dxa"/>
+            <w:tcBorders/>
+            <w:shd w:color="auto" w:fill="auto" w:val="clear"/>
+            <w:vAlign w:val="center"/>
+          </w:tcPr>
+          <w:p>
+            <w:pPr>
+              <w:pStyle w:val="TableContents"/>
+              <w:rPr>
+                <w:sz w:val="20"/>
+                <w:szCs w:val="20"/>
+              </w:rPr>
+            </w:pPr>
+            <w:r>
+              <w:rPr>
+                <w:sz w:val="20"/>
+                <w:szCs w:val="20"/>
+              </w:rPr>
+            </w:r>
+          </w:p>
+        </w:tc>
+        <w:tc>
+          <w:tcPr>
+            <w:tcW w:w="2356" w:type="dxa"/>
             <w:tcBorders/>
             <w:shd w:color="auto" w:fill="auto" w:val="clear"/>
             <w:vAlign w:val="center"/>
@@ -13512,30 +13512,30 @@
         <w:trPr/>
         <w:tc>
           <w:tcPr>
-            <w:tcW w:w="2166" w:type="dxa"/>
-            <w:tcBorders/>
-            <w:shd w:color="auto" w:fill="auto" w:val="clear"/>
-            <w:vAlign w:val="center"/>
-          </w:tcPr>
-          <w:p>
-            <w:pPr>
-              <w:pStyle w:val="TableContents"/>
-              <w:rPr>
-                <w:sz w:val="20"/>
-                <w:szCs w:val="20"/>
-              </w:rPr>
-            </w:pPr>
-            <w:r>
-              <w:rPr>
-                <w:sz w:val="20"/>
-                <w:szCs w:val="20"/>
-              </w:rPr>
-            </w:r>
-          </w:p>
-        </w:tc>
-        <w:tc>
-          <w:tcPr>
-            <w:tcW w:w="2355" w:type="dxa"/>
+            <w:tcW w:w="2165" w:type="dxa"/>
+            <w:tcBorders/>
+            <w:shd w:color="auto" w:fill="auto" w:val="clear"/>
+            <w:vAlign w:val="center"/>
+          </w:tcPr>
+          <w:p>
+            <w:pPr>
+              <w:pStyle w:val="TableContents"/>
+              <w:rPr>
+                <w:sz w:val="20"/>
+                <w:szCs w:val="20"/>
+              </w:rPr>
+            </w:pPr>
+            <w:r>
+              <w:rPr>
+                <w:sz w:val="20"/>
+                <w:szCs w:val="20"/>
+              </w:rPr>
+            </w:r>
+          </w:p>
+        </w:tc>
+        <w:tc>
+          <w:tcPr>
+            <w:tcW w:w="2356" w:type="dxa"/>
             <w:tcBorders/>
             <w:shd w:color="auto" w:fill="auto" w:val="clear"/>
             <w:vAlign w:val="center"/>
@@ -13634,30 +13634,30 @@
         <w:trPr/>
         <w:tc>
           <w:tcPr>
-            <w:tcW w:w="2166" w:type="dxa"/>
-            <w:tcBorders/>
-            <w:shd w:color="auto" w:fill="auto" w:val="clear"/>
-            <w:vAlign w:val="center"/>
-          </w:tcPr>
-          <w:p>
-            <w:pPr>
-              <w:pStyle w:val="TableContents"/>
-              <w:rPr>
-                <w:sz w:val="20"/>
-                <w:szCs w:val="20"/>
-              </w:rPr>
-            </w:pPr>
-            <w:r>
-              <w:rPr>
-                <w:sz w:val="20"/>
-                <w:szCs w:val="20"/>
-              </w:rPr>
-            </w:r>
-          </w:p>
-        </w:tc>
-        <w:tc>
-          <w:tcPr>
-            <w:tcW w:w="2355" w:type="dxa"/>
+            <w:tcW w:w="2165" w:type="dxa"/>
+            <w:tcBorders/>
+            <w:shd w:color="auto" w:fill="auto" w:val="clear"/>
+            <w:vAlign w:val="center"/>
+          </w:tcPr>
+          <w:p>
+            <w:pPr>
+              <w:pStyle w:val="TableContents"/>
+              <w:rPr>
+                <w:sz w:val="20"/>
+                <w:szCs w:val="20"/>
+              </w:rPr>
+            </w:pPr>
+            <w:r>
+              <w:rPr>
+                <w:sz w:val="20"/>
+                <w:szCs w:val="20"/>
+              </w:rPr>
+            </w:r>
+          </w:p>
+        </w:tc>
+        <w:tc>
+          <w:tcPr>
+            <w:tcW w:w="2356" w:type="dxa"/>
             <w:tcBorders/>
             <w:shd w:color="auto" w:fill="auto" w:val="clear"/>
             <w:vAlign w:val="center"/>
@@ -13755,30 +13755,30 @@
         <w:trPr/>
         <w:tc>
           <w:tcPr>
-            <w:tcW w:w="2166" w:type="dxa"/>
-            <w:tcBorders/>
-            <w:shd w:color="auto" w:fill="auto" w:val="clear"/>
-            <w:vAlign w:val="center"/>
-          </w:tcPr>
-          <w:p>
-            <w:pPr>
-              <w:pStyle w:val="TableContents"/>
-              <w:rPr>
-                <w:sz w:val="20"/>
-                <w:szCs w:val="20"/>
-              </w:rPr>
-            </w:pPr>
-            <w:r>
-              <w:rPr>
-                <w:sz w:val="20"/>
-                <w:szCs w:val="20"/>
-              </w:rPr>
-            </w:r>
-          </w:p>
-        </w:tc>
-        <w:tc>
-          <w:tcPr>
-            <w:tcW w:w="2355" w:type="dxa"/>
+            <w:tcW w:w="2165" w:type="dxa"/>
+            <w:tcBorders/>
+            <w:shd w:color="auto" w:fill="auto" w:val="clear"/>
+            <w:vAlign w:val="center"/>
+          </w:tcPr>
+          <w:p>
+            <w:pPr>
+              <w:pStyle w:val="TableContents"/>
+              <w:rPr>
+                <w:sz w:val="20"/>
+                <w:szCs w:val="20"/>
+              </w:rPr>
+            </w:pPr>
+            <w:r>
+              <w:rPr>
+                <w:sz w:val="20"/>
+                <w:szCs w:val="20"/>
+              </w:rPr>
+            </w:r>
+          </w:p>
+        </w:tc>
+        <w:tc>
+          <w:tcPr>
+            <w:tcW w:w="2356" w:type="dxa"/>
             <w:tcBorders/>
             <w:shd w:color="auto" w:fill="auto" w:val="clear"/>
             <w:vAlign w:val="center"/>
@@ -13877,30 +13877,30 @@
         <w:trPr/>
         <w:tc>
           <w:tcPr>
-            <w:tcW w:w="2166" w:type="dxa"/>
-            <w:tcBorders/>
-            <w:shd w:color="auto" w:fill="auto" w:val="clear"/>
-            <w:vAlign w:val="center"/>
-          </w:tcPr>
-          <w:p>
-            <w:pPr>
-              <w:pStyle w:val="TableContents"/>
-              <w:rPr>
-                <w:sz w:val="20"/>
-                <w:szCs w:val="20"/>
-              </w:rPr>
-            </w:pPr>
-            <w:r>
-              <w:rPr>
-                <w:sz w:val="20"/>
-                <w:szCs w:val="20"/>
-              </w:rPr>
-            </w:r>
-          </w:p>
-        </w:tc>
-        <w:tc>
-          <w:tcPr>
-            <w:tcW w:w="2355" w:type="dxa"/>
+            <w:tcW w:w="2165" w:type="dxa"/>
+            <w:tcBorders/>
+            <w:shd w:color="auto" w:fill="auto" w:val="clear"/>
+            <w:vAlign w:val="center"/>
+          </w:tcPr>
+          <w:p>
+            <w:pPr>
+              <w:pStyle w:val="TableContents"/>
+              <w:rPr>
+                <w:sz w:val="20"/>
+                <w:szCs w:val="20"/>
+              </w:rPr>
+            </w:pPr>
+            <w:r>
+              <w:rPr>
+                <w:sz w:val="20"/>
+                <w:szCs w:val="20"/>
+              </w:rPr>
+            </w:r>
+          </w:p>
+        </w:tc>
+        <w:tc>
+          <w:tcPr>
+            <w:tcW w:w="2356" w:type="dxa"/>
             <w:tcBorders/>
             <w:shd w:color="auto" w:fill="auto" w:val="clear"/>
             <w:vAlign w:val="center"/>
@@ -13998,30 +13998,30 @@
         <w:trPr/>
         <w:tc>
           <w:tcPr>
-            <w:tcW w:w="2166" w:type="dxa"/>
-            <w:tcBorders/>
-            <w:shd w:color="auto" w:fill="auto" w:val="clear"/>
-            <w:vAlign w:val="center"/>
-          </w:tcPr>
-          <w:p>
-            <w:pPr>
-              <w:pStyle w:val="TableContents"/>
-              <w:rPr>
-                <w:sz w:val="20"/>
-                <w:szCs w:val="20"/>
-              </w:rPr>
-            </w:pPr>
-            <w:r>
-              <w:rPr>
-                <w:sz w:val="20"/>
-                <w:szCs w:val="20"/>
-              </w:rPr>
-            </w:r>
-          </w:p>
-        </w:tc>
-        <w:tc>
-          <w:tcPr>
-            <w:tcW w:w="2355" w:type="dxa"/>
+            <w:tcW w:w="2165" w:type="dxa"/>
+            <w:tcBorders/>
+            <w:shd w:color="auto" w:fill="auto" w:val="clear"/>
+            <w:vAlign w:val="center"/>
+          </w:tcPr>
+          <w:p>
+            <w:pPr>
+              <w:pStyle w:val="TableContents"/>
+              <w:rPr>
+                <w:sz w:val="20"/>
+                <w:szCs w:val="20"/>
+              </w:rPr>
+            </w:pPr>
+            <w:r>
+              <w:rPr>
+                <w:sz w:val="20"/>
+                <w:szCs w:val="20"/>
+              </w:rPr>
+            </w:r>
+          </w:p>
+        </w:tc>
+        <w:tc>
+          <w:tcPr>
+            <w:tcW w:w="2356" w:type="dxa"/>
             <w:tcBorders/>
             <w:shd w:color="auto" w:fill="auto" w:val="clear"/>
             <w:vAlign w:val="center"/>
@@ -14144,30 +14144,30 @@
         <w:trPr/>
         <w:tc>
           <w:tcPr>
-            <w:tcW w:w="2166" w:type="dxa"/>
-            <w:tcBorders/>
-            <w:shd w:color="auto" w:fill="auto" w:val="clear"/>
-            <w:vAlign w:val="center"/>
-          </w:tcPr>
-          <w:p>
-            <w:pPr>
-              <w:pStyle w:val="TableContents"/>
-              <w:rPr>
-                <w:sz w:val="20"/>
-                <w:szCs w:val="20"/>
-              </w:rPr>
-            </w:pPr>
-            <w:r>
-              <w:rPr>
-                <w:sz w:val="20"/>
-                <w:szCs w:val="20"/>
-              </w:rPr>
-            </w:r>
-          </w:p>
-        </w:tc>
-        <w:tc>
-          <w:tcPr>
-            <w:tcW w:w="2355" w:type="dxa"/>
+            <w:tcW w:w="2165" w:type="dxa"/>
+            <w:tcBorders/>
+            <w:shd w:color="auto" w:fill="auto" w:val="clear"/>
+            <w:vAlign w:val="center"/>
+          </w:tcPr>
+          <w:p>
+            <w:pPr>
+              <w:pStyle w:val="TableContents"/>
+              <w:rPr>
+                <w:sz w:val="20"/>
+                <w:szCs w:val="20"/>
+              </w:rPr>
+            </w:pPr>
+            <w:r>
+              <w:rPr>
+                <w:sz w:val="20"/>
+                <w:szCs w:val="20"/>
+              </w:rPr>
+            </w:r>
+          </w:p>
+        </w:tc>
+        <w:tc>
+          <w:tcPr>
+            <w:tcW w:w="2356" w:type="dxa"/>
             <w:tcBorders/>
             <w:shd w:color="auto" w:fill="auto" w:val="clear"/>
             <w:vAlign w:val="center"/>
@@ -14319,7 +14319,7 @@
         <w:trPr/>
         <w:tc>
           <w:tcPr>
-            <w:tcW w:w="2166" w:type="dxa"/>
+            <w:tcW w:w="2165" w:type="dxa"/>
             <w:tcBorders/>
             <w:shd w:color="auto" w:fill="auto" w:val="clear"/>
             <w:vAlign w:val="center"/>
@@ -14343,7 +14343,7 @@
         </w:tc>
         <w:tc>
           <w:tcPr>
-            <w:tcW w:w="2355" w:type="dxa"/>
+            <w:tcW w:w="2356" w:type="dxa"/>
             <w:tcBorders/>
             <w:shd w:color="auto" w:fill="auto" w:val="clear"/>
             <w:vAlign w:val="center"/>
@@ -15049,6 +15049,7 @@
     <w:rsid w:val="00dd5ca9"/>
     <w:pPr>
       <w:widowControl/>
+      <w:suppressAutoHyphens w:val="true"/>
       <w:bidi w:val="0"/>
       <w:spacing w:before="0" w:after="0"/>
       <w:jc w:val="left"/>

--- a/Детализированный_учебный_план_по_C++.docx
+++ b/Детализированный_учебный_план_по_C++.docx
@@ -78,8 +78,8 @@
         <w:tblLook w:val="0000"/>
       </w:tblPr>
       <w:tblGrid>
-        <w:gridCol w:w="2165"/>
-        <w:gridCol w:w="2356"/>
+        <w:gridCol w:w="2164"/>
+        <w:gridCol w:w="2357"/>
         <w:gridCol w:w="2667"/>
         <w:gridCol w:w="1092"/>
         <w:gridCol w:w="1358"/>
@@ -88,7 +88,7 @@
         <w:trPr/>
         <w:tc>
           <w:tcPr>
-            <w:tcW w:w="2165" w:type="dxa"/>
+            <w:tcW w:w="2164" w:type="dxa"/>
             <w:tcBorders/>
             <w:shd w:color="auto" w:fill="auto" w:val="clear"/>
             <w:vAlign w:val="center"/>
@@ -112,7 +112,7 @@
         </w:tc>
         <w:tc>
           <w:tcPr>
-            <w:tcW w:w="2356" w:type="dxa"/>
+            <w:tcW w:w="2357" w:type="dxa"/>
             <w:tcBorders/>
             <w:shd w:color="auto" w:fill="auto" w:val="clear"/>
             <w:vAlign w:val="center"/>
@@ -211,7 +211,7 @@
         <w:trPr/>
         <w:tc>
           <w:tcPr>
-            <w:tcW w:w="2165" w:type="dxa"/>
+            <w:tcW w:w="2164" w:type="dxa"/>
             <w:tcBorders/>
             <w:shd w:color="auto" w:fill="auto" w:val="clear"/>
             <w:vAlign w:val="center"/>
@@ -252,7 +252,7 @@
         </w:tc>
         <w:tc>
           <w:tcPr>
-            <w:tcW w:w="2356" w:type="dxa"/>
+            <w:tcW w:w="2357" w:type="dxa"/>
             <w:tcBorders/>
             <w:shd w:color="auto" w:fill="auto" w:val="clear"/>
             <w:vAlign w:val="center"/>
@@ -302,15 +302,15 @@
             <w:pPr>
               <w:pStyle w:val="TableContents"/>
               <w:rPr>
-                <w:sz w:val="20"/>
-                <w:szCs w:val="20"/>
-                <w:lang w:val="ru-RU"/>
-              </w:rPr>
-            </w:pPr>
-            <w:r>
-              <w:rPr>
-                <w:sz w:val="20"/>
-                <w:szCs w:val="20"/>
+                <w:highlight w:val="none"/>
+                <w:shd w:fill="FFFF00" w:val="clear"/>
+              </w:rPr>
+            </w:pPr>
+            <w:r>
+              <w:rPr>
+                <w:sz w:val="20"/>
+                <w:szCs w:val="20"/>
+                <w:shd w:fill="FFFF00" w:val="clear"/>
                 <w:lang w:val="ru-RU"/>
               </w:rPr>
               <w:t xml:space="preserve">Теория: История </w:t>
@@ -319,6 +319,7 @@
               <w:rPr>
                 <w:sz w:val="20"/>
                 <w:szCs w:val="20"/>
+                <w:shd w:fill="FFFF00" w:val="clear"/>
               </w:rPr>
               <w:t>C</w:t>
             </w:r>
@@ -326,6 +327,7 @@
               <w:rPr>
                 <w:sz w:val="20"/>
                 <w:szCs w:val="20"/>
+                <w:shd w:fill="FFFF00" w:val="clear"/>
                 <w:lang w:val="ru-RU"/>
               </w:rPr>
               <w:t>++, компиляция, структура программы, основные типы данных (</w:t>
@@ -334,6 +336,7 @@
               <w:rPr>
                 <w:sz w:val="20"/>
                 <w:szCs w:val="20"/>
+                <w:shd w:fill="FFFF00" w:val="clear"/>
               </w:rPr>
               <w:t>int</w:t>
             </w:r>
@@ -341,6 +344,7 @@
               <w:rPr>
                 <w:sz w:val="20"/>
                 <w:szCs w:val="20"/>
+                <w:shd w:fill="FFFF00" w:val="clear"/>
                 <w:lang w:val="ru-RU"/>
               </w:rPr>
               <w:t xml:space="preserve">, </w:t>
@@ -349,6 +353,7 @@
               <w:rPr>
                 <w:sz w:val="20"/>
                 <w:szCs w:val="20"/>
+                <w:shd w:fill="FFFF00" w:val="clear"/>
               </w:rPr>
               <w:t>float</w:t>
             </w:r>
@@ -356,6 +361,7 @@
               <w:rPr>
                 <w:sz w:val="20"/>
                 <w:szCs w:val="20"/>
+                <w:shd w:fill="FFFF00" w:val="clear"/>
                 <w:lang w:val="ru-RU"/>
               </w:rPr>
               <w:t xml:space="preserve">, </w:t>
@@ -364,6 +370,7 @@
               <w:rPr>
                 <w:sz w:val="20"/>
                 <w:szCs w:val="20"/>
+                <w:shd w:fill="FFFF00" w:val="clear"/>
               </w:rPr>
               <w:t>double</w:t>
             </w:r>
@@ -371,6 +378,7 @@
               <w:rPr>
                 <w:sz w:val="20"/>
                 <w:szCs w:val="20"/>
+                <w:shd w:fill="FFFF00" w:val="clear"/>
                 <w:lang w:val="ru-RU"/>
               </w:rPr>
               <w:t xml:space="preserve">, </w:t>
@@ -379,6 +387,7 @@
               <w:rPr>
                 <w:sz w:val="20"/>
                 <w:szCs w:val="20"/>
+                <w:shd w:fill="FFFF00" w:val="clear"/>
               </w:rPr>
               <w:t>char</w:t>
             </w:r>
@@ -386,6 +395,7 @@
               <w:rPr>
                 <w:sz w:val="20"/>
                 <w:szCs w:val="20"/>
+                <w:shd w:fill="FFFF00" w:val="clear"/>
                 <w:lang w:val="ru-RU"/>
               </w:rPr>
               <w:t xml:space="preserve">, </w:t>
@@ -394,6 +404,7 @@
               <w:rPr>
                 <w:sz w:val="20"/>
                 <w:szCs w:val="20"/>
+                <w:shd w:fill="FFFF00" w:val="clear"/>
               </w:rPr>
               <w:t>bool</w:t>
             </w:r>
@@ -401,6 +412,7 @@
               <w:rPr>
                 <w:sz w:val="20"/>
                 <w:szCs w:val="20"/>
+                <w:shd w:fill="FFFF00" w:val="clear"/>
                 <w:lang w:val="ru-RU"/>
               </w:rPr>
               <w:t>), объявление переменных, константы</w:t>
@@ -460,30 +472,30 @@
         <w:trPr/>
         <w:tc>
           <w:tcPr>
-            <w:tcW w:w="2165" w:type="dxa"/>
-            <w:tcBorders/>
-            <w:shd w:color="auto" w:fill="auto" w:val="clear"/>
-            <w:vAlign w:val="center"/>
-          </w:tcPr>
-          <w:p>
-            <w:pPr>
-              <w:pStyle w:val="TableContents"/>
-              <w:rPr>
-                <w:sz w:val="20"/>
-                <w:szCs w:val="20"/>
-              </w:rPr>
-            </w:pPr>
-            <w:r>
-              <w:rPr>
-                <w:sz w:val="20"/>
-                <w:szCs w:val="20"/>
-              </w:rPr>
-            </w:r>
-          </w:p>
-        </w:tc>
-        <w:tc>
-          <w:tcPr>
-            <w:tcW w:w="2356" w:type="dxa"/>
+            <w:tcW w:w="2164" w:type="dxa"/>
+            <w:tcBorders/>
+            <w:shd w:color="auto" w:fill="auto" w:val="clear"/>
+            <w:vAlign w:val="center"/>
+          </w:tcPr>
+          <w:p>
+            <w:pPr>
+              <w:pStyle w:val="TableContents"/>
+              <w:rPr>
+                <w:sz w:val="20"/>
+                <w:szCs w:val="20"/>
+              </w:rPr>
+            </w:pPr>
+            <w:r>
+              <w:rPr>
+                <w:sz w:val="20"/>
+                <w:szCs w:val="20"/>
+              </w:rPr>
+            </w:r>
+          </w:p>
+        </w:tc>
+        <w:tc>
+          <w:tcPr>
+            <w:tcW w:w="2357" w:type="dxa"/>
             <w:tcBorders/>
             <w:shd w:color="auto" w:fill="auto" w:val="clear"/>
             <w:vAlign w:val="center"/>
@@ -533,15 +545,15 @@
             <w:pPr>
               <w:pStyle w:val="TableContents"/>
               <w:rPr>
-                <w:sz w:val="20"/>
-                <w:szCs w:val="20"/>
-                <w:lang w:val="ru-RU"/>
-              </w:rPr>
-            </w:pPr>
-            <w:r>
-              <w:rPr>
-                <w:sz w:val="20"/>
-                <w:szCs w:val="20"/>
+                <w:highlight w:val="none"/>
+                <w:shd w:fill="FFFF00" w:val="clear"/>
+              </w:rPr>
+            </w:pPr>
+            <w:r>
+              <w:rPr>
+                <w:sz w:val="20"/>
+                <w:szCs w:val="20"/>
+                <w:shd w:fill="FFFF00" w:val="clear"/>
                 <w:lang w:val="ru-RU"/>
               </w:rPr>
               <w:t>Написание первой программы, работа с переменными, простые вычисления, ввод/вывод (</w:t>
@@ -550,6 +562,7 @@
               <w:rPr>
                 <w:sz w:val="20"/>
                 <w:szCs w:val="20"/>
+                <w:shd w:fill="FFFF00" w:val="clear"/>
               </w:rPr>
               <w:t>cin</w:t>
             </w:r>
@@ -557,6 +570,7 @@
               <w:rPr>
                 <w:sz w:val="20"/>
                 <w:szCs w:val="20"/>
+                <w:shd w:fill="FFFF00" w:val="clear"/>
                 <w:lang w:val="ru-RU"/>
               </w:rPr>
               <w:t>/</w:t>
@@ -565,6 +579,7 @@
               <w:rPr>
                 <w:sz w:val="20"/>
                 <w:szCs w:val="20"/>
+                <w:shd w:fill="FFFF00" w:val="clear"/>
               </w:rPr>
               <w:t>cout</w:t>
             </w:r>
@@ -572,6 +587,7 @@
               <w:rPr>
                 <w:sz w:val="20"/>
                 <w:szCs w:val="20"/>
+                <w:shd w:fill="FFFF00" w:val="clear"/>
                 <w:lang w:val="ru-RU"/>
               </w:rPr>
               <w:t>)</w:t>
@@ -631,30 +647,30 @@
         <w:trPr/>
         <w:tc>
           <w:tcPr>
-            <w:tcW w:w="2165" w:type="dxa"/>
-            <w:tcBorders/>
-            <w:shd w:color="auto" w:fill="auto" w:val="clear"/>
-            <w:vAlign w:val="center"/>
-          </w:tcPr>
-          <w:p>
-            <w:pPr>
-              <w:pStyle w:val="TableContents"/>
-              <w:rPr>
-                <w:sz w:val="20"/>
-                <w:szCs w:val="20"/>
-              </w:rPr>
-            </w:pPr>
-            <w:r>
-              <w:rPr>
-                <w:sz w:val="20"/>
-                <w:szCs w:val="20"/>
-              </w:rPr>
-            </w:r>
-          </w:p>
-        </w:tc>
-        <w:tc>
-          <w:tcPr>
-            <w:tcW w:w="2356" w:type="dxa"/>
+            <w:tcW w:w="2164" w:type="dxa"/>
+            <w:tcBorders/>
+            <w:shd w:color="auto" w:fill="auto" w:val="clear"/>
+            <w:vAlign w:val="center"/>
+          </w:tcPr>
+          <w:p>
+            <w:pPr>
+              <w:pStyle w:val="TableContents"/>
+              <w:rPr>
+                <w:sz w:val="20"/>
+                <w:szCs w:val="20"/>
+              </w:rPr>
+            </w:pPr>
+            <w:r>
+              <w:rPr>
+                <w:sz w:val="20"/>
+                <w:szCs w:val="20"/>
+              </w:rPr>
+            </w:r>
+          </w:p>
+        </w:tc>
+        <w:tc>
+          <w:tcPr>
+            <w:tcW w:w="2357" w:type="dxa"/>
             <w:tcBorders/>
             <w:shd w:color="auto" w:fill="auto" w:val="clear"/>
             <w:vAlign w:val="center"/>
@@ -687,15 +703,15 @@
             <w:pPr>
               <w:pStyle w:val="TableContents"/>
               <w:rPr>
-                <w:sz w:val="20"/>
-                <w:szCs w:val="20"/>
-                <w:lang w:val="ru-RU"/>
-              </w:rPr>
-            </w:pPr>
-            <w:r>
-              <w:rPr>
-                <w:sz w:val="20"/>
-                <w:szCs w:val="20"/>
+                <w:highlight w:val="none"/>
+                <w:shd w:fill="FFFF00" w:val="clear"/>
+              </w:rPr>
+            </w:pPr>
+            <w:r>
+              <w:rPr>
+                <w:sz w:val="20"/>
+                <w:szCs w:val="20"/>
+                <w:shd w:fill="FFFF00" w:val="clear"/>
                 <w:lang w:val="ru-RU"/>
               </w:rPr>
               <w:t>Условные операторы (</w:t>
@@ -704,6 +720,7 @@
               <w:rPr>
                 <w:sz w:val="20"/>
                 <w:szCs w:val="20"/>
+                <w:shd w:fill="FFFF00" w:val="clear"/>
               </w:rPr>
               <w:t>if</w:t>
             </w:r>
@@ -711,6 +728,7 @@
               <w:rPr>
                 <w:sz w:val="20"/>
                 <w:szCs w:val="20"/>
+                <w:shd w:fill="FFFF00" w:val="clear"/>
                 <w:lang w:val="ru-RU"/>
               </w:rPr>
               <w:t>/</w:t>
@@ -719,6 +737,7 @@
               <w:rPr>
                 <w:sz w:val="20"/>
                 <w:szCs w:val="20"/>
+                <w:shd w:fill="FFFF00" w:val="clear"/>
               </w:rPr>
               <w:t>else</w:t>
             </w:r>
@@ -726,6 +745,7 @@
               <w:rPr>
                 <w:sz w:val="20"/>
                 <w:szCs w:val="20"/>
+                <w:shd w:fill="FFFF00" w:val="clear"/>
                 <w:lang w:val="ru-RU"/>
               </w:rPr>
               <w:t xml:space="preserve">, </w:t>
@@ -734,6 +754,7 @@
               <w:rPr>
                 <w:sz w:val="20"/>
                 <w:szCs w:val="20"/>
+                <w:shd w:fill="FFFF00" w:val="clear"/>
               </w:rPr>
               <w:t>switch</w:t>
             </w:r>
@@ -741,6 +762,7 @@
               <w:rPr>
                 <w:sz w:val="20"/>
                 <w:szCs w:val="20"/>
+                <w:shd w:fill="FFFF00" w:val="clear"/>
                 <w:lang w:val="ru-RU"/>
               </w:rPr>
               <w:t>), логические операции (&amp;&amp;, ||, !), тернарный оператор</w:t>
@@ -800,30 +822,30 @@
         <w:trPr/>
         <w:tc>
           <w:tcPr>
-            <w:tcW w:w="2165" w:type="dxa"/>
-            <w:tcBorders/>
-            <w:shd w:color="auto" w:fill="auto" w:val="clear"/>
-            <w:vAlign w:val="center"/>
-          </w:tcPr>
-          <w:p>
-            <w:pPr>
-              <w:pStyle w:val="TableContents"/>
-              <w:rPr>
-                <w:sz w:val="20"/>
-                <w:szCs w:val="20"/>
-              </w:rPr>
-            </w:pPr>
-            <w:r>
-              <w:rPr>
-                <w:sz w:val="20"/>
-                <w:szCs w:val="20"/>
-              </w:rPr>
-            </w:r>
-          </w:p>
-        </w:tc>
-        <w:tc>
-          <w:tcPr>
-            <w:tcW w:w="2356" w:type="dxa"/>
+            <w:tcW w:w="2164" w:type="dxa"/>
+            <w:tcBorders/>
+            <w:shd w:color="auto" w:fill="auto" w:val="clear"/>
+            <w:vAlign w:val="center"/>
+          </w:tcPr>
+          <w:p>
+            <w:pPr>
+              <w:pStyle w:val="TableContents"/>
+              <w:rPr>
+                <w:sz w:val="20"/>
+                <w:szCs w:val="20"/>
+              </w:rPr>
+            </w:pPr>
+            <w:r>
+              <w:rPr>
+                <w:sz w:val="20"/>
+                <w:szCs w:val="20"/>
+              </w:rPr>
+            </w:r>
+          </w:p>
+        </w:tc>
+        <w:tc>
+          <w:tcPr>
+            <w:tcW w:w="2357" w:type="dxa"/>
             <w:tcBorders/>
             <w:shd w:color="auto" w:fill="auto" w:val="clear"/>
             <w:vAlign w:val="center"/>
@@ -855,15 +877,15 @@
             <w:pPr>
               <w:pStyle w:val="TableContents"/>
               <w:rPr>
-                <w:sz w:val="20"/>
-                <w:szCs w:val="20"/>
-                <w:lang w:val="ru-RU"/>
-              </w:rPr>
-            </w:pPr>
-            <w:r>
-              <w:rPr>
-                <w:sz w:val="20"/>
-                <w:szCs w:val="20"/>
+                <w:highlight w:val="none"/>
+                <w:shd w:fill="FFFF00" w:val="clear"/>
+              </w:rPr>
+            </w:pPr>
+            <w:r>
+              <w:rPr>
+                <w:sz w:val="20"/>
+                <w:szCs w:val="20"/>
+                <w:shd w:fill="FFFF00" w:val="clear"/>
                 <w:lang w:val="ru-RU"/>
               </w:rPr>
               <w:t>Решение задач на условия, калькуляторы, проверка введенных данных</w:t>
@@ -923,30 +945,30 @@
         <w:trPr/>
         <w:tc>
           <w:tcPr>
-            <w:tcW w:w="2165" w:type="dxa"/>
-            <w:tcBorders/>
-            <w:shd w:color="auto" w:fill="auto" w:val="clear"/>
-            <w:vAlign w:val="center"/>
-          </w:tcPr>
-          <w:p>
-            <w:pPr>
-              <w:pStyle w:val="TableContents"/>
-              <w:rPr>
-                <w:sz w:val="20"/>
-                <w:szCs w:val="20"/>
-              </w:rPr>
-            </w:pPr>
-            <w:r>
-              <w:rPr>
-                <w:sz w:val="20"/>
-                <w:szCs w:val="20"/>
-              </w:rPr>
-            </w:r>
-          </w:p>
-        </w:tc>
-        <w:tc>
-          <w:tcPr>
-            <w:tcW w:w="2356" w:type="dxa"/>
+            <w:tcW w:w="2164" w:type="dxa"/>
+            <w:tcBorders/>
+            <w:shd w:color="auto" w:fill="auto" w:val="clear"/>
+            <w:vAlign w:val="center"/>
+          </w:tcPr>
+          <w:p>
+            <w:pPr>
+              <w:pStyle w:val="TableContents"/>
+              <w:rPr>
+                <w:sz w:val="20"/>
+                <w:szCs w:val="20"/>
+              </w:rPr>
+            </w:pPr>
+            <w:r>
+              <w:rPr>
+                <w:sz w:val="20"/>
+                <w:szCs w:val="20"/>
+              </w:rPr>
+            </w:r>
+          </w:p>
+        </w:tc>
+        <w:tc>
+          <w:tcPr>
+            <w:tcW w:w="2357" w:type="dxa"/>
             <w:tcBorders/>
             <w:shd w:color="auto" w:fill="auto" w:val="clear"/>
             <w:vAlign w:val="center"/>
@@ -979,14 +1001,15 @@
             <w:pPr>
               <w:pStyle w:val="TableContents"/>
               <w:rPr>
-                <w:sz w:val="20"/>
-                <w:szCs w:val="20"/>
-              </w:rPr>
-            </w:pPr>
-            <w:r>
-              <w:rPr>
-                <w:sz w:val="20"/>
-                <w:szCs w:val="20"/>
+                <w:highlight w:val="none"/>
+                <w:shd w:fill="FFFF00" w:val="clear"/>
+              </w:rPr>
+            </w:pPr>
+            <w:r>
+              <w:rPr>
+                <w:sz w:val="20"/>
+                <w:szCs w:val="20"/>
+                <w:shd w:fill="FFFF00" w:val="clear"/>
               </w:rPr>
               <w:t>Циклы for, while, do-while, операторы break и continue</w:t>
             </w:r>
@@ -1045,30 +1068,30 @@
         <w:trPr/>
         <w:tc>
           <w:tcPr>
-            <w:tcW w:w="2165" w:type="dxa"/>
-            <w:tcBorders/>
-            <w:shd w:color="auto" w:fill="auto" w:val="clear"/>
-            <w:vAlign w:val="center"/>
-          </w:tcPr>
-          <w:p>
-            <w:pPr>
-              <w:pStyle w:val="TableContents"/>
-              <w:rPr>
-                <w:sz w:val="20"/>
-                <w:szCs w:val="20"/>
-              </w:rPr>
-            </w:pPr>
-            <w:r>
-              <w:rPr>
-                <w:sz w:val="20"/>
-                <w:szCs w:val="20"/>
-              </w:rPr>
-            </w:r>
-          </w:p>
-        </w:tc>
-        <w:tc>
-          <w:tcPr>
-            <w:tcW w:w="2356" w:type="dxa"/>
+            <w:tcW w:w="2164" w:type="dxa"/>
+            <w:tcBorders/>
+            <w:shd w:color="auto" w:fill="auto" w:val="clear"/>
+            <w:vAlign w:val="center"/>
+          </w:tcPr>
+          <w:p>
+            <w:pPr>
+              <w:pStyle w:val="TableContents"/>
+              <w:rPr>
+                <w:sz w:val="20"/>
+                <w:szCs w:val="20"/>
+              </w:rPr>
+            </w:pPr>
+            <w:r>
+              <w:rPr>
+                <w:sz w:val="20"/>
+                <w:szCs w:val="20"/>
+              </w:rPr>
+            </w:r>
+          </w:p>
+        </w:tc>
+        <w:tc>
+          <w:tcPr>
+            <w:tcW w:w="2357" w:type="dxa"/>
             <w:tcBorders/>
             <w:shd w:color="auto" w:fill="auto" w:val="clear"/>
             <w:vAlign w:val="center"/>
@@ -1100,15 +1123,15 @@
             <w:pPr>
               <w:pStyle w:val="TableContents"/>
               <w:rPr>
-                <w:sz w:val="20"/>
-                <w:szCs w:val="20"/>
-                <w:lang w:val="ru-RU"/>
-              </w:rPr>
-            </w:pPr>
-            <w:r>
-              <w:rPr>
-                <w:sz w:val="20"/>
-                <w:szCs w:val="20"/>
+                <w:highlight w:val="none"/>
+                <w:shd w:fill="FFFF00" w:val="clear"/>
+              </w:rPr>
+            </w:pPr>
+            <w:r>
+              <w:rPr>
+                <w:sz w:val="20"/>
+                <w:szCs w:val="20"/>
+                <w:shd w:fill="FFFF00" w:val="clear"/>
                 <w:lang w:val="ru-RU"/>
               </w:rPr>
               <w:t>Решение задач на циклы, таблицы умножения, обработка последовательностей</w:t>
@@ -1168,30 +1191,30 @@
         <w:trPr/>
         <w:tc>
           <w:tcPr>
-            <w:tcW w:w="2165" w:type="dxa"/>
-            <w:tcBorders/>
-            <w:shd w:color="auto" w:fill="auto" w:val="clear"/>
-            <w:vAlign w:val="center"/>
-          </w:tcPr>
-          <w:p>
-            <w:pPr>
-              <w:pStyle w:val="TableContents"/>
-              <w:rPr>
-                <w:sz w:val="20"/>
-                <w:szCs w:val="20"/>
-              </w:rPr>
-            </w:pPr>
-            <w:r>
-              <w:rPr>
-                <w:sz w:val="20"/>
-                <w:szCs w:val="20"/>
-              </w:rPr>
-            </w:r>
-          </w:p>
-        </w:tc>
-        <w:tc>
-          <w:tcPr>
-            <w:tcW w:w="2356" w:type="dxa"/>
+            <w:tcW w:w="2164" w:type="dxa"/>
+            <w:tcBorders/>
+            <w:shd w:color="auto" w:fill="auto" w:val="clear"/>
+            <w:vAlign w:val="center"/>
+          </w:tcPr>
+          <w:p>
+            <w:pPr>
+              <w:pStyle w:val="TableContents"/>
+              <w:rPr>
+                <w:sz w:val="20"/>
+                <w:szCs w:val="20"/>
+              </w:rPr>
+            </w:pPr>
+            <w:r>
+              <w:rPr>
+                <w:sz w:val="20"/>
+                <w:szCs w:val="20"/>
+              </w:rPr>
+            </w:r>
+          </w:p>
+        </w:tc>
+        <w:tc>
+          <w:tcPr>
+            <w:tcW w:w="2357" w:type="dxa"/>
             <w:tcBorders/>
             <w:shd w:color="auto" w:fill="auto" w:val="clear"/>
             <w:vAlign w:val="center"/>
@@ -1292,30 +1315,30 @@
         <w:trPr/>
         <w:tc>
           <w:tcPr>
-            <w:tcW w:w="2165" w:type="dxa"/>
-            <w:tcBorders/>
-            <w:shd w:color="auto" w:fill="auto" w:val="clear"/>
-            <w:vAlign w:val="center"/>
-          </w:tcPr>
-          <w:p>
-            <w:pPr>
-              <w:pStyle w:val="TableContents"/>
-              <w:rPr>
-                <w:sz w:val="20"/>
-                <w:szCs w:val="20"/>
-              </w:rPr>
-            </w:pPr>
-            <w:r>
-              <w:rPr>
-                <w:sz w:val="20"/>
-                <w:szCs w:val="20"/>
-              </w:rPr>
-            </w:r>
-          </w:p>
-        </w:tc>
-        <w:tc>
-          <w:tcPr>
-            <w:tcW w:w="2356" w:type="dxa"/>
+            <w:tcW w:w="2164" w:type="dxa"/>
+            <w:tcBorders/>
+            <w:shd w:color="auto" w:fill="auto" w:val="clear"/>
+            <w:vAlign w:val="center"/>
+          </w:tcPr>
+          <w:p>
+            <w:pPr>
+              <w:pStyle w:val="TableContents"/>
+              <w:rPr>
+                <w:sz w:val="20"/>
+                <w:szCs w:val="20"/>
+              </w:rPr>
+            </w:pPr>
+            <w:r>
+              <w:rPr>
+                <w:sz w:val="20"/>
+                <w:szCs w:val="20"/>
+              </w:rPr>
+            </w:r>
+          </w:p>
+        </w:tc>
+        <w:tc>
+          <w:tcPr>
+            <w:tcW w:w="2357" w:type="dxa"/>
             <w:tcBorders/>
             <w:shd w:color="auto" w:fill="auto" w:val="clear"/>
             <w:vAlign w:val="center"/>
@@ -1347,15 +1370,15 @@
             <w:pPr>
               <w:pStyle w:val="TableContents"/>
               <w:rPr>
-                <w:sz w:val="20"/>
-                <w:szCs w:val="20"/>
-                <w:lang w:val="ru-RU"/>
-              </w:rPr>
-            </w:pPr>
-            <w:r>
-              <w:rPr>
-                <w:sz w:val="20"/>
-                <w:szCs w:val="20"/>
+                <w:highlight w:val="none"/>
+                <w:shd w:fill="FFFF00" w:val="clear"/>
+              </w:rPr>
+            </w:pPr>
+            <w:r>
+              <w:rPr>
+                <w:sz w:val="20"/>
+                <w:szCs w:val="20"/>
+                <w:shd w:fill="FFFF00" w:val="clear"/>
                 <w:lang w:val="ru-RU"/>
               </w:rPr>
               <w:t>Обработка массивов, поиск минимума/максимума, сортировка пузырьком</w:t>
@@ -1415,30 +1438,30 @@
         <w:trPr/>
         <w:tc>
           <w:tcPr>
-            <w:tcW w:w="2165" w:type="dxa"/>
-            <w:tcBorders/>
-            <w:shd w:color="auto" w:fill="auto" w:val="clear"/>
-            <w:vAlign w:val="center"/>
-          </w:tcPr>
-          <w:p>
-            <w:pPr>
-              <w:pStyle w:val="TableContents"/>
-              <w:rPr>
-                <w:sz w:val="20"/>
-                <w:szCs w:val="20"/>
-              </w:rPr>
-            </w:pPr>
-            <w:r>
-              <w:rPr>
-                <w:sz w:val="20"/>
-                <w:szCs w:val="20"/>
-              </w:rPr>
-            </w:r>
-          </w:p>
-        </w:tc>
-        <w:tc>
-          <w:tcPr>
-            <w:tcW w:w="2356" w:type="dxa"/>
+            <w:tcW w:w="2164" w:type="dxa"/>
+            <w:tcBorders/>
+            <w:shd w:color="auto" w:fill="auto" w:val="clear"/>
+            <w:vAlign w:val="center"/>
+          </w:tcPr>
+          <w:p>
+            <w:pPr>
+              <w:pStyle w:val="TableContents"/>
+              <w:rPr>
+                <w:sz w:val="20"/>
+                <w:szCs w:val="20"/>
+              </w:rPr>
+            </w:pPr>
+            <w:r>
+              <w:rPr>
+                <w:sz w:val="20"/>
+                <w:szCs w:val="20"/>
+              </w:rPr>
+            </w:r>
+          </w:p>
+        </w:tc>
+        <w:tc>
+          <w:tcPr>
+            <w:tcW w:w="2357" w:type="dxa"/>
             <w:tcBorders/>
             <w:shd w:color="auto" w:fill="auto" w:val="clear"/>
             <w:vAlign w:val="center"/>
@@ -1482,9 +1505,18 @@
               <w:rPr>
                 <w:sz w:val="20"/>
                 <w:szCs w:val="20"/>
-                <w:lang w:val="ru-RU"/>
-              </w:rPr>
-              <w:t>Объявление и определение функций, параметры по значению/ссылке, возвращаемые значения, рекурсия</w:t>
+                <w:shd w:fill="FFFF00" w:val="clear"/>
+                <w:lang w:val="ru-RU"/>
+              </w:rPr>
+              <w:t>Объявление и определение функций, параметры по значению/ссылке, возвращаемые значения,</w:t>
+            </w:r>
+            <w:r>
+              <w:rPr>
+                <w:sz w:val="20"/>
+                <w:szCs w:val="20"/>
+                <w:lang w:val="ru-RU"/>
+              </w:rPr>
+              <w:t xml:space="preserve"> рекурсия</w:t>
             </w:r>
           </w:p>
         </w:tc>
@@ -1541,30 +1573,30 @@
         <w:trPr/>
         <w:tc>
           <w:tcPr>
-            <w:tcW w:w="2165" w:type="dxa"/>
-            <w:tcBorders/>
-            <w:shd w:color="auto" w:fill="auto" w:val="clear"/>
-            <w:vAlign w:val="center"/>
-          </w:tcPr>
-          <w:p>
-            <w:pPr>
-              <w:pStyle w:val="TableContents"/>
-              <w:rPr>
-                <w:sz w:val="20"/>
-                <w:szCs w:val="20"/>
-              </w:rPr>
-            </w:pPr>
-            <w:r>
-              <w:rPr>
-                <w:sz w:val="20"/>
-                <w:szCs w:val="20"/>
-              </w:rPr>
-            </w:r>
-          </w:p>
-        </w:tc>
-        <w:tc>
-          <w:tcPr>
-            <w:tcW w:w="2356" w:type="dxa"/>
+            <w:tcW w:w="2164" w:type="dxa"/>
+            <w:tcBorders/>
+            <w:shd w:color="auto" w:fill="auto" w:val="clear"/>
+            <w:vAlign w:val="center"/>
+          </w:tcPr>
+          <w:p>
+            <w:pPr>
+              <w:pStyle w:val="TableContents"/>
+              <w:rPr>
+                <w:sz w:val="20"/>
+                <w:szCs w:val="20"/>
+              </w:rPr>
+            </w:pPr>
+            <w:r>
+              <w:rPr>
+                <w:sz w:val="20"/>
+                <w:szCs w:val="20"/>
+              </w:rPr>
+            </w:r>
+          </w:p>
+        </w:tc>
+        <w:tc>
+          <w:tcPr>
+            <w:tcW w:w="2357" w:type="dxa"/>
             <w:tcBorders/>
             <w:shd w:color="auto" w:fill="auto" w:val="clear"/>
             <w:vAlign w:val="center"/>
@@ -1596,15 +1628,15 @@
             <w:pPr>
               <w:pStyle w:val="TableContents"/>
               <w:rPr>
-                <w:sz w:val="20"/>
-                <w:szCs w:val="20"/>
-                <w:lang w:val="ru-RU"/>
-              </w:rPr>
-            </w:pPr>
-            <w:r>
-              <w:rPr>
-                <w:sz w:val="20"/>
-                <w:szCs w:val="20"/>
+                <w:highlight w:val="none"/>
+                <w:shd w:fill="FFFF00" w:val="clear"/>
+              </w:rPr>
+            </w:pPr>
+            <w:r>
+              <w:rPr>
+                <w:sz w:val="20"/>
+                <w:szCs w:val="20"/>
+                <w:shd w:fill="FFFF00" w:val="clear"/>
                 <w:lang w:val="ru-RU"/>
               </w:rPr>
               <w:t>Создание библиотеки функций, рекурсивные алгоритмы (факториал, числа Фибоначчи)</w:t>
@@ -1664,30 +1696,30 @@
         <w:trPr/>
         <w:tc>
           <w:tcPr>
-            <w:tcW w:w="2165" w:type="dxa"/>
-            <w:tcBorders/>
-            <w:shd w:color="auto" w:fill="auto" w:val="clear"/>
-            <w:vAlign w:val="center"/>
-          </w:tcPr>
-          <w:p>
-            <w:pPr>
-              <w:pStyle w:val="TableContents"/>
-              <w:rPr>
-                <w:sz w:val="20"/>
-                <w:szCs w:val="20"/>
-              </w:rPr>
-            </w:pPr>
-            <w:r>
-              <w:rPr>
-                <w:sz w:val="20"/>
-                <w:szCs w:val="20"/>
-              </w:rPr>
-            </w:r>
-          </w:p>
-        </w:tc>
-        <w:tc>
-          <w:tcPr>
-            <w:tcW w:w="2356" w:type="dxa"/>
+            <w:tcW w:w="2164" w:type="dxa"/>
+            <w:tcBorders/>
+            <w:shd w:color="auto" w:fill="auto" w:val="clear"/>
+            <w:vAlign w:val="center"/>
+          </w:tcPr>
+          <w:p>
+            <w:pPr>
+              <w:pStyle w:val="TableContents"/>
+              <w:rPr>
+                <w:sz w:val="20"/>
+                <w:szCs w:val="20"/>
+              </w:rPr>
+            </w:pPr>
+            <w:r>
+              <w:rPr>
+                <w:sz w:val="20"/>
+                <w:szCs w:val="20"/>
+              </w:rPr>
+            </w:r>
+          </w:p>
+        </w:tc>
+        <w:tc>
+          <w:tcPr>
+            <w:tcW w:w="2357" w:type="dxa"/>
             <w:tcBorders/>
             <w:shd w:color="auto" w:fill="auto" w:val="clear"/>
             <w:vAlign w:val="center"/>
@@ -1794,32 +1826,32 @@
         <w:trPr/>
         <w:tc>
           <w:tcPr>
-            <w:tcW w:w="2165" w:type="dxa"/>
-            <w:tcBorders/>
-            <w:shd w:color="auto" w:fill="auto" w:val="clear"/>
-            <w:vAlign w:val="center"/>
-          </w:tcPr>
-          <w:p>
-            <w:pPr>
-              <w:pStyle w:val="TableContents"/>
-              <w:rPr>
-                <w:sz w:val="20"/>
-                <w:szCs w:val="20"/>
-                <w:lang w:val="ru-RU"/>
-              </w:rPr>
-            </w:pPr>
-            <w:r>
-              <w:rPr>
-                <w:sz w:val="20"/>
-                <w:szCs w:val="20"/>
-                <w:lang w:val="ru-RU"/>
-              </w:rPr>
-            </w:r>
-          </w:p>
-        </w:tc>
-        <w:tc>
-          <w:tcPr>
-            <w:tcW w:w="2356" w:type="dxa"/>
+            <w:tcW w:w="2164" w:type="dxa"/>
+            <w:tcBorders/>
+            <w:shd w:color="auto" w:fill="auto" w:val="clear"/>
+            <w:vAlign w:val="center"/>
+          </w:tcPr>
+          <w:p>
+            <w:pPr>
+              <w:pStyle w:val="TableContents"/>
+              <w:rPr>
+                <w:sz w:val="20"/>
+                <w:szCs w:val="20"/>
+                <w:lang w:val="ru-RU"/>
+              </w:rPr>
+            </w:pPr>
+            <w:r>
+              <w:rPr>
+                <w:sz w:val="20"/>
+                <w:szCs w:val="20"/>
+                <w:lang w:val="ru-RU"/>
+              </w:rPr>
+            </w:r>
+          </w:p>
+        </w:tc>
+        <w:tc>
+          <w:tcPr>
+            <w:tcW w:w="2357" w:type="dxa"/>
             <w:tcBorders/>
             <w:shd w:color="auto" w:fill="auto" w:val="clear"/>
             <w:vAlign w:val="center"/>
@@ -1932,32 +1964,32 @@
         <w:trPr/>
         <w:tc>
           <w:tcPr>
-            <w:tcW w:w="2165" w:type="dxa"/>
-            <w:tcBorders/>
-            <w:shd w:color="auto" w:fill="auto" w:val="clear"/>
-            <w:vAlign w:val="center"/>
-          </w:tcPr>
-          <w:p>
-            <w:pPr>
-              <w:pStyle w:val="TableContents"/>
-              <w:rPr>
-                <w:sz w:val="20"/>
-                <w:szCs w:val="20"/>
-                <w:lang w:val="ru-RU"/>
-              </w:rPr>
-            </w:pPr>
-            <w:r>
-              <w:rPr>
-                <w:sz w:val="20"/>
-                <w:szCs w:val="20"/>
-                <w:lang w:val="ru-RU"/>
-              </w:rPr>
-            </w:r>
-          </w:p>
-        </w:tc>
-        <w:tc>
-          <w:tcPr>
-            <w:tcW w:w="2356" w:type="dxa"/>
+            <w:tcW w:w="2164" w:type="dxa"/>
+            <w:tcBorders/>
+            <w:shd w:color="auto" w:fill="auto" w:val="clear"/>
+            <w:vAlign w:val="center"/>
+          </w:tcPr>
+          <w:p>
+            <w:pPr>
+              <w:pStyle w:val="TableContents"/>
+              <w:rPr>
+                <w:sz w:val="20"/>
+                <w:szCs w:val="20"/>
+                <w:lang w:val="ru-RU"/>
+              </w:rPr>
+            </w:pPr>
+            <w:r>
+              <w:rPr>
+                <w:sz w:val="20"/>
+                <w:szCs w:val="20"/>
+                <w:lang w:val="ru-RU"/>
+              </w:rPr>
+            </w:r>
+          </w:p>
+        </w:tc>
+        <w:tc>
+          <w:tcPr>
+            <w:tcW w:w="2357" w:type="dxa"/>
             <w:tcBorders/>
             <w:shd w:color="auto" w:fill="auto" w:val="clear"/>
             <w:vAlign w:val="center"/>
@@ -2103,30 +2135,30 @@
         <w:trPr/>
         <w:tc>
           <w:tcPr>
-            <w:tcW w:w="2165" w:type="dxa"/>
-            <w:tcBorders/>
-            <w:shd w:color="auto" w:fill="auto" w:val="clear"/>
-            <w:vAlign w:val="center"/>
-          </w:tcPr>
-          <w:p>
-            <w:pPr>
-              <w:pStyle w:val="TableContents"/>
-              <w:rPr>
-                <w:sz w:val="20"/>
-                <w:szCs w:val="20"/>
-              </w:rPr>
-            </w:pPr>
-            <w:r>
-              <w:rPr>
-                <w:sz w:val="20"/>
-                <w:szCs w:val="20"/>
-              </w:rPr>
-            </w:r>
-          </w:p>
-        </w:tc>
-        <w:tc>
-          <w:tcPr>
-            <w:tcW w:w="2356" w:type="dxa"/>
+            <w:tcW w:w="2164" w:type="dxa"/>
+            <w:tcBorders/>
+            <w:shd w:color="auto" w:fill="auto" w:val="clear"/>
+            <w:vAlign w:val="center"/>
+          </w:tcPr>
+          <w:p>
+            <w:pPr>
+              <w:pStyle w:val="TableContents"/>
+              <w:rPr>
+                <w:sz w:val="20"/>
+                <w:szCs w:val="20"/>
+              </w:rPr>
+            </w:pPr>
+            <w:r>
+              <w:rPr>
+                <w:sz w:val="20"/>
+                <w:szCs w:val="20"/>
+              </w:rPr>
+            </w:r>
+          </w:p>
+        </w:tc>
+        <w:tc>
+          <w:tcPr>
+            <w:tcW w:w="2357" w:type="dxa"/>
             <w:tcBorders/>
             <w:shd w:color="auto" w:fill="auto" w:val="clear"/>
             <w:vAlign w:val="center"/>
@@ -2226,30 +2258,30 @@
         <w:trPr/>
         <w:tc>
           <w:tcPr>
-            <w:tcW w:w="2165" w:type="dxa"/>
-            <w:tcBorders/>
-            <w:shd w:color="auto" w:fill="auto" w:val="clear"/>
-            <w:vAlign w:val="center"/>
-          </w:tcPr>
-          <w:p>
-            <w:pPr>
-              <w:pStyle w:val="TableContents"/>
-              <w:rPr>
-                <w:sz w:val="20"/>
-                <w:szCs w:val="20"/>
-              </w:rPr>
-            </w:pPr>
-            <w:r>
-              <w:rPr>
-                <w:sz w:val="20"/>
-                <w:szCs w:val="20"/>
-              </w:rPr>
-            </w:r>
-          </w:p>
-        </w:tc>
-        <w:tc>
-          <w:tcPr>
-            <w:tcW w:w="2356" w:type="dxa"/>
+            <w:tcW w:w="2164" w:type="dxa"/>
+            <w:tcBorders/>
+            <w:shd w:color="auto" w:fill="auto" w:val="clear"/>
+            <w:vAlign w:val="center"/>
+          </w:tcPr>
+          <w:p>
+            <w:pPr>
+              <w:pStyle w:val="TableContents"/>
+              <w:rPr>
+                <w:sz w:val="20"/>
+                <w:szCs w:val="20"/>
+              </w:rPr>
+            </w:pPr>
+            <w:r>
+              <w:rPr>
+                <w:sz w:val="20"/>
+                <w:szCs w:val="20"/>
+              </w:rPr>
+            </w:r>
+          </w:p>
+        </w:tc>
+        <w:tc>
+          <w:tcPr>
+            <w:tcW w:w="2357" w:type="dxa"/>
             <w:tcBorders/>
             <w:shd w:color="auto" w:fill="auto" w:val="clear"/>
             <w:vAlign w:val="center"/>
@@ -2352,30 +2384,30 @@
         <w:trPr/>
         <w:tc>
           <w:tcPr>
-            <w:tcW w:w="2165" w:type="dxa"/>
-            <w:tcBorders/>
-            <w:shd w:color="auto" w:fill="auto" w:val="clear"/>
-            <w:vAlign w:val="center"/>
-          </w:tcPr>
-          <w:p>
-            <w:pPr>
-              <w:pStyle w:val="TableContents"/>
-              <w:rPr>
-                <w:sz w:val="20"/>
-                <w:szCs w:val="20"/>
-              </w:rPr>
-            </w:pPr>
-            <w:r>
-              <w:rPr>
-                <w:sz w:val="20"/>
-                <w:szCs w:val="20"/>
-              </w:rPr>
-            </w:r>
-          </w:p>
-        </w:tc>
-        <w:tc>
-          <w:tcPr>
-            <w:tcW w:w="2356" w:type="dxa"/>
+            <w:tcW w:w="2164" w:type="dxa"/>
+            <w:tcBorders/>
+            <w:shd w:color="auto" w:fill="auto" w:val="clear"/>
+            <w:vAlign w:val="center"/>
+          </w:tcPr>
+          <w:p>
+            <w:pPr>
+              <w:pStyle w:val="TableContents"/>
+              <w:rPr>
+                <w:sz w:val="20"/>
+                <w:szCs w:val="20"/>
+              </w:rPr>
+            </w:pPr>
+            <w:r>
+              <w:rPr>
+                <w:sz w:val="20"/>
+                <w:szCs w:val="20"/>
+              </w:rPr>
+            </w:r>
+          </w:p>
+        </w:tc>
+        <w:tc>
+          <w:tcPr>
+            <w:tcW w:w="2357" w:type="dxa"/>
             <w:tcBorders/>
             <w:shd w:color="auto" w:fill="auto" w:val="clear"/>
             <w:vAlign w:val="center"/>
@@ -2475,7 +2507,7 @@
         <w:trPr/>
         <w:tc>
           <w:tcPr>
-            <w:tcW w:w="2165" w:type="dxa"/>
+            <w:tcW w:w="2164" w:type="dxa"/>
             <w:tcBorders/>
             <w:shd w:color="auto" w:fill="auto" w:val="clear"/>
             <w:vAlign w:val="center"/>
@@ -2508,7 +2540,7 @@
         </w:tc>
         <w:tc>
           <w:tcPr>
-            <w:tcW w:w="2356" w:type="dxa"/>
+            <w:tcW w:w="2357" w:type="dxa"/>
             <w:tcBorders/>
             <w:shd w:color="auto" w:fill="auto" w:val="clear"/>
             <w:vAlign w:val="center"/>
@@ -2607,30 +2639,30 @@
         <w:trPr/>
         <w:tc>
           <w:tcPr>
-            <w:tcW w:w="2165" w:type="dxa"/>
-            <w:tcBorders/>
-            <w:shd w:color="auto" w:fill="auto" w:val="clear"/>
-            <w:vAlign w:val="center"/>
-          </w:tcPr>
-          <w:p>
-            <w:pPr>
-              <w:pStyle w:val="TableContents"/>
-              <w:rPr>
-                <w:sz w:val="20"/>
-                <w:szCs w:val="20"/>
-              </w:rPr>
-            </w:pPr>
-            <w:r>
-              <w:rPr>
-                <w:sz w:val="20"/>
-                <w:szCs w:val="20"/>
-              </w:rPr>
-            </w:r>
-          </w:p>
-        </w:tc>
-        <w:tc>
-          <w:tcPr>
-            <w:tcW w:w="2356" w:type="dxa"/>
+            <w:tcW w:w="2164" w:type="dxa"/>
+            <w:tcBorders/>
+            <w:shd w:color="auto" w:fill="auto" w:val="clear"/>
+            <w:vAlign w:val="center"/>
+          </w:tcPr>
+          <w:p>
+            <w:pPr>
+              <w:pStyle w:val="TableContents"/>
+              <w:rPr>
+                <w:sz w:val="20"/>
+                <w:szCs w:val="20"/>
+              </w:rPr>
+            </w:pPr>
+            <w:r>
+              <w:rPr>
+                <w:sz w:val="20"/>
+                <w:szCs w:val="20"/>
+              </w:rPr>
+            </w:r>
+          </w:p>
+        </w:tc>
+        <w:tc>
+          <w:tcPr>
+            <w:tcW w:w="2357" w:type="dxa"/>
             <w:tcBorders/>
             <w:shd w:color="auto" w:fill="auto" w:val="clear"/>
             <w:vAlign w:val="center"/>
@@ -2808,30 +2840,30 @@
         <w:trPr/>
         <w:tc>
           <w:tcPr>
-            <w:tcW w:w="2165" w:type="dxa"/>
-            <w:tcBorders/>
-            <w:shd w:color="auto" w:fill="auto" w:val="clear"/>
-            <w:vAlign w:val="center"/>
-          </w:tcPr>
-          <w:p>
-            <w:pPr>
-              <w:pStyle w:val="TableContents"/>
-              <w:rPr>
-                <w:sz w:val="20"/>
-                <w:szCs w:val="20"/>
-              </w:rPr>
-            </w:pPr>
-            <w:r>
-              <w:rPr>
-                <w:sz w:val="20"/>
-                <w:szCs w:val="20"/>
-              </w:rPr>
-            </w:r>
-          </w:p>
-        </w:tc>
-        <w:tc>
-          <w:tcPr>
-            <w:tcW w:w="2356" w:type="dxa"/>
+            <w:tcW w:w="2164" w:type="dxa"/>
+            <w:tcBorders/>
+            <w:shd w:color="auto" w:fill="auto" w:val="clear"/>
+            <w:vAlign w:val="center"/>
+          </w:tcPr>
+          <w:p>
+            <w:pPr>
+              <w:pStyle w:val="TableContents"/>
+              <w:rPr>
+                <w:sz w:val="20"/>
+                <w:szCs w:val="20"/>
+              </w:rPr>
+            </w:pPr>
+            <w:r>
+              <w:rPr>
+                <w:sz w:val="20"/>
+                <w:szCs w:val="20"/>
+              </w:rPr>
+            </w:r>
+          </w:p>
+        </w:tc>
+        <w:tc>
+          <w:tcPr>
+            <w:tcW w:w="2357" w:type="dxa"/>
             <w:tcBorders/>
             <w:shd w:color="auto" w:fill="auto" w:val="clear"/>
             <w:vAlign w:val="center"/>
@@ -2934,30 +2966,30 @@
         <w:trPr/>
         <w:tc>
           <w:tcPr>
-            <w:tcW w:w="2165" w:type="dxa"/>
-            <w:tcBorders/>
-            <w:shd w:color="auto" w:fill="auto" w:val="clear"/>
-            <w:vAlign w:val="center"/>
-          </w:tcPr>
-          <w:p>
-            <w:pPr>
-              <w:pStyle w:val="TableContents"/>
-              <w:rPr>
-                <w:sz w:val="20"/>
-                <w:szCs w:val="20"/>
-              </w:rPr>
-            </w:pPr>
-            <w:r>
-              <w:rPr>
-                <w:sz w:val="20"/>
-                <w:szCs w:val="20"/>
-              </w:rPr>
-            </w:r>
-          </w:p>
-        </w:tc>
-        <w:tc>
-          <w:tcPr>
-            <w:tcW w:w="2356" w:type="dxa"/>
+            <w:tcW w:w="2164" w:type="dxa"/>
+            <w:tcBorders/>
+            <w:shd w:color="auto" w:fill="auto" w:val="clear"/>
+            <w:vAlign w:val="center"/>
+          </w:tcPr>
+          <w:p>
+            <w:pPr>
+              <w:pStyle w:val="TableContents"/>
+              <w:rPr>
+                <w:sz w:val="20"/>
+                <w:szCs w:val="20"/>
+              </w:rPr>
+            </w:pPr>
+            <w:r>
+              <w:rPr>
+                <w:sz w:val="20"/>
+                <w:szCs w:val="20"/>
+              </w:rPr>
+            </w:r>
+          </w:p>
+        </w:tc>
+        <w:tc>
+          <w:tcPr>
+            <w:tcW w:w="2357" w:type="dxa"/>
             <w:tcBorders/>
             <w:shd w:color="auto" w:fill="auto" w:val="clear"/>
             <w:vAlign w:val="center"/>
@@ -3057,30 +3089,30 @@
         <w:trPr/>
         <w:tc>
           <w:tcPr>
-            <w:tcW w:w="2165" w:type="dxa"/>
-            <w:tcBorders/>
-            <w:shd w:color="auto" w:fill="auto" w:val="clear"/>
-            <w:vAlign w:val="center"/>
-          </w:tcPr>
-          <w:p>
-            <w:pPr>
-              <w:pStyle w:val="TableContents"/>
-              <w:rPr>
-                <w:sz w:val="20"/>
-                <w:szCs w:val="20"/>
-              </w:rPr>
-            </w:pPr>
-            <w:r>
-              <w:rPr>
-                <w:sz w:val="20"/>
-                <w:szCs w:val="20"/>
-              </w:rPr>
-            </w:r>
-          </w:p>
-        </w:tc>
-        <w:tc>
-          <w:tcPr>
-            <w:tcW w:w="2356" w:type="dxa"/>
+            <w:tcW w:w="2164" w:type="dxa"/>
+            <w:tcBorders/>
+            <w:shd w:color="auto" w:fill="auto" w:val="clear"/>
+            <w:vAlign w:val="center"/>
+          </w:tcPr>
+          <w:p>
+            <w:pPr>
+              <w:pStyle w:val="TableContents"/>
+              <w:rPr>
+                <w:sz w:val="20"/>
+                <w:szCs w:val="20"/>
+              </w:rPr>
+            </w:pPr>
+            <w:r>
+              <w:rPr>
+                <w:sz w:val="20"/>
+                <w:szCs w:val="20"/>
+              </w:rPr>
+            </w:r>
+          </w:p>
+        </w:tc>
+        <w:tc>
+          <w:tcPr>
+            <w:tcW w:w="2357" w:type="dxa"/>
             <w:tcBorders/>
             <w:shd w:color="auto" w:fill="auto" w:val="clear"/>
             <w:vAlign w:val="center"/>
@@ -3196,30 +3228,30 @@
         <w:trPr/>
         <w:tc>
           <w:tcPr>
-            <w:tcW w:w="2165" w:type="dxa"/>
-            <w:tcBorders/>
-            <w:shd w:color="auto" w:fill="auto" w:val="clear"/>
-            <w:vAlign w:val="center"/>
-          </w:tcPr>
-          <w:p>
-            <w:pPr>
-              <w:pStyle w:val="TableContents"/>
-              <w:rPr>
-                <w:sz w:val="20"/>
-                <w:szCs w:val="20"/>
-              </w:rPr>
-            </w:pPr>
-            <w:r>
-              <w:rPr>
-                <w:sz w:val="20"/>
-                <w:szCs w:val="20"/>
-              </w:rPr>
-            </w:r>
-          </w:p>
-        </w:tc>
-        <w:tc>
-          <w:tcPr>
-            <w:tcW w:w="2356" w:type="dxa"/>
+            <w:tcW w:w="2164" w:type="dxa"/>
+            <w:tcBorders/>
+            <w:shd w:color="auto" w:fill="auto" w:val="clear"/>
+            <w:vAlign w:val="center"/>
+          </w:tcPr>
+          <w:p>
+            <w:pPr>
+              <w:pStyle w:val="TableContents"/>
+              <w:rPr>
+                <w:sz w:val="20"/>
+                <w:szCs w:val="20"/>
+              </w:rPr>
+            </w:pPr>
+            <w:r>
+              <w:rPr>
+                <w:sz w:val="20"/>
+                <w:szCs w:val="20"/>
+              </w:rPr>
+            </w:r>
+          </w:p>
+        </w:tc>
+        <w:tc>
+          <w:tcPr>
+            <w:tcW w:w="2357" w:type="dxa"/>
             <w:tcBorders/>
             <w:shd w:color="auto" w:fill="auto" w:val="clear"/>
             <w:vAlign w:val="center"/>
@@ -3341,30 +3373,30 @@
         <w:trPr/>
         <w:tc>
           <w:tcPr>
-            <w:tcW w:w="2165" w:type="dxa"/>
-            <w:tcBorders/>
-            <w:shd w:color="auto" w:fill="auto" w:val="clear"/>
-            <w:vAlign w:val="center"/>
-          </w:tcPr>
-          <w:p>
-            <w:pPr>
-              <w:pStyle w:val="TableContents"/>
-              <w:rPr>
-                <w:sz w:val="20"/>
-                <w:szCs w:val="20"/>
-              </w:rPr>
-            </w:pPr>
-            <w:r>
-              <w:rPr>
-                <w:sz w:val="20"/>
-                <w:szCs w:val="20"/>
-              </w:rPr>
-            </w:r>
-          </w:p>
-        </w:tc>
-        <w:tc>
-          <w:tcPr>
-            <w:tcW w:w="2356" w:type="dxa"/>
+            <w:tcW w:w="2164" w:type="dxa"/>
+            <w:tcBorders/>
+            <w:shd w:color="auto" w:fill="auto" w:val="clear"/>
+            <w:vAlign w:val="center"/>
+          </w:tcPr>
+          <w:p>
+            <w:pPr>
+              <w:pStyle w:val="TableContents"/>
+              <w:rPr>
+                <w:sz w:val="20"/>
+                <w:szCs w:val="20"/>
+              </w:rPr>
+            </w:pPr>
+            <w:r>
+              <w:rPr>
+                <w:sz w:val="20"/>
+                <w:szCs w:val="20"/>
+              </w:rPr>
+            </w:r>
+          </w:p>
+        </w:tc>
+        <w:tc>
+          <w:tcPr>
+            <w:tcW w:w="2357" w:type="dxa"/>
             <w:tcBorders/>
             <w:shd w:color="auto" w:fill="auto" w:val="clear"/>
             <w:vAlign w:val="center"/>
@@ -3497,30 +3529,30 @@
         <w:trPr/>
         <w:tc>
           <w:tcPr>
-            <w:tcW w:w="2165" w:type="dxa"/>
-            <w:tcBorders/>
-            <w:shd w:color="auto" w:fill="auto" w:val="clear"/>
-            <w:vAlign w:val="center"/>
-          </w:tcPr>
-          <w:p>
-            <w:pPr>
-              <w:pStyle w:val="TableContents"/>
-              <w:rPr>
-                <w:sz w:val="20"/>
-                <w:szCs w:val="20"/>
-              </w:rPr>
-            </w:pPr>
-            <w:r>
-              <w:rPr>
-                <w:sz w:val="20"/>
-                <w:szCs w:val="20"/>
-              </w:rPr>
-            </w:r>
-          </w:p>
-        </w:tc>
-        <w:tc>
-          <w:tcPr>
-            <w:tcW w:w="2356" w:type="dxa"/>
+            <w:tcW w:w="2164" w:type="dxa"/>
+            <w:tcBorders/>
+            <w:shd w:color="auto" w:fill="auto" w:val="clear"/>
+            <w:vAlign w:val="center"/>
+          </w:tcPr>
+          <w:p>
+            <w:pPr>
+              <w:pStyle w:val="TableContents"/>
+              <w:rPr>
+                <w:sz w:val="20"/>
+                <w:szCs w:val="20"/>
+              </w:rPr>
+            </w:pPr>
+            <w:r>
+              <w:rPr>
+                <w:sz w:val="20"/>
+                <w:szCs w:val="20"/>
+              </w:rPr>
+            </w:r>
+          </w:p>
+        </w:tc>
+        <w:tc>
+          <w:tcPr>
+            <w:tcW w:w="2357" w:type="dxa"/>
             <w:tcBorders/>
             <w:shd w:color="auto" w:fill="auto" w:val="clear"/>
             <w:vAlign w:val="center"/>
@@ -3620,7 +3652,7 @@
         <w:trPr/>
         <w:tc>
           <w:tcPr>
-            <w:tcW w:w="2165" w:type="dxa"/>
+            <w:tcW w:w="2164" w:type="dxa"/>
             <w:tcBorders/>
             <w:shd w:color="auto" w:fill="auto" w:val="clear"/>
             <w:vAlign w:val="center"/>
@@ -3661,7 +3693,7 @@
         </w:tc>
         <w:tc>
           <w:tcPr>
-            <w:tcW w:w="2356" w:type="dxa"/>
+            <w:tcW w:w="2357" w:type="dxa"/>
             <w:tcBorders/>
             <w:shd w:color="auto" w:fill="auto" w:val="clear"/>
             <w:vAlign w:val="center"/>
@@ -3760,30 +3792,30 @@
         <w:trPr/>
         <w:tc>
           <w:tcPr>
-            <w:tcW w:w="2165" w:type="dxa"/>
-            <w:tcBorders/>
-            <w:shd w:color="auto" w:fill="auto" w:val="clear"/>
-            <w:vAlign w:val="center"/>
-          </w:tcPr>
-          <w:p>
-            <w:pPr>
-              <w:pStyle w:val="TableContents"/>
-              <w:rPr>
-                <w:sz w:val="20"/>
-                <w:szCs w:val="20"/>
-              </w:rPr>
-            </w:pPr>
-            <w:r>
-              <w:rPr>
-                <w:sz w:val="20"/>
-                <w:szCs w:val="20"/>
-              </w:rPr>
-            </w:r>
-          </w:p>
-        </w:tc>
-        <w:tc>
-          <w:tcPr>
-            <w:tcW w:w="2356" w:type="dxa"/>
+            <w:tcW w:w="2164" w:type="dxa"/>
+            <w:tcBorders/>
+            <w:shd w:color="auto" w:fill="auto" w:val="clear"/>
+            <w:vAlign w:val="center"/>
+          </w:tcPr>
+          <w:p>
+            <w:pPr>
+              <w:pStyle w:val="TableContents"/>
+              <w:rPr>
+                <w:sz w:val="20"/>
+                <w:szCs w:val="20"/>
+              </w:rPr>
+            </w:pPr>
+            <w:r>
+              <w:rPr>
+                <w:sz w:val="20"/>
+                <w:szCs w:val="20"/>
+              </w:rPr>
+            </w:r>
+          </w:p>
+        </w:tc>
+        <w:tc>
+          <w:tcPr>
+            <w:tcW w:w="2357" w:type="dxa"/>
             <w:tcBorders/>
             <w:shd w:color="auto" w:fill="auto" w:val="clear"/>
             <w:vAlign w:val="center"/>
@@ -3883,30 +3915,30 @@
         <w:trPr/>
         <w:tc>
           <w:tcPr>
-            <w:tcW w:w="2165" w:type="dxa"/>
-            <w:tcBorders/>
-            <w:shd w:color="auto" w:fill="auto" w:val="clear"/>
-            <w:vAlign w:val="center"/>
-          </w:tcPr>
-          <w:p>
-            <w:pPr>
-              <w:pStyle w:val="TableContents"/>
-              <w:rPr>
-                <w:sz w:val="20"/>
-                <w:szCs w:val="20"/>
-              </w:rPr>
-            </w:pPr>
-            <w:r>
-              <w:rPr>
-                <w:sz w:val="20"/>
-                <w:szCs w:val="20"/>
-              </w:rPr>
-            </w:r>
-          </w:p>
-        </w:tc>
-        <w:tc>
-          <w:tcPr>
-            <w:tcW w:w="2356" w:type="dxa"/>
+            <w:tcW w:w="2164" w:type="dxa"/>
+            <w:tcBorders/>
+            <w:shd w:color="auto" w:fill="auto" w:val="clear"/>
+            <w:vAlign w:val="center"/>
+          </w:tcPr>
+          <w:p>
+            <w:pPr>
+              <w:pStyle w:val="TableContents"/>
+              <w:rPr>
+                <w:sz w:val="20"/>
+                <w:szCs w:val="20"/>
+              </w:rPr>
+            </w:pPr>
+            <w:r>
+              <w:rPr>
+                <w:sz w:val="20"/>
+                <w:szCs w:val="20"/>
+              </w:rPr>
+            </w:r>
+          </w:p>
+        </w:tc>
+        <w:tc>
+          <w:tcPr>
+            <w:tcW w:w="2357" w:type="dxa"/>
             <w:tcBorders/>
             <w:shd w:color="auto" w:fill="auto" w:val="clear"/>
             <w:vAlign w:val="center"/>
@@ -4022,30 +4054,30 @@
         <w:trPr/>
         <w:tc>
           <w:tcPr>
-            <w:tcW w:w="2165" w:type="dxa"/>
-            <w:tcBorders/>
-            <w:shd w:color="auto" w:fill="auto" w:val="clear"/>
-            <w:vAlign w:val="center"/>
-          </w:tcPr>
-          <w:p>
-            <w:pPr>
-              <w:pStyle w:val="TableContents"/>
-              <w:rPr>
-                <w:sz w:val="20"/>
-                <w:szCs w:val="20"/>
-              </w:rPr>
-            </w:pPr>
-            <w:r>
-              <w:rPr>
-                <w:sz w:val="20"/>
-                <w:szCs w:val="20"/>
-              </w:rPr>
-            </w:r>
-          </w:p>
-        </w:tc>
-        <w:tc>
-          <w:tcPr>
-            <w:tcW w:w="2356" w:type="dxa"/>
+            <w:tcW w:w="2164" w:type="dxa"/>
+            <w:tcBorders/>
+            <w:shd w:color="auto" w:fill="auto" w:val="clear"/>
+            <w:vAlign w:val="center"/>
+          </w:tcPr>
+          <w:p>
+            <w:pPr>
+              <w:pStyle w:val="TableContents"/>
+              <w:rPr>
+                <w:sz w:val="20"/>
+                <w:szCs w:val="20"/>
+              </w:rPr>
+            </w:pPr>
+            <w:r>
+              <w:rPr>
+                <w:sz w:val="20"/>
+                <w:szCs w:val="20"/>
+              </w:rPr>
+            </w:r>
+          </w:p>
+        </w:tc>
+        <w:tc>
+          <w:tcPr>
+            <w:tcW w:w="2357" w:type="dxa"/>
             <w:tcBorders/>
             <w:shd w:color="auto" w:fill="auto" w:val="clear"/>
             <w:vAlign w:val="center"/>
@@ -4143,30 +4175,30 @@
         <w:trPr/>
         <w:tc>
           <w:tcPr>
-            <w:tcW w:w="2165" w:type="dxa"/>
-            <w:tcBorders/>
-            <w:shd w:color="auto" w:fill="auto" w:val="clear"/>
-            <w:vAlign w:val="center"/>
-          </w:tcPr>
-          <w:p>
-            <w:pPr>
-              <w:pStyle w:val="TableContents"/>
-              <w:rPr>
-                <w:sz w:val="20"/>
-                <w:szCs w:val="20"/>
-              </w:rPr>
-            </w:pPr>
-            <w:r>
-              <w:rPr>
-                <w:sz w:val="20"/>
-                <w:szCs w:val="20"/>
-              </w:rPr>
-            </w:r>
-          </w:p>
-        </w:tc>
-        <w:tc>
-          <w:tcPr>
-            <w:tcW w:w="2356" w:type="dxa"/>
+            <w:tcW w:w="2164" w:type="dxa"/>
+            <w:tcBorders/>
+            <w:shd w:color="auto" w:fill="auto" w:val="clear"/>
+            <w:vAlign w:val="center"/>
+          </w:tcPr>
+          <w:p>
+            <w:pPr>
+              <w:pStyle w:val="TableContents"/>
+              <w:rPr>
+                <w:sz w:val="20"/>
+                <w:szCs w:val="20"/>
+              </w:rPr>
+            </w:pPr>
+            <w:r>
+              <w:rPr>
+                <w:sz w:val="20"/>
+                <w:szCs w:val="20"/>
+              </w:rPr>
+            </w:r>
+          </w:p>
+        </w:tc>
+        <w:tc>
+          <w:tcPr>
+            <w:tcW w:w="2357" w:type="dxa"/>
             <w:tcBorders/>
             <w:shd w:color="auto" w:fill="auto" w:val="clear"/>
             <w:vAlign w:val="center"/>
@@ -4267,30 +4299,30 @@
         <w:trPr/>
         <w:tc>
           <w:tcPr>
-            <w:tcW w:w="2165" w:type="dxa"/>
-            <w:tcBorders/>
-            <w:shd w:color="auto" w:fill="auto" w:val="clear"/>
-            <w:vAlign w:val="center"/>
-          </w:tcPr>
-          <w:p>
-            <w:pPr>
-              <w:pStyle w:val="TableContents"/>
-              <w:rPr>
-                <w:sz w:val="20"/>
-                <w:szCs w:val="20"/>
-              </w:rPr>
-            </w:pPr>
-            <w:r>
-              <w:rPr>
-                <w:sz w:val="20"/>
-                <w:szCs w:val="20"/>
-              </w:rPr>
-            </w:r>
-          </w:p>
-        </w:tc>
-        <w:tc>
-          <w:tcPr>
-            <w:tcW w:w="2356" w:type="dxa"/>
+            <w:tcW w:w="2164" w:type="dxa"/>
+            <w:tcBorders/>
+            <w:shd w:color="auto" w:fill="auto" w:val="clear"/>
+            <w:vAlign w:val="center"/>
+          </w:tcPr>
+          <w:p>
+            <w:pPr>
+              <w:pStyle w:val="TableContents"/>
+              <w:rPr>
+                <w:sz w:val="20"/>
+                <w:szCs w:val="20"/>
+              </w:rPr>
+            </w:pPr>
+            <w:r>
+              <w:rPr>
+                <w:sz w:val="20"/>
+                <w:szCs w:val="20"/>
+              </w:rPr>
+            </w:r>
+          </w:p>
+        </w:tc>
+        <w:tc>
+          <w:tcPr>
+            <w:tcW w:w="2357" w:type="dxa"/>
             <w:tcBorders/>
             <w:shd w:color="auto" w:fill="auto" w:val="clear"/>
             <w:vAlign w:val="center"/>
@@ -4390,30 +4422,30 @@
         <w:trPr/>
         <w:tc>
           <w:tcPr>
-            <w:tcW w:w="2165" w:type="dxa"/>
-            <w:tcBorders/>
-            <w:shd w:color="auto" w:fill="auto" w:val="clear"/>
-            <w:vAlign w:val="center"/>
-          </w:tcPr>
-          <w:p>
-            <w:pPr>
-              <w:pStyle w:val="TableContents"/>
-              <w:rPr>
-                <w:sz w:val="20"/>
-                <w:szCs w:val="20"/>
-              </w:rPr>
-            </w:pPr>
-            <w:r>
-              <w:rPr>
-                <w:sz w:val="20"/>
-                <w:szCs w:val="20"/>
-              </w:rPr>
-            </w:r>
-          </w:p>
-        </w:tc>
-        <w:tc>
-          <w:tcPr>
-            <w:tcW w:w="2356" w:type="dxa"/>
+            <w:tcW w:w="2164" w:type="dxa"/>
+            <w:tcBorders/>
+            <w:shd w:color="auto" w:fill="auto" w:val="clear"/>
+            <w:vAlign w:val="center"/>
+          </w:tcPr>
+          <w:p>
+            <w:pPr>
+              <w:pStyle w:val="TableContents"/>
+              <w:rPr>
+                <w:sz w:val="20"/>
+                <w:szCs w:val="20"/>
+              </w:rPr>
+            </w:pPr>
+            <w:r>
+              <w:rPr>
+                <w:sz w:val="20"/>
+                <w:szCs w:val="20"/>
+              </w:rPr>
+            </w:r>
+          </w:p>
+        </w:tc>
+        <w:tc>
+          <w:tcPr>
+            <w:tcW w:w="2357" w:type="dxa"/>
             <w:tcBorders/>
             <w:shd w:color="auto" w:fill="auto" w:val="clear"/>
             <w:vAlign w:val="center"/>
@@ -4514,30 +4546,30 @@
         <w:trPr/>
         <w:tc>
           <w:tcPr>
-            <w:tcW w:w="2165" w:type="dxa"/>
-            <w:tcBorders/>
-            <w:shd w:color="auto" w:fill="auto" w:val="clear"/>
-            <w:vAlign w:val="center"/>
-          </w:tcPr>
-          <w:p>
-            <w:pPr>
-              <w:pStyle w:val="TableContents"/>
-              <w:rPr>
-                <w:sz w:val="20"/>
-                <w:szCs w:val="20"/>
-              </w:rPr>
-            </w:pPr>
-            <w:r>
-              <w:rPr>
-                <w:sz w:val="20"/>
-                <w:szCs w:val="20"/>
-              </w:rPr>
-            </w:r>
-          </w:p>
-        </w:tc>
-        <w:tc>
-          <w:tcPr>
-            <w:tcW w:w="2356" w:type="dxa"/>
+            <w:tcW w:w="2164" w:type="dxa"/>
+            <w:tcBorders/>
+            <w:shd w:color="auto" w:fill="auto" w:val="clear"/>
+            <w:vAlign w:val="center"/>
+          </w:tcPr>
+          <w:p>
+            <w:pPr>
+              <w:pStyle w:val="TableContents"/>
+              <w:rPr>
+                <w:sz w:val="20"/>
+                <w:szCs w:val="20"/>
+              </w:rPr>
+            </w:pPr>
+            <w:r>
+              <w:rPr>
+                <w:sz w:val="20"/>
+                <w:szCs w:val="20"/>
+              </w:rPr>
+            </w:r>
+          </w:p>
+        </w:tc>
+        <w:tc>
+          <w:tcPr>
+            <w:tcW w:w="2357" w:type="dxa"/>
             <w:tcBorders/>
             <w:shd w:color="auto" w:fill="auto" w:val="clear"/>
             <w:vAlign w:val="center"/>
@@ -4637,30 +4669,30 @@
         <w:trPr/>
         <w:tc>
           <w:tcPr>
-            <w:tcW w:w="2165" w:type="dxa"/>
-            <w:tcBorders/>
-            <w:shd w:color="auto" w:fill="auto" w:val="clear"/>
-            <w:vAlign w:val="center"/>
-          </w:tcPr>
-          <w:p>
-            <w:pPr>
-              <w:pStyle w:val="TableContents"/>
-              <w:rPr>
-                <w:sz w:val="20"/>
-                <w:szCs w:val="20"/>
-              </w:rPr>
-            </w:pPr>
-            <w:r>
-              <w:rPr>
-                <w:sz w:val="20"/>
-                <w:szCs w:val="20"/>
-              </w:rPr>
-            </w:r>
-          </w:p>
-        </w:tc>
-        <w:tc>
-          <w:tcPr>
-            <w:tcW w:w="2356" w:type="dxa"/>
+            <w:tcW w:w="2164" w:type="dxa"/>
+            <w:tcBorders/>
+            <w:shd w:color="auto" w:fill="auto" w:val="clear"/>
+            <w:vAlign w:val="center"/>
+          </w:tcPr>
+          <w:p>
+            <w:pPr>
+              <w:pStyle w:val="TableContents"/>
+              <w:rPr>
+                <w:sz w:val="20"/>
+                <w:szCs w:val="20"/>
+              </w:rPr>
+            </w:pPr>
+            <w:r>
+              <w:rPr>
+                <w:sz w:val="20"/>
+                <w:szCs w:val="20"/>
+              </w:rPr>
+            </w:r>
+          </w:p>
+        </w:tc>
+        <w:tc>
+          <w:tcPr>
+            <w:tcW w:w="2357" w:type="dxa"/>
             <w:tcBorders/>
             <w:shd w:color="auto" w:fill="auto" w:val="clear"/>
             <w:vAlign w:val="center"/>
@@ -4761,30 +4793,30 @@
         <w:trPr/>
         <w:tc>
           <w:tcPr>
-            <w:tcW w:w="2165" w:type="dxa"/>
-            <w:tcBorders/>
-            <w:shd w:color="auto" w:fill="auto" w:val="clear"/>
-            <w:vAlign w:val="center"/>
-          </w:tcPr>
-          <w:p>
-            <w:pPr>
-              <w:pStyle w:val="TableContents"/>
-              <w:rPr>
-                <w:sz w:val="20"/>
-                <w:szCs w:val="20"/>
-              </w:rPr>
-            </w:pPr>
-            <w:r>
-              <w:rPr>
-                <w:sz w:val="20"/>
-                <w:szCs w:val="20"/>
-              </w:rPr>
-            </w:r>
-          </w:p>
-        </w:tc>
-        <w:tc>
-          <w:tcPr>
-            <w:tcW w:w="2356" w:type="dxa"/>
+            <w:tcW w:w="2164" w:type="dxa"/>
+            <w:tcBorders/>
+            <w:shd w:color="auto" w:fill="auto" w:val="clear"/>
+            <w:vAlign w:val="center"/>
+          </w:tcPr>
+          <w:p>
+            <w:pPr>
+              <w:pStyle w:val="TableContents"/>
+              <w:rPr>
+                <w:sz w:val="20"/>
+                <w:szCs w:val="20"/>
+              </w:rPr>
+            </w:pPr>
+            <w:r>
+              <w:rPr>
+                <w:sz w:val="20"/>
+                <w:szCs w:val="20"/>
+              </w:rPr>
+            </w:r>
+          </w:p>
+        </w:tc>
+        <w:tc>
+          <w:tcPr>
+            <w:tcW w:w="2357" w:type="dxa"/>
             <w:tcBorders/>
             <w:shd w:color="auto" w:fill="auto" w:val="clear"/>
             <w:vAlign w:val="center"/>
@@ -4884,30 +4916,30 @@
         <w:trPr/>
         <w:tc>
           <w:tcPr>
-            <w:tcW w:w="2165" w:type="dxa"/>
-            <w:tcBorders/>
-            <w:shd w:color="auto" w:fill="auto" w:val="clear"/>
-            <w:vAlign w:val="center"/>
-          </w:tcPr>
-          <w:p>
-            <w:pPr>
-              <w:pStyle w:val="TableContents"/>
-              <w:rPr>
-                <w:sz w:val="20"/>
-                <w:szCs w:val="20"/>
-              </w:rPr>
-            </w:pPr>
-            <w:r>
-              <w:rPr>
-                <w:sz w:val="20"/>
-                <w:szCs w:val="20"/>
-              </w:rPr>
-            </w:r>
-          </w:p>
-        </w:tc>
-        <w:tc>
-          <w:tcPr>
-            <w:tcW w:w="2356" w:type="dxa"/>
+            <w:tcW w:w="2164" w:type="dxa"/>
+            <w:tcBorders/>
+            <w:shd w:color="auto" w:fill="auto" w:val="clear"/>
+            <w:vAlign w:val="center"/>
+          </w:tcPr>
+          <w:p>
+            <w:pPr>
+              <w:pStyle w:val="TableContents"/>
+              <w:rPr>
+                <w:sz w:val="20"/>
+                <w:szCs w:val="20"/>
+              </w:rPr>
+            </w:pPr>
+            <w:r>
+              <w:rPr>
+                <w:sz w:val="20"/>
+                <w:szCs w:val="20"/>
+              </w:rPr>
+            </w:r>
+          </w:p>
+        </w:tc>
+        <w:tc>
+          <w:tcPr>
+            <w:tcW w:w="2357" w:type="dxa"/>
             <w:tcBorders/>
             <w:shd w:color="auto" w:fill="auto" w:val="clear"/>
             <w:vAlign w:val="center"/>
@@ -5008,30 +5040,30 @@
         <w:trPr/>
         <w:tc>
           <w:tcPr>
-            <w:tcW w:w="2165" w:type="dxa"/>
-            <w:tcBorders/>
-            <w:shd w:color="auto" w:fill="auto" w:val="clear"/>
-            <w:vAlign w:val="center"/>
-          </w:tcPr>
-          <w:p>
-            <w:pPr>
-              <w:pStyle w:val="TableContents"/>
-              <w:rPr>
-                <w:sz w:val="20"/>
-                <w:szCs w:val="20"/>
-              </w:rPr>
-            </w:pPr>
-            <w:r>
-              <w:rPr>
-                <w:sz w:val="20"/>
-                <w:szCs w:val="20"/>
-              </w:rPr>
-            </w:r>
-          </w:p>
-        </w:tc>
-        <w:tc>
-          <w:tcPr>
-            <w:tcW w:w="2356" w:type="dxa"/>
+            <w:tcW w:w="2164" w:type="dxa"/>
+            <w:tcBorders/>
+            <w:shd w:color="auto" w:fill="auto" w:val="clear"/>
+            <w:vAlign w:val="center"/>
+          </w:tcPr>
+          <w:p>
+            <w:pPr>
+              <w:pStyle w:val="TableContents"/>
+              <w:rPr>
+                <w:sz w:val="20"/>
+                <w:szCs w:val="20"/>
+              </w:rPr>
+            </w:pPr>
+            <w:r>
+              <w:rPr>
+                <w:sz w:val="20"/>
+                <w:szCs w:val="20"/>
+              </w:rPr>
+            </w:r>
+          </w:p>
+        </w:tc>
+        <w:tc>
+          <w:tcPr>
+            <w:tcW w:w="2357" w:type="dxa"/>
             <w:tcBorders/>
             <w:shd w:color="auto" w:fill="auto" w:val="clear"/>
             <w:vAlign w:val="center"/>
@@ -5129,30 +5161,30 @@
         <w:trPr/>
         <w:tc>
           <w:tcPr>
-            <w:tcW w:w="2165" w:type="dxa"/>
-            <w:tcBorders/>
-            <w:shd w:color="auto" w:fill="auto" w:val="clear"/>
-            <w:vAlign w:val="center"/>
-          </w:tcPr>
-          <w:p>
-            <w:pPr>
-              <w:pStyle w:val="TableContents"/>
-              <w:rPr>
-                <w:sz w:val="20"/>
-                <w:szCs w:val="20"/>
-              </w:rPr>
-            </w:pPr>
-            <w:r>
-              <w:rPr>
-                <w:sz w:val="20"/>
-                <w:szCs w:val="20"/>
-              </w:rPr>
-            </w:r>
-          </w:p>
-        </w:tc>
-        <w:tc>
-          <w:tcPr>
-            <w:tcW w:w="2356" w:type="dxa"/>
+            <w:tcW w:w="2164" w:type="dxa"/>
+            <w:tcBorders/>
+            <w:shd w:color="auto" w:fill="auto" w:val="clear"/>
+            <w:vAlign w:val="center"/>
+          </w:tcPr>
+          <w:p>
+            <w:pPr>
+              <w:pStyle w:val="TableContents"/>
+              <w:rPr>
+                <w:sz w:val="20"/>
+                <w:szCs w:val="20"/>
+              </w:rPr>
+            </w:pPr>
+            <w:r>
+              <w:rPr>
+                <w:sz w:val="20"/>
+                <w:szCs w:val="20"/>
+              </w:rPr>
+            </w:r>
+          </w:p>
+        </w:tc>
+        <w:tc>
+          <w:tcPr>
+            <w:tcW w:w="2357" w:type="dxa"/>
             <w:tcBorders/>
             <w:shd w:color="auto" w:fill="auto" w:val="clear"/>
             <w:vAlign w:val="center"/>
@@ -5253,30 +5285,30 @@
         <w:trPr/>
         <w:tc>
           <w:tcPr>
-            <w:tcW w:w="2165" w:type="dxa"/>
-            <w:tcBorders/>
-            <w:shd w:color="auto" w:fill="auto" w:val="clear"/>
-            <w:vAlign w:val="center"/>
-          </w:tcPr>
-          <w:p>
-            <w:pPr>
-              <w:pStyle w:val="TableContents"/>
-              <w:rPr>
-                <w:sz w:val="20"/>
-                <w:szCs w:val="20"/>
-              </w:rPr>
-            </w:pPr>
-            <w:r>
-              <w:rPr>
-                <w:sz w:val="20"/>
-                <w:szCs w:val="20"/>
-              </w:rPr>
-            </w:r>
-          </w:p>
-        </w:tc>
-        <w:tc>
-          <w:tcPr>
-            <w:tcW w:w="2356" w:type="dxa"/>
+            <w:tcW w:w="2164" w:type="dxa"/>
+            <w:tcBorders/>
+            <w:shd w:color="auto" w:fill="auto" w:val="clear"/>
+            <w:vAlign w:val="center"/>
+          </w:tcPr>
+          <w:p>
+            <w:pPr>
+              <w:pStyle w:val="TableContents"/>
+              <w:rPr>
+                <w:sz w:val="20"/>
+                <w:szCs w:val="20"/>
+              </w:rPr>
+            </w:pPr>
+            <w:r>
+              <w:rPr>
+                <w:sz w:val="20"/>
+                <w:szCs w:val="20"/>
+              </w:rPr>
+            </w:r>
+          </w:p>
+        </w:tc>
+        <w:tc>
+          <w:tcPr>
+            <w:tcW w:w="2357" w:type="dxa"/>
             <w:tcBorders/>
             <w:shd w:color="auto" w:fill="auto" w:val="clear"/>
             <w:vAlign w:val="center"/>
@@ -5376,30 +5408,30 @@
         <w:trPr/>
         <w:tc>
           <w:tcPr>
-            <w:tcW w:w="2165" w:type="dxa"/>
-            <w:tcBorders/>
-            <w:shd w:color="auto" w:fill="auto" w:val="clear"/>
-            <w:vAlign w:val="center"/>
-          </w:tcPr>
-          <w:p>
-            <w:pPr>
-              <w:pStyle w:val="TableContents"/>
-              <w:rPr>
-                <w:sz w:val="20"/>
-                <w:szCs w:val="20"/>
-              </w:rPr>
-            </w:pPr>
-            <w:r>
-              <w:rPr>
-                <w:sz w:val="20"/>
-                <w:szCs w:val="20"/>
-              </w:rPr>
-            </w:r>
-          </w:p>
-        </w:tc>
-        <w:tc>
-          <w:tcPr>
-            <w:tcW w:w="2356" w:type="dxa"/>
+            <w:tcW w:w="2164" w:type="dxa"/>
+            <w:tcBorders/>
+            <w:shd w:color="auto" w:fill="auto" w:val="clear"/>
+            <w:vAlign w:val="center"/>
+          </w:tcPr>
+          <w:p>
+            <w:pPr>
+              <w:pStyle w:val="TableContents"/>
+              <w:rPr>
+                <w:sz w:val="20"/>
+                <w:szCs w:val="20"/>
+              </w:rPr>
+            </w:pPr>
+            <w:r>
+              <w:rPr>
+                <w:sz w:val="20"/>
+                <w:szCs w:val="20"/>
+              </w:rPr>
+            </w:r>
+          </w:p>
+        </w:tc>
+        <w:tc>
+          <w:tcPr>
+            <w:tcW w:w="2357" w:type="dxa"/>
             <w:tcBorders/>
             <w:shd w:color="auto" w:fill="auto" w:val="clear"/>
             <w:vAlign w:val="center"/>
@@ -5544,30 +5576,30 @@
         <w:trPr/>
         <w:tc>
           <w:tcPr>
-            <w:tcW w:w="2165" w:type="dxa"/>
-            <w:tcBorders/>
-            <w:shd w:color="auto" w:fill="auto" w:val="clear"/>
-            <w:vAlign w:val="center"/>
-          </w:tcPr>
-          <w:p>
-            <w:pPr>
-              <w:pStyle w:val="TableContents"/>
-              <w:rPr>
-                <w:sz w:val="20"/>
-                <w:szCs w:val="20"/>
-              </w:rPr>
-            </w:pPr>
-            <w:r>
-              <w:rPr>
-                <w:sz w:val="20"/>
-                <w:szCs w:val="20"/>
-              </w:rPr>
-            </w:r>
-          </w:p>
-        </w:tc>
-        <w:tc>
-          <w:tcPr>
-            <w:tcW w:w="2356" w:type="dxa"/>
+            <w:tcW w:w="2164" w:type="dxa"/>
+            <w:tcBorders/>
+            <w:shd w:color="auto" w:fill="auto" w:val="clear"/>
+            <w:vAlign w:val="center"/>
+          </w:tcPr>
+          <w:p>
+            <w:pPr>
+              <w:pStyle w:val="TableContents"/>
+              <w:rPr>
+                <w:sz w:val="20"/>
+                <w:szCs w:val="20"/>
+              </w:rPr>
+            </w:pPr>
+            <w:r>
+              <w:rPr>
+                <w:sz w:val="20"/>
+                <w:szCs w:val="20"/>
+              </w:rPr>
+            </w:r>
+          </w:p>
+        </w:tc>
+        <w:tc>
+          <w:tcPr>
+            <w:tcW w:w="2357" w:type="dxa"/>
             <w:tcBorders/>
             <w:shd w:color="auto" w:fill="auto" w:val="clear"/>
             <w:vAlign w:val="center"/>
@@ -5667,30 +5699,30 @@
         <w:trPr/>
         <w:tc>
           <w:tcPr>
-            <w:tcW w:w="2165" w:type="dxa"/>
-            <w:tcBorders/>
-            <w:shd w:color="auto" w:fill="auto" w:val="clear"/>
-            <w:vAlign w:val="center"/>
-          </w:tcPr>
-          <w:p>
-            <w:pPr>
-              <w:pStyle w:val="TableContents"/>
-              <w:rPr>
-                <w:sz w:val="20"/>
-                <w:szCs w:val="20"/>
-              </w:rPr>
-            </w:pPr>
-            <w:r>
-              <w:rPr>
-                <w:sz w:val="20"/>
-                <w:szCs w:val="20"/>
-              </w:rPr>
-            </w:r>
-          </w:p>
-        </w:tc>
-        <w:tc>
-          <w:tcPr>
-            <w:tcW w:w="2356" w:type="dxa"/>
+            <w:tcW w:w="2164" w:type="dxa"/>
+            <w:tcBorders/>
+            <w:shd w:color="auto" w:fill="auto" w:val="clear"/>
+            <w:vAlign w:val="center"/>
+          </w:tcPr>
+          <w:p>
+            <w:pPr>
+              <w:pStyle w:val="TableContents"/>
+              <w:rPr>
+                <w:sz w:val="20"/>
+                <w:szCs w:val="20"/>
+              </w:rPr>
+            </w:pPr>
+            <w:r>
+              <w:rPr>
+                <w:sz w:val="20"/>
+                <w:szCs w:val="20"/>
+              </w:rPr>
+            </w:r>
+          </w:p>
+        </w:tc>
+        <w:tc>
+          <w:tcPr>
+            <w:tcW w:w="2357" w:type="dxa"/>
             <w:tcBorders/>
             <w:shd w:color="auto" w:fill="auto" w:val="clear"/>
             <w:vAlign w:val="center"/>
@@ -5789,30 +5821,30 @@
         <w:trPr/>
         <w:tc>
           <w:tcPr>
-            <w:tcW w:w="2165" w:type="dxa"/>
-            <w:tcBorders/>
-            <w:shd w:color="auto" w:fill="auto" w:val="clear"/>
-            <w:vAlign w:val="center"/>
-          </w:tcPr>
-          <w:p>
-            <w:pPr>
-              <w:pStyle w:val="TableContents"/>
-              <w:rPr>
-                <w:sz w:val="20"/>
-                <w:szCs w:val="20"/>
-              </w:rPr>
-            </w:pPr>
-            <w:r>
-              <w:rPr>
-                <w:sz w:val="20"/>
-                <w:szCs w:val="20"/>
-              </w:rPr>
-            </w:r>
-          </w:p>
-        </w:tc>
-        <w:tc>
-          <w:tcPr>
-            <w:tcW w:w="2356" w:type="dxa"/>
+            <w:tcW w:w="2164" w:type="dxa"/>
+            <w:tcBorders/>
+            <w:shd w:color="auto" w:fill="auto" w:val="clear"/>
+            <w:vAlign w:val="center"/>
+          </w:tcPr>
+          <w:p>
+            <w:pPr>
+              <w:pStyle w:val="TableContents"/>
+              <w:rPr>
+                <w:sz w:val="20"/>
+                <w:szCs w:val="20"/>
+              </w:rPr>
+            </w:pPr>
+            <w:r>
+              <w:rPr>
+                <w:sz w:val="20"/>
+                <w:szCs w:val="20"/>
+              </w:rPr>
+            </w:r>
+          </w:p>
+        </w:tc>
+        <w:tc>
+          <w:tcPr>
+            <w:tcW w:w="2357" w:type="dxa"/>
             <w:tcBorders/>
             <w:shd w:color="auto" w:fill="auto" w:val="clear"/>
             <w:vAlign w:val="center"/>
@@ -5919,30 +5951,30 @@
         <w:trPr/>
         <w:tc>
           <w:tcPr>
-            <w:tcW w:w="2165" w:type="dxa"/>
-            <w:tcBorders/>
-            <w:shd w:color="auto" w:fill="auto" w:val="clear"/>
-            <w:vAlign w:val="center"/>
-          </w:tcPr>
-          <w:p>
-            <w:pPr>
-              <w:pStyle w:val="TableContents"/>
-              <w:rPr>
-                <w:sz w:val="20"/>
-                <w:szCs w:val="20"/>
-              </w:rPr>
-            </w:pPr>
-            <w:r>
-              <w:rPr>
-                <w:sz w:val="20"/>
-                <w:szCs w:val="20"/>
-              </w:rPr>
-            </w:r>
-          </w:p>
-        </w:tc>
-        <w:tc>
-          <w:tcPr>
-            <w:tcW w:w="2356" w:type="dxa"/>
+            <w:tcW w:w="2164" w:type="dxa"/>
+            <w:tcBorders/>
+            <w:shd w:color="auto" w:fill="auto" w:val="clear"/>
+            <w:vAlign w:val="center"/>
+          </w:tcPr>
+          <w:p>
+            <w:pPr>
+              <w:pStyle w:val="TableContents"/>
+              <w:rPr>
+                <w:sz w:val="20"/>
+                <w:szCs w:val="20"/>
+              </w:rPr>
+            </w:pPr>
+            <w:r>
+              <w:rPr>
+                <w:sz w:val="20"/>
+                <w:szCs w:val="20"/>
+              </w:rPr>
+            </w:r>
+          </w:p>
+        </w:tc>
+        <w:tc>
+          <w:tcPr>
+            <w:tcW w:w="2357" w:type="dxa"/>
             <w:tcBorders/>
             <w:shd w:color="auto" w:fill="auto" w:val="clear"/>
             <w:vAlign w:val="center"/>
@@ -6043,30 +6075,30 @@
         <w:trPr/>
         <w:tc>
           <w:tcPr>
-            <w:tcW w:w="2165" w:type="dxa"/>
-            <w:tcBorders/>
-            <w:shd w:color="auto" w:fill="auto" w:val="clear"/>
-            <w:vAlign w:val="center"/>
-          </w:tcPr>
-          <w:p>
-            <w:pPr>
-              <w:pStyle w:val="TableContents"/>
-              <w:rPr>
-                <w:sz w:val="20"/>
-                <w:szCs w:val="20"/>
-              </w:rPr>
-            </w:pPr>
-            <w:r>
-              <w:rPr>
-                <w:sz w:val="20"/>
-                <w:szCs w:val="20"/>
-              </w:rPr>
-            </w:r>
-          </w:p>
-        </w:tc>
-        <w:tc>
-          <w:tcPr>
-            <w:tcW w:w="2356" w:type="dxa"/>
+            <w:tcW w:w="2164" w:type="dxa"/>
+            <w:tcBorders/>
+            <w:shd w:color="auto" w:fill="auto" w:val="clear"/>
+            <w:vAlign w:val="center"/>
+          </w:tcPr>
+          <w:p>
+            <w:pPr>
+              <w:pStyle w:val="TableContents"/>
+              <w:rPr>
+                <w:sz w:val="20"/>
+                <w:szCs w:val="20"/>
+              </w:rPr>
+            </w:pPr>
+            <w:r>
+              <w:rPr>
+                <w:sz w:val="20"/>
+                <w:szCs w:val="20"/>
+              </w:rPr>
+            </w:r>
+          </w:p>
+        </w:tc>
+        <w:tc>
+          <w:tcPr>
+            <w:tcW w:w="2357" w:type="dxa"/>
             <w:tcBorders/>
             <w:shd w:color="auto" w:fill="auto" w:val="clear"/>
             <w:vAlign w:val="center"/>
@@ -6164,30 +6196,30 @@
         <w:trPr/>
         <w:tc>
           <w:tcPr>
-            <w:tcW w:w="2165" w:type="dxa"/>
-            <w:tcBorders/>
-            <w:shd w:color="auto" w:fill="auto" w:val="clear"/>
-            <w:vAlign w:val="center"/>
-          </w:tcPr>
-          <w:p>
-            <w:pPr>
-              <w:pStyle w:val="TableContents"/>
-              <w:rPr>
-                <w:sz w:val="20"/>
-                <w:szCs w:val="20"/>
-              </w:rPr>
-            </w:pPr>
-            <w:r>
-              <w:rPr>
-                <w:sz w:val="20"/>
-                <w:szCs w:val="20"/>
-              </w:rPr>
-            </w:r>
-          </w:p>
-        </w:tc>
-        <w:tc>
-          <w:tcPr>
-            <w:tcW w:w="2356" w:type="dxa"/>
+            <w:tcW w:w="2164" w:type="dxa"/>
+            <w:tcBorders/>
+            <w:shd w:color="auto" w:fill="auto" w:val="clear"/>
+            <w:vAlign w:val="center"/>
+          </w:tcPr>
+          <w:p>
+            <w:pPr>
+              <w:pStyle w:val="TableContents"/>
+              <w:rPr>
+                <w:sz w:val="20"/>
+                <w:szCs w:val="20"/>
+              </w:rPr>
+            </w:pPr>
+            <w:r>
+              <w:rPr>
+                <w:sz w:val="20"/>
+                <w:szCs w:val="20"/>
+              </w:rPr>
+            </w:r>
+          </w:p>
+        </w:tc>
+        <w:tc>
+          <w:tcPr>
+            <w:tcW w:w="2357" w:type="dxa"/>
             <w:tcBorders/>
             <w:shd w:color="auto" w:fill="auto" w:val="clear"/>
             <w:vAlign w:val="center"/>
@@ -6303,30 +6335,30 @@
         <w:trPr/>
         <w:tc>
           <w:tcPr>
-            <w:tcW w:w="2165" w:type="dxa"/>
-            <w:tcBorders/>
-            <w:shd w:color="auto" w:fill="auto" w:val="clear"/>
-            <w:vAlign w:val="center"/>
-          </w:tcPr>
-          <w:p>
-            <w:pPr>
-              <w:pStyle w:val="TableContents"/>
-              <w:rPr>
-                <w:sz w:val="20"/>
-                <w:szCs w:val="20"/>
-              </w:rPr>
-            </w:pPr>
-            <w:r>
-              <w:rPr>
-                <w:sz w:val="20"/>
-                <w:szCs w:val="20"/>
-              </w:rPr>
-            </w:r>
-          </w:p>
-        </w:tc>
-        <w:tc>
-          <w:tcPr>
-            <w:tcW w:w="2356" w:type="dxa"/>
+            <w:tcW w:w="2164" w:type="dxa"/>
+            <w:tcBorders/>
+            <w:shd w:color="auto" w:fill="auto" w:val="clear"/>
+            <w:vAlign w:val="center"/>
+          </w:tcPr>
+          <w:p>
+            <w:pPr>
+              <w:pStyle w:val="TableContents"/>
+              <w:rPr>
+                <w:sz w:val="20"/>
+                <w:szCs w:val="20"/>
+              </w:rPr>
+            </w:pPr>
+            <w:r>
+              <w:rPr>
+                <w:sz w:val="20"/>
+                <w:szCs w:val="20"/>
+              </w:rPr>
+            </w:r>
+          </w:p>
+        </w:tc>
+        <w:tc>
+          <w:tcPr>
+            <w:tcW w:w="2357" w:type="dxa"/>
             <w:tcBorders/>
             <w:shd w:color="auto" w:fill="auto" w:val="clear"/>
             <w:vAlign w:val="center"/>
@@ -6441,7 +6473,7 @@
         <w:trPr/>
         <w:tc>
           <w:tcPr>
-            <w:tcW w:w="2165" w:type="dxa"/>
+            <w:tcW w:w="2164" w:type="dxa"/>
             <w:tcBorders/>
             <w:shd w:color="auto" w:fill="auto" w:val="clear"/>
             <w:vAlign w:val="center"/>
@@ -6467,7 +6499,7 @@
         </w:tc>
         <w:tc>
           <w:tcPr>
-            <w:tcW w:w="2356" w:type="dxa"/>
+            <w:tcW w:w="2357" w:type="dxa"/>
             <w:tcBorders/>
             <w:shd w:color="auto" w:fill="auto" w:val="clear"/>
             <w:vAlign w:val="center"/>
@@ -6577,30 +6609,30 @@
         <w:trPr/>
         <w:tc>
           <w:tcPr>
-            <w:tcW w:w="2165" w:type="dxa"/>
-            <w:tcBorders/>
-            <w:shd w:color="auto" w:fill="auto" w:val="clear"/>
-            <w:vAlign w:val="center"/>
-          </w:tcPr>
-          <w:p>
-            <w:pPr>
-              <w:pStyle w:val="TableContents"/>
-              <w:rPr>
-                <w:sz w:val="20"/>
-                <w:szCs w:val="20"/>
-              </w:rPr>
-            </w:pPr>
-            <w:r>
-              <w:rPr>
-                <w:sz w:val="20"/>
-                <w:szCs w:val="20"/>
-              </w:rPr>
-            </w:r>
-          </w:p>
-        </w:tc>
-        <w:tc>
-          <w:tcPr>
-            <w:tcW w:w="2356" w:type="dxa"/>
+            <w:tcW w:w="2164" w:type="dxa"/>
+            <w:tcBorders/>
+            <w:shd w:color="auto" w:fill="auto" w:val="clear"/>
+            <w:vAlign w:val="center"/>
+          </w:tcPr>
+          <w:p>
+            <w:pPr>
+              <w:pStyle w:val="TableContents"/>
+              <w:rPr>
+                <w:sz w:val="20"/>
+                <w:szCs w:val="20"/>
+              </w:rPr>
+            </w:pPr>
+            <w:r>
+              <w:rPr>
+                <w:sz w:val="20"/>
+                <w:szCs w:val="20"/>
+              </w:rPr>
+            </w:r>
+          </w:p>
+        </w:tc>
+        <w:tc>
+          <w:tcPr>
+            <w:tcW w:w="2357" w:type="dxa"/>
             <w:tcBorders/>
             <w:shd w:color="auto" w:fill="auto" w:val="clear"/>
             <w:vAlign w:val="center"/>
@@ -6700,30 +6732,30 @@
         <w:trPr/>
         <w:tc>
           <w:tcPr>
-            <w:tcW w:w="2165" w:type="dxa"/>
-            <w:tcBorders/>
-            <w:shd w:color="auto" w:fill="auto" w:val="clear"/>
-            <w:vAlign w:val="center"/>
-          </w:tcPr>
-          <w:p>
-            <w:pPr>
-              <w:pStyle w:val="TableContents"/>
-              <w:rPr>
-                <w:sz w:val="20"/>
-                <w:szCs w:val="20"/>
-              </w:rPr>
-            </w:pPr>
-            <w:r>
-              <w:rPr>
-                <w:sz w:val="20"/>
-                <w:szCs w:val="20"/>
-              </w:rPr>
-            </w:r>
-          </w:p>
-        </w:tc>
-        <w:tc>
-          <w:tcPr>
-            <w:tcW w:w="2356" w:type="dxa"/>
+            <w:tcW w:w="2164" w:type="dxa"/>
+            <w:tcBorders/>
+            <w:shd w:color="auto" w:fill="auto" w:val="clear"/>
+            <w:vAlign w:val="center"/>
+          </w:tcPr>
+          <w:p>
+            <w:pPr>
+              <w:pStyle w:val="TableContents"/>
+              <w:rPr>
+                <w:sz w:val="20"/>
+                <w:szCs w:val="20"/>
+              </w:rPr>
+            </w:pPr>
+            <w:r>
+              <w:rPr>
+                <w:sz w:val="20"/>
+                <w:szCs w:val="20"/>
+              </w:rPr>
+            </w:r>
+          </w:p>
+        </w:tc>
+        <w:tc>
+          <w:tcPr>
+            <w:tcW w:w="2357" w:type="dxa"/>
             <w:tcBorders/>
             <w:shd w:color="auto" w:fill="auto" w:val="clear"/>
             <w:vAlign w:val="center"/>
@@ -6824,30 +6856,30 @@
         <w:trPr/>
         <w:tc>
           <w:tcPr>
-            <w:tcW w:w="2165" w:type="dxa"/>
-            <w:tcBorders/>
-            <w:shd w:color="auto" w:fill="auto" w:val="clear"/>
-            <w:vAlign w:val="center"/>
-          </w:tcPr>
-          <w:p>
-            <w:pPr>
-              <w:pStyle w:val="TableContents"/>
-              <w:rPr>
-                <w:sz w:val="20"/>
-                <w:szCs w:val="20"/>
-              </w:rPr>
-            </w:pPr>
-            <w:r>
-              <w:rPr>
-                <w:sz w:val="20"/>
-                <w:szCs w:val="20"/>
-              </w:rPr>
-            </w:r>
-          </w:p>
-        </w:tc>
-        <w:tc>
-          <w:tcPr>
-            <w:tcW w:w="2356" w:type="dxa"/>
+            <w:tcW w:w="2164" w:type="dxa"/>
+            <w:tcBorders/>
+            <w:shd w:color="auto" w:fill="auto" w:val="clear"/>
+            <w:vAlign w:val="center"/>
+          </w:tcPr>
+          <w:p>
+            <w:pPr>
+              <w:pStyle w:val="TableContents"/>
+              <w:rPr>
+                <w:sz w:val="20"/>
+                <w:szCs w:val="20"/>
+              </w:rPr>
+            </w:pPr>
+            <w:r>
+              <w:rPr>
+                <w:sz w:val="20"/>
+                <w:szCs w:val="20"/>
+              </w:rPr>
+            </w:r>
+          </w:p>
+        </w:tc>
+        <w:tc>
+          <w:tcPr>
+            <w:tcW w:w="2357" w:type="dxa"/>
             <w:tcBorders/>
             <w:shd w:color="auto" w:fill="auto" w:val="clear"/>
             <w:vAlign w:val="center"/>
@@ -6947,30 +6979,30 @@
         <w:trPr/>
         <w:tc>
           <w:tcPr>
-            <w:tcW w:w="2165" w:type="dxa"/>
-            <w:tcBorders/>
-            <w:shd w:color="auto" w:fill="auto" w:val="clear"/>
-            <w:vAlign w:val="center"/>
-          </w:tcPr>
-          <w:p>
-            <w:pPr>
-              <w:pStyle w:val="TableContents"/>
-              <w:rPr>
-                <w:sz w:val="20"/>
-                <w:szCs w:val="20"/>
-              </w:rPr>
-            </w:pPr>
-            <w:r>
-              <w:rPr>
-                <w:sz w:val="20"/>
-                <w:szCs w:val="20"/>
-              </w:rPr>
-            </w:r>
-          </w:p>
-        </w:tc>
-        <w:tc>
-          <w:tcPr>
-            <w:tcW w:w="2356" w:type="dxa"/>
+            <w:tcW w:w="2164" w:type="dxa"/>
+            <w:tcBorders/>
+            <w:shd w:color="auto" w:fill="auto" w:val="clear"/>
+            <w:vAlign w:val="center"/>
+          </w:tcPr>
+          <w:p>
+            <w:pPr>
+              <w:pStyle w:val="TableContents"/>
+              <w:rPr>
+                <w:sz w:val="20"/>
+                <w:szCs w:val="20"/>
+              </w:rPr>
+            </w:pPr>
+            <w:r>
+              <w:rPr>
+                <w:sz w:val="20"/>
+                <w:szCs w:val="20"/>
+              </w:rPr>
+            </w:r>
+          </w:p>
+        </w:tc>
+        <w:tc>
+          <w:tcPr>
+            <w:tcW w:w="2357" w:type="dxa"/>
             <w:tcBorders/>
             <w:shd w:color="auto" w:fill="auto" w:val="clear"/>
             <w:vAlign w:val="center"/>
@@ -7069,30 +7101,30 @@
         <w:trPr/>
         <w:tc>
           <w:tcPr>
-            <w:tcW w:w="2165" w:type="dxa"/>
-            <w:tcBorders/>
-            <w:shd w:color="auto" w:fill="auto" w:val="clear"/>
-            <w:vAlign w:val="center"/>
-          </w:tcPr>
-          <w:p>
-            <w:pPr>
-              <w:pStyle w:val="TableContents"/>
-              <w:rPr>
-                <w:sz w:val="20"/>
-                <w:szCs w:val="20"/>
-              </w:rPr>
-            </w:pPr>
-            <w:r>
-              <w:rPr>
-                <w:sz w:val="20"/>
-                <w:szCs w:val="20"/>
-              </w:rPr>
-            </w:r>
-          </w:p>
-        </w:tc>
-        <w:tc>
-          <w:tcPr>
-            <w:tcW w:w="2356" w:type="dxa"/>
+            <w:tcW w:w="2164" w:type="dxa"/>
+            <w:tcBorders/>
+            <w:shd w:color="auto" w:fill="auto" w:val="clear"/>
+            <w:vAlign w:val="center"/>
+          </w:tcPr>
+          <w:p>
+            <w:pPr>
+              <w:pStyle w:val="TableContents"/>
+              <w:rPr>
+                <w:sz w:val="20"/>
+                <w:szCs w:val="20"/>
+              </w:rPr>
+            </w:pPr>
+            <w:r>
+              <w:rPr>
+                <w:sz w:val="20"/>
+                <w:szCs w:val="20"/>
+              </w:rPr>
+            </w:r>
+          </w:p>
+        </w:tc>
+        <w:tc>
+          <w:tcPr>
+            <w:tcW w:w="2357" w:type="dxa"/>
             <w:tcBorders/>
             <w:shd w:color="auto" w:fill="auto" w:val="clear"/>
             <w:vAlign w:val="center"/>
@@ -7192,30 +7224,30 @@
         <w:trPr/>
         <w:tc>
           <w:tcPr>
-            <w:tcW w:w="2165" w:type="dxa"/>
-            <w:tcBorders/>
-            <w:shd w:color="auto" w:fill="auto" w:val="clear"/>
-            <w:vAlign w:val="center"/>
-          </w:tcPr>
-          <w:p>
-            <w:pPr>
-              <w:pStyle w:val="TableContents"/>
-              <w:rPr>
-                <w:sz w:val="20"/>
-                <w:szCs w:val="20"/>
-              </w:rPr>
-            </w:pPr>
-            <w:r>
-              <w:rPr>
-                <w:sz w:val="20"/>
-                <w:szCs w:val="20"/>
-              </w:rPr>
-            </w:r>
-          </w:p>
-        </w:tc>
-        <w:tc>
-          <w:tcPr>
-            <w:tcW w:w="2356" w:type="dxa"/>
+            <w:tcW w:w="2164" w:type="dxa"/>
+            <w:tcBorders/>
+            <w:shd w:color="auto" w:fill="auto" w:val="clear"/>
+            <w:vAlign w:val="center"/>
+          </w:tcPr>
+          <w:p>
+            <w:pPr>
+              <w:pStyle w:val="TableContents"/>
+              <w:rPr>
+                <w:sz w:val="20"/>
+                <w:szCs w:val="20"/>
+              </w:rPr>
+            </w:pPr>
+            <w:r>
+              <w:rPr>
+                <w:sz w:val="20"/>
+                <w:szCs w:val="20"/>
+              </w:rPr>
+            </w:r>
+          </w:p>
+        </w:tc>
+        <w:tc>
+          <w:tcPr>
+            <w:tcW w:w="2357" w:type="dxa"/>
             <w:tcBorders/>
             <w:shd w:color="auto" w:fill="auto" w:val="clear"/>
             <w:vAlign w:val="center"/>
@@ -7314,30 +7346,30 @@
         <w:trPr/>
         <w:tc>
           <w:tcPr>
-            <w:tcW w:w="2165" w:type="dxa"/>
-            <w:tcBorders/>
-            <w:shd w:color="auto" w:fill="auto" w:val="clear"/>
-            <w:vAlign w:val="center"/>
-          </w:tcPr>
-          <w:p>
-            <w:pPr>
-              <w:pStyle w:val="TableContents"/>
-              <w:rPr>
-                <w:sz w:val="20"/>
-                <w:szCs w:val="20"/>
-              </w:rPr>
-            </w:pPr>
-            <w:r>
-              <w:rPr>
-                <w:sz w:val="20"/>
-                <w:szCs w:val="20"/>
-              </w:rPr>
-            </w:r>
-          </w:p>
-        </w:tc>
-        <w:tc>
-          <w:tcPr>
-            <w:tcW w:w="2356" w:type="dxa"/>
+            <w:tcW w:w="2164" w:type="dxa"/>
+            <w:tcBorders/>
+            <w:shd w:color="auto" w:fill="auto" w:val="clear"/>
+            <w:vAlign w:val="center"/>
+          </w:tcPr>
+          <w:p>
+            <w:pPr>
+              <w:pStyle w:val="TableContents"/>
+              <w:rPr>
+                <w:sz w:val="20"/>
+                <w:szCs w:val="20"/>
+              </w:rPr>
+            </w:pPr>
+            <w:r>
+              <w:rPr>
+                <w:sz w:val="20"/>
+                <w:szCs w:val="20"/>
+              </w:rPr>
+            </w:r>
+          </w:p>
+        </w:tc>
+        <w:tc>
+          <w:tcPr>
+            <w:tcW w:w="2357" w:type="dxa"/>
             <w:tcBorders/>
             <w:shd w:color="auto" w:fill="auto" w:val="clear"/>
             <w:vAlign w:val="center"/>
@@ -7467,30 +7499,30 @@
         <w:trPr/>
         <w:tc>
           <w:tcPr>
-            <w:tcW w:w="2165" w:type="dxa"/>
-            <w:tcBorders/>
-            <w:shd w:color="auto" w:fill="auto" w:val="clear"/>
-            <w:vAlign w:val="center"/>
-          </w:tcPr>
-          <w:p>
-            <w:pPr>
-              <w:pStyle w:val="TableContents"/>
-              <w:rPr>
-                <w:sz w:val="20"/>
-                <w:szCs w:val="20"/>
-              </w:rPr>
-            </w:pPr>
-            <w:r>
-              <w:rPr>
-                <w:sz w:val="20"/>
-                <w:szCs w:val="20"/>
-              </w:rPr>
-            </w:r>
-          </w:p>
-        </w:tc>
-        <w:tc>
-          <w:tcPr>
-            <w:tcW w:w="2356" w:type="dxa"/>
+            <w:tcW w:w="2164" w:type="dxa"/>
+            <w:tcBorders/>
+            <w:shd w:color="auto" w:fill="auto" w:val="clear"/>
+            <w:vAlign w:val="center"/>
+          </w:tcPr>
+          <w:p>
+            <w:pPr>
+              <w:pStyle w:val="TableContents"/>
+              <w:rPr>
+                <w:sz w:val="20"/>
+                <w:szCs w:val="20"/>
+              </w:rPr>
+            </w:pPr>
+            <w:r>
+              <w:rPr>
+                <w:sz w:val="20"/>
+                <w:szCs w:val="20"/>
+              </w:rPr>
+            </w:r>
+          </w:p>
+        </w:tc>
+        <w:tc>
+          <w:tcPr>
+            <w:tcW w:w="2357" w:type="dxa"/>
             <w:tcBorders/>
             <w:shd w:color="auto" w:fill="auto" w:val="clear"/>
             <w:vAlign w:val="center"/>
@@ -7606,30 +7638,30 @@
         <w:trPr/>
         <w:tc>
           <w:tcPr>
-            <w:tcW w:w="2165" w:type="dxa"/>
-            <w:tcBorders/>
-            <w:shd w:color="auto" w:fill="auto" w:val="clear"/>
-            <w:vAlign w:val="center"/>
-          </w:tcPr>
-          <w:p>
-            <w:pPr>
-              <w:pStyle w:val="TableContents"/>
-              <w:rPr>
-                <w:sz w:val="20"/>
-                <w:szCs w:val="20"/>
-              </w:rPr>
-            </w:pPr>
-            <w:r>
-              <w:rPr>
-                <w:sz w:val="20"/>
-                <w:szCs w:val="20"/>
-              </w:rPr>
-            </w:r>
-          </w:p>
-        </w:tc>
-        <w:tc>
-          <w:tcPr>
-            <w:tcW w:w="2356" w:type="dxa"/>
+            <w:tcW w:w="2164" w:type="dxa"/>
+            <w:tcBorders/>
+            <w:shd w:color="auto" w:fill="auto" w:val="clear"/>
+            <w:vAlign w:val="center"/>
+          </w:tcPr>
+          <w:p>
+            <w:pPr>
+              <w:pStyle w:val="TableContents"/>
+              <w:rPr>
+                <w:sz w:val="20"/>
+                <w:szCs w:val="20"/>
+              </w:rPr>
+            </w:pPr>
+            <w:r>
+              <w:rPr>
+                <w:sz w:val="20"/>
+                <w:szCs w:val="20"/>
+              </w:rPr>
+            </w:r>
+          </w:p>
+        </w:tc>
+        <w:tc>
+          <w:tcPr>
+            <w:tcW w:w="2357" w:type="dxa"/>
             <w:tcBorders/>
             <w:shd w:color="auto" w:fill="auto" w:val="clear"/>
             <w:vAlign w:val="center"/>
@@ -7727,30 +7759,30 @@
         <w:trPr/>
         <w:tc>
           <w:tcPr>
-            <w:tcW w:w="2165" w:type="dxa"/>
-            <w:tcBorders/>
-            <w:shd w:color="auto" w:fill="auto" w:val="clear"/>
-            <w:vAlign w:val="center"/>
-          </w:tcPr>
-          <w:p>
-            <w:pPr>
-              <w:pStyle w:val="TableContents"/>
-              <w:rPr>
-                <w:sz w:val="20"/>
-                <w:szCs w:val="20"/>
-              </w:rPr>
-            </w:pPr>
-            <w:r>
-              <w:rPr>
-                <w:sz w:val="20"/>
-                <w:szCs w:val="20"/>
-              </w:rPr>
-            </w:r>
-          </w:p>
-        </w:tc>
-        <w:tc>
-          <w:tcPr>
-            <w:tcW w:w="2356" w:type="dxa"/>
+            <w:tcW w:w="2164" w:type="dxa"/>
+            <w:tcBorders/>
+            <w:shd w:color="auto" w:fill="auto" w:val="clear"/>
+            <w:vAlign w:val="center"/>
+          </w:tcPr>
+          <w:p>
+            <w:pPr>
+              <w:pStyle w:val="TableContents"/>
+              <w:rPr>
+                <w:sz w:val="20"/>
+                <w:szCs w:val="20"/>
+              </w:rPr>
+            </w:pPr>
+            <w:r>
+              <w:rPr>
+                <w:sz w:val="20"/>
+                <w:szCs w:val="20"/>
+              </w:rPr>
+            </w:r>
+          </w:p>
+        </w:tc>
+        <w:tc>
+          <w:tcPr>
+            <w:tcW w:w="2357" w:type="dxa"/>
             <w:tcBorders/>
             <w:shd w:color="auto" w:fill="auto" w:val="clear"/>
             <w:vAlign w:val="center"/>
@@ -7851,30 +7883,30 @@
         <w:trPr/>
         <w:tc>
           <w:tcPr>
-            <w:tcW w:w="2165" w:type="dxa"/>
-            <w:tcBorders/>
-            <w:shd w:color="auto" w:fill="auto" w:val="clear"/>
-            <w:vAlign w:val="center"/>
-          </w:tcPr>
-          <w:p>
-            <w:pPr>
-              <w:pStyle w:val="TableContents"/>
-              <w:rPr>
-                <w:sz w:val="20"/>
-                <w:szCs w:val="20"/>
-              </w:rPr>
-            </w:pPr>
-            <w:r>
-              <w:rPr>
-                <w:sz w:val="20"/>
-                <w:szCs w:val="20"/>
-              </w:rPr>
-            </w:r>
-          </w:p>
-        </w:tc>
-        <w:tc>
-          <w:tcPr>
-            <w:tcW w:w="2356" w:type="dxa"/>
+            <w:tcW w:w="2164" w:type="dxa"/>
+            <w:tcBorders/>
+            <w:shd w:color="auto" w:fill="auto" w:val="clear"/>
+            <w:vAlign w:val="center"/>
+          </w:tcPr>
+          <w:p>
+            <w:pPr>
+              <w:pStyle w:val="TableContents"/>
+              <w:rPr>
+                <w:sz w:val="20"/>
+                <w:szCs w:val="20"/>
+              </w:rPr>
+            </w:pPr>
+            <w:r>
+              <w:rPr>
+                <w:sz w:val="20"/>
+                <w:szCs w:val="20"/>
+              </w:rPr>
+            </w:r>
+          </w:p>
+        </w:tc>
+        <w:tc>
+          <w:tcPr>
+            <w:tcW w:w="2357" w:type="dxa"/>
             <w:tcBorders/>
             <w:shd w:color="auto" w:fill="auto" w:val="clear"/>
             <w:vAlign w:val="center"/>
@@ -8011,30 +8043,30 @@
         <w:trPr/>
         <w:tc>
           <w:tcPr>
-            <w:tcW w:w="2165" w:type="dxa"/>
-            <w:tcBorders/>
-            <w:shd w:color="auto" w:fill="auto" w:val="clear"/>
-            <w:vAlign w:val="center"/>
-          </w:tcPr>
-          <w:p>
-            <w:pPr>
-              <w:pStyle w:val="TableContents"/>
-              <w:rPr>
-                <w:sz w:val="20"/>
-                <w:szCs w:val="20"/>
-              </w:rPr>
-            </w:pPr>
-            <w:r>
-              <w:rPr>
-                <w:sz w:val="20"/>
-                <w:szCs w:val="20"/>
-              </w:rPr>
-            </w:r>
-          </w:p>
-        </w:tc>
-        <w:tc>
-          <w:tcPr>
-            <w:tcW w:w="2356" w:type="dxa"/>
+            <w:tcW w:w="2164" w:type="dxa"/>
+            <w:tcBorders/>
+            <w:shd w:color="auto" w:fill="auto" w:val="clear"/>
+            <w:vAlign w:val="center"/>
+          </w:tcPr>
+          <w:p>
+            <w:pPr>
+              <w:pStyle w:val="TableContents"/>
+              <w:rPr>
+                <w:sz w:val="20"/>
+                <w:szCs w:val="20"/>
+              </w:rPr>
+            </w:pPr>
+            <w:r>
+              <w:rPr>
+                <w:sz w:val="20"/>
+                <w:szCs w:val="20"/>
+              </w:rPr>
+            </w:r>
+          </w:p>
+        </w:tc>
+        <w:tc>
+          <w:tcPr>
+            <w:tcW w:w="2357" w:type="dxa"/>
             <w:tcBorders/>
             <w:shd w:color="auto" w:fill="auto" w:val="clear"/>
             <w:vAlign w:val="center"/>
@@ -8135,30 +8167,30 @@
         <w:trPr/>
         <w:tc>
           <w:tcPr>
-            <w:tcW w:w="2165" w:type="dxa"/>
-            <w:tcBorders/>
-            <w:shd w:color="auto" w:fill="auto" w:val="clear"/>
-            <w:vAlign w:val="center"/>
-          </w:tcPr>
-          <w:p>
-            <w:pPr>
-              <w:pStyle w:val="TableContents"/>
-              <w:rPr>
-                <w:sz w:val="20"/>
-                <w:szCs w:val="20"/>
-              </w:rPr>
-            </w:pPr>
-            <w:r>
-              <w:rPr>
-                <w:sz w:val="20"/>
-                <w:szCs w:val="20"/>
-              </w:rPr>
-            </w:r>
-          </w:p>
-        </w:tc>
-        <w:tc>
-          <w:tcPr>
-            <w:tcW w:w="2356" w:type="dxa"/>
+            <w:tcW w:w="2164" w:type="dxa"/>
+            <w:tcBorders/>
+            <w:shd w:color="auto" w:fill="auto" w:val="clear"/>
+            <w:vAlign w:val="center"/>
+          </w:tcPr>
+          <w:p>
+            <w:pPr>
+              <w:pStyle w:val="TableContents"/>
+              <w:rPr>
+                <w:sz w:val="20"/>
+                <w:szCs w:val="20"/>
+              </w:rPr>
+            </w:pPr>
+            <w:r>
+              <w:rPr>
+                <w:sz w:val="20"/>
+                <w:szCs w:val="20"/>
+              </w:rPr>
+            </w:r>
+          </w:p>
+        </w:tc>
+        <w:tc>
+          <w:tcPr>
+            <w:tcW w:w="2357" w:type="dxa"/>
             <w:tcBorders/>
             <w:shd w:color="auto" w:fill="auto" w:val="clear"/>
             <w:vAlign w:val="center"/>
@@ -8258,30 +8290,30 @@
         <w:trPr/>
         <w:tc>
           <w:tcPr>
-            <w:tcW w:w="2165" w:type="dxa"/>
-            <w:tcBorders/>
-            <w:shd w:color="auto" w:fill="auto" w:val="clear"/>
-            <w:vAlign w:val="center"/>
-          </w:tcPr>
-          <w:p>
-            <w:pPr>
-              <w:pStyle w:val="TableContents"/>
-              <w:rPr>
-                <w:sz w:val="20"/>
-                <w:szCs w:val="20"/>
-              </w:rPr>
-            </w:pPr>
-            <w:r>
-              <w:rPr>
-                <w:sz w:val="20"/>
-                <w:szCs w:val="20"/>
-              </w:rPr>
-            </w:r>
-          </w:p>
-        </w:tc>
-        <w:tc>
-          <w:tcPr>
-            <w:tcW w:w="2356" w:type="dxa"/>
+            <w:tcW w:w="2164" w:type="dxa"/>
+            <w:tcBorders/>
+            <w:shd w:color="auto" w:fill="auto" w:val="clear"/>
+            <w:vAlign w:val="center"/>
+          </w:tcPr>
+          <w:p>
+            <w:pPr>
+              <w:pStyle w:val="TableContents"/>
+              <w:rPr>
+                <w:sz w:val="20"/>
+                <w:szCs w:val="20"/>
+              </w:rPr>
+            </w:pPr>
+            <w:r>
+              <w:rPr>
+                <w:sz w:val="20"/>
+                <w:szCs w:val="20"/>
+              </w:rPr>
+            </w:r>
+          </w:p>
+        </w:tc>
+        <w:tc>
+          <w:tcPr>
+            <w:tcW w:w="2357" w:type="dxa"/>
             <w:tcBorders/>
             <w:shd w:color="auto" w:fill="auto" w:val="clear"/>
             <w:vAlign w:val="center"/>
@@ -8382,30 +8414,30 @@
         <w:trPr/>
         <w:tc>
           <w:tcPr>
-            <w:tcW w:w="2165" w:type="dxa"/>
-            <w:tcBorders/>
-            <w:shd w:color="auto" w:fill="auto" w:val="clear"/>
-            <w:vAlign w:val="center"/>
-          </w:tcPr>
-          <w:p>
-            <w:pPr>
-              <w:pStyle w:val="TableContents"/>
-              <w:rPr>
-                <w:sz w:val="20"/>
-                <w:szCs w:val="20"/>
-              </w:rPr>
-            </w:pPr>
-            <w:r>
-              <w:rPr>
-                <w:sz w:val="20"/>
-                <w:szCs w:val="20"/>
-              </w:rPr>
-            </w:r>
-          </w:p>
-        </w:tc>
-        <w:tc>
-          <w:tcPr>
-            <w:tcW w:w="2356" w:type="dxa"/>
+            <w:tcW w:w="2164" w:type="dxa"/>
+            <w:tcBorders/>
+            <w:shd w:color="auto" w:fill="auto" w:val="clear"/>
+            <w:vAlign w:val="center"/>
+          </w:tcPr>
+          <w:p>
+            <w:pPr>
+              <w:pStyle w:val="TableContents"/>
+              <w:rPr>
+                <w:sz w:val="20"/>
+                <w:szCs w:val="20"/>
+              </w:rPr>
+            </w:pPr>
+            <w:r>
+              <w:rPr>
+                <w:sz w:val="20"/>
+                <w:szCs w:val="20"/>
+              </w:rPr>
+            </w:r>
+          </w:p>
+        </w:tc>
+        <w:tc>
+          <w:tcPr>
+            <w:tcW w:w="2357" w:type="dxa"/>
             <w:tcBorders/>
             <w:shd w:color="auto" w:fill="auto" w:val="clear"/>
             <w:vAlign w:val="center"/>
@@ -8505,7 +8537,7 @@
         <w:trPr/>
         <w:tc>
           <w:tcPr>
-            <w:tcW w:w="2165" w:type="dxa"/>
+            <w:tcW w:w="2164" w:type="dxa"/>
             <w:tcBorders/>
             <w:shd w:color="auto" w:fill="auto" w:val="clear"/>
             <w:vAlign w:val="center"/>
@@ -8546,7 +8578,7 @@
         </w:tc>
         <w:tc>
           <w:tcPr>
-            <w:tcW w:w="2356" w:type="dxa"/>
+            <w:tcW w:w="2357" w:type="dxa"/>
             <w:tcBorders/>
             <w:shd w:color="auto" w:fill="auto" w:val="clear"/>
             <w:vAlign w:val="center"/>
@@ -8647,30 +8679,30 @@
         <w:trPr/>
         <w:tc>
           <w:tcPr>
-            <w:tcW w:w="2165" w:type="dxa"/>
-            <w:tcBorders/>
-            <w:shd w:color="auto" w:fill="auto" w:val="clear"/>
-            <w:vAlign w:val="center"/>
-          </w:tcPr>
-          <w:p>
-            <w:pPr>
-              <w:pStyle w:val="TableContents"/>
-              <w:rPr>
-                <w:sz w:val="20"/>
-                <w:szCs w:val="20"/>
-              </w:rPr>
-            </w:pPr>
-            <w:r>
-              <w:rPr>
-                <w:sz w:val="20"/>
-                <w:szCs w:val="20"/>
-              </w:rPr>
-            </w:r>
-          </w:p>
-        </w:tc>
-        <w:tc>
-          <w:tcPr>
-            <w:tcW w:w="2356" w:type="dxa"/>
+            <w:tcW w:w="2164" w:type="dxa"/>
+            <w:tcBorders/>
+            <w:shd w:color="auto" w:fill="auto" w:val="clear"/>
+            <w:vAlign w:val="center"/>
+          </w:tcPr>
+          <w:p>
+            <w:pPr>
+              <w:pStyle w:val="TableContents"/>
+              <w:rPr>
+                <w:sz w:val="20"/>
+                <w:szCs w:val="20"/>
+              </w:rPr>
+            </w:pPr>
+            <w:r>
+              <w:rPr>
+                <w:sz w:val="20"/>
+                <w:szCs w:val="20"/>
+              </w:rPr>
+            </w:r>
+          </w:p>
+        </w:tc>
+        <w:tc>
+          <w:tcPr>
+            <w:tcW w:w="2357" w:type="dxa"/>
             <w:tcBorders/>
             <w:shd w:color="auto" w:fill="auto" w:val="clear"/>
             <w:vAlign w:val="center"/>
@@ -8815,30 +8847,30 @@
         <w:trPr/>
         <w:tc>
           <w:tcPr>
-            <w:tcW w:w="2165" w:type="dxa"/>
-            <w:tcBorders/>
-            <w:shd w:color="auto" w:fill="auto" w:val="clear"/>
-            <w:vAlign w:val="center"/>
-          </w:tcPr>
-          <w:p>
-            <w:pPr>
-              <w:pStyle w:val="TableContents"/>
-              <w:rPr>
-                <w:sz w:val="20"/>
-                <w:szCs w:val="20"/>
-              </w:rPr>
-            </w:pPr>
-            <w:r>
-              <w:rPr>
-                <w:sz w:val="20"/>
-                <w:szCs w:val="20"/>
-              </w:rPr>
-            </w:r>
-          </w:p>
-        </w:tc>
-        <w:tc>
-          <w:tcPr>
-            <w:tcW w:w="2356" w:type="dxa"/>
+            <w:tcW w:w="2164" w:type="dxa"/>
+            <w:tcBorders/>
+            <w:shd w:color="auto" w:fill="auto" w:val="clear"/>
+            <w:vAlign w:val="center"/>
+          </w:tcPr>
+          <w:p>
+            <w:pPr>
+              <w:pStyle w:val="TableContents"/>
+              <w:rPr>
+                <w:sz w:val="20"/>
+                <w:szCs w:val="20"/>
+              </w:rPr>
+            </w:pPr>
+            <w:r>
+              <w:rPr>
+                <w:sz w:val="20"/>
+                <w:szCs w:val="20"/>
+              </w:rPr>
+            </w:r>
+          </w:p>
+        </w:tc>
+        <w:tc>
+          <w:tcPr>
+            <w:tcW w:w="2357" w:type="dxa"/>
             <w:tcBorders/>
             <w:shd w:color="auto" w:fill="auto" w:val="clear"/>
             <w:vAlign w:val="center"/>
@@ -8939,30 +8971,30 @@
         <w:trPr/>
         <w:tc>
           <w:tcPr>
-            <w:tcW w:w="2165" w:type="dxa"/>
-            <w:tcBorders/>
-            <w:shd w:color="auto" w:fill="auto" w:val="clear"/>
-            <w:vAlign w:val="center"/>
-          </w:tcPr>
-          <w:p>
-            <w:pPr>
-              <w:pStyle w:val="TableContents"/>
-              <w:rPr>
-                <w:sz w:val="20"/>
-                <w:szCs w:val="20"/>
-              </w:rPr>
-            </w:pPr>
-            <w:r>
-              <w:rPr>
-                <w:sz w:val="20"/>
-                <w:szCs w:val="20"/>
-              </w:rPr>
-            </w:r>
-          </w:p>
-        </w:tc>
-        <w:tc>
-          <w:tcPr>
-            <w:tcW w:w="2356" w:type="dxa"/>
+            <w:tcW w:w="2164" w:type="dxa"/>
+            <w:tcBorders/>
+            <w:shd w:color="auto" w:fill="auto" w:val="clear"/>
+            <w:vAlign w:val="center"/>
+          </w:tcPr>
+          <w:p>
+            <w:pPr>
+              <w:pStyle w:val="TableContents"/>
+              <w:rPr>
+                <w:sz w:val="20"/>
+                <w:szCs w:val="20"/>
+              </w:rPr>
+            </w:pPr>
+            <w:r>
+              <w:rPr>
+                <w:sz w:val="20"/>
+                <w:szCs w:val="20"/>
+              </w:rPr>
+            </w:r>
+          </w:p>
+        </w:tc>
+        <w:tc>
+          <w:tcPr>
+            <w:tcW w:w="2357" w:type="dxa"/>
             <w:tcBorders/>
             <w:shd w:color="auto" w:fill="auto" w:val="clear"/>
             <w:vAlign w:val="center"/>
@@ -9062,30 +9094,30 @@
         <w:trPr/>
         <w:tc>
           <w:tcPr>
-            <w:tcW w:w="2165" w:type="dxa"/>
-            <w:tcBorders/>
-            <w:shd w:color="auto" w:fill="auto" w:val="clear"/>
-            <w:vAlign w:val="center"/>
-          </w:tcPr>
-          <w:p>
-            <w:pPr>
-              <w:pStyle w:val="TableContents"/>
-              <w:rPr>
-                <w:sz w:val="20"/>
-                <w:szCs w:val="20"/>
-              </w:rPr>
-            </w:pPr>
-            <w:r>
-              <w:rPr>
-                <w:sz w:val="20"/>
-                <w:szCs w:val="20"/>
-              </w:rPr>
-            </w:r>
-          </w:p>
-        </w:tc>
-        <w:tc>
-          <w:tcPr>
-            <w:tcW w:w="2356" w:type="dxa"/>
+            <w:tcW w:w="2164" w:type="dxa"/>
+            <w:tcBorders/>
+            <w:shd w:color="auto" w:fill="auto" w:val="clear"/>
+            <w:vAlign w:val="center"/>
+          </w:tcPr>
+          <w:p>
+            <w:pPr>
+              <w:pStyle w:val="TableContents"/>
+              <w:rPr>
+                <w:sz w:val="20"/>
+                <w:szCs w:val="20"/>
+              </w:rPr>
+            </w:pPr>
+            <w:r>
+              <w:rPr>
+                <w:sz w:val="20"/>
+                <w:szCs w:val="20"/>
+              </w:rPr>
+            </w:r>
+          </w:p>
+        </w:tc>
+        <w:tc>
+          <w:tcPr>
+            <w:tcW w:w="2357" w:type="dxa"/>
             <w:tcBorders/>
             <w:shd w:color="auto" w:fill="auto" w:val="clear"/>
             <w:vAlign w:val="center"/>
@@ -9186,30 +9218,30 @@
         <w:trPr/>
         <w:tc>
           <w:tcPr>
-            <w:tcW w:w="2165" w:type="dxa"/>
-            <w:tcBorders/>
-            <w:shd w:color="auto" w:fill="auto" w:val="clear"/>
-            <w:vAlign w:val="center"/>
-          </w:tcPr>
-          <w:p>
-            <w:pPr>
-              <w:pStyle w:val="TableContents"/>
-              <w:rPr>
-                <w:sz w:val="20"/>
-                <w:szCs w:val="20"/>
-              </w:rPr>
-            </w:pPr>
-            <w:r>
-              <w:rPr>
-                <w:sz w:val="20"/>
-                <w:szCs w:val="20"/>
-              </w:rPr>
-            </w:r>
-          </w:p>
-        </w:tc>
-        <w:tc>
-          <w:tcPr>
-            <w:tcW w:w="2356" w:type="dxa"/>
+            <w:tcW w:w="2164" w:type="dxa"/>
+            <w:tcBorders/>
+            <w:shd w:color="auto" w:fill="auto" w:val="clear"/>
+            <w:vAlign w:val="center"/>
+          </w:tcPr>
+          <w:p>
+            <w:pPr>
+              <w:pStyle w:val="TableContents"/>
+              <w:rPr>
+                <w:sz w:val="20"/>
+                <w:szCs w:val="20"/>
+              </w:rPr>
+            </w:pPr>
+            <w:r>
+              <w:rPr>
+                <w:sz w:val="20"/>
+                <w:szCs w:val="20"/>
+              </w:rPr>
+            </w:r>
+          </w:p>
+        </w:tc>
+        <w:tc>
+          <w:tcPr>
+            <w:tcW w:w="2357" w:type="dxa"/>
             <w:tcBorders/>
             <w:shd w:color="auto" w:fill="auto" w:val="clear"/>
             <w:vAlign w:val="center"/>
@@ -9309,30 +9341,30 @@
         <w:trPr/>
         <w:tc>
           <w:tcPr>
-            <w:tcW w:w="2165" w:type="dxa"/>
-            <w:tcBorders/>
-            <w:shd w:color="auto" w:fill="auto" w:val="clear"/>
-            <w:vAlign w:val="center"/>
-          </w:tcPr>
-          <w:p>
-            <w:pPr>
-              <w:pStyle w:val="TableContents"/>
-              <w:rPr>
-                <w:sz w:val="20"/>
-                <w:szCs w:val="20"/>
-              </w:rPr>
-            </w:pPr>
-            <w:r>
-              <w:rPr>
-                <w:sz w:val="20"/>
-                <w:szCs w:val="20"/>
-              </w:rPr>
-            </w:r>
-          </w:p>
-        </w:tc>
-        <w:tc>
-          <w:tcPr>
-            <w:tcW w:w="2356" w:type="dxa"/>
+            <w:tcW w:w="2164" w:type="dxa"/>
+            <w:tcBorders/>
+            <w:shd w:color="auto" w:fill="auto" w:val="clear"/>
+            <w:vAlign w:val="center"/>
+          </w:tcPr>
+          <w:p>
+            <w:pPr>
+              <w:pStyle w:val="TableContents"/>
+              <w:rPr>
+                <w:sz w:val="20"/>
+                <w:szCs w:val="20"/>
+              </w:rPr>
+            </w:pPr>
+            <w:r>
+              <w:rPr>
+                <w:sz w:val="20"/>
+                <w:szCs w:val="20"/>
+              </w:rPr>
+            </w:r>
+          </w:p>
+        </w:tc>
+        <w:tc>
+          <w:tcPr>
+            <w:tcW w:w="2357" w:type="dxa"/>
             <w:tcBorders/>
             <w:shd w:color="auto" w:fill="auto" w:val="clear"/>
             <w:vAlign w:val="center"/>
@@ -9431,30 +9463,30 @@
         <w:trPr/>
         <w:tc>
           <w:tcPr>
-            <w:tcW w:w="2165" w:type="dxa"/>
-            <w:tcBorders/>
-            <w:shd w:color="auto" w:fill="auto" w:val="clear"/>
-            <w:vAlign w:val="center"/>
-          </w:tcPr>
-          <w:p>
-            <w:pPr>
-              <w:pStyle w:val="TableContents"/>
-              <w:rPr>
-                <w:sz w:val="20"/>
-                <w:szCs w:val="20"/>
-              </w:rPr>
-            </w:pPr>
-            <w:r>
-              <w:rPr>
-                <w:sz w:val="20"/>
-                <w:szCs w:val="20"/>
-              </w:rPr>
-            </w:r>
-          </w:p>
-        </w:tc>
-        <w:tc>
-          <w:tcPr>
-            <w:tcW w:w="2356" w:type="dxa"/>
+            <w:tcW w:w="2164" w:type="dxa"/>
+            <w:tcBorders/>
+            <w:shd w:color="auto" w:fill="auto" w:val="clear"/>
+            <w:vAlign w:val="center"/>
+          </w:tcPr>
+          <w:p>
+            <w:pPr>
+              <w:pStyle w:val="TableContents"/>
+              <w:rPr>
+                <w:sz w:val="20"/>
+                <w:szCs w:val="20"/>
+              </w:rPr>
+            </w:pPr>
+            <w:r>
+              <w:rPr>
+                <w:sz w:val="20"/>
+                <w:szCs w:val="20"/>
+              </w:rPr>
+            </w:r>
+          </w:p>
+        </w:tc>
+        <w:tc>
+          <w:tcPr>
+            <w:tcW w:w="2357" w:type="dxa"/>
             <w:tcBorders/>
             <w:shd w:color="auto" w:fill="auto" w:val="clear"/>
             <w:vAlign w:val="center"/>
@@ -9554,30 +9586,30 @@
         <w:trPr/>
         <w:tc>
           <w:tcPr>
-            <w:tcW w:w="2165" w:type="dxa"/>
-            <w:tcBorders/>
-            <w:shd w:color="auto" w:fill="auto" w:val="clear"/>
-            <w:vAlign w:val="center"/>
-          </w:tcPr>
-          <w:p>
-            <w:pPr>
-              <w:pStyle w:val="TableContents"/>
-              <w:rPr>
-                <w:sz w:val="20"/>
-                <w:szCs w:val="20"/>
-              </w:rPr>
-            </w:pPr>
-            <w:r>
-              <w:rPr>
-                <w:sz w:val="20"/>
-                <w:szCs w:val="20"/>
-              </w:rPr>
-            </w:r>
-          </w:p>
-        </w:tc>
-        <w:tc>
-          <w:tcPr>
-            <w:tcW w:w="2356" w:type="dxa"/>
+            <w:tcW w:w="2164" w:type="dxa"/>
+            <w:tcBorders/>
+            <w:shd w:color="auto" w:fill="auto" w:val="clear"/>
+            <w:vAlign w:val="center"/>
+          </w:tcPr>
+          <w:p>
+            <w:pPr>
+              <w:pStyle w:val="TableContents"/>
+              <w:rPr>
+                <w:sz w:val="20"/>
+                <w:szCs w:val="20"/>
+              </w:rPr>
+            </w:pPr>
+            <w:r>
+              <w:rPr>
+                <w:sz w:val="20"/>
+                <w:szCs w:val="20"/>
+              </w:rPr>
+            </w:r>
+          </w:p>
+        </w:tc>
+        <w:tc>
+          <w:tcPr>
+            <w:tcW w:w="2357" w:type="dxa"/>
             <w:tcBorders/>
             <w:shd w:color="auto" w:fill="auto" w:val="clear"/>
             <w:vAlign w:val="center"/>
@@ -9700,30 +9732,30 @@
         <w:trPr/>
         <w:tc>
           <w:tcPr>
-            <w:tcW w:w="2165" w:type="dxa"/>
-            <w:tcBorders/>
-            <w:shd w:color="auto" w:fill="auto" w:val="clear"/>
-            <w:vAlign w:val="center"/>
-          </w:tcPr>
-          <w:p>
-            <w:pPr>
-              <w:pStyle w:val="TableContents"/>
-              <w:rPr>
-                <w:sz w:val="20"/>
-                <w:szCs w:val="20"/>
-              </w:rPr>
-            </w:pPr>
-            <w:r>
-              <w:rPr>
-                <w:sz w:val="20"/>
-                <w:szCs w:val="20"/>
-              </w:rPr>
-            </w:r>
-          </w:p>
-        </w:tc>
-        <w:tc>
-          <w:tcPr>
-            <w:tcW w:w="2356" w:type="dxa"/>
+            <w:tcW w:w="2164" w:type="dxa"/>
+            <w:tcBorders/>
+            <w:shd w:color="auto" w:fill="auto" w:val="clear"/>
+            <w:vAlign w:val="center"/>
+          </w:tcPr>
+          <w:p>
+            <w:pPr>
+              <w:pStyle w:val="TableContents"/>
+              <w:rPr>
+                <w:sz w:val="20"/>
+                <w:szCs w:val="20"/>
+              </w:rPr>
+            </w:pPr>
+            <w:r>
+              <w:rPr>
+                <w:sz w:val="20"/>
+                <w:szCs w:val="20"/>
+              </w:rPr>
+            </w:r>
+          </w:p>
+        </w:tc>
+        <w:tc>
+          <w:tcPr>
+            <w:tcW w:w="2357" w:type="dxa"/>
             <w:tcBorders/>
             <w:shd w:color="auto" w:fill="auto" w:val="clear"/>
             <w:vAlign w:val="center"/>
@@ -9823,30 +9855,30 @@
         <w:trPr/>
         <w:tc>
           <w:tcPr>
-            <w:tcW w:w="2165" w:type="dxa"/>
-            <w:tcBorders/>
-            <w:shd w:color="auto" w:fill="auto" w:val="clear"/>
-            <w:vAlign w:val="center"/>
-          </w:tcPr>
-          <w:p>
-            <w:pPr>
-              <w:pStyle w:val="TableContents"/>
-              <w:rPr>
-                <w:sz w:val="20"/>
-                <w:szCs w:val="20"/>
-              </w:rPr>
-            </w:pPr>
-            <w:r>
-              <w:rPr>
-                <w:sz w:val="20"/>
-                <w:szCs w:val="20"/>
-              </w:rPr>
-            </w:r>
-          </w:p>
-        </w:tc>
-        <w:tc>
-          <w:tcPr>
-            <w:tcW w:w="2356" w:type="dxa"/>
+            <w:tcW w:w="2164" w:type="dxa"/>
+            <w:tcBorders/>
+            <w:shd w:color="auto" w:fill="auto" w:val="clear"/>
+            <w:vAlign w:val="center"/>
+          </w:tcPr>
+          <w:p>
+            <w:pPr>
+              <w:pStyle w:val="TableContents"/>
+              <w:rPr>
+                <w:sz w:val="20"/>
+                <w:szCs w:val="20"/>
+              </w:rPr>
+            </w:pPr>
+            <w:r>
+              <w:rPr>
+                <w:sz w:val="20"/>
+                <w:szCs w:val="20"/>
+              </w:rPr>
+            </w:r>
+          </w:p>
+        </w:tc>
+        <w:tc>
+          <w:tcPr>
+            <w:tcW w:w="2357" w:type="dxa"/>
             <w:tcBorders/>
             <w:shd w:color="auto" w:fill="auto" w:val="clear"/>
             <w:vAlign w:val="center"/>
@@ -9945,30 +9977,30 @@
         <w:trPr/>
         <w:tc>
           <w:tcPr>
-            <w:tcW w:w="2165" w:type="dxa"/>
-            <w:tcBorders/>
-            <w:shd w:color="auto" w:fill="auto" w:val="clear"/>
-            <w:vAlign w:val="center"/>
-          </w:tcPr>
-          <w:p>
-            <w:pPr>
-              <w:pStyle w:val="TableContents"/>
-              <w:rPr>
-                <w:sz w:val="20"/>
-                <w:szCs w:val="20"/>
-              </w:rPr>
-            </w:pPr>
-            <w:r>
-              <w:rPr>
-                <w:sz w:val="20"/>
-                <w:szCs w:val="20"/>
-              </w:rPr>
-            </w:r>
-          </w:p>
-        </w:tc>
-        <w:tc>
-          <w:tcPr>
-            <w:tcW w:w="2356" w:type="dxa"/>
+            <w:tcW w:w="2164" w:type="dxa"/>
+            <w:tcBorders/>
+            <w:shd w:color="auto" w:fill="auto" w:val="clear"/>
+            <w:vAlign w:val="center"/>
+          </w:tcPr>
+          <w:p>
+            <w:pPr>
+              <w:pStyle w:val="TableContents"/>
+              <w:rPr>
+                <w:sz w:val="20"/>
+                <w:szCs w:val="20"/>
+              </w:rPr>
+            </w:pPr>
+            <w:r>
+              <w:rPr>
+                <w:sz w:val="20"/>
+                <w:szCs w:val="20"/>
+              </w:rPr>
+            </w:r>
+          </w:p>
+        </w:tc>
+        <w:tc>
+          <w:tcPr>
+            <w:tcW w:w="2357" w:type="dxa"/>
             <w:tcBorders/>
             <w:shd w:color="auto" w:fill="auto" w:val="clear"/>
             <w:vAlign w:val="center"/>
@@ -10066,30 +10098,30 @@
         <w:trPr/>
         <w:tc>
           <w:tcPr>
-            <w:tcW w:w="2165" w:type="dxa"/>
-            <w:tcBorders/>
-            <w:shd w:color="auto" w:fill="auto" w:val="clear"/>
-            <w:vAlign w:val="center"/>
-          </w:tcPr>
-          <w:p>
-            <w:pPr>
-              <w:pStyle w:val="TableContents"/>
-              <w:rPr>
-                <w:sz w:val="20"/>
-                <w:szCs w:val="20"/>
-              </w:rPr>
-            </w:pPr>
-            <w:r>
-              <w:rPr>
-                <w:sz w:val="20"/>
-                <w:szCs w:val="20"/>
-              </w:rPr>
-            </w:r>
-          </w:p>
-        </w:tc>
-        <w:tc>
-          <w:tcPr>
-            <w:tcW w:w="2356" w:type="dxa"/>
+            <w:tcW w:w="2164" w:type="dxa"/>
+            <w:tcBorders/>
+            <w:shd w:color="auto" w:fill="auto" w:val="clear"/>
+            <w:vAlign w:val="center"/>
+          </w:tcPr>
+          <w:p>
+            <w:pPr>
+              <w:pStyle w:val="TableContents"/>
+              <w:rPr>
+                <w:sz w:val="20"/>
+                <w:szCs w:val="20"/>
+              </w:rPr>
+            </w:pPr>
+            <w:r>
+              <w:rPr>
+                <w:sz w:val="20"/>
+                <w:szCs w:val="20"/>
+              </w:rPr>
+            </w:r>
+          </w:p>
+        </w:tc>
+        <w:tc>
+          <w:tcPr>
+            <w:tcW w:w="2357" w:type="dxa"/>
             <w:tcBorders/>
             <w:shd w:color="auto" w:fill="auto" w:val="clear"/>
             <w:vAlign w:val="center"/>
@@ -10188,30 +10220,30 @@
         <w:trPr/>
         <w:tc>
           <w:tcPr>
-            <w:tcW w:w="2165" w:type="dxa"/>
-            <w:tcBorders/>
-            <w:shd w:color="auto" w:fill="auto" w:val="clear"/>
-            <w:vAlign w:val="center"/>
-          </w:tcPr>
-          <w:p>
-            <w:pPr>
-              <w:pStyle w:val="TableContents"/>
-              <w:rPr>
-                <w:sz w:val="20"/>
-                <w:szCs w:val="20"/>
-              </w:rPr>
-            </w:pPr>
-            <w:r>
-              <w:rPr>
-                <w:sz w:val="20"/>
-                <w:szCs w:val="20"/>
-              </w:rPr>
-            </w:r>
-          </w:p>
-        </w:tc>
-        <w:tc>
-          <w:tcPr>
-            <w:tcW w:w="2356" w:type="dxa"/>
+            <w:tcW w:w="2164" w:type="dxa"/>
+            <w:tcBorders/>
+            <w:shd w:color="auto" w:fill="auto" w:val="clear"/>
+            <w:vAlign w:val="center"/>
+          </w:tcPr>
+          <w:p>
+            <w:pPr>
+              <w:pStyle w:val="TableContents"/>
+              <w:rPr>
+                <w:sz w:val="20"/>
+                <w:szCs w:val="20"/>
+              </w:rPr>
+            </w:pPr>
+            <w:r>
+              <w:rPr>
+                <w:sz w:val="20"/>
+                <w:szCs w:val="20"/>
+              </w:rPr>
+            </w:r>
+          </w:p>
+        </w:tc>
+        <w:tc>
+          <w:tcPr>
+            <w:tcW w:w="2357" w:type="dxa"/>
             <w:tcBorders/>
             <w:shd w:color="auto" w:fill="auto" w:val="clear"/>
             <w:vAlign w:val="center"/>
@@ -10318,30 +10350,30 @@
         <w:trPr/>
         <w:tc>
           <w:tcPr>
-            <w:tcW w:w="2165" w:type="dxa"/>
-            <w:tcBorders/>
-            <w:shd w:color="auto" w:fill="auto" w:val="clear"/>
-            <w:vAlign w:val="center"/>
-          </w:tcPr>
-          <w:p>
-            <w:pPr>
-              <w:pStyle w:val="TableContents"/>
-              <w:rPr>
-                <w:sz w:val="20"/>
-                <w:szCs w:val="20"/>
-              </w:rPr>
-            </w:pPr>
-            <w:r>
-              <w:rPr>
-                <w:sz w:val="20"/>
-                <w:szCs w:val="20"/>
-              </w:rPr>
-            </w:r>
-          </w:p>
-        </w:tc>
-        <w:tc>
-          <w:tcPr>
-            <w:tcW w:w="2356" w:type="dxa"/>
+            <w:tcW w:w="2164" w:type="dxa"/>
+            <w:tcBorders/>
+            <w:shd w:color="auto" w:fill="auto" w:val="clear"/>
+            <w:vAlign w:val="center"/>
+          </w:tcPr>
+          <w:p>
+            <w:pPr>
+              <w:pStyle w:val="TableContents"/>
+              <w:rPr>
+                <w:sz w:val="20"/>
+                <w:szCs w:val="20"/>
+              </w:rPr>
+            </w:pPr>
+            <w:r>
+              <w:rPr>
+                <w:sz w:val="20"/>
+                <w:szCs w:val="20"/>
+              </w:rPr>
+            </w:r>
+          </w:p>
+        </w:tc>
+        <w:tc>
+          <w:tcPr>
+            <w:tcW w:w="2357" w:type="dxa"/>
             <w:tcBorders/>
             <w:shd w:color="auto" w:fill="auto" w:val="clear"/>
             <w:vAlign w:val="center"/>
@@ -10440,30 +10472,30 @@
         <w:trPr/>
         <w:tc>
           <w:tcPr>
-            <w:tcW w:w="2165" w:type="dxa"/>
-            <w:tcBorders/>
-            <w:shd w:color="auto" w:fill="auto" w:val="clear"/>
-            <w:vAlign w:val="center"/>
-          </w:tcPr>
-          <w:p>
-            <w:pPr>
-              <w:pStyle w:val="TableContents"/>
-              <w:rPr>
-                <w:sz w:val="20"/>
-                <w:szCs w:val="20"/>
-              </w:rPr>
-            </w:pPr>
-            <w:r>
-              <w:rPr>
-                <w:sz w:val="20"/>
-                <w:szCs w:val="20"/>
-              </w:rPr>
-            </w:r>
-          </w:p>
-        </w:tc>
-        <w:tc>
-          <w:tcPr>
-            <w:tcW w:w="2356" w:type="dxa"/>
+            <w:tcW w:w="2164" w:type="dxa"/>
+            <w:tcBorders/>
+            <w:shd w:color="auto" w:fill="auto" w:val="clear"/>
+            <w:vAlign w:val="center"/>
+          </w:tcPr>
+          <w:p>
+            <w:pPr>
+              <w:pStyle w:val="TableContents"/>
+              <w:rPr>
+                <w:sz w:val="20"/>
+                <w:szCs w:val="20"/>
+              </w:rPr>
+            </w:pPr>
+            <w:r>
+              <w:rPr>
+                <w:sz w:val="20"/>
+                <w:szCs w:val="20"/>
+              </w:rPr>
+            </w:r>
+          </w:p>
+        </w:tc>
+        <w:tc>
+          <w:tcPr>
+            <w:tcW w:w="2357" w:type="dxa"/>
             <w:tcBorders/>
             <w:shd w:color="auto" w:fill="auto" w:val="clear"/>
             <w:vAlign w:val="center"/>
@@ -10563,30 +10595,30 @@
         <w:trPr/>
         <w:tc>
           <w:tcPr>
-            <w:tcW w:w="2165" w:type="dxa"/>
-            <w:tcBorders/>
-            <w:shd w:color="auto" w:fill="auto" w:val="clear"/>
-            <w:vAlign w:val="center"/>
-          </w:tcPr>
-          <w:p>
-            <w:pPr>
-              <w:pStyle w:val="TableContents"/>
-              <w:rPr>
-                <w:sz w:val="20"/>
-                <w:szCs w:val="20"/>
-              </w:rPr>
-            </w:pPr>
-            <w:r>
-              <w:rPr>
-                <w:sz w:val="20"/>
-                <w:szCs w:val="20"/>
-              </w:rPr>
-            </w:r>
-          </w:p>
-        </w:tc>
-        <w:tc>
-          <w:tcPr>
-            <w:tcW w:w="2356" w:type="dxa"/>
+            <w:tcW w:w="2164" w:type="dxa"/>
+            <w:tcBorders/>
+            <w:shd w:color="auto" w:fill="auto" w:val="clear"/>
+            <w:vAlign w:val="center"/>
+          </w:tcPr>
+          <w:p>
+            <w:pPr>
+              <w:pStyle w:val="TableContents"/>
+              <w:rPr>
+                <w:sz w:val="20"/>
+                <w:szCs w:val="20"/>
+              </w:rPr>
+            </w:pPr>
+            <w:r>
+              <w:rPr>
+                <w:sz w:val="20"/>
+                <w:szCs w:val="20"/>
+              </w:rPr>
+            </w:r>
+          </w:p>
+        </w:tc>
+        <w:tc>
+          <w:tcPr>
+            <w:tcW w:w="2357" w:type="dxa"/>
             <w:tcBorders/>
             <w:shd w:color="auto" w:fill="auto" w:val="clear"/>
             <w:vAlign w:val="center"/>
@@ -10685,30 +10717,30 @@
         <w:trPr/>
         <w:tc>
           <w:tcPr>
-            <w:tcW w:w="2165" w:type="dxa"/>
-            <w:tcBorders/>
-            <w:shd w:color="auto" w:fill="auto" w:val="clear"/>
-            <w:vAlign w:val="center"/>
-          </w:tcPr>
-          <w:p>
-            <w:pPr>
-              <w:pStyle w:val="TableContents"/>
-              <w:rPr>
-                <w:sz w:val="20"/>
-                <w:szCs w:val="20"/>
-              </w:rPr>
-            </w:pPr>
-            <w:r>
-              <w:rPr>
-                <w:sz w:val="20"/>
-                <w:szCs w:val="20"/>
-              </w:rPr>
-            </w:r>
-          </w:p>
-        </w:tc>
-        <w:tc>
-          <w:tcPr>
-            <w:tcW w:w="2356" w:type="dxa"/>
+            <w:tcW w:w="2164" w:type="dxa"/>
+            <w:tcBorders/>
+            <w:shd w:color="auto" w:fill="auto" w:val="clear"/>
+            <w:vAlign w:val="center"/>
+          </w:tcPr>
+          <w:p>
+            <w:pPr>
+              <w:pStyle w:val="TableContents"/>
+              <w:rPr>
+                <w:sz w:val="20"/>
+                <w:szCs w:val="20"/>
+              </w:rPr>
+            </w:pPr>
+            <w:r>
+              <w:rPr>
+                <w:sz w:val="20"/>
+                <w:szCs w:val="20"/>
+              </w:rPr>
+            </w:r>
+          </w:p>
+        </w:tc>
+        <w:tc>
+          <w:tcPr>
+            <w:tcW w:w="2357" w:type="dxa"/>
             <w:tcBorders/>
             <w:shd w:color="auto" w:fill="auto" w:val="clear"/>
             <w:vAlign w:val="center"/>
@@ -10823,7 +10855,7 @@
         <w:trPr/>
         <w:tc>
           <w:tcPr>
-            <w:tcW w:w="2165" w:type="dxa"/>
+            <w:tcW w:w="2164" w:type="dxa"/>
             <w:tcBorders/>
             <w:shd w:color="auto" w:fill="auto" w:val="clear"/>
             <w:vAlign w:val="center"/>
@@ -10849,7 +10881,7 @@
         </w:tc>
         <w:tc>
           <w:tcPr>
-            <w:tcW w:w="2356" w:type="dxa"/>
+            <w:tcW w:w="2357" w:type="dxa"/>
             <w:tcBorders/>
             <w:shd w:color="auto" w:fill="auto" w:val="clear"/>
             <w:vAlign w:val="center"/>
@@ -10982,30 +11014,30 @@
         <w:trPr/>
         <w:tc>
           <w:tcPr>
-            <w:tcW w:w="2165" w:type="dxa"/>
-            <w:tcBorders/>
-            <w:shd w:color="auto" w:fill="auto" w:val="clear"/>
-            <w:vAlign w:val="center"/>
-          </w:tcPr>
-          <w:p>
-            <w:pPr>
-              <w:pStyle w:val="TableContents"/>
-              <w:rPr>
-                <w:sz w:val="20"/>
-                <w:szCs w:val="20"/>
-              </w:rPr>
-            </w:pPr>
-            <w:r>
-              <w:rPr>
-                <w:sz w:val="20"/>
-                <w:szCs w:val="20"/>
-              </w:rPr>
-            </w:r>
-          </w:p>
-        </w:tc>
-        <w:tc>
-          <w:tcPr>
-            <w:tcW w:w="2356" w:type="dxa"/>
+            <w:tcW w:w="2164" w:type="dxa"/>
+            <w:tcBorders/>
+            <w:shd w:color="auto" w:fill="auto" w:val="clear"/>
+            <w:vAlign w:val="center"/>
+          </w:tcPr>
+          <w:p>
+            <w:pPr>
+              <w:pStyle w:val="TableContents"/>
+              <w:rPr>
+                <w:sz w:val="20"/>
+                <w:szCs w:val="20"/>
+              </w:rPr>
+            </w:pPr>
+            <w:r>
+              <w:rPr>
+                <w:sz w:val="20"/>
+                <w:szCs w:val="20"/>
+              </w:rPr>
+            </w:r>
+          </w:p>
+        </w:tc>
+        <w:tc>
+          <w:tcPr>
+            <w:tcW w:w="2357" w:type="dxa"/>
             <w:tcBorders/>
             <w:shd w:color="auto" w:fill="auto" w:val="clear"/>
             <w:vAlign w:val="center"/>
@@ -11103,30 +11135,30 @@
         <w:trPr/>
         <w:tc>
           <w:tcPr>
-            <w:tcW w:w="2165" w:type="dxa"/>
-            <w:tcBorders/>
-            <w:shd w:color="auto" w:fill="auto" w:val="clear"/>
-            <w:vAlign w:val="center"/>
-          </w:tcPr>
-          <w:p>
-            <w:pPr>
-              <w:pStyle w:val="TableContents"/>
-              <w:rPr>
-                <w:sz w:val="20"/>
-                <w:szCs w:val="20"/>
-              </w:rPr>
-            </w:pPr>
-            <w:r>
-              <w:rPr>
-                <w:sz w:val="20"/>
-                <w:szCs w:val="20"/>
-              </w:rPr>
-            </w:r>
-          </w:p>
-        </w:tc>
-        <w:tc>
-          <w:tcPr>
-            <w:tcW w:w="2356" w:type="dxa"/>
+            <w:tcW w:w="2164" w:type="dxa"/>
+            <w:tcBorders/>
+            <w:shd w:color="auto" w:fill="auto" w:val="clear"/>
+            <w:vAlign w:val="center"/>
+          </w:tcPr>
+          <w:p>
+            <w:pPr>
+              <w:pStyle w:val="TableContents"/>
+              <w:rPr>
+                <w:sz w:val="20"/>
+                <w:szCs w:val="20"/>
+              </w:rPr>
+            </w:pPr>
+            <w:r>
+              <w:rPr>
+                <w:sz w:val="20"/>
+                <w:szCs w:val="20"/>
+              </w:rPr>
+            </w:r>
+          </w:p>
+        </w:tc>
+        <w:tc>
+          <w:tcPr>
+            <w:tcW w:w="2357" w:type="dxa"/>
             <w:tcBorders/>
             <w:shd w:color="auto" w:fill="auto" w:val="clear"/>
             <w:vAlign w:val="center"/>
@@ -11244,30 +11276,30 @@
         <w:trPr/>
         <w:tc>
           <w:tcPr>
-            <w:tcW w:w="2165" w:type="dxa"/>
-            <w:tcBorders/>
-            <w:shd w:color="auto" w:fill="auto" w:val="clear"/>
-            <w:vAlign w:val="center"/>
-          </w:tcPr>
-          <w:p>
-            <w:pPr>
-              <w:pStyle w:val="TableContents"/>
-              <w:rPr>
-                <w:sz w:val="20"/>
-                <w:szCs w:val="20"/>
-              </w:rPr>
-            </w:pPr>
-            <w:r>
-              <w:rPr>
-                <w:sz w:val="20"/>
-                <w:szCs w:val="20"/>
-              </w:rPr>
-            </w:r>
-          </w:p>
-        </w:tc>
-        <w:tc>
-          <w:tcPr>
-            <w:tcW w:w="2356" w:type="dxa"/>
+            <w:tcW w:w="2164" w:type="dxa"/>
+            <w:tcBorders/>
+            <w:shd w:color="auto" w:fill="auto" w:val="clear"/>
+            <w:vAlign w:val="center"/>
+          </w:tcPr>
+          <w:p>
+            <w:pPr>
+              <w:pStyle w:val="TableContents"/>
+              <w:rPr>
+                <w:sz w:val="20"/>
+                <w:szCs w:val="20"/>
+              </w:rPr>
+            </w:pPr>
+            <w:r>
+              <w:rPr>
+                <w:sz w:val="20"/>
+                <w:szCs w:val="20"/>
+              </w:rPr>
+            </w:r>
+          </w:p>
+        </w:tc>
+        <w:tc>
+          <w:tcPr>
+            <w:tcW w:w="2357" w:type="dxa"/>
             <w:tcBorders/>
             <w:shd w:color="auto" w:fill="auto" w:val="clear"/>
             <w:vAlign w:val="center"/>
@@ -11367,30 +11399,30 @@
         <w:trPr/>
         <w:tc>
           <w:tcPr>
-            <w:tcW w:w="2165" w:type="dxa"/>
-            <w:tcBorders/>
-            <w:shd w:color="auto" w:fill="auto" w:val="clear"/>
-            <w:vAlign w:val="center"/>
-          </w:tcPr>
-          <w:p>
-            <w:pPr>
-              <w:pStyle w:val="TableContents"/>
-              <w:rPr>
-                <w:sz w:val="20"/>
-                <w:szCs w:val="20"/>
-              </w:rPr>
-            </w:pPr>
-            <w:r>
-              <w:rPr>
-                <w:sz w:val="20"/>
-                <w:szCs w:val="20"/>
-              </w:rPr>
-            </w:r>
-          </w:p>
-        </w:tc>
-        <w:tc>
-          <w:tcPr>
-            <w:tcW w:w="2356" w:type="dxa"/>
+            <w:tcW w:w="2164" w:type="dxa"/>
+            <w:tcBorders/>
+            <w:shd w:color="auto" w:fill="auto" w:val="clear"/>
+            <w:vAlign w:val="center"/>
+          </w:tcPr>
+          <w:p>
+            <w:pPr>
+              <w:pStyle w:val="TableContents"/>
+              <w:rPr>
+                <w:sz w:val="20"/>
+                <w:szCs w:val="20"/>
+              </w:rPr>
+            </w:pPr>
+            <w:r>
+              <w:rPr>
+                <w:sz w:val="20"/>
+                <w:szCs w:val="20"/>
+              </w:rPr>
+            </w:r>
+          </w:p>
+        </w:tc>
+        <w:tc>
+          <w:tcPr>
+            <w:tcW w:w="2357" w:type="dxa"/>
             <w:tcBorders/>
             <w:shd w:color="auto" w:fill="auto" w:val="clear"/>
             <w:vAlign w:val="center"/>
@@ -11536,30 +11568,30 @@
         <w:trPr/>
         <w:tc>
           <w:tcPr>
-            <w:tcW w:w="2165" w:type="dxa"/>
-            <w:tcBorders/>
-            <w:shd w:color="auto" w:fill="auto" w:val="clear"/>
-            <w:vAlign w:val="center"/>
-          </w:tcPr>
-          <w:p>
-            <w:pPr>
-              <w:pStyle w:val="TableContents"/>
-              <w:rPr>
-                <w:sz w:val="20"/>
-                <w:szCs w:val="20"/>
-              </w:rPr>
-            </w:pPr>
-            <w:r>
-              <w:rPr>
-                <w:sz w:val="20"/>
-                <w:szCs w:val="20"/>
-              </w:rPr>
-            </w:r>
-          </w:p>
-        </w:tc>
-        <w:tc>
-          <w:tcPr>
-            <w:tcW w:w="2356" w:type="dxa"/>
+            <w:tcW w:w="2164" w:type="dxa"/>
+            <w:tcBorders/>
+            <w:shd w:color="auto" w:fill="auto" w:val="clear"/>
+            <w:vAlign w:val="center"/>
+          </w:tcPr>
+          <w:p>
+            <w:pPr>
+              <w:pStyle w:val="TableContents"/>
+              <w:rPr>
+                <w:sz w:val="20"/>
+                <w:szCs w:val="20"/>
+              </w:rPr>
+            </w:pPr>
+            <w:r>
+              <w:rPr>
+                <w:sz w:val="20"/>
+                <w:szCs w:val="20"/>
+              </w:rPr>
+            </w:r>
+          </w:p>
+        </w:tc>
+        <w:tc>
+          <w:tcPr>
+            <w:tcW w:w="2357" w:type="dxa"/>
             <w:tcBorders/>
             <w:shd w:color="auto" w:fill="auto" w:val="clear"/>
             <w:vAlign w:val="center"/>
@@ -11657,30 +11689,30 @@
         <w:trPr/>
         <w:tc>
           <w:tcPr>
-            <w:tcW w:w="2165" w:type="dxa"/>
-            <w:tcBorders/>
-            <w:shd w:color="auto" w:fill="auto" w:val="clear"/>
-            <w:vAlign w:val="center"/>
-          </w:tcPr>
-          <w:p>
-            <w:pPr>
-              <w:pStyle w:val="TableContents"/>
-              <w:rPr>
-                <w:sz w:val="20"/>
-                <w:szCs w:val="20"/>
-              </w:rPr>
-            </w:pPr>
-            <w:r>
-              <w:rPr>
-                <w:sz w:val="20"/>
-                <w:szCs w:val="20"/>
-              </w:rPr>
-            </w:r>
-          </w:p>
-        </w:tc>
-        <w:tc>
-          <w:tcPr>
-            <w:tcW w:w="2356" w:type="dxa"/>
+            <w:tcW w:w="2164" w:type="dxa"/>
+            <w:tcBorders/>
+            <w:shd w:color="auto" w:fill="auto" w:val="clear"/>
+            <w:vAlign w:val="center"/>
+          </w:tcPr>
+          <w:p>
+            <w:pPr>
+              <w:pStyle w:val="TableContents"/>
+              <w:rPr>
+                <w:sz w:val="20"/>
+                <w:szCs w:val="20"/>
+              </w:rPr>
+            </w:pPr>
+            <w:r>
+              <w:rPr>
+                <w:sz w:val="20"/>
+                <w:szCs w:val="20"/>
+              </w:rPr>
+            </w:r>
+          </w:p>
+        </w:tc>
+        <w:tc>
+          <w:tcPr>
+            <w:tcW w:w="2357" w:type="dxa"/>
             <w:tcBorders/>
             <w:shd w:color="auto" w:fill="auto" w:val="clear"/>
             <w:vAlign w:val="center"/>
@@ -11779,30 +11811,30 @@
         <w:trPr/>
         <w:tc>
           <w:tcPr>
-            <w:tcW w:w="2165" w:type="dxa"/>
-            <w:tcBorders/>
-            <w:shd w:color="auto" w:fill="auto" w:val="clear"/>
-            <w:vAlign w:val="center"/>
-          </w:tcPr>
-          <w:p>
-            <w:pPr>
-              <w:pStyle w:val="TableContents"/>
-              <w:rPr>
-                <w:sz w:val="20"/>
-                <w:szCs w:val="20"/>
-              </w:rPr>
-            </w:pPr>
-            <w:r>
-              <w:rPr>
-                <w:sz w:val="20"/>
-                <w:szCs w:val="20"/>
-              </w:rPr>
-            </w:r>
-          </w:p>
-        </w:tc>
-        <w:tc>
-          <w:tcPr>
-            <w:tcW w:w="2356" w:type="dxa"/>
+            <w:tcW w:w="2164" w:type="dxa"/>
+            <w:tcBorders/>
+            <w:shd w:color="auto" w:fill="auto" w:val="clear"/>
+            <w:vAlign w:val="center"/>
+          </w:tcPr>
+          <w:p>
+            <w:pPr>
+              <w:pStyle w:val="TableContents"/>
+              <w:rPr>
+                <w:sz w:val="20"/>
+                <w:szCs w:val="20"/>
+              </w:rPr>
+            </w:pPr>
+            <w:r>
+              <w:rPr>
+                <w:sz w:val="20"/>
+                <w:szCs w:val="20"/>
+              </w:rPr>
+            </w:r>
+          </w:p>
+        </w:tc>
+        <w:tc>
+          <w:tcPr>
+            <w:tcW w:w="2357" w:type="dxa"/>
             <w:tcBorders/>
             <w:shd w:color="auto" w:fill="auto" w:val="clear"/>
             <w:vAlign w:val="center"/>
@@ -11902,7 +11934,7 @@
         <w:trPr/>
         <w:tc>
           <w:tcPr>
-            <w:tcW w:w="2165" w:type="dxa"/>
+            <w:tcW w:w="2164" w:type="dxa"/>
             <w:tcBorders/>
             <w:shd w:color="auto" w:fill="auto" w:val="clear"/>
             <w:vAlign w:val="center"/>
@@ -11928,7 +11960,7 @@
         </w:tc>
         <w:tc>
           <w:tcPr>
-            <w:tcW w:w="2356" w:type="dxa"/>
+            <w:tcW w:w="2357" w:type="dxa"/>
             <w:tcBorders/>
             <w:shd w:color="auto" w:fill="auto" w:val="clear"/>
             <w:vAlign w:val="center"/>
@@ -12059,30 +12091,30 @@
         <w:trPr/>
         <w:tc>
           <w:tcPr>
-            <w:tcW w:w="2165" w:type="dxa"/>
-            <w:tcBorders/>
-            <w:shd w:color="auto" w:fill="auto" w:val="clear"/>
-            <w:vAlign w:val="center"/>
-          </w:tcPr>
-          <w:p>
-            <w:pPr>
-              <w:pStyle w:val="TableContents"/>
-              <w:rPr>
-                <w:sz w:val="20"/>
-                <w:szCs w:val="20"/>
-              </w:rPr>
-            </w:pPr>
-            <w:r>
-              <w:rPr>
-                <w:sz w:val="20"/>
-                <w:szCs w:val="20"/>
-              </w:rPr>
-            </w:r>
-          </w:p>
-        </w:tc>
-        <w:tc>
-          <w:tcPr>
-            <w:tcW w:w="2356" w:type="dxa"/>
+            <w:tcW w:w="2164" w:type="dxa"/>
+            <w:tcBorders/>
+            <w:shd w:color="auto" w:fill="auto" w:val="clear"/>
+            <w:vAlign w:val="center"/>
+          </w:tcPr>
+          <w:p>
+            <w:pPr>
+              <w:pStyle w:val="TableContents"/>
+              <w:rPr>
+                <w:sz w:val="20"/>
+                <w:szCs w:val="20"/>
+              </w:rPr>
+            </w:pPr>
+            <w:r>
+              <w:rPr>
+                <w:sz w:val="20"/>
+                <w:szCs w:val="20"/>
+              </w:rPr>
+            </w:r>
+          </w:p>
+        </w:tc>
+        <w:tc>
+          <w:tcPr>
+            <w:tcW w:w="2357" w:type="dxa"/>
             <w:tcBorders/>
             <w:shd w:color="auto" w:fill="auto" w:val="clear"/>
             <w:vAlign w:val="center"/>
@@ -12180,30 +12212,30 @@
         <w:trPr/>
         <w:tc>
           <w:tcPr>
-            <w:tcW w:w="2165" w:type="dxa"/>
-            <w:tcBorders/>
-            <w:shd w:color="auto" w:fill="auto" w:val="clear"/>
-            <w:vAlign w:val="center"/>
-          </w:tcPr>
-          <w:p>
-            <w:pPr>
-              <w:pStyle w:val="TableContents"/>
-              <w:rPr>
-                <w:sz w:val="20"/>
-                <w:szCs w:val="20"/>
-              </w:rPr>
-            </w:pPr>
-            <w:r>
-              <w:rPr>
-                <w:sz w:val="20"/>
-                <w:szCs w:val="20"/>
-              </w:rPr>
-            </w:r>
-          </w:p>
-        </w:tc>
-        <w:tc>
-          <w:tcPr>
-            <w:tcW w:w="2356" w:type="dxa"/>
+            <w:tcW w:w="2164" w:type="dxa"/>
+            <w:tcBorders/>
+            <w:shd w:color="auto" w:fill="auto" w:val="clear"/>
+            <w:vAlign w:val="center"/>
+          </w:tcPr>
+          <w:p>
+            <w:pPr>
+              <w:pStyle w:val="TableContents"/>
+              <w:rPr>
+                <w:sz w:val="20"/>
+                <w:szCs w:val="20"/>
+              </w:rPr>
+            </w:pPr>
+            <w:r>
+              <w:rPr>
+                <w:sz w:val="20"/>
+                <w:szCs w:val="20"/>
+              </w:rPr>
+            </w:r>
+          </w:p>
+        </w:tc>
+        <w:tc>
+          <w:tcPr>
+            <w:tcW w:w="2357" w:type="dxa"/>
             <w:tcBorders/>
             <w:shd w:color="auto" w:fill="auto" w:val="clear"/>
             <w:vAlign w:val="center"/>
@@ -12302,30 +12334,30 @@
         <w:trPr/>
         <w:tc>
           <w:tcPr>
-            <w:tcW w:w="2165" w:type="dxa"/>
-            <w:tcBorders/>
-            <w:shd w:color="auto" w:fill="auto" w:val="clear"/>
-            <w:vAlign w:val="center"/>
-          </w:tcPr>
-          <w:p>
-            <w:pPr>
-              <w:pStyle w:val="TableContents"/>
-              <w:rPr>
-                <w:sz w:val="20"/>
-                <w:szCs w:val="20"/>
-              </w:rPr>
-            </w:pPr>
-            <w:r>
-              <w:rPr>
-                <w:sz w:val="20"/>
-                <w:szCs w:val="20"/>
-              </w:rPr>
-            </w:r>
-          </w:p>
-        </w:tc>
-        <w:tc>
-          <w:tcPr>
-            <w:tcW w:w="2356" w:type="dxa"/>
+            <w:tcW w:w="2164" w:type="dxa"/>
+            <w:tcBorders/>
+            <w:shd w:color="auto" w:fill="auto" w:val="clear"/>
+            <w:vAlign w:val="center"/>
+          </w:tcPr>
+          <w:p>
+            <w:pPr>
+              <w:pStyle w:val="TableContents"/>
+              <w:rPr>
+                <w:sz w:val="20"/>
+                <w:szCs w:val="20"/>
+              </w:rPr>
+            </w:pPr>
+            <w:r>
+              <w:rPr>
+                <w:sz w:val="20"/>
+                <w:szCs w:val="20"/>
+              </w:rPr>
+            </w:r>
+          </w:p>
+        </w:tc>
+        <w:tc>
+          <w:tcPr>
+            <w:tcW w:w="2357" w:type="dxa"/>
             <w:tcBorders/>
             <w:shd w:color="auto" w:fill="auto" w:val="clear"/>
             <w:vAlign w:val="center"/>
@@ -12423,30 +12455,30 @@
         <w:trPr/>
         <w:tc>
           <w:tcPr>
-            <w:tcW w:w="2165" w:type="dxa"/>
-            <w:tcBorders/>
-            <w:shd w:color="auto" w:fill="auto" w:val="clear"/>
-            <w:vAlign w:val="center"/>
-          </w:tcPr>
-          <w:p>
-            <w:pPr>
-              <w:pStyle w:val="TableContents"/>
-              <w:rPr>
-                <w:sz w:val="20"/>
-                <w:szCs w:val="20"/>
-              </w:rPr>
-            </w:pPr>
-            <w:r>
-              <w:rPr>
-                <w:sz w:val="20"/>
-                <w:szCs w:val="20"/>
-              </w:rPr>
-            </w:r>
-          </w:p>
-        </w:tc>
-        <w:tc>
-          <w:tcPr>
-            <w:tcW w:w="2356" w:type="dxa"/>
+            <w:tcW w:w="2164" w:type="dxa"/>
+            <w:tcBorders/>
+            <w:shd w:color="auto" w:fill="auto" w:val="clear"/>
+            <w:vAlign w:val="center"/>
+          </w:tcPr>
+          <w:p>
+            <w:pPr>
+              <w:pStyle w:val="TableContents"/>
+              <w:rPr>
+                <w:sz w:val="20"/>
+                <w:szCs w:val="20"/>
+              </w:rPr>
+            </w:pPr>
+            <w:r>
+              <w:rPr>
+                <w:sz w:val="20"/>
+                <w:szCs w:val="20"/>
+              </w:rPr>
+            </w:r>
+          </w:p>
+        </w:tc>
+        <w:tc>
+          <w:tcPr>
+            <w:tcW w:w="2357" w:type="dxa"/>
             <w:tcBorders/>
             <w:shd w:color="auto" w:fill="auto" w:val="clear"/>
             <w:vAlign w:val="center"/>
@@ -12577,30 +12609,30 @@
         <w:trPr/>
         <w:tc>
           <w:tcPr>
-            <w:tcW w:w="2165" w:type="dxa"/>
-            <w:tcBorders/>
-            <w:shd w:color="auto" w:fill="auto" w:val="clear"/>
-            <w:vAlign w:val="center"/>
-          </w:tcPr>
-          <w:p>
-            <w:pPr>
-              <w:pStyle w:val="TableContents"/>
-              <w:rPr>
-                <w:sz w:val="20"/>
-                <w:szCs w:val="20"/>
-              </w:rPr>
-            </w:pPr>
-            <w:r>
-              <w:rPr>
-                <w:sz w:val="20"/>
-                <w:szCs w:val="20"/>
-              </w:rPr>
-            </w:r>
-          </w:p>
-        </w:tc>
-        <w:tc>
-          <w:tcPr>
-            <w:tcW w:w="2356" w:type="dxa"/>
+            <w:tcW w:w="2164" w:type="dxa"/>
+            <w:tcBorders/>
+            <w:shd w:color="auto" w:fill="auto" w:val="clear"/>
+            <w:vAlign w:val="center"/>
+          </w:tcPr>
+          <w:p>
+            <w:pPr>
+              <w:pStyle w:val="TableContents"/>
+              <w:rPr>
+                <w:sz w:val="20"/>
+                <w:szCs w:val="20"/>
+              </w:rPr>
+            </w:pPr>
+            <w:r>
+              <w:rPr>
+                <w:sz w:val="20"/>
+                <w:szCs w:val="20"/>
+              </w:rPr>
+            </w:r>
+          </w:p>
+        </w:tc>
+        <w:tc>
+          <w:tcPr>
+            <w:tcW w:w="2357" w:type="dxa"/>
             <w:tcBorders/>
             <w:shd w:color="auto" w:fill="auto" w:val="clear"/>
             <w:vAlign w:val="center"/>
@@ -12700,30 +12732,30 @@
         <w:trPr/>
         <w:tc>
           <w:tcPr>
-            <w:tcW w:w="2165" w:type="dxa"/>
-            <w:tcBorders/>
-            <w:shd w:color="auto" w:fill="auto" w:val="clear"/>
-            <w:vAlign w:val="center"/>
-          </w:tcPr>
-          <w:p>
-            <w:pPr>
-              <w:pStyle w:val="TableContents"/>
-              <w:rPr>
-                <w:sz w:val="20"/>
-                <w:szCs w:val="20"/>
-              </w:rPr>
-            </w:pPr>
-            <w:r>
-              <w:rPr>
-                <w:sz w:val="20"/>
-                <w:szCs w:val="20"/>
-              </w:rPr>
-            </w:r>
-          </w:p>
-        </w:tc>
-        <w:tc>
-          <w:tcPr>
-            <w:tcW w:w="2356" w:type="dxa"/>
+            <w:tcW w:w="2164" w:type="dxa"/>
+            <w:tcBorders/>
+            <w:shd w:color="auto" w:fill="auto" w:val="clear"/>
+            <w:vAlign w:val="center"/>
+          </w:tcPr>
+          <w:p>
+            <w:pPr>
+              <w:pStyle w:val="TableContents"/>
+              <w:rPr>
+                <w:sz w:val="20"/>
+                <w:szCs w:val="20"/>
+              </w:rPr>
+            </w:pPr>
+            <w:r>
+              <w:rPr>
+                <w:sz w:val="20"/>
+                <w:szCs w:val="20"/>
+              </w:rPr>
+            </w:r>
+          </w:p>
+        </w:tc>
+        <w:tc>
+          <w:tcPr>
+            <w:tcW w:w="2357" w:type="dxa"/>
             <w:tcBorders/>
             <w:shd w:color="auto" w:fill="auto" w:val="clear"/>
             <w:vAlign w:val="center"/>
@@ -12824,30 +12856,30 @@
         <w:trPr/>
         <w:tc>
           <w:tcPr>
-            <w:tcW w:w="2165" w:type="dxa"/>
-            <w:tcBorders/>
-            <w:shd w:color="auto" w:fill="auto" w:val="clear"/>
-            <w:vAlign w:val="center"/>
-          </w:tcPr>
-          <w:p>
-            <w:pPr>
-              <w:pStyle w:val="TableContents"/>
-              <w:rPr>
-                <w:sz w:val="20"/>
-                <w:szCs w:val="20"/>
-              </w:rPr>
-            </w:pPr>
-            <w:r>
-              <w:rPr>
-                <w:sz w:val="20"/>
-                <w:szCs w:val="20"/>
-              </w:rPr>
-            </w:r>
-          </w:p>
-        </w:tc>
-        <w:tc>
-          <w:tcPr>
-            <w:tcW w:w="2356" w:type="dxa"/>
+            <w:tcW w:w="2164" w:type="dxa"/>
+            <w:tcBorders/>
+            <w:shd w:color="auto" w:fill="auto" w:val="clear"/>
+            <w:vAlign w:val="center"/>
+          </w:tcPr>
+          <w:p>
+            <w:pPr>
+              <w:pStyle w:val="TableContents"/>
+              <w:rPr>
+                <w:sz w:val="20"/>
+                <w:szCs w:val="20"/>
+              </w:rPr>
+            </w:pPr>
+            <w:r>
+              <w:rPr>
+                <w:sz w:val="20"/>
+                <w:szCs w:val="20"/>
+              </w:rPr>
+            </w:r>
+          </w:p>
+        </w:tc>
+        <w:tc>
+          <w:tcPr>
+            <w:tcW w:w="2357" w:type="dxa"/>
             <w:tcBorders/>
             <w:shd w:color="auto" w:fill="auto" w:val="clear"/>
             <w:vAlign w:val="center"/>
@@ -12945,30 +12977,30 @@
         <w:trPr/>
         <w:tc>
           <w:tcPr>
-            <w:tcW w:w="2165" w:type="dxa"/>
-            <w:tcBorders/>
-            <w:shd w:color="auto" w:fill="auto" w:val="clear"/>
-            <w:vAlign w:val="center"/>
-          </w:tcPr>
-          <w:p>
-            <w:pPr>
-              <w:pStyle w:val="TableContents"/>
-              <w:rPr>
-                <w:sz w:val="20"/>
-                <w:szCs w:val="20"/>
-              </w:rPr>
-            </w:pPr>
-            <w:r>
-              <w:rPr>
-                <w:sz w:val="20"/>
-                <w:szCs w:val="20"/>
-              </w:rPr>
-            </w:r>
-          </w:p>
-        </w:tc>
-        <w:tc>
-          <w:tcPr>
-            <w:tcW w:w="2356" w:type="dxa"/>
+            <w:tcW w:w="2164" w:type="dxa"/>
+            <w:tcBorders/>
+            <w:shd w:color="auto" w:fill="auto" w:val="clear"/>
+            <w:vAlign w:val="center"/>
+          </w:tcPr>
+          <w:p>
+            <w:pPr>
+              <w:pStyle w:val="TableContents"/>
+              <w:rPr>
+                <w:sz w:val="20"/>
+                <w:szCs w:val="20"/>
+              </w:rPr>
+            </w:pPr>
+            <w:r>
+              <w:rPr>
+                <w:sz w:val="20"/>
+                <w:szCs w:val="20"/>
+              </w:rPr>
+            </w:r>
+          </w:p>
+        </w:tc>
+        <w:tc>
+          <w:tcPr>
+            <w:tcW w:w="2357" w:type="dxa"/>
             <w:tcBorders/>
             <w:shd w:color="auto" w:fill="auto" w:val="clear"/>
             <w:vAlign w:val="center"/>
@@ -13098,30 +13130,30 @@
         <w:trPr/>
         <w:tc>
           <w:tcPr>
-            <w:tcW w:w="2165" w:type="dxa"/>
-            <w:tcBorders/>
-            <w:shd w:color="auto" w:fill="auto" w:val="clear"/>
-            <w:vAlign w:val="center"/>
-          </w:tcPr>
-          <w:p>
-            <w:pPr>
-              <w:pStyle w:val="TableContents"/>
-              <w:rPr>
-                <w:sz w:val="20"/>
-                <w:szCs w:val="20"/>
-              </w:rPr>
-            </w:pPr>
-            <w:r>
-              <w:rPr>
-                <w:sz w:val="20"/>
-                <w:szCs w:val="20"/>
-              </w:rPr>
-            </w:r>
-          </w:p>
-        </w:tc>
-        <w:tc>
-          <w:tcPr>
-            <w:tcW w:w="2356" w:type="dxa"/>
+            <w:tcW w:w="2164" w:type="dxa"/>
+            <w:tcBorders/>
+            <w:shd w:color="auto" w:fill="auto" w:val="clear"/>
+            <w:vAlign w:val="center"/>
+          </w:tcPr>
+          <w:p>
+            <w:pPr>
+              <w:pStyle w:val="TableContents"/>
+              <w:rPr>
+                <w:sz w:val="20"/>
+                <w:szCs w:val="20"/>
+              </w:rPr>
+            </w:pPr>
+            <w:r>
+              <w:rPr>
+                <w:sz w:val="20"/>
+                <w:szCs w:val="20"/>
+              </w:rPr>
+            </w:r>
+          </w:p>
+        </w:tc>
+        <w:tc>
+          <w:tcPr>
+            <w:tcW w:w="2357" w:type="dxa"/>
             <w:tcBorders/>
             <w:shd w:color="auto" w:fill="auto" w:val="clear"/>
             <w:vAlign w:val="center"/>
@@ -13251,7 +13283,7 @@
         <w:trPr/>
         <w:tc>
           <w:tcPr>
-            <w:tcW w:w="2165" w:type="dxa"/>
+            <w:tcW w:w="2164" w:type="dxa"/>
             <w:tcBorders/>
             <w:shd w:color="auto" w:fill="auto" w:val="clear"/>
             <w:vAlign w:val="center"/>
@@ -13292,7 +13324,7 @@
         </w:tc>
         <w:tc>
           <w:tcPr>
-            <w:tcW w:w="2356" w:type="dxa"/>
+            <w:tcW w:w="2357" w:type="dxa"/>
             <w:tcBorders/>
             <w:shd w:color="auto" w:fill="auto" w:val="clear"/>
             <w:vAlign w:val="center"/>
@@ -13391,30 +13423,30 @@
         <w:trPr/>
         <w:tc>
           <w:tcPr>
-            <w:tcW w:w="2165" w:type="dxa"/>
-            <w:tcBorders/>
-            <w:shd w:color="auto" w:fill="auto" w:val="clear"/>
-            <w:vAlign w:val="center"/>
-          </w:tcPr>
-          <w:p>
-            <w:pPr>
-              <w:pStyle w:val="TableContents"/>
-              <w:rPr>
-                <w:sz w:val="20"/>
-                <w:szCs w:val="20"/>
-              </w:rPr>
-            </w:pPr>
-            <w:r>
-              <w:rPr>
-                <w:sz w:val="20"/>
-                <w:szCs w:val="20"/>
-              </w:rPr>
-            </w:r>
-          </w:p>
-        </w:tc>
-        <w:tc>
-          <w:tcPr>
-            <w:tcW w:w="2356" w:type="dxa"/>
+            <w:tcW w:w="2164" w:type="dxa"/>
+            <w:tcBorders/>
+            <w:shd w:color="auto" w:fill="auto" w:val="clear"/>
+            <w:vAlign w:val="center"/>
+          </w:tcPr>
+          <w:p>
+            <w:pPr>
+              <w:pStyle w:val="TableContents"/>
+              <w:rPr>
+                <w:sz w:val="20"/>
+                <w:szCs w:val="20"/>
+              </w:rPr>
+            </w:pPr>
+            <w:r>
+              <w:rPr>
+                <w:sz w:val="20"/>
+                <w:szCs w:val="20"/>
+              </w:rPr>
+            </w:r>
+          </w:p>
+        </w:tc>
+        <w:tc>
+          <w:tcPr>
+            <w:tcW w:w="2357" w:type="dxa"/>
             <w:tcBorders/>
             <w:shd w:color="auto" w:fill="auto" w:val="clear"/>
             <w:vAlign w:val="center"/>
@@ -13512,30 +13544,30 @@
         <w:trPr/>
         <w:tc>
           <w:tcPr>
-            <w:tcW w:w="2165" w:type="dxa"/>
-            <w:tcBorders/>
-            <w:shd w:color="auto" w:fill="auto" w:val="clear"/>
-            <w:vAlign w:val="center"/>
-          </w:tcPr>
-          <w:p>
-            <w:pPr>
-              <w:pStyle w:val="TableContents"/>
-              <w:rPr>
-                <w:sz w:val="20"/>
-                <w:szCs w:val="20"/>
-              </w:rPr>
-            </w:pPr>
-            <w:r>
-              <w:rPr>
-                <w:sz w:val="20"/>
-                <w:szCs w:val="20"/>
-              </w:rPr>
-            </w:r>
-          </w:p>
-        </w:tc>
-        <w:tc>
-          <w:tcPr>
-            <w:tcW w:w="2356" w:type="dxa"/>
+            <w:tcW w:w="2164" w:type="dxa"/>
+            <w:tcBorders/>
+            <w:shd w:color="auto" w:fill="auto" w:val="clear"/>
+            <w:vAlign w:val="center"/>
+          </w:tcPr>
+          <w:p>
+            <w:pPr>
+              <w:pStyle w:val="TableContents"/>
+              <w:rPr>
+                <w:sz w:val="20"/>
+                <w:szCs w:val="20"/>
+              </w:rPr>
+            </w:pPr>
+            <w:r>
+              <w:rPr>
+                <w:sz w:val="20"/>
+                <w:szCs w:val="20"/>
+              </w:rPr>
+            </w:r>
+          </w:p>
+        </w:tc>
+        <w:tc>
+          <w:tcPr>
+            <w:tcW w:w="2357" w:type="dxa"/>
             <w:tcBorders/>
             <w:shd w:color="auto" w:fill="auto" w:val="clear"/>
             <w:vAlign w:val="center"/>
@@ -13634,30 +13666,30 @@
         <w:trPr/>
         <w:tc>
           <w:tcPr>
-            <w:tcW w:w="2165" w:type="dxa"/>
-            <w:tcBorders/>
-            <w:shd w:color="auto" w:fill="auto" w:val="clear"/>
-            <w:vAlign w:val="center"/>
-          </w:tcPr>
-          <w:p>
-            <w:pPr>
-              <w:pStyle w:val="TableContents"/>
-              <w:rPr>
-                <w:sz w:val="20"/>
-                <w:szCs w:val="20"/>
-              </w:rPr>
-            </w:pPr>
-            <w:r>
-              <w:rPr>
-                <w:sz w:val="20"/>
-                <w:szCs w:val="20"/>
-              </w:rPr>
-            </w:r>
-          </w:p>
-        </w:tc>
-        <w:tc>
-          <w:tcPr>
-            <w:tcW w:w="2356" w:type="dxa"/>
+            <w:tcW w:w="2164" w:type="dxa"/>
+            <w:tcBorders/>
+            <w:shd w:color="auto" w:fill="auto" w:val="clear"/>
+            <w:vAlign w:val="center"/>
+          </w:tcPr>
+          <w:p>
+            <w:pPr>
+              <w:pStyle w:val="TableContents"/>
+              <w:rPr>
+                <w:sz w:val="20"/>
+                <w:szCs w:val="20"/>
+              </w:rPr>
+            </w:pPr>
+            <w:r>
+              <w:rPr>
+                <w:sz w:val="20"/>
+                <w:szCs w:val="20"/>
+              </w:rPr>
+            </w:r>
+          </w:p>
+        </w:tc>
+        <w:tc>
+          <w:tcPr>
+            <w:tcW w:w="2357" w:type="dxa"/>
             <w:tcBorders/>
             <w:shd w:color="auto" w:fill="auto" w:val="clear"/>
             <w:vAlign w:val="center"/>
@@ -13755,30 +13787,30 @@
         <w:trPr/>
         <w:tc>
           <w:tcPr>
-            <w:tcW w:w="2165" w:type="dxa"/>
-            <w:tcBorders/>
-            <w:shd w:color="auto" w:fill="auto" w:val="clear"/>
-            <w:vAlign w:val="center"/>
-          </w:tcPr>
-          <w:p>
-            <w:pPr>
-              <w:pStyle w:val="TableContents"/>
-              <w:rPr>
-                <w:sz w:val="20"/>
-                <w:szCs w:val="20"/>
-              </w:rPr>
-            </w:pPr>
-            <w:r>
-              <w:rPr>
-                <w:sz w:val="20"/>
-                <w:szCs w:val="20"/>
-              </w:rPr>
-            </w:r>
-          </w:p>
-        </w:tc>
-        <w:tc>
-          <w:tcPr>
-            <w:tcW w:w="2356" w:type="dxa"/>
+            <w:tcW w:w="2164" w:type="dxa"/>
+            <w:tcBorders/>
+            <w:shd w:color="auto" w:fill="auto" w:val="clear"/>
+            <w:vAlign w:val="center"/>
+          </w:tcPr>
+          <w:p>
+            <w:pPr>
+              <w:pStyle w:val="TableContents"/>
+              <w:rPr>
+                <w:sz w:val="20"/>
+                <w:szCs w:val="20"/>
+              </w:rPr>
+            </w:pPr>
+            <w:r>
+              <w:rPr>
+                <w:sz w:val="20"/>
+                <w:szCs w:val="20"/>
+              </w:rPr>
+            </w:r>
+          </w:p>
+        </w:tc>
+        <w:tc>
+          <w:tcPr>
+            <w:tcW w:w="2357" w:type="dxa"/>
             <w:tcBorders/>
             <w:shd w:color="auto" w:fill="auto" w:val="clear"/>
             <w:vAlign w:val="center"/>
@@ -13877,30 +13909,30 @@
         <w:trPr/>
         <w:tc>
           <w:tcPr>
-            <w:tcW w:w="2165" w:type="dxa"/>
-            <w:tcBorders/>
-            <w:shd w:color="auto" w:fill="auto" w:val="clear"/>
-            <w:vAlign w:val="center"/>
-          </w:tcPr>
-          <w:p>
-            <w:pPr>
-              <w:pStyle w:val="TableContents"/>
-              <w:rPr>
-                <w:sz w:val="20"/>
-                <w:szCs w:val="20"/>
-              </w:rPr>
-            </w:pPr>
-            <w:r>
-              <w:rPr>
-                <w:sz w:val="20"/>
-                <w:szCs w:val="20"/>
-              </w:rPr>
-            </w:r>
-          </w:p>
-        </w:tc>
-        <w:tc>
-          <w:tcPr>
-            <w:tcW w:w="2356" w:type="dxa"/>
+            <w:tcW w:w="2164" w:type="dxa"/>
+            <w:tcBorders/>
+            <w:shd w:color="auto" w:fill="auto" w:val="clear"/>
+            <w:vAlign w:val="center"/>
+          </w:tcPr>
+          <w:p>
+            <w:pPr>
+              <w:pStyle w:val="TableContents"/>
+              <w:rPr>
+                <w:sz w:val="20"/>
+                <w:szCs w:val="20"/>
+              </w:rPr>
+            </w:pPr>
+            <w:r>
+              <w:rPr>
+                <w:sz w:val="20"/>
+                <w:szCs w:val="20"/>
+              </w:rPr>
+            </w:r>
+          </w:p>
+        </w:tc>
+        <w:tc>
+          <w:tcPr>
+            <w:tcW w:w="2357" w:type="dxa"/>
             <w:tcBorders/>
             <w:shd w:color="auto" w:fill="auto" w:val="clear"/>
             <w:vAlign w:val="center"/>
@@ -13998,30 +14030,30 @@
         <w:trPr/>
         <w:tc>
           <w:tcPr>
-            <w:tcW w:w="2165" w:type="dxa"/>
-            <w:tcBorders/>
-            <w:shd w:color="auto" w:fill="auto" w:val="clear"/>
-            <w:vAlign w:val="center"/>
-          </w:tcPr>
-          <w:p>
-            <w:pPr>
-              <w:pStyle w:val="TableContents"/>
-              <w:rPr>
-                <w:sz w:val="20"/>
-                <w:szCs w:val="20"/>
-              </w:rPr>
-            </w:pPr>
-            <w:r>
-              <w:rPr>
-                <w:sz w:val="20"/>
-                <w:szCs w:val="20"/>
-              </w:rPr>
-            </w:r>
-          </w:p>
-        </w:tc>
-        <w:tc>
-          <w:tcPr>
-            <w:tcW w:w="2356" w:type="dxa"/>
+            <w:tcW w:w="2164" w:type="dxa"/>
+            <w:tcBorders/>
+            <w:shd w:color="auto" w:fill="auto" w:val="clear"/>
+            <w:vAlign w:val="center"/>
+          </w:tcPr>
+          <w:p>
+            <w:pPr>
+              <w:pStyle w:val="TableContents"/>
+              <w:rPr>
+                <w:sz w:val="20"/>
+                <w:szCs w:val="20"/>
+              </w:rPr>
+            </w:pPr>
+            <w:r>
+              <w:rPr>
+                <w:sz w:val="20"/>
+                <w:szCs w:val="20"/>
+              </w:rPr>
+            </w:r>
+          </w:p>
+        </w:tc>
+        <w:tc>
+          <w:tcPr>
+            <w:tcW w:w="2357" w:type="dxa"/>
             <w:tcBorders/>
             <w:shd w:color="auto" w:fill="auto" w:val="clear"/>
             <w:vAlign w:val="center"/>
@@ -14144,30 +14176,30 @@
         <w:trPr/>
         <w:tc>
           <w:tcPr>
-            <w:tcW w:w="2165" w:type="dxa"/>
-            <w:tcBorders/>
-            <w:shd w:color="auto" w:fill="auto" w:val="clear"/>
-            <w:vAlign w:val="center"/>
-          </w:tcPr>
-          <w:p>
-            <w:pPr>
-              <w:pStyle w:val="TableContents"/>
-              <w:rPr>
-                <w:sz w:val="20"/>
-                <w:szCs w:val="20"/>
-              </w:rPr>
-            </w:pPr>
-            <w:r>
-              <w:rPr>
-                <w:sz w:val="20"/>
-                <w:szCs w:val="20"/>
-              </w:rPr>
-            </w:r>
-          </w:p>
-        </w:tc>
-        <w:tc>
-          <w:tcPr>
-            <w:tcW w:w="2356" w:type="dxa"/>
+            <w:tcW w:w="2164" w:type="dxa"/>
+            <w:tcBorders/>
+            <w:shd w:color="auto" w:fill="auto" w:val="clear"/>
+            <w:vAlign w:val="center"/>
+          </w:tcPr>
+          <w:p>
+            <w:pPr>
+              <w:pStyle w:val="TableContents"/>
+              <w:rPr>
+                <w:sz w:val="20"/>
+                <w:szCs w:val="20"/>
+              </w:rPr>
+            </w:pPr>
+            <w:r>
+              <w:rPr>
+                <w:sz w:val="20"/>
+                <w:szCs w:val="20"/>
+              </w:rPr>
+            </w:r>
+          </w:p>
+        </w:tc>
+        <w:tc>
+          <w:tcPr>
+            <w:tcW w:w="2357" w:type="dxa"/>
             <w:tcBorders/>
             <w:shd w:color="auto" w:fill="auto" w:val="clear"/>
             <w:vAlign w:val="center"/>
@@ -14319,7 +14351,7 @@
         <w:trPr/>
         <w:tc>
           <w:tcPr>
-            <w:tcW w:w="2165" w:type="dxa"/>
+            <w:tcW w:w="2164" w:type="dxa"/>
             <w:tcBorders/>
             <w:shd w:color="auto" w:fill="auto" w:val="clear"/>
             <w:vAlign w:val="center"/>
@@ -14343,7 +14375,7 @@
         </w:tc>
         <w:tc>
           <w:tcPr>
-            <w:tcW w:w="2356" w:type="dxa"/>
+            <w:tcW w:w="2357" w:type="dxa"/>
             <w:tcBorders/>
             <w:shd w:color="auto" w:fill="auto" w:val="clear"/>
             <w:vAlign w:val="center"/>

--- a/Детализированный_учебный_план_по_C++.docx
+++ b/Детализированный_учебный_план_по_C++.docx
@@ -78,8 +78,8 @@
         <w:tblLook w:val="0000"/>
       </w:tblPr>
       <w:tblGrid>
-        <w:gridCol w:w="2164"/>
-        <w:gridCol w:w="2357"/>
+        <w:gridCol w:w="2163"/>
+        <w:gridCol w:w="2358"/>
         <w:gridCol w:w="2667"/>
         <w:gridCol w:w="1092"/>
         <w:gridCol w:w="1358"/>
@@ -88,7 +88,7 @@
         <w:trPr/>
         <w:tc>
           <w:tcPr>
-            <w:tcW w:w="2164" w:type="dxa"/>
+            <w:tcW w:w="2163" w:type="dxa"/>
             <w:tcBorders/>
             <w:shd w:color="auto" w:fill="auto" w:val="clear"/>
             <w:vAlign w:val="center"/>
@@ -112,7 +112,7 @@
         </w:tc>
         <w:tc>
           <w:tcPr>
-            <w:tcW w:w="2357" w:type="dxa"/>
+            <w:tcW w:w="2358" w:type="dxa"/>
             <w:tcBorders/>
             <w:shd w:color="auto" w:fill="auto" w:val="clear"/>
             <w:vAlign w:val="center"/>
@@ -211,7 +211,7 @@
         <w:trPr/>
         <w:tc>
           <w:tcPr>
-            <w:tcW w:w="2164" w:type="dxa"/>
+            <w:tcW w:w="2163" w:type="dxa"/>
             <w:tcBorders/>
             <w:shd w:color="auto" w:fill="auto" w:val="clear"/>
             <w:vAlign w:val="center"/>
@@ -252,7 +252,7 @@
         </w:tc>
         <w:tc>
           <w:tcPr>
-            <w:tcW w:w="2357" w:type="dxa"/>
+            <w:tcW w:w="2358" w:type="dxa"/>
             <w:tcBorders/>
             <w:shd w:color="auto" w:fill="auto" w:val="clear"/>
             <w:vAlign w:val="center"/>
@@ -472,30 +472,30 @@
         <w:trPr/>
         <w:tc>
           <w:tcPr>
-            <w:tcW w:w="2164" w:type="dxa"/>
-            <w:tcBorders/>
-            <w:shd w:color="auto" w:fill="auto" w:val="clear"/>
-            <w:vAlign w:val="center"/>
-          </w:tcPr>
-          <w:p>
-            <w:pPr>
-              <w:pStyle w:val="TableContents"/>
-              <w:rPr>
-                <w:sz w:val="20"/>
-                <w:szCs w:val="20"/>
-              </w:rPr>
-            </w:pPr>
-            <w:r>
-              <w:rPr>
-                <w:sz w:val="20"/>
-                <w:szCs w:val="20"/>
-              </w:rPr>
-            </w:r>
-          </w:p>
-        </w:tc>
-        <w:tc>
-          <w:tcPr>
-            <w:tcW w:w="2357" w:type="dxa"/>
+            <w:tcW w:w="2163" w:type="dxa"/>
+            <w:tcBorders/>
+            <w:shd w:color="auto" w:fill="auto" w:val="clear"/>
+            <w:vAlign w:val="center"/>
+          </w:tcPr>
+          <w:p>
+            <w:pPr>
+              <w:pStyle w:val="TableContents"/>
+              <w:rPr>
+                <w:sz w:val="20"/>
+                <w:szCs w:val="20"/>
+              </w:rPr>
+            </w:pPr>
+            <w:r>
+              <w:rPr>
+                <w:sz w:val="20"/>
+                <w:szCs w:val="20"/>
+              </w:rPr>
+            </w:r>
+          </w:p>
+        </w:tc>
+        <w:tc>
+          <w:tcPr>
+            <w:tcW w:w="2358" w:type="dxa"/>
             <w:tcBorders/>
             <w:shd w:color="auto" w:fill="auto" w:val="clear"/>
             <w:vAlign w:val="center"/>
@@ -647,30 +647,30 @@
         <w:trPr/>
         <w:tc>
           <w:tcPr>
-            <w:tcW w:w="2164" w:type="dxa"/>
-            <w:tcBorders/>
-            <w:shd w:color="auto" w:fill="auto" w:val="clear"/>
-            <w:vAlign w:val="center"/>
-          </w:tcPr>
-          <w:p>
-            <w:pPr>
-              <w:pStyle w:val="TableContents"/>
-              <w:rPr>
-                <w:sz w:val="20"/>
-                <w:szCs w:val="20"/>
-              </w:rPr>
-            </w:pPr>
-            <w:r>
-              <w:rPr>
-                <w:sz w:val="20"/>
-                <w:szCs w:val="20"/>
-              </w:rPr>
-            </w:r>
-          </w:p>
-        </w:tc>
-        <w:tc>
-          <w:tcPr>
-            <w:tcW w:w="2357" w:type="dxa"/>
+            <w:tcW w:w="2163" w:type="dxa"/>
+            <w:tcBorders/>
+            <w:shd w:color="auto" w:fill="auto" w:val="clear"/>
+            <w:vAlign w:val="center"/>
+          </w:tcPr>
+          <w:p>
+            <w:pPr>
+              <w:pStyle w:val="TableContents"/>
+              <w:rPr>
+                <w:sz w:val="20"/>
+                <w:szCs w:val="20"/>
+              </w:rPr>
+            </w:pPr>
+            <w:r>
+              <w:rPr>
+                <w:sz w:val="20"/>
+                <w:szCs w:val="20"/>
+              </w:rPr>
+            </w:r>
+          </w:p>
+        </w:tc>
+        <w:tc>
+          <w:tcPr>
+            <w:tcW w:w="2358" w:type="dxa"/>
             <w:tcBorders/>
             <w:shd w:color="auto" w:fill="auto" w:val="clear"/>
             <w:vAlign w:val="center"/>
@@ -822,30 +822,30 @@
         <w:trPr/>
         <w:tc>
           <w:tcPr>
-            <w:tcW w:w="2164" w:type="dxa"/>
-            <w:tcBorders/>
-            <w:shd w:color="auto" w:fill="auto" w:val="clear"/>
-            <w:vAlign w:val="center"/>
-          </w:tcPr>
-          <w:p>
-            <w:pPr>
-              <w:pStyle w:val="TableContents"/>
-              <w:rPr>
-                <w:sz w:val="20"/>
-                <w:szCs w:val="20"/>
-              </w:rPr>
-            </w:pPr>
-            <w:r>
-              <w:rPr>
-                <w:sz w:val="20"/>
-                <w:szCs w:val="20"/>
-              </w:rPr>
-            </w:r>
-          </w:p>
-        </w:tc>
-        <w:tc>
-          <w:tcPr>
-            <w:tcW w:w="2357" w:type="dxa"/>
+            <w:tcW w:w="2163" w:type="dxa"/>
+            <w:tcBorders/>
+            <w:shd w:color="auto" w:fill="auto" w:val="clear"/>
+            <w:vAlign w:val="center"/>
+          </w:tcPr>
+          <w:p>
+            <w:pPr>
+              <w:pStyle w:val="TableContents"/>
+              <w:rPr>
+                <w:sz w:val="20"/>
+                <w:szCs w:val="20"/>
+              </w:rPr>
+            </w:pPr>
+            <w:r>
+              <w:rPr>
+                <w:sz w:val="20"/>
+                <w:szCs w:val="20"/>
+              </w:rPr>
+            </w:r>
+          </w:p>
+        </w:tc>
+        <w:tc>
+          <w:tcPr>
+            <w:tcW w:w="2358" w:type="dxa"/>
             <w:tcBorders/>
             <w:shd w:color="auto" w:fill="auto" w:val="clear"/>
             <w:vAlign w:val="center"/>
@@ -945,30 +945,30 @@
         <w:trPr/>
         <w:tc>
           <w:tcPr>
-            <w:tcW w:w="2164" w:type="dxa"/>
-            <w:tcBorders/>
-            <w:shd w:color="auto" w:fill="auto" w:val="clear"/>
-            <w:vAlign w:val="center"/>
-          </w:tcPr>
-          <w:p>
-            <w:pPr>
-              <w:pStyle w:val="TableContents"/>
-              <w:rPr>
-                <w:sz w:val="20"/>
-                <w:szCs w:val="20"/>
-              </w:rPr>
-            </w:pPr>
-            <w:r>
-              <w:rPr>
-                <w:sz w:val="20"/>
-                <w:szCs w:val="20"/>
-              </w:rPr>
-            </w:r>
-          </w:p>
-        </w:tc>
-        <w:tc>
-          <w:tcPr>
-            <w:tcW w:w="2357" w:type="dxa"/>
+            <w:tcW w:w="2163" w:type="dxa"/>
+            <w:tcBorders/>
+            <w:shd w:color="auto" w:fill="auto" w:val="clear"/>
+            <w:vAlign w:val="center"/>
+          </w:tcPr>
+          <w:p>
+            <w:pPr>
+              <w:pStyle w:val="TableContents"/>
+              <w:rPr>
+                <w:sz w:val="20"/>
+                <w:szCs w:val="20"/>
+              </w:rPr>
+            </w:pPr>
+            <w:r>
+              <w:rPr>
+                <w:sz w:val="20"/>
+                <w:szCs w:val="20"/>
+              </w:rPr>
+            </w:r>
+          </w:p>
+        </w:tc>
+        <w:tc>
+          <w:tcPr>
+            <w:tcW w:w="2358" w:type="dxa"/>
             <w:tcBorders/>
             <w:shd w:color="auto" w:fill="auto" w:val="clear"/>
             <w:vAlign w:val="center"/>
@@ -1068,30 +1068,30 @@
         <w:trPr/>
         <w:tc>
           <w:tcPr>
-            <w:tcW w:w="2164" w:type="dxa"/>
-            <w:tcBorders/>
-            <w:shd w:color="auto" w:fill="auto" w:val="clear"/>
-            <w:vAlign w:val="center"/>
-          </w:tcPr>
-          <w:p>
-            <w:pPr>
-              <w:pStyle w:val="TableContents"/>
-              <w:rPr>
-                <w:sz w:val="20"/>
-                <w:szCs w:val="20"/>
-              </w:rPr>
-            </w:pPr>
-            <w:r>
-              <w:rPr>
-                <w:sz w:val="20"/>
-                <w:szCs w:val="20"/>
-              </w:rPr>
-            </w:r>
-          </w:p>
-        </w:tc>
-        <w:tc>
-          <w:tcPr>
-            <w:tcW w:w="2357" w:type="dxa"/>
+            <w:tcW w:w="2163" w:type="dxa"/>
+            <w:tcBorders/>
+            <w:shd w:color="auto" w:fill="auto" w:val="clear"/>
+            <w:vAlign w:val="center"/>
+          </w:tcPr>
+          <w:p>
+            <w:pPr>
+              <w:pStyle w:val="TableContents"/>
+              <w:rPr>
+                <w:sz w:val="20"/>
+                <w:szCs w:val="20"/>
+              </w:rPr>
+            </w:pPr>
+            <w:r>
+              <w:rPr>
+                <w:sz w:val="20"/>
+                <w:szCs w:val="20"/>
+              </w:rPr>
+            </w:r>
+          </w:p>
+        </w:tc>
+        <w:tc>
+          <w:tcPr>
+            <w:tcW w:w="2358" w:type="dxa"/>
             <w:tcBorders/>
             <w:shd w:color="auto" w:fill="auto" w:val="clear"/>
             <w:vAlign w:val="center"/>
@@ -1191,30 +1191,30 @@
         <w:trPr/>
         <w:tc>
           <w:tcPr>
-            <w:tcW w:w="2164" w:type="dxa"/>
-            <w:tcBorders/>
-            <w:shd w:color="auto" w:fill="auto" w:val="clear"/>
-            <w:vAlign w:val="center"/>
-          </w:tcPr>
-          <w:p>
-            <w:pPr>
-              <w:pStyle w:val="TableContents"/>
-              <w:rPr>
-                <w:sz w:val="20"/>
-                <w:szCs w:val="20"/>
-              </w:rPr>
-            </w:pPr>
-            <w:r>
-              <w:rPr>
-                <w:sz w:val="20"/>
-                <w:szCs w:val="20"/>
-              </w:rPr>
-            </w:r>
-          </w:p>
-        </w:tc>
-        <w:tc>
-          <w:tcPr>
-            <w:tcW w:w="2357" w:type="dxa"/>
+            <w:tcW w:w="2163" w:type="dxa"/>
+            <w:tcBorders/>
+            <w:shd w:color="auto" w:fill="auto" w:val="clear"/>
+            <w:vAlign w:val="center"/>
+          </w:tcPr>
+          <w:p>
+            <w:pPr>
+              <w:pStyle w:val="TableContents"/>
+              <w:rPr>
+                <w:sz w:val="20"/>
+                <w:szCs w:val="20"/>
+              </w:rPr>
+            </w:pPr>
+            <w:r>
+              <w:rPr>
+                <w:sz w:val="20"/>
+                <w:szCs w:val="20"/>
+              </w:rPr>
+            </w:r>
+          </w:p>
+        </w:tc>
+        <w:tc>
+          <w:tcPr>
+            <w:tcW w:w="2358" w:type="dxa"/>
             <w:tcBorders/>
             <w:shd w:color="auto" w:fill="auto" w:val="clear"/>
             <w:vAlign w:val="center"/>
@@ -1247,15 +1247,15 @@
             <w:pPr>
               <w:pStyle w:val="TableContents"/>
               <w:rPr>
-                <w:sz w:val="20"/>
-                <w:szCs w:val="20"/>
-                <w:lang w:val="ru-RU"/>
-              </w:rPr>
-            </w:pPr>
-            <w:r>
-              <w:rPr>
-                <w:sz w:val="20"/>
-                <w:szCs w:val="20"/>
+                <w:highlight w:val="none"/>
+                <w:shd w:fill="FFFF00" w:val="clear"/>
+              </w:rPr>
+            </w:pPr>
+            <w:r>
+              <w:rPr>
+                <w:sz w:val="20"/>
+                <w:szCs w:val="20"/>
+                <w:shd w:fill="FFFF00" w:val="clear"/>
                 <w:lang w:val="ru-RU"/>
               </w:rPr>
               <w:t>Одномерные и многомерные массивы, инициализация, доступ к элементам</w:t>
@@ -1315,30 +1315,30 @@
         <w:trPr/>
         <w:tc>
           <w:tcPr>
-            <w:tcW w:w="2164" w:type="dxa"/>
-            <w:tcBorders/>
-            <w:shd w:color="auto" w:fill="auto" w:val="clear"/>
-            <w:vAlign w:val="center"/>
-          </w:tcPr>
-          <w:p>
-            <w:pPr>
-              <w:pStyle w:val="TableContents"/>
-              <w:rPr>
-                <w:sz w:val="20"/>
-                <w:szCs w:val="20"/>
-              </w:rPr>
-            </w:pPr>
-            <w:r>
-              <w:rPr>
-                <w:sz w:val="20"/>
-                <w:szCs w:val="20"/>
-              </w:rPr>
-            </w:r>
-          </w:p>
-        </w:tc>
-        <w:tc>
-          <w:tcPr>
-            <w:tcW w:w="2357" w:type="dxa"/>
+            <w:tcW w:w="2163" w:type="dxa"/>
+            <w:tcBorders/>
+            <w:shd w:color="auto" w:fill="auto" w:val="clear"/>
+            <w:vAlign w:val="center"/>
+          </w:tcPr>
+          <w:p>
+            <w:pPr>
+              <w:pStyle w:val="TableContents"/>
+              <w:rPr>
+                <w:sz w:val="20"/>
+                <w:szCs w:val="20"/>
+              </w:rPr>
+            </w:pPr>
+            <w:r>
+              <w:rPr>
+                <w:sz w:val="20"/>
+                <w:szCs w:val="20"/>
+              </w:rPr>
+            </w:r>
+          </w:p>
+        </w:tc>
+        <w:tc>
+          <w:tcPr>
+            <w:tcW w:w="2358" w:type="dxa"/>
             <w:tcBorders/>
             <w:shd w:color="auto" w:fill="auto" w:val="clear"/>
             <w:vAlign w:val="center"/>
@@ -1438,30 +1438,30 @@
         <w:trPr/>
         <w:tc>
           <w:tcPr>
-            <w:tcW w:w="2164" w:type="dxa"/>
-            <w:tcBorders/>
-            <w:shd w:color="auto" w:fill="auto" w:val="clear"/>
-            <w:vAlign w:val="center"/>
-          </w:tcPr>
-          <w:p>
-            <w:pPr>
-              <w:pStyle w:val="TableContents"/>
-              <w:rPr>
-                <w:sz w:val="20"/>
-                <w:szCs w:val="20"/>
-              </w:rPr>
-            </w:pPr>
-            <w:r>
-              <w:rPr>
-                <w:sz w:val="20"/>
-                <w:szCs w:val="20"/>
-              </w:rPr>
-            </w:r>
-          </w:p>
-        </w:tc>
-        <w:tc>
-          <w:tcPr>
-            <w:tcW w:w="2357" w:type="dxa"/>
+            <w:tcW w:w="2163" w:type="dxa"/>
+            <w:tcBorders/>
+            <w:shd w:color="auto" w:fill="auto" w:val="clear"/>
+            <w:vAlign w:val="center"/>
+          </w:tcPr>
+          <w:p>
+            <w:pPr>
+              <w:pStyle w:val="TableContents"/>
+              <w:rPr>
+                <w:sz w:val="20"/>
+                <w:szCs w:val="20"/>
+              </w:rPr>
+            </w:pPr>
+            <w:r>
+              <w:rPr>
+                <w:sz w:val="20"/>
+                <w:szCs w:val="20"/>
+              </w:rPr>
+            </w:r>
+          </w:p>
+        </w:tc>
+        <w:tc>
+          <w:tcPr>
+            <w:tcW w:w="2358" w:type="dxa"/>
             <w:tcBorders/>
             <w:shd w:color="auto" w:fill="auto" w:val="clear"/>
             <w:vAlign w:val="center"/>
@@ -1496,27 +1496,18 @@
             <w:pPr>
               <w:pStyle w:val="TableContents"/>
               <w:rPr>
-                <w:sz w:val="20"/>
-                <w:szCs w:val="20"/>
-                <w:lang w:val="ru-RU"/>
-              </w:rPr>
-            </w:pPr>
-            <w:r>
-              <w:rPr>
-                <w:sz w:val="20"/>
-                <w:szCs w:val="20"/>
+                <w:highlight w:val="none"/>
                 <w:shd w:fill="FFFF00" w:val="clear"/>
-                <w:lang w:val="ru-RU"/>
-              </w:rPr>
-              <w:t>Объявление и определение функций, параметры по значению/ссылке, возвращаемые значения,</w:t>
-            </w:r>
-            <w:r>
-              <w:rPr>
-                <w:sz w:val="20"/>
-                <w:szCs w:val="20"/>
-                <w:lang w:val="ru-RU"/>
-              </w:rPr>
-              <w:t xml:space="preserve"> рекурсия</w:t>
+              </w:rPr>
+            </w:pPr>
+            <w:r>
+              <w:rPr>
+                <w:sz w:val="20"/>
+                <w:szCs w:val="20"/>
+                <w:shd w:fill="FFFF00" w:val="clear"/>
+                <w:lang w:val="ru-RU"/>
+              </w:rPr>
+              <w:t>Объявление и определение функций, параметры по значению/ссылке, возвращаемые значения, рекурсия</w:t>
             </w:r>
           </w:p>
         </w:tc>
@@ -1573,30 +1564,30 @@
         <w:trPr/>
         <w:tc>
           <w:tcPr>
-            <w:tcW w:w="2164" w:type="dxa"/>
-            <w:tcBorders/>
-            <w:shd w:color="auto" w:fill="auto" w:val="clear"/>
-            <w:vAlign w:val="center"/>
-          </w:tcPr>
-          <w:p>
-            <w:pPr>
-              <w:pStyle w:val="TableContents"/>
-              <w:rPr>
-                <w:sz w:val="20"/>
-                <w:szCs w:val="20"/>
-              </w:rPr>
-            </w:pPr>
-            <w:r>
-              <w:rPr>
-                <w:sz w:val="20"/>
-                <w:szCs w:val="20"/>
-              </w:rPr>
-            </w:r>
-          </w:p>
-        </w:tc>
-        <w:tc>
-          <w:tcPr>
-            <w:tcW w:w="2357" w:type="dxa"/>
+            <w:tcW w:w="2163" w:type="dxa"/>
+            <w:tcBorders/>
+            <w:shd w:color="auto" w:fill="auto" w:val="clear"/>
+            <w:vAlign w:val="center"/>
+          </w:tcPr>
+          <w:p>
+            <w:pPr>
+              <w:pStyle w:val="TableContents"/>
+              <w:rPr>
+                <w:sz w:val="20"/>
+                <w:szCs w:val="20"/>
+              </w:rPr>
+            </w:pPr>
+            <w:r>
+              <w:rPr>
+                <w:sz w:val="20"/>
+                <w:szCs w:val="20"/>
+              </w:rPr>
+            </w:r>
+          </w:p>
+        </w:tc>
+        <w:tc>
+          <w:tcPr>
+            <w:tcW w:w="2358" w:type="dxa"/>
             <w:tcBorders/>
             <w:shd w:color="auto" w:fill="auto" w:val="clear"/>
             <w:vAlign w:val="center"/>
@@ -1696,30 +1687,30 @@
         <w:trPr/>
         <w:tc>
           <w:tcPr>
-            <w:tcW w:w="2164" w:type="dxa"/>
-            <w:tcBorders/>
-            <w:shd w:color="auto" w:fill="auto" w:val="clear"/>
-            <w:vAlign w:val="center"/>
-          </w:tcPr>
-          <w:p>
-            <w:pPr>
-              <w:pStyle w:val="TableContents"/>
-              <w:rPr>
-                <w:sz w:val="20"/>
-                <w:szCs w:val="20"/>
-              </w:rPr>
-            </w:pPr>
-            <w:r>
-              <w:rPr>
-                <w:sz w:val="20"/>
-                <w:szCs w:val="20"/>
-              </w:rPr>
-            </w:r>
-          </w:p>
-        </w:tc>
-        <w:tc>
-          <w:tcPr>
-            <w:tcW w:w="2357" w:type="dxa"/>
+            <w:tcW w:w="2163" w:type="dxa"/>
+            <w:tcBorders/>
+            <w:shd w:color="auto" w:fill="auto" w:val="clear"/>
+            <w:vAlign w:val="center"/>
+          </w:tcPr>
+          <w:p>
+            <w:pPr>
+              <w:pStyle w:val="TableContents"/>
+              <w:rPr>
+                <w:sz w:val="20"/>
+                <w:szCs w:val="20"/>
+              </w:rPr>
+            </w:pPr>
+            <w:r>
+              <w:rPr>
+                <w:sz w:val="20"/>
+                <w:szCs w:val="20"/>
+              </w:rPr>
+            </w:r>
+          </w:p>
+        </w:tc>
+        <w:tc>
+          <w:tcPr>
+            <w:tcW w:w="2358" w:type="dxa"/>
             <w:tcBorders/>
             <w:shd w:color="auto" w:fill="auto" w:val="clear"/>
             <w:vAlign w:val="center"/>
@@ -1763,9 +1754,27 @@
               <w:rPr>
                 <w:sz w:val="20"/>
                 <w:szCs w:val="20"/>
-                <w:lang w:val="ru-RU"/>
-              </w:rPr>
-              <w:t>Стек, куча, статическая память, жизненный цикл переменных.    Указатели. Динамическая память. Строки. Работа с файлами</w:t>
+                <w:shd w:fill="FFFF00" w:val="clear"/>
+                <w:lang w:val="ru-RU"/>
+              </w:rPr>
+              <w:t>Стек, куча, статическая память, жизненный цикл переменных.    Указатели.</w:t>
+            </w:r>
+            <w:r>
+              <w:rPr>
+                <w:sz w:val="20"/>
+                <w:szCs w:val="20"/>
+                <w:lang w:val="ru-RU"/>
+              </w:rPr>
+              <w:t xml:space="preserve"> </w:t>
+            </w:r>
+            <w:r>
+              <w:rPr>
+                <w:sz w:val="20"/>
+                <w:szCs w:val="20"/>
+                <w:shd w:fill="FFFF00" w:val="clear"/>
+                <w:lang w:val="ru-RU"/>
+              </w:rPr>
+              <w:t>Динамическая память. Строки. Работа с файлами</w:t>
             </w:r>
           </w:p>
         </w:tc>
@@ -1826,32 +1835,32 @@
         <w:trPr/>
         <w:tc>
           <w:tcPr>
-            <w:tcW w:w="2164" w:type="dxa"/>
-            <w:tcBorders/>
-            <w:shd w:color="auto" w:fill="auto" w:val="clear"/>
-            <w:vAlign w:val="center"/>
-          </w:tcPr>
-          <w:p>
-            <w:pPr>
-              <w:pStyle w:val="TableContents"/>
-              <w:rPr>
-                <w:sz w:val="20"/>
-                <w:szCs w:val="20"/>
-                <w:lang w:val="ru-RU"/>
-              </w:rPr>
-            </w:pPr>
-            <w:r>
-              <w:rPr>
-                <w:sz w:val="20"/>
-                <w:szCs w:val="20"/>
-                <w:lang w:val="ru-RU"/>
-              </w:rPr>
-            </w:r>
-          </w:p>
-        </w:tc>
-        <w:tc>
-          <w:tcPr>
-            <w:tcW w:w="2357" w:type="dxa"/>
+            <w:tcW w:w="2163" w:type="dxa"/>
+            <w:tcBorders/>
+            <w:shd w:color="auto" w:fill="auto" w:val="clear"/>
+            <w:vAlign w:val="center"/>
+          </w:tcPr>
+          <w:p>
+            <w:pPr>
+              <w:pStyle w:val="TableContents"/>
+              <w:rPr>
+                <w:sz w:val="20"/>
+                <w:szCs w:val="20"/>
+                <w:lang w:val="ru-RU"/>
+              </w:rPr>
+            </w:pPr>
+            <w:r>
+              <w:rPr>
+                <w:sz w:val="20"/>
+                <w:szCs w:val="20"/>
+                <w:lang w:val="ru-RU"/>
+              </w:rPr>
+            </w:r>
+          </w:p>
+        </w:tc>
+        <w:tc>
+          <w:tcPr>
+            <w:tcW w:w="2358" w:type="dxa"/>
             <w:tcBorders/>
             <w:shd w:color="auto" w:fill="auto" w:val="clear"/>
             <w:vAlign w:val="center"/>
@@ -1885,15 +1894,15 @@
             <w:pPr>
               <w:pStyle w:val="TableContents"/>
               <w:rPr>
-                <w:sz w:val="20"/>
-                <w:szCs w:val="20"/>
-                <w:lang w:val="ru-RU"/>
-              </w:rPr>
-            </w:pPr>
-            <w:r>
-              <w:rPr>
-                <w:sz w:val="20"/>
-                <w:szCs w:val="20"/>
+                <w:highlight w:val="none"/>
+                <w:shd w:fill="FFFF00" w:val="clear"/>
+              </w:rPr>
+            </w:pPr>
+            <w:r>
+              <w:rPr>
+                <w:sz w:val="20"/>
+                <w:szCs w:val="20"/>
+                <w:shd w:fill="FFFF00" w:val="clear"/>
                 <w:lang w:val="ru-RU"/>
               </w:rPr>
               <w:t xml:space="preserve">Анализ использования памяти, отладка с помощью </w:t>
@@ -1902,6 +1911,7 @@
               <w:rPr>
                 <w:sz w:val="20"/>
                 <w:szCs w:val="20"/>
+                <w:shd w:fill="FFFF00" w:val="clear"/>
               </w:rPr>
               <w:t>Valgrind</w:t>
             </w:r>
@@ -1964,32 +1974,32 @@
         <w:trPr/>
         <w:tc>
           <w:tcPr>
-            <w:tcW w:w="2164" w:type="dxa"/>
-            <w:tcBorders/>
-            <w:shd w:color="auto" w:fill="auto" w:val="clear"/>
-            <w:vAlign w:val="center"/>
-          </w:tcPr>
-          <w:p>
-            <w:pPr>
-              <w:pStyle w:val="TableContents"/>
-              <w:rPr>
-                <w:sz w:val="20"/>
-                <w:szCs w:val="20"/>
-                <w:lang w:val="ru-RU"/>
-              </w:rPr>
-            </w:pPr>
-            <w:r>
-              <w:rPr>
-                <w:sz w:val="20"/>
-                <w:szCs w:val="20"/>
-                <w:lang w:val="ru-RU"/>
-              </w:rPr>
-            </w:r>
-          </w:p>
-        </w:tc>
-        <w:tc>
-          <w:tcPr>
-            <w:tcW w:w="2357" w:type="dxa"/>
+            <w:tcW w:w="2163" w:type="dxa"/>
+            <w:tcBorders/>
+            <w:shd w:color="auto" w:fill="auto" w:val="clear"/>
+            <w:vAlign w:val="center"/>
+          </w:tcPr>
+          <w:p>
+            <w:pPr>
+              <w:pStyle w:val="TableContents"/>
+              <w:rPr>
+                <w:sz w:val="20"/>
+                <w:szCs w:val="20"/>
+                <w:lang w:val="ru-RU"/>
+              </w:rPr>
+            </w:pPr>
+            <w:r>
+              <w:rPr>
+                <w:sz w:val="20"/>
+                <w:szCs w:val="20"/>
+                <w:lang w:val="ru-RU"/>
+              </w:rPr>
+            </w:r>
+          </w:p>
+        </w:tc>
+        <w:tc>
+          <w:tcPr>
+            <w:tcW w:w="2358" w:type="dxa"/>
             <w:tcBorders/>
             <w:shd w:color="auto" w:fill="auto" w:val="clear"/>
             <w:vAlign w:val="center"/>
@@ -2039,14 +2049,24 @@
               <w:rPr>
                 <w:sz w:val="20"/>
                 <w:szCs w:val="20"/>
-                <w:lang w:val="ru-RU"/>
-              </w:rPr>
-              <w:t xml:space="preserve">Локальные/глобальные переменные, </w:t>
-            </w:r>
-            <w:r>
-              <w:rPr>
-                <w:sz w:val="20"/>
-                <w:szCs w:val="20"/>
+                <w:shd w:fill="FFFF00" w:val="clear"/>
+                <w:lang w:val="ru-RU"/>
+              </w:rPr>
+              <w:t>Локальные/глобальные переменные</w:t>
+            </w:r>
+            <w:r>
+              <w:rPr>
+                <w:sz w:val="20"/>
+                <w:szCs w:val="20"/>
+                <w:lang w:val="ru-RU"/>
+              </w:rPr>
+              <w:t xml:space="preserve">, </w:t>
+            </w:r>
+            <w:r>
+              <w:rPr>
+                <w:sz w:val="20"/>
+                <w:szCs w:val="20"/>
+                <w:shd w:fill="FFFF00" w:val="clear"/>
               </w:rPr>
               <w:t>static</w:t>
             </w:r>
@@ -2054,6 +2074,7 @@
               <w:rPr>
                 <w:sz w:val="20"/>
                 <w:szCs w:val="20"/>
+                <w:shd w:fill="FFFF00" w:val="clear"/>
                 <w:lang w:val="ru-RU"/>
               </w:rPr>
               <w:t xml:space="preserve">, </w:t>
@@ -2062,6 +2083,7 @@
               <w:rPr>
                 <w:sz w:val="20"/>
                 <w:szCs w:val="20"/>
+                <w:shd w:fill="FFFF00" w:val="clear"/>
               </w:rPr>
               <w:t>extern</w:t>
             </w:r>
@@ -2069,6 +2091,7 @@
               <w:rPr>
                 <w:sz w:val="20"/>
                 <w:szCs w:val="20"/>
+                <w:shd w:fill="FFFF00" w:val="clear"/>
                 <w:lang w:val="ru-RU"/>
               </w:rPr>
               <w:t xml:space="preserve">, </w:t>
@@ -2077,6 +2100,7 @@
               <w:rPr>
                 <w:sz w:val="20"/>
                 <w:szCs w:val="20"/>
+                <w:shd w:fill="FFFF00" w:val="clear"/>
               </w:rPr>
               <w:t>namespace</w:t>
             </w:r>
@@ -2135,30 +2159,30 @@
         <w:trPr/>
         <w:tc>
           <w:tcPr>
-            <w:tcW w:w="2164" w:type="dxa"/>
-            <w:tcBorders/>
-            <w:shd w:color="auto" w:fill="auto" w:val="clear"/>
-            <w:vAlign w:val="center"/>
-          </w:tcPr>
-          <w:p>
-            <w:pPr>
-              <w:pStyle w:val="TableContents"/>
-              <w:rPr>
-                <w:sz w:val="20"/>
-                <w:szCs w:val="20"/>
-              </w:rPr>
-            </w:pPr>
-            <w:r>
-              <w:rPr>
-                <w:sz w:val="20"/>
-                <w:szCs w:val="20"/>
-              </w:rPr>
-            </w:r>
-          </w:p>
-        </w:tc>
-        <w:tc>
-          <w:tcPr>
-            <w:tcW w:w="2357" w:type="dxa"/>
+            <w:tcW w:w="2163" w:type="dxa"/>
+            <w:tcBorders/>
+            <w:shd w:color="auto" w:fill="auto" w:val="clear"/>
+            <w:vAlign w:val="center"/>
+          </w:tcPr>
+          <w:p>
+            <w:pPr>
+              <w:pStyle w:val="TableContents"/>
+              <w:rPr>
+                <w:sz w:val="20"/>
+                <w:szCs w:val="20"/>
+              </w:rPr>
+            </w:pPr>
+            <w:r>
+              <w:rPr>
+                <w:sz w:val="20"/>
+                <w:szCs w:val="20"/>
+              </w:rPr>
+            </w:r>
+          </w:p>
+        </w:tc>
+        <w:tc>
+          <w:tcPr>
+            <w:tcW w:w="2358" w:type="dxa"/>
             <w:tcBorders/>
             <w:shd w:color="auto" w:fill="auto" w:val="clear"/>
             <w:vAlign w:val="center"/>
@@ -2190,15 +2214,15 @@
             <w:pPr>
               <w:pStyle w:val="TableContents"/>
               <w:rPr>
-                <w:sz w:val="20"/>
-                <w:szCs w:val="20"/>
-                <w:lang w:val="ru-RU"/>
-              </w:rPr>
-            </w:pPr>
-            <w:r>
-              <w:rPr>
-                <w:sz w:val="20"/>
-                <w:szCs w:val="20"/>
+                <w:highlight w:val="none"/>
+                <w:shd w:fill="FFFF00" w:val="clear"/>
+              </w:rPr>
+            </w:pPr>
+            <w:r>
+              <w:rPr>
+                <w:sz w:val="20"/>
+                <w:szCs w:val="20"/>
+                <w:shd w:fill="FFFF00" w:val="clear"/>
                 <w:lang w:val="ru-RU"/>
               </w:rPr>
               <w:t>Создание многофайловых проектов, использование пространств имен</w:t>
@@ -2258,30 +2282,30 @@
         <w:trPr/>
         <w:tc>
           <w:tcPr>
-            <w:tcW w:w="2164" w:type="dxa"/>
-            <w:tcBorders/>
-            <w:shd w:color="auto" w:fill="auto" w:val="clear"/>
-            <w:vAlign w:val="center"/>
-          </w:tcPr>
-          <w:p>
-            <w:pPr>
-              <w:pStyle w:val="TableContents"/>
-              <w:rPr>
-                <w:sz w:val="20"/>
-                <w:szCs w:val="20"/>
-              </w:rPr>
-            </w:pPr>
-            <w:r>
-              <w:rPr>
-                <w:sz w:val="20"/>
-                <w:szCs w:val="20"/>
-              </w:rPr>
-            </w:r>
-          </w:p>
-        </w:tc>
-        <w:tc>
-          <w:tcPr>
-            <w:tcW w:w="2357" w:type="dxa"/>
+            <w:tcW w:w="2163" w:type="dxa"/>
+            <w:tcBorders/>
+            <w:shd w:color="auto" w:fill="auto" w:val="clear"/>
+            <w:vAlign w:val="center"/>
+          </w:tcPr>
+          <w:p>
+            <w:pPr>
+              <w:pStyle w:val="TableContents"/>
+              <w:rPr>
+                <w:sz w:val="20"/>
+                <w:szCs w:val="20"/>
+              </w:rPr>
+            </w:pPr>
+            <w:r>
+              <w:rPr>
+                <w:sz w:val="20"/>
+                <w:szCs w:val="20"/>
+              </w:rPr>
+            </w:r>
+          </w:p>
+        </w:tc>
+        <w:tc>
+          <w:tcPr>
+            <w:tcW w:w="2358" w:type="dxa"/>
             <w:tcBorders/>
             <w:shd w:color="auto" w:fill="auto" w:val="clear"/>
             <w:vAlign w:val="center"/>
@@ -2316,15 +2340,15 @@
             <w:pPr>
               <w:pStyle w:val="TableContents"/>
               <w:rPr>
-                <w:sz w:val="20"/>
-                <w:szCs w:val="20"/>
-                <w:lang w:val="ru-RU"/>
-              </w:rPr>
-            </w:pPr>
-            <w:r>
-              <w:rPr>
-                <w:sz w:val="20"/>
-                <w:szCs w:val="20"/>
+                <w:highlight w:val="none"/>
+                <w:shd w:fill="FFFF00" w:val="clear"/>
+              </w:rPr>
+            </w:pPr>
+            <w:r>
+              <w:rPr>
+                <w:sz w:val="20"/>
+                <w:szCs w:val="20"/>
+                <w:shd w:fill="FFFF00" w:val="clear"/>
                 <w:lang w:val="ru-RU"/>
               </w:rPr>
               <w:t>Указатели, арифметика указателей, передача массивов в функции</w:t>
@@ -2384,30 +2408,30 @@
         <w:trPr/>
         <w:tc>
           <w:tcPr>
-            <w:tcW w:w="2164" w:type="dxa"/>
-            <w:tcBorders/>
-            <w:shd w:color="auto" w:fill="auto" w:val="clear"/>
-            <w:vAlign w:val="center"/>
-          </w:tcPr>
-          <w:p>
-            <w:pPr>
-              <w:pStyle w:val="TableContents"/>
-              <w:rPr>
-                <w:sz w:val="20"/>
-                <w:szCs w:val="20"/>
-              </w:rPr>
-            </w:pPr>
-            <w:r>
-              <w:rPr>
-                <w:sz w:val="20"/>
-                <w:szCs w:val="20"/>
-              </w:rPr>
-            </w:r>
-          </w:p>
-        </w:tc>
-        <w:tc>
-          <w:tcPr>
-            <w:tcW w:w="2357" w:type="dxa"/>
+            <w:tcW w:w="2163" w:type="dxa"/>
+            <w:tcBorders/>
+            <w:shd w:color="auto" w:fill="auto" w:val="clear"/>
+            <w:vAlign w:val="center"/>
+          </w:tcPr>
+          <w:p>
+            <w:pPr>
+              <w:pStyle w:val="TableContents"/>
+              <w:rPr>
+                <w:sz w:val="20"/>
+                <w:szCs w:val="20"/>
+              </w:rPr>
+            </w:pPr>
+            <w:r>
+              <w:rPr>
+                <w:sz w:val="20"/>
+                <w:szCs w:val="20"/>
+              </w:rPr>
+            </w:r>
+          </w:p>
+        </w:tc>
+        <w:tc>
+          <w:tcPr>
+            <w:tcW w:w="2358" w:type="dxa"/>
             <w:tcBorders/>
             <w:shd w:color="auto" w:fill="auto" w:val="clear"/>
             <w:vAlign w:val="center"/>
@@ -2439,15 +2463,15 @@
             <w:pPr>
               <w:pStyle w:val="TableContents"/>
               <w:rPr>
-                <w:sz w:val="20"/>
-                <w:szCs w:val="20"/>
-                <w:lang w:val="ru-RU"/>
-              </w:rPr>
-            </w:pPr>
-            <w:r>
-              <w:rPr>
-                <w:sz w:val="20"/>
-                <w:szCs w:val="20"/>
+                <w:highlight w:val="none"/>
+                <w:shd w:fill="FFFF00" w:val="clear"/>
+              </w:rPr>
+            </w:pPr>
+            <w:r>
+              <w:rPr>
+                <w:sz w:val="20"/>
+                <w:szCs w:val="20"/>
+                <w:shd w:fill="FFFF00" w:val="clear"/>
                 <w:lang w:val="ru-RU"/>
               </w:rPr>
               <w:t>Работа с указателями, функции для работы с массивами</w:t>
@@ -2507,7 +2531,7 @@
         <w:trPr/>
         <w:tc>
           <w:tcPr>
-            <w:tcW w:w="2164" w:type="dxa"/>
+            <w:tcW w:w="2163" w:type="dxa"/>
             <w:tcBorders/>
             <w:shd w:color="auto" w:fill="auto" w:val="clear"/>
             <w:vAlign w:val="center"/>
@@ -2540,7 +2564,7 @@
         </w:tc>
         <w:tc>
           <w:tcPr>
-            <w:tcW w:w="2357" w:type="dxa"/>
+            <w:tcW w:w="2358" w:type="dxa"/>
             <w:tcBorders/>
             <w:shd w:color="auto" w:fill="auto" w:val="clear"/>
             <w:vAlign w:val="center"/>
@@ -2639,30 +2663,30 @@
         <w:trPr/>
         <w:tc>
           <w:tcPr>
-            <w:tcW w:w="2164" w:type="dxa"/>
-            <w:tcBorders/>
-            <w:shd w:color="auto" w:fill="auto" w:val="clear"/>
-            <w:vAlign w:val="center"/>
-          </w:tcPr>
-          <w:p>
-            <w:pPr>
-              <w:pStyle w:val="TableContents"/>
-              <w:rPr>
-                <w:sz w:val="20"/>
-                <w:szCs w:val="20"/>
-              </w:rPr>
-            </w:pPr>
-            <w:r>
-              <w:rPr>
-                <w:sz w:val="20"/>
-                <w:szCs w:val="20"/>
-              </w:rPr>
-            </w:r>
-          </w:p>
-        </w:tc>
-        <w:tc>
-          <w:tcPr>
-            <w:tcW w:w="2357" w:type="dxa"/>
+            <w:tcW w:w="2163" w:type="dxa"/>
+            <w:tcBorders/>
+            <w:shd w:color="auto" w:fill="auto" w:val="clear"/>
+            <w:vAlign w:val="center"/>
+          </w:tcPr>
+          <w:p>
+            <w:pPr>
+              <w:pStyle w:val="TableContents"/>
+              <w:rPr>
+                <w:sz w:val="20"/>
+                <w:szCs w:val="20"/>
+              </w:rPr>
+            </w:pPr>
+            <w:r>
+              <w:rPr>
+                <w:sz w:val="20"/>
+                <w:szCs w:val="20"/>
+              </w:rPr>
+            </w:r>
+          </w:p>
+        </w:tc>
+        <w:tc>
+          <w:tcPr>
+            <w:tcW w:w="2358" w:type="dxa"/>
             <w:tcBorders/>
             <w:shd w:color="auto" w:fill="auto" w:val="clear"/>
             <w:vAlign w:val="center"/>
@@ -2840,30 +2864,30 @@
         <w:trPr/>
         <w:tc>
           <w:tcPr>
-            <w:tcW w:w="2164" w:type="dxa"/>
-            <w:tcBorders/>
-            <w:shd w:color="auto" w:fill="auto" w:val="clear"/>
-            <w:vAlign w:val="center"/>
-          </w:tcPr>
-          <w:p>
-            <w:pPr>
-              <w:pStyle w:val="TableContents"/>
-              <w:rPr>
-                <w:sz w:val="20"/>
-                <w:szCs w:val="20"/>
-              </w:rPr>
-            </w:pPr>
-            <w:r>
-              <w:rPr>
-                <w:sz w:val="20"/>
-                <w:szCs w:val="20"/>
-              </w:rPr>
-            </w:r>
-          </w:p>
-        </w:tc>
-        <w:tc>
-          <w:tcPr>
-            <w:tcW w:w="2357" w:type="dxa"/>
+            <w:tcW w:w="2163" w:type="dxa"/>
+            <w:tcBorders/>
+            <w:shd w:color="auto" w:fill="auto" w:val="clear"/>
+            <w:vAlign w:val="center"/>
+          </w:tcPr>
+          <w:p>
+            <w:pPr>
+              <w:pStyle w:val="TableContents"/>
+              <w:rPr>
+                <w:sz w:val="20"/>
+                <w:szCs w:val="20"/>
+              </w:rPr>
+            </w:pPr>
+            <w:r>
+              <w:rPr>
+                <w:sz w:val="20"/>
+                <w:szCs w:val="20"/>
+              </w:rPr>
+            </w:r>
+          </w:p>
+        </w:tc>
+        <w:tc>
+          <w:tcPr>
+            <w:tcW w:w="2358" w:type="dxa"/>
             <w:tcBorders/>
             <w:shd w:color="auto" w:fill="auto" w:val="clear"/>
             <w:vAlign w:val="center"/>
@@ -2966,30 +2990,30 @@
         <w:trPr/>
         <w:tc>
           <w:tcPr>
-            <w:tcW w:w="2164" w:type="dxa"/>
-            <w:tcBorders/>
-            <w:shd w:color="auto" w:fill="auto" w:val="clear"/>
-            <w:vAlign w:val="center"/>
-          </w:tcPr>
-          <w:p>
-            <w:pPr>
-              <w:pStyle w:val="TableContents"/>
-              <w:rPr>
-                <w:sz w:val="20"/>
-                <w:szCs w:val="20"/>
-              </w:rPr>
-            </w:pPr>
-            <w:r>
-              <w:rPr>
-                <w:sz w:val="20"/>
-                <w:szCs w:val="20"/>
-              </w:rPr>
-            </w:r>
-          </w:p>
-        </w:tc>
-        <w:tc>
-          <w:tcPr>
-            <w:tcW w:w="2357" w:type="dxa"/>
+            <w:tcW w:w="2163" w:type="dxa"/>
+            <w:tcBorders/>
+            <w:shd w:color="auto" w:fill="auto" w:val="clear"/>
+            <w:vAlign w:val="center"/>
+          </w:tcPr>
+          <w:p>
+            <w:pPr>
+              <w:pStyle w:val="TableContents"/>
+              <w:rPr>
+                <w:sz w:val="20"/>
+                <w:szCs w:val="20"/>
+              </w:rPr>
+            </w:pPr>
+            <w:r>
+              <w:rPr>
+                <w:sz w:val="20"/>
+                <w:szCs w:val="20"/>
+              </w:rPr>
+            </w:r>
+          </w:p>
+        </w:tc>
+        <w:tc>
+          <w:tcPr>
+            <w:tcW w:w="2358" w:type="dxa"/>
             <w:tcBorders/>
             <w:shd w:color="auto" w:fill="auto" w:val="clear"/>
             <w:vAlign w:val="center"/>
@@ -3089,30 +3113,30 @@
         <w:trPr/>
         <w:tc>
           <w:tcPr>
-            <w:tcW w:w="2164" w:type="dxa"/>
-            <w:tcBorders/>
-            <w:shd w:color="auto" w:fill="auto" w:val="clear"/>
-            <w:vAlign w:val="center"/>
-          </w:tcPr>
-          <w:p>
-            <w:pPr>
-              <w:pStyle w:val="TableContents"/>
-              <w:rPr>
-                <w:sz w:val="20"/>
-                <w:szCs w:val="20"/>
-              </w:rPr>
-            </w:pPr>
-            <w:r>
-              <w:rPr>
-                <w:sz w:val="20"/>
-                <w:szCs w:val="20"/>
-              </w:rPr>
-            </w:r>
-          </w:p>
-        </w:tc>
-        <w:tc>
-          <w:tcPr>
-            <w:tcW w:w="2357" w:type="dxa"/>
+            <w:tcW w:w="2163" w:type="dxa"/>
+            <w:tcBorders/>
+            <w:shd w:color="auto" w:fill="auto" w:val="clear"/>
+            <w:vAlign w:val="center"/>
+          </w:tcPr>
+          <w:p>
+            <w:pPr>
+              <w:pStyle w:val="TableContents"/>
+              <w:rPr>
+                <w:sz w:val="20"/>
+                <w:szCs w:val="20"/>
+              </w:rPr>
+            </w:pPr>
+            <w:r>
+              <w:rPr>
+                <w:sz w:val="20"/>
+                <w:szCs w:val="20"/>
+              </w:rPr>
+            </w:r>
+          </w:p>
+        </w:tc>
+        <w:tc>
+          <w:tcPr>
+            <w:tcW w:w="2358" w:type="dxa"/>
             <w:tcBorders/>
             <w:shd w:color="auto" w:fill="auto" w:val="clear"/>
             <w:vAlign w:val="center"/>
@@ -3228,30 +3252,30 @@
         <w:trPr/>
         <w:tc>
           <w:tcPr>
-            <w:tcW w:w="2164" w:type="dxa"/>
-            <w:tcBorders/>
-            <w:shd w:color="auto" w:fill="auto" w:val="clear"/>
-            <w:vAlign w:val="center"/>
-          </w:tcPr>
-          <w:p>
-            <w:pPr>
-              <w:pStyle w:val="TableContents"/>
-              <w:rPr>
-                <w:sz w:val="20"/>
-                <w:szCs w:val="20"/>
-              </w:rPr>
-            </w:pPr>
-            <w:r>
-              <w:rPr>
-                <w:sz w:val="20"/>
-                <w:szCs w:val="20"/>
-              </w:rPr>
-            </w:r>
-          </w:p>
-        </w:tc>
-        <w:tc>
-          <w:tcPr>
-            <w:tcW w:w="2357" w:type="dxa"/>
+            <w:tcW w:w="2163" w:type="dxa"/>
+            <w:tcBorders/>
+            <w:shd w:color="auto" w:fill="auto" w:val="clear"/>
+            <w:vAlign w:val="center"/>
+          </w:tcPr>
+          <w:p>
+            <w:pPr>
+              <w:pStyle w:val="TableContents"/>
+              <w:rPr>
+                <w:sz w:val="20"/>
+                <w:szCs w:val="20"/>
+              </w:rPr>
+            </w:pPr>
+            <w:r>
+              <w:rPr>
+                <w:sz w:val="20"/>
+                <w:szCs w:val="20"/>
+              </w:rPr>
+            </w:r>
+          </w:p>
+        </w:tc>
+        <w:tc>
+          <w:tcPr>
+            <w:tcW w:w="2358" w:type="dxa"/>
             <w:tcBorders/>
             <w:shd w:color="auto" w:fill="auto" w:val="clear"/>
             <w:vAlign w:val="center"/>
@@ -3373,30 +3397,30 @@
         <w:trPr/>
         <w:tc>
           <w:tcPr>
-            <w:tcW w:w="2164" w:type="dxa"/>
-            <w:tcBorders/>
-            <w:shd w:color="auto" w:fill="auto" w:val="clear"/>
-            <w:vAlign w:val="center"/>
-          </w:tcPr>
-          <w:p>
-            <w:pPr>
-              <w:pStyle w:val="TableContents"/>
-              <w:rPr>
-                <w:sz w:val="20"/>
-                <w:szCs w:val="20"/>
-              </w:rPr>
-            </w:pPr>
-            <w:r>
-              <w:rPr>
-                <w:sz w:val="20"/>
-                <w:szCs w:val="20"/>
-              </w:rPr>
-            </w:r>
-          </w:p>
-        </w:tc>
-        <w:tc>
-          <w:tcPr>
-            <w:tcW w:w="2357" w:type="dxa"/>
+            <w:tcW w:w="2163" w:type="dxa"/>
+            <w:tcBorders/>
+            <w:shd w:color="auto" w:fill="auto" w:val="clear"/>
+            <w:vAlign w:val="center"/>
+          </w:tcPr>
+          <w:p>
+            <w:pPr>
+              <w:pStyle w:val="TableContents"/>
+              <w:rPr>
+                <w:sz w:val="20"/>
+                <w:szCs w:val="20"/>
+              </w:rPr>
+            </w:pPr>
+            <w:r>
+              <w:rPr>
+                <w:sz w:val="20"/>
+                <w:szCs w:val="20"/>
+              </w:rPr>
+            </w:r>
+          </w:p>
+        </w:tc>
+        <w:tc>
+          <w:tcPr>
+            <w:tcW w:w="2358" w:type="dxa"/>
             <w:tcBorders/>
             <w:shd w:color="auto" w:fill="auto" w:val="clear"/>
             <w:vAlign w:val="center"/>
@@ -3529,30 +3553,30 @@
         <w:trPr/>
         <w:tc>
           <w:tcPr>
-            <w:tcW w:w="2164" w:type="dxa"/>
-            <w:tcBorders/>
-            <w:shd w:color="auto" w:fill="auto" w:val="clear"/>
-            <w:vAlign w:val="center"/>
-          </w:tcPr>
-          <w:p>
-            <w:pPr>
-              <w:pStyle w:val="TableContents"/>
-              <w:rPr>
-                <w:sz w:val="20"/>
-                <w:szCs w:val="20"/>
-              </w:rPr>
-            </w:pPr>
-            <w:r>
-              <w:rPr>
-                <w:sz w:val="20"/>
-                <w:szCs w:val="20"/>
-              </w:rPr>
-            </w:r>
-          </w:p>
-        </w:tc>
-        <w:tc>
-          <w:tcPr>
-            <w:tcW w:w="2357" w:type="dxa"/>
+            <w:tcW w:w="2163" w:type="dxa"/>
+            <w:tcBorders/>
+            <w:shd w:color="auto" w:fill="auto" w:val="clear"/>
+            <w:vAlign w:val="center"/>
+          </w:tcPr>
+          <w:p>
+            <w:pPr>
+              <w:pStyle w:val="TableContents"/>
+              <w:rPr>
+                <w:sz w:val="20"/>
+                <w:szCs w:val="20"/>
+              </w:rPr>
+            </w:pPr>
+            <w:r>
+              <w:rPr>
+                <w:sz w:val="20"/>
+                <w:szCs w:val="20"/>
+              </w:rPr>
+            </w:r>
+          </w:p>
+        </w:tc>
+        <w:tc>
+          <w:tcPr>
+            <w:tcW w:w="2358" w:type="dxa"/>
             <w:tcBorders/>
             <w:shd w:color="auto" w:fill="auto" w:val="clear"/>
             <w:vAlign w:val="center"/>
@@ -3652,7 +3676,7 @@
         <w:trPr/>
         <w:tc>
           <w:tcPr>
-            <w:tcW w:w="2164" w:type="dxa"/>
+            <w:tcW w:w="2163" w:type="dxa"/>
             <w:tcBorders/>
             <w:shd w:color="auto" w:fill="auto" w:val="clear"/>
             <w:vAlign w:val="center"/>
@@ -3693,7 +3717,7 @@
         </w:tc>
         <w:tc>
           <w:tcPr>
-            <w:tcW w:w="2357" w:type="dxa"/>
+            <w:tcW w:w="2358" w:type="dxa"/>
             <w:tcBorders/>
             <w:shd w:color="auto" w:fill="auto" w:val="clear"/>
             <w:vAlign w:val="center"/>
@@ -3792,30 +3816,30 @@
         <w:trPr/>
         <w:tc>
           <w:tcPr>
-            <w:tcW w:w="2164" w:type="dxa"/>
-            <w:tcBorders/>
-            <w:shd w:color="auto" w:fill="auto" w:val="clear"/>
-            <w:vAlign w:val="center"/>
-          </w:tcPr>
-          <w:p>
-            <w:pPr>
-              <w:pStyle w:val="TableContents"/>
-              <w:rPr>
-                <w:sz w:val="20"/>
-                <w:szCs w:val="20"/>
-              </w:rPr>
-            </w:pPr>
-            <w:r>
-              <w:rPr>
-                <w:sz w:val="20"/>
-                <w:szCs w:val="20"/>
-              </w:rPr>
-            </w:r>
-          </w:p>
-        </w:tc>
-        <w:tc>
-          <w:tcPr>
-            <w:tcW w:w="2357" w:type="dxa"/>
+            <w:tcW w:w="2163" w:type="dxa"/>
+            <w:tcBorders/>
+            <w:shd w:color="auto" w:fill="auto" w:val="clear"/>
+            <w:vAlign w:val="center"/>
+          </w:tcPr>
+          <w:p>
+            <w:pPr>
+              <w:pStyle w:val="TableContents"/>
+              <w:rPr>
+                <w:sz w:val="20"/>
+                <w:szCs w:val="20"/>
+              </w:rPr>
+            </w:pPr>
+            <w:r>
+              <w:rPr>
+                <w:sz w:val="20"/>
+                <w:szCs w:val="20"/>
+              </w:rPr>
+            </w:r>
+          </w:p>
+        </w:tc>
+        <w:tc>
+          <w:tcPr>
+            <w:tcW w:w="2358" w:type="dxa"/>
             <w:tcBorders/>
             <w:shd w:color="auto" w:fill="auto" w:val="clear"/>
             <w:vAlign w:val="center"/>
@@ -3915,30 +3939,30 @@
         <w:trPr/>
         <w:tc>
           <w:tcPr>
-            <w:tcW w:w="2164" w:type="dxa"/>
-            <w:tcBorders/>
-            <w:shd w:color="auto" w:fill="auto" w:val="clear"/>
-            <w:vAlign w:val="center"/>
-          </w:tcPr>
-          <w:p>
-            <w:pPr>
-              <w:pStyle w:val="TableContents"/>
-              <w:rPr>
-                <w:sz w:val="20"/>
-                <w:szCs w:val="20"/>
-              </w:rPr>
-            </w:pPr>
-            <w:r>
-              <w:rPr>
-                <w:sz w:val="20"/>
-                <w:szCs w:val="20"/>
-              </w:rPr>
-            </w:r>
-          </w:p>
-        </w:tc>
-        <w:tc>
-          <w:tcPr>
-            <w:tcW w:w="2357" w:type="dxa"/>
+            <w:tcW w:w="2163" w:type="dxa"/>
+            <w:tcBorders/>
+            <w:shd w:color="auto" w:fill="auto" w:val="clear"/>
+            <w:vAlign w:val="center"/>
+          </w:tcPr>
+          <w:p>
+            <w:pPr>
+              <w:pStyle w:val="TableContents"/>
+              <w:rPr>
+                <w:sz w:val="20"/>
+                <w:szCs w:val="20"/>
+              </w:rPr>
+            </w:pPr>
+            <w:r>
+              <w:rPr>
+                <w:sz w:val="20"/>
+                <w:szCs w:val="20"/>
+              </w:rPr>
+            </w:r>
+          </w:p>
+        </w:tc>
+        <w:tc>
+          <w:tcPr>
+            <w:tcW w:w="2358" w:type="dxa"/>
             <w:tcBorders/>
             <w:shd w:color="auto" w:fill="auto" w:val="clear"/>
             <w:vAlign w:val="center"/>
@@ -4054,30 +4078,30 @@
         <w:trPr/>
         <w:tc>
           <w:tcPr>
-            <w:tcW w:w="2164" w:type="dxa"/>
-            <w:tcBorders/>
-            <w:shd w:color="auto" w:fill="auto" w:val="clear"/>
-            <w:vAlign w:val="center"/>
-          </w:tcPr>
-          <w:p>
-            <w:pPr>
-              <w:pStyle w:val="TableContents"/>
-              <w:rPr>
-                <w:sz w:val="20"/>
-                <w:szCs w:val="20"/>
-              </w:rPr>
-            </w:pPr>
-            <w:r>
-              <w:rPr>
-                <w:sz w:val="20"/>
-                <w:szCs w:val="20"/>
-              </w:rPr>
-            </w:r>
-          </w:p>
-        </w:tc>
-        <w:tc>
-          <w:tcPr>
-            <w:tcW w:w="2357" w:type="dxa"/>
+            <w:tcW w:w="2163" w:type="dxa"/>
+            <w:tcBorders/>
+            <w:shd w:color="auto" w:fill="auto" w:val="clear"/>
+            <w:vAlign w:val="center"/>
+          </w:tcPr>
+          <w:p>
+            <w:pPr>
+              <w:pStyle w:val="TableContents"/>
+              <w:rPr>
+                <w:sz w:val="20"/>
+                <w:szCs w:val="20"/>
+              </w:rPr>
+            </w:pPr>
+            <w:r>
+              <w:rPr>
+                <w:sz w:val="20"/>
+                <w:szCs w:val="20"/>
+              </w:rPr>
+            </w:r>
+          </w:p>
+        </w:tc>
+        <w:tc>
+          <w:tcPr>
+            <w:tcW w:w="2358" w:type="dxa"/>
             <w:tcBorders/>
             <w:shd w:color="auto" w:fill="auto" w:val="clear"/>
             <w:vAlign w:val="center"/>
@@ -4175,30 +4199,30 @@
         <w:trPr/>
         <w:tc>
           <w:tcPr>
-            <w:tcW w:w="2164" w:type="dxa"/>
-            <w:tcBorders/>
-            <w:shd w:color="auto" w:fill="auto" w:val="clear"/>
-            <w:vAlign w:val="center"/>
-          </w:tcPr>
-          <w:p>
-            <w:pPr>
-              <w:pStyle w:val="TableContents"/>
-              <w:rPr>
-                <w:sz w:val="20"/>
-                <w:szCs w:val="20"/>
-              </w:rPr>
-            </w:pPr>
-            <w:r>
-              <w:rPr>
-                <w:sz w:val="20"/>
-                <w:szCs w:val="20"/>
-              </w:rPr>
-            </w:r>
-          </w:p>
-        </w:tc>
-        <w:tc>
-          <w:tcPr>
-            <w:tcW w:w="2357" w:type="dxa"/>
+            <w:tcW w:w="2163" w:type="dxa"/>
+            <w:tcBorders/>
+            <w:shd w:color="auto" w:fill="auto" w:val="clear"/>
+            <w:vAlign w:val="center"/>
+          </w:tcPr>
+          <w:p>
+            <w:pPr>
+              <w:pStyle w:val="TableContents"/>
+              <w:rPr>
+                <w:sz w:val="20"/>
+                <w:szCs w:val="20"/>
+              </w:rPr>
+            </w:pPr>
+            <w:r>
+              <w:rPr>
+                <w:sz w:val="20"/>
+                <w:szCs w:val="20"/>
+              </w:rPr>
+            </w:r>
+          </w:p>
+        </w:tc>
+        <w:tc>
+          <w:tcPr>
+            <w:tcW w:w="2358" w:type="dxa"/>
             <w:tcBorders/>
             <w:shd w:color="auto" w:fill="auto" w:val="clear"/>
             <w:vAlign w:val="center"/>
@@ -4299,30 +4323,30 @@
         <w:trPr/>
         <w:tc>
           <w:tcPr>
-            <w:tcW w:w="2164" w:type="dxa"/>
-            <w:tcBorders/>
-            <w:shd w:color="auto" w:fill="auto" w:val="clear"/>
-            <w:vAlign w:val="center"/>
-          </w:tcPr>
-          <w:p>
-            <w:pPr>
-              <w:pStyle w:val="TableContents"/>
-              <w:rPr>
-                <w:sz w:val="20"/>
-                <w:szCs w:val="20"/>
-              </w:rPr>
-            </w:pPr>
-            <w:r>
-              <w:rPr>
-                <w:sz w:val="20"/>
-                <w:szCs w:val="20"/>
-              </w:rPr>
-            </w:r>
-          </w:p>
-        </w:tc>
-        <w:tc>
-          <w:tcPr>
-            <w:tcW w:w="2357" w:type="dxa"/>
+            <w:tcW w:w="2163" w:type="dxa"/>
+            <w:tcBorders/>
+            <w:shd w:color="auto" w:fill="auto" w:val="clear"/>
+            <w:vAlign w:val="center"/>
+          </w:tcPr>
+          <w:p>
+            <w:pPr>
+              <w:pStyle w:val="TableContents"/>
+              <w:rPr>
+                <w:sz w:val="20"/>
+                <w:szCs w:val="20"/>
+              </w:rPr>
+            </w:pPr>
+            <w:r>
+              <w:rPr>
+                <w:sz w:val="20"/>
+                <w:szCs w:val="20"/>
+              </w:rPr>
+            </w:r>
+          </w:p>
+        </w:tc>
+        <w:tc>
+          <w:tcPr>
+            <w:tcW w:w="2358" w:type="dxa"/>
             <w:tcBorders/>
             <w:shd w:color="auto" w:fill="auto" w:val="clear"/>
             <w:vAlign w:val="center"/>
@@ -4422,30 +4446,30 @@
         <w:trPr/>
         <w:tc>
           <w:tcPr>
-            <w:tcW w:w="2164" w:type="dxa"/>
-            <w:tcBorders/>
-            <w:shd w:color="auto" w:fill="auto" w:val="clear"/>
-            <w:vAlign w:val="center"/>
-          </w:tcPr>
-          <w:p>
-            <w:pPr>
-              <w:pStyle w:val="TableContents"/>
-              <w:rPr>
-                <w:sz w:val="20"/>
-                <w:szCs w:val="20"/>
-              </w:rPr>
-            </w:pPr>
-            <w:r>
-              <w:rPr>
-                <w:sz w:val="20"/>
-                <w:szCs w:val="20"/>
-              </w:rPr>
-            </w:r>
-          </w:p>
-        </w:tc>
-        <w:tc>
-          <w:tcPr>
-            <w:tcW w:w="2357" w:type="dxa"/>
+            <w:tcW w:w="2163" w:type="dxa"/>
+            <w:tcBorders/>
+            <w:shd w:color="auto" w:fill="auto" w:val="clear"/>
+            <w:vAlign w:val="center"/>
+          </w:tcPr>
+          <w:p>
+            <w:pPr>
+              <w:pStyle w:val="TableContents"/>
+              <w:rPr>
+                <w:sz w:val="20"/>
+                <w:szCs w:val="20"/>
+              </w:rPr>
+            </w:pPr>
+            <w:r>
+              <w:rPr>
+                <w:sz w:val="20"/>
+                <w:szCs w:val="20"/>
+              </w:rPr>
+            </w:r>
+          </w:p>
+        </w:tc>
+        <w:tc>
+          <w:tcPr>
+            <w:tcW w:w="2358" w:type="dxa"/>
             <w:tcBorders/>
             <w:shd w:color="auto" w:fill="auto" w:val="clear"/>
             <w:vAlign w:val="center"/>
@@ -4546,30 +4570,30 @@
         <w:trPr/>
         <w:tc>
           <w:tcPr>
-            <w:tcW w:w="2164" w:type="dxa"/>
-            <w:tcBorders/>
-            <w:shd w:color="auto" w:fill="auto" w:val="clear"/>
-            <w:vAlign w:val="center"/>
-          </w:tcPr>
-          <w:p>
-            <w:pPr>
-              <w:pStyle w:val="TableContents"/>
-              <w:rPr>
-                <w:sz w:val="20"/>
-                <w:szCs w:val="20"/>
-              </w:rPr>
-            </w:pPr>
-            <w:r>
-              <w:rPr>
-                <w:sz w:val="20"/>
-                <w:szCs w:val="20"/>
-              </w:rPr>
-            </w:r>
-          </w:p>
-        </w:tc>
-        <w:tc>
-          <w:tcPr>
-            <w:tcW w:w="2357" w:type="dxa"/>
+            <w:tcW w:w="2163" w:type="dxa"/>
+            <w:tcBorders/>
+            <w:shd w:color="auto" w:fill="auto" w:val="clear"/>
+            <w:vAlign w:val="center"/>
+          </w:tcPr>
+          <w:p>
+            <w:pPr>
+              <w:pStyle w:val="TableContents"/>
+              <w:rPr>
+                <w:sz w:val="20"/>
+                <w:szCs w:val="20"/>
+              </w:rPr>
+            </w:pPr>
+            <w:r>
+              <w:rPr>
+                <w:sz w:val="20"/>
+                <w:szCs w:val="20"/>
+              </w:rPr>
+            </w:r>
+          </w:p>
+        </w:tc>
+        <w:tc>
+          <w:tcPr>
+            <w:tcW w:w="2358" w:type="dxa"/>
             <w:tcBorders/>
             <w:shd w:color="auto" w:fill="auto" w:val="clear"/>
             <w:vAlign w:val="center"/>
@@ -4669,30 +4693,30 @@
         <w:trPr/>
         <w:tc>
           <w:tcPr>
-            <w:tcW w:w="2164" w:type="dxa"/>
-            <w:tcBorders/>
-            <w:shd w:color="auto" w:fill="auto" w:val="clear"/>
-            <w:vAlign w:val="center"/>
-          </w:tcPr>
-          <w:p>
-            <w:pPr>
-              <w:pStyle w:val="TableContents"/>
-              <w:rPr>
-                <w:sz w:val="20"/>
-                <w:szCs w:val="20"/>
-              </w:rPr>
-            </w:pPr>
-            <w:r>
-              <w:rPr>
-                <w:sz w:val="20"/>
-                <w:szCs w:val="20"/>
-              </w:rPr>
-            </w:r>
-          </w:p>
-        </w:tc>
-        <w:tc>
-          <w:tcPr>
-            <w:tcW w:w="2357" w:type="dxa"/>
+            <w:tcW w:w="2163" w:type="dxa"/>
+            <w:tcBorders/>
+            <w:shd w:color="auto" w:fill="auto" w:val="clear"/>
+            <w:vAlign w:val="center"/>
+          </w:tcPr>
+          <w:p>
+            <w:pPr>
+              <w:pStyle w:val="TableContents"/>
+              <w:rPr>
+                <w:sz w:val="20"/>
+                <w:szCs w:val="20"/>
+              </w:rPr>
+            </w:pPr>
+            <w:r>
+              <w:rPr>
+                <w:sz w:val="20"/>
+                <w:szCs w:val="20"/>
+              </w:rPr>
+            </w:r>
+          </w:p>
+        </w:tc>
+        <w:tc>
+          <w:tcPr>
+            <w:tcW w:w="2358" w:type="dxa"/>
             <w:tcBorders/>
             <w:shd w:color="auto" w:fill="auto" w:val="clear"/>
             <w:vAlign w:val="center"/>
@@ -4793,30 +4817,30 @@
         <w:trPr/>
         <w:tc>
           <w:tcPr>
-            <w:tcW w:w="2164" w:type="dxa"/>
-            <w:tcBorders/>
-            <w:shd w:color="auto" w:fill="auto" w:val="clear"/>
-            <w:vAlign w:val="center"/>
-          </w:tcPr>
-          <w:p>
-            <w:pPr>
-              <w:pStyle w:val="TableContents"/>
-              <w:rPr>
-                <w:sz w:val="20"/>
-                <w:szCs w:val="20"/>
-              </w:rPr>
-            </w:pPr>
-            <w:r>
-              <w:rPr>
-                <w:sz w:val="20"/>
-                <w:szCs w:val="20"/>
-              </w:rPr>
-            </w:r>
-          </w:p>
-        </w:tc>
-        <w:tc>
-          <w:tcPr>
-            <w:tcW w:w="2357" w:type="dxa"/>
+            <w:tcW w:w="2163" w:type="dxa"/>
+            <w:tcBorders/>
+            <w:shd w:color="auto" w:fill="auto" w:val="clear"/>
+            <w:vAlign w:val="center"/>
+          </w:tcPr>
+          <w:p>
+            <w:pPr>
+              <w:pStyle w:val="TableContents"/>
+              <w:rPr>
+                <w:sz w:val="20"/>
+                <w:szCs w:val="20"/>
+              </w:rPr>
+            </w:pPr>
+            <w:r>
+              <w:rPr>
+                <w:sz w:val="20"/>
+                <w:szCs w:val="20"/>
+              </w:rPr>
+            </w:r>
+          </w:p>
+        </w:tc>
+        <w:tc>
+          <w:tcPr>
+            <w:tcW w:w="2358" w:type="dxa"/>
             <w:tcBorders/>
             <w:shd w:color="auto" w:fill="auto" w:val="clear"/>
             <w:vAlign w:val="center"/>
@@ -4916,30 +4940,30 @@
         <w:trPr/>
         <w:tc>
           <w:tcPr>
-            <w:tcW w:w="2164" w:type="dxa"/>
-            <w:tcBorders/>
-            <w:shd w:color="auto" w:fill="auto" w:val="clear"/>
-            <w:vAlign w:val="center"/>
-          </w:tcPr>
-          <w:p>
-            <w:pPr>
-              <w:pStyle w:val="TableContents"/>
-              <w:rPr>
-                <w:sz w:val="20"/>
-                <w:szCs w:val="20"/>
-              </w:rPr>
-            </w:pPr>
-            <w:r>
-              <w:rPr>
-                <w:sz w:val="20"/>
-                <w:szCs w:val="20"/>
-              </w:rPr>
-            </w:r>
-          </w:p>
-        </w:tc>
-        <w:tc>
-          <w:tcPr>
-            <w:tcW w:w="2357" w:type="dxa"/>
+            <w:tcW w:w="2163" w:type="dxa"/>
+            <w:tcBorders/>
+            <w:shd w:color="auto" w:fill="auto" w:val="clear"/>
+            <w:vAlign w:val="center"/>
+          </w:tcPr>
+          <w:p>
+            <w:pPr>
+              <w:pStyle w:val="TableContents"/>
+              <w:rPr>
+                <w:sz w:val="20"/>
+                <w:szCs w:val="20"/>
+              </w:rPr>
+            </w:pPr>
+            <w:r>
+              <w:rPr>
+                <w:sz w:val="20"/>
+                <w:szCs w:val="20"/>
+              </w:rPr>
+            </w:r>
+          </w:p>
+        </w:tc>
+        <w:tc>
+          <w:tcPr>
+            <w:tcW w:w="2358" w:type="dxa"/>
             <w:tcBorders/>
             <w:shd w:color="auto" w:fill="auto" w:val="clear"/>
             <w:vAlign w:val="center"/>
@@ -5040,30 +5064,30 @@
         <w:trPr/>
         <w:tc>
           <w:tcPr>
-            <w:tcW w:w="2164" w:type="dxa"/>
-            <w:tcBorders/>
-            <w:shd w:color="auto" w:fill="auto" w:val="clear"/>
-            <w:vAlign w:val="center"/>
-          </w:tcPr>
-          <w:p>
-            <w:pPr>
-              <w:pStyle w:val="TableContents"/>
-              <w:rPr>
-                <w:sz w:val="20"/>
-                <w:szCs w:val="20"/>
-              </w:rPr>
-            </w:pPr>
-            <w:r>
-              <w:rPr>
-                <w:sz w:val="20"/>
-                <w:szCs w:val="20"/>
-              </w:rPr>
-            </w:r>
-          </w:p>
-        </w:tc>
-        <w:tc>
-          <w:tcPr>
-            <w:tcW w:w="2357" w:type="dxa"/>
+            <w:tcW w:w="2163" w:type="dxa"/>
+            <w:tcBorders/>
+            <w:shd w:color="auto" w:fill="auto" w:val="clear"/>
+            <w:vAlign w:val="center"/>
+          </w:tcPr>
+          <w:p>
+            <w:pPr>
+              <w:pStyle w:val="TableContents"/>
+              <w:rPr>
+                <w:sz w:val="20"/>
+                <w:szCs w:val="20"/>
+              </w:rPr>
+            </w:pPr>
+            <w:r>
+              <w:rPr>
+                <w:sz w:val="20"/>
+                <w:szCs w:val="20"/>
+              </w:rPr>
+            </w:r>
+          </w:p>
+        </w:tc>
+        <w:tc>
+          <w:tcPr>
+            <w:tcW w:w="2358" w:type="dxa"/>
             <w:tcBorders/>
             <w:shd w:color="auto" w:fill="auto" w:val="clear"/>
             <w:vAlign w:val="center"/>
@@ -5161,30 +5185,30 @@
         <w:trPr/>
         <w:tc>
           <w:tcPr>
-            <w:tcW w:w="2164" w:type="dxa"/>
-            <w:tcBorders/>
-            <w:shd w:color="auto" w:fill="auto" w:val="clear"/>
-            <w:vAlign w:val="center"/>
-          </w:tcPr>
-          <w:p>
-            <w:pPr>
-              <w:pStyle w:val="TableContents"/>
-              <w:rPr>
-                <w:sz w:val="20"/>
-                <w:szCs w:val="20"/>
-              </w:rPr>
-            </w:pPr>
-            <w:r>
-              <w:rPr>
-                <w:sz w:val="20"/>
-                <w:szCs w:val="20"/>
-              </w:rPr>
-            </w:r>
-          </w:p>
-        </w:tc>
-        <w:tc>
-          <w:tcPr>
-            <w:tcW w:w="2357" w:type="dxa"/>
+            <w:tcW w:w="2163" w:type="dxa"/>
+            <w:tcBorders/>
+            <w:shd w:color="auto" w:fill="auto" w:val="clear"/>
+            <w:vAlign w:val="center"/>
+          </w:tcPr>
+          <w:p>
+            <w:pPr>
+              <w:pStyle w:val="TableContents"/>
+              <w:rPr>
+                <w:sz w:val="20"/>
+                <w:szCs w:val="20"/>
+              </w:rPr>
+            </w:pPr>
+            <w:r>
+              <w:rPr>
+                <w:sz w:val="20"/>
+                <w:szCs w:val="20"/>
+              </w:rPr>
+            </w:r>
+          </w:p>
+        </w:tc>
+        <w:tc>
+          <w:tcPr>
+            <w:tcW w:w="2358" w:type="dxa"/>
             <w:tcBorders/>
             <w:shd w:color="auto" w:fill="auto" w:val="clear"/>
             <w:vAlign w:val="center"/>
@@ -5285,30 +5309,30 @@
         <w:trPr/>
         <w:tc>
           <w:tcPr>
-            <w:tcW w:w="2164" w:type="dxa"/>
-            <w:tcBorders/>
-            <w:shd w:color="auto" w:fill="auto" w:val="clear"/>
-            <w:vAlign w:val="center"/>
-          </w:tcPr>
-          <w:p>
-            <w:pPr>
-              <w:pStyle w:val="TableContents"/>
-              <w:rPr>
-                <w:sz w:val="20"/>
-                <w:szCs w:val="20"/>
-              </w:rPr>
-            </w:pPr>
-            <w:r>
-              <w:rPr>
-                <w:sz w:val="20"/>
-                <w:szCs w:val="20"/>
-              </w:rPr>
-            </w:r>
-          </w:p>
-        </w:tc>
-        <w:tc>
-          <w:tcPr>
-            <w:tcW w:w="2357" w:type="dxa"/>
+            <w:tcW w:w="2163" w:type="dxa"/>
+            <w:tcBorders/>
+            <w:shd w:color="auto" w:fill="auto" w:val="clear"/>
+            <w:vAlign w:val="center"/>
+          </w:tcPr>
+          <w:p>
+            <w:pPr>
+              <w:pStyle w:val="TableContents"/>
+              <w:rPr>
+                <w:sz w:val="20"/>
+                <w:szCs w:val="20"/>
+              </w:rPr>
+            </w:pPr>
+            <w:r>
+              <w:rPr>
+                <w:sz w:val="20"/>
+                <w:szCs w:val="20"/>
+              </w:rPr>
+            </w:r>
+          </w:p>
+        </w:tc>
+        <w:tc>
+          <w:tcPr>
+            <w:tcW w:w="2358" w:type="dxa"/>
             <w:tcBorders/>
             <w:shd w:color="auto" w:fill="auto" w:val="clear"/>
             <w:vAlign w:val="center"/>
@@ -5408,30 +5432,30 @@
         <w:trPr/>
         <w:tc>
           <w:tcPr>
-            <w:tcW w:w="2164" w:type="dxa"/>
-            <w:tcBorders/>
-            <w:shd w:color="auto" w:fill="auto" w:val="clear"/>
-            <w:vAlign w:val="center"/>
-          </w:tcPr>
-          <w:p>
-            <w:pPr>
-              <w:pStyle w:val="TableContents"/>
-              <w:rPr>
-                <w:sz w:val="20"/>
-                <w:szCs w:val="20"/>
-              </w:rPr>
-            </w:pPr>
-            <w:r>
-              <w:rPr>
-                <w:sz w:val="20"/>
-                <w:szCs w:val="20"/>
-              </w:rPr>
-            </w:r>
-          </w:p>
-        </w:tc>
-        <w:tc>
-          <w:tcPr>
-            <w:tcW w:w="2357" w:type="dxa"/>
+            <w:tcW w:w="2163" w:type="dxa"/>
+            <w:tcBorders/>
+            <w:shd w:color="auto" w:fill="auto" w:val="clear"/>
+            <w:vAlign w:val="center"/>
+          </w:tcPr>
+          <w:p>
+            <w:pPr>
+              <w:pStyle w:val="TableContents"/>
+              <w:rPr>
+                <w:sz w:val="20"/>
+                <w:szCs w:val="20"/>
+              </w:rPr>
+            </w:pPr>
+            <w:r>
+              <w:rPr>
+                <w:sz w:val="20"/>
+                <w:szCs w:val="20"/>
+              </w:rPr>
+            </w:r>
+          </w:p>
+        </w:tc>
+        <w:tc>
+          <w:tcPr>
+            <w:tcW w:w="2358" w:type="dxa"/>
             <w:tcBorders/>
             <w:shd w:color="auto" w:fill="auto" w:val="clear"/>
             <w:vAlign w:val="center"/>
@@ -5576,30 +5600,30 @@
         <w:trPr/>
         <w:tc>
           <w:tcPr>
-            <w:tcW w:w="2164" w:type="dxa"/>
-            <w:tcBorders/>
-            <w:shd w:color="auto" w:fill="auto" w:val="clear"/>
-            <w:vAlign w:val="center"/>
-          </w:tcPr>
-          <w:p>
-            <w:pPr>
-              <w:pStyle w:val="TableContents"/>
-              <w:rPr>
-                <w:sz w:val="20"/>
-                <w:szCs w:val="20"/>
-              </w:rPr>
-            </w:pPr>
-            <w:r>
-              <w:rPr>
-                <w:sz w:val="20"/>
-                <w:szCs w:val="20"/>
-              </w:rPr>
-            </w:r>
-          </w:p>
-        </w:tc>
-        <w:tc>
-          <w:tcPr>
-            <w:tcW w:w="2357" w:type="dxa"/>
+            <w:tcW w:w="2163" w:type="dxa"/>
+            <w:tcBorders/>
+            <w:shd w:color="auto" w:fill="auto" w:val="clear"/>
+            <w:vAlign w:val="center"/>
+          </w:tcPr>
+          <w:p>
+            <w:pPr>
+              <w:pStyle w:val="TableContents"/>
+              <w:rPr>
+                <w:sz w:val="20"/>
+                <w:szCs w:val="20"/>
+              </w:rPr>
+            </w:pPr>
+            <w:r>
+              <w:rPr>
+                <w:sz w:val="20"/>
+                <w:szCs w:val="20"/>
+              </w:rPr>
+            </w:r>
+          </w:p>
+        </w:tc>
+        <w:tc>
+          <w:tcPr>
+            <w:tcW w:w="2358" w:type="dxa"/>
             <w:tcBorders/>
             <w:shd w:color="auto" w:fill="auto" w:val="clear"/>
             <w:vAlign w:val="center"/>
@@ -5699,30 +5723,30 @@
         <w:trPr/>
         <w:tc>
           <w:tcPr>
-            <w:tcW w:w="2164" w:type="dxa"/>
-            <w:tcBorders/>
-            <w:shd w:color="auto" w:fill="auto" w:val="clear"/>
-            <w:vAlign w:val="center"/>
-          </w:tcPr>
-          <w:p>
-            <w:pPr>
-              <w:pStyle w:val="TableContents"/>
-              <w:rPr>
-                <w:sz w:val="20"/>
-                <w:szCs w:val="20"/>
-              </w:rPr>
-            </w:pPr>
-            <w:r>
-              <w:rPr>
-                <w:sz w:val="20"/>
-                <w:szCs w:val="20"/>
-              </w:rPr>
-            </w:r>
-          </w:p>
-        </w:tc>
-        <w:tc>
-          <w:tcPr>
-            <w:tcW w:w="2357" w:type="dxa"/>
+            <w:tcW w:w="2163" w:type="dxa"/>
+            <w:tcBorders/>
+            <w:shd w:color="auto" w:fill="auto" w:val="clear"/>
+            <w:vAlign w:val="center"/>
+          </w:tcPr>
+          <w:p>
+            <w:pPr>
+              <w:pStyle w:val="TableContents"/>
+              <w:rPr>
+                <w:sz w:val="20"/>
+                <w:szCs w:val="20"/>
+              </w:rPr>
+            </w:pPr>
+            <w:r>
+              <w:rPr>
+                <w:sz w:val="20"/>
+                <w:szCs w:val="20"/>
+              </w:rPr>
+            </w:r>
+          </w:p>
+        </w:tc>
+        <w:tc>
+          <w:tcPr>
+            <w:tcW w:w="2358" w:type="dxa"/>
             <w:tcBorders/>
             <w:shd w:color="auto" w:fill="auto" w:val="clear"/>
             <w:vAlign w:val="center"/>
@@ -5821,30 +5845,30 @@
         <w:trPr/>
         <w:tc>
           <w:tcPr>
-            <w:tcW w:w="2164" w:type="dxa"/>
-            <w:tcBorders/>
-            <w:shd w:color="auto" w:fill="auto" w:val="clear"/>
-            <w:vAlign w:val="center"/>
-          </w:tcPr>
-          <w:p>
-            <w:pPr>
-              <w:pStyle w:val="TableContents"/>
-              <w:rPr>
-                <w:sz w:val="20"/>
-                <w:szCs w:val="20"/>
-              </w:rPr>
-            </w:pPr>
-            <w:r>
-              <w:rPr>
-                <w:sz w:val="20"/>
-                <w:szCs w:val="20"/>
-              </w:rPr>
-            </w:r>
-          </w:p>
-        </w:tc>
-        <w:tc>
-          <w:tcPr>
-            <w:tcW w:w="2357" w:type="dxa"/>
+            <w:tcW w:w="2163" w:type="dxa"/>
+            <w:tcBorders/>
+            <w:shd w:color="auto" w:fill="auto" w:val="clear"/>
+            <w:vAlign w:val="center"/>
+          </w:tcPr>
+          <w:p>
+            <w:pPr>
+              <w:pStyle w:val="TableContents"/>
+              <w:rPr>
+                <w:sz w:val="20"/>
+                <w:szCs w:val="20"/>
+              </w:rPr>
+            </w:pPr>
+            <w:r>
+              <w:rPr>
+                <w:sz w:val="20"/>
+                <w:szCs w:val="20"/>
+              </w:rPr>
+            </w:r>
+          </w:p>
+        </w:tc>
+        <w:tc>
+          <w:tcPr>
+            <w:tcW w:w="2358" w:type="dxa"/>
             <w:tcBorders/>
             <w:shd w:color="auto" w:fill="auto" w:val="clear"/>
             <w:vAlign w:val="center"/>
@@ -5951,30 +5975,30 @@
         <w:trPr/>
         <w:tc>
           <w:tcPr>
-            <w:tcW w:w="2164" w:type="dxa"/>
-            <w:tcBorders/>
-            <w:shd w:color="auto" w:fill="auto" w:val="clear"/>
-            <w:vAlign w:val="center"/>
-          </w:tcPr>
-          <w:p>
-            <w:pPr>
-              <w:pStyle w:val="TableContents"/>
-              <w:rPr>
-                <w:sz w:val="20"/>
-                <w:szCs w:val="20"/>
-              </w:rPr>
-            </w:pPr>
-            <w:r>
-              <w:rPr>
-                <w:sz w:val="20"/>
-                <w:szCs w:val="20"/>
-              </w:rPr>
-            </w:r>
-          </w:p>
-        </w:tc>
-        <w:tc>
-          <w:tcPr>
-            <w:tcW w:w="2357" w:type="dxa"/>
+            <w:tcW w:w="2163" w:type="dxa"/>
+            <w:tcBorders/>
+            <w:shd w:color="auto" w:fill="auto" w:val="clear"/>
+            <w:vAlign w:val="center"/>
+          </w:tcPr>
+          <w:p>
+            <w:pPr>
+              <w:pStyle w:val="TableContents"/>
+              <w:rPr>
+                <w:sz w:val="20"/>
+                <w:szCs w:val="20"/>
+              </w:rPr>
+            </w:pPr>
+            <w:r>
+              <w:rPr>
+                <w:sz w:val="20"/>
+                <w:szCs w:val="20"/>
+              </w:rPr>
+            </w:r>
+          </w:p>
+        </w:tc>
+        <w:tc>
+          <w:tcPr>
+            <w:tcW w:w="2358" w:type="dxa"/>
             <w:tcBorders/>
             <w:shd w:color="auto" w:fill="auto" w:val="clear"/>
             <w:vAlign w:val="center"/>
@@ -6075,30 +6099,30 @@
         <w:trPr/>
         <w:tc>
           <w:tcPr>
-            <w:tcW w:w="2164" w:type="dxa"/>
-            <w:tcBorders/>
-            <w:shd w:color="auto" w:fill="auto" w:val="clear"/>
-            <w:vAlign w:val="center"/>
-          </w:tcPr>
-          <w:p>
-            <w:pPr>
-              <w:pStyle w:val="TableContents"/>
-              <w:rPr>
-                <w:sz w:val="20"/>
-                <w:szCs w:val="20"/>
-              </w:rPr>
-            </w:pPr>
-            <w:r>
-              <w:rPr>
-                <w:sz w:val="20"/>
-                <w:szCs w:val="20"/>
-              </w:rPr>
-            </w:r>
-          </w:p>
-        </w:tc>
-        <w:tc>
-          <w:tcPr>
-            <w:tcW w:w="2357" w:type="dxa"/>
+            <w:tcW w:w="2163" w:type="dxa"/>
+            <w:tcBorders/>
+            <w:shd w:color="auto" w:fill="auto" w:val="clear"/>
+            <w:vAlign w:val="center"/>
+          </w:tcPr>
+          <w:p>
+            <w:pPr>
+              <w:pStyle w:val="TableContents"/>
+              <w:rPr>
+                <w:sz w:val="20"/>
+                <w:szCs w:val="20"/>
+              </w:rPr>
+            </w:pPr>
+            <w:r>
+              <w:rPr>
+                <w:sz w:val="20"/>
+                <w:szCs w:val="20"/>
+              </w:rPr>
+            </w:r>
+          </w:p>
+        </w:tc>
+        <w:tc>
+          <w:tcPr>
+            <w:tcW w:w="2358" w:type="dxa"/>
             <w:tcBorders/>
             <w:shd w:color="auto" w:fill="auto" w:val="clear"/>
             <w:vAlign w:val="center"/>
@@ -6196,30 +6220,30 @@
         <w:trPr/>
         <w:tc>
           <w:tcPr>
-            <w:tcW w:w="2164" w:type="dxa"/>
-            <w:tcBorders/>
-            <w:shd w:color="auto" w:fill="auto" w:val="clear"/>
-            <w:vAlign w:val="center"/>
-          </w:tcPr>
-          <w:p>
-            <w:pPr>
-              <w:pStyle w:val="TableContents"/>
-              <w:rPr>
-                <w:sz w:val="20"/>
-                <w:szCs w:val="20"/>
-              </w:rPr>
-            </w:pPr>
-            <w:r>
-              <w:rPr>
-                <w:sz w:val="20"/>
-                <w:szCs w:val="20"/>
-              </w:rPr>
-            </w:r>
-          </w:p>
-        </w:tc>
-        <w:tc>
-          <w:tcPr>
-            <w:tcW w:w="2357" w:type="dxa"/>
+            <w:tcW w:w="2163" w:type="dxa"/>
+            <w:tcBorders/>
+            <w:shd w:color="auto" w:fill="auto" w:val="clear"/>
+            <w:vAlign w:val="center"/>
+          </w:tcPr>
+          <w:p>
+            <w:pPr>
+              <w:pStyle w:val="TableContents"/>
+              <w:rPr>
+                <w:sz w:val="20"/>
+                <w:szCs w:val="20"/>
+              </w:rPr>
+            </w:pPr>
+            <w:r>
+              <w:rPr>
+                <w:sz w:val="20"/>
+                <w:szCs w:val="20"/>
+              </w:rPr>
+            </w:r>
+          </w:p>
+        </w:tc>
+        <w:tc>
+          <w:tcPr>
+            <w:tcW w:w="2358" w:type="dxa"/>
             <w:tcBorders/>
             <w:shd w:color="auto" w:fill="auto" w:val="clear"/>
             <w:vAlign w:val="center"/>
@@ -6335,30 +6359,30 @@
         <w:trPr/>
         <w:tc>
           <w:tcPr>
-            <w:tcW w:w="2164" w:type="dxa"/>
-            <w:tcBorders/>
-            <w:shd w:color="auto" w:fill="auto" w:val="clear"/>
-            <w:vAlign w:val="center"/>
-          </w:tcPr>
-          <w:p>
-            <w:pPr>
-              <w:pStyle w:val="TableContents"/>
-              <w:rPr>
-                <w:sz w:val="20"/>
-                <w:szCs w:val="20"/>
-              </w:rPr>
-            </w:pPr>
-            <w:r>
-              <w:rPr>
-                <w:sz w:val="20"/>
-                <w:szCs w:val="20"/>
-              </w:rPr>
-            </w:r>
-          </w:p>
-        </w:tc>
-        <w:tc>
-          <w:tcPr>
-            <w:tcW w:w="2357" w:type="dxa"/>
+            <w:tcW w:w="2163" w:type="dxa"/>
+            <w:tcBorders/>
+            <w:shd w:color="auto" w:fill="auto" w:val="clear"/>
+            <w:vAlign w:val="center"/>
+          </w:tcPr>
+          <w:p>
+            <w:pPr>
+              <w:pStyle w:val="TableContents"/>
+              <w:rPr>
+                <w:sz w:val="20"/>
+                <w:szCs w:val="20"/>
+              </w:rPr>
+            </w:pPr>
+            <w:r>
+              <w:rPr>
+                <w:sz w:val="20"/>
+                <w:szCs w:val="20"/>
+              </w:rPr>
+            </w:r>
+          </w:p>
+        </w:tc>
+        <w:tc>
+          <w:tcPr>
+            <w:tcW w:w="2358" w:type="dxa"/>
             <w:tcBorders/>
             <w:shd w:color="auto" w:fill="auto" w:val="clear"/>
             <w:vAlign w:val="center"/>
@@ -6473,7 +6497,7 @@
         <w:trPr/>
         <w:tc>
           <w:tcPr>
-            <w:tcW w:w="2164" w:type="dxa"/>
+            <w:tcW w:w="2163" w:type="dxa"/>
             <w:tcBorders/>
             <w:shd w:color="auto" w:fill="auto" w:val="clear"/>
             <w:vAlign w:val="center"/>
@@ -6499,7 +6523,7 @@
         </w:tc>
         <w:tc>
           <w:tcPr>
-            <w:tcW w:w="2357" w:type="dxa"/>
+            <w:tcW w:w="2358" w:type="dxa"/>
             <w:tcBorders/>
             <w:shd w:color="auto" w:fill="auto" w:val="clear"/>
             <w:vAlign w:val="center"/>
@@ -6609,30 +6633,30 @@
         <w:trPr/>
         <w:tc>
           <w:tcPr>
-            <w:tcW w:w="2164" w:type="dxa"/>
-            <w:tcBorders/>
-            <w:shd w:color="auto" w:fill="auto" w:val="clear"/>
-            <w:vAlign w:val="center"/>
-          </w:tcPr>
-          <w:p>
-            <w:pPr>
-              <w:pStyle w:val="TableContents"/>
-              <w:rPr>
-                <w:sz w:val="20"/>
-                <w:szCs w:val="20"/>
-              </w:rPr>
-            </w:pPr>
-            <w:r>
-              <w:rPr>
-                <w:sz w:val="20"/>
-                <w:szCs w:val="20"/>
-              </w:rPr>
-            </w:r>
-          </w:p>
-        </w:tc>
-        <w:tc>
-          <w:tcPr>
-            <w:tcW w:w="2357" w:type="dxa"/>
+            <w:tcW w:w="2163" w:type="dxa"/>
+            <w:tcBorders/>
+            <w:shd w:color="auto" w:fill="auto" w:val="clear"/>
+            <w:vAlign w:val="center"/>
+          </w:tcPr>
+          <w:p>
+            <w:pPr>
+              <w:pStyle w:val="TableContents"/>
+              <w:rPr>
+                <w:sz w:val="20"/>
+                <w:szCs w:val="20"/>
+              </w:rPr>
+            </w:pPr>
+            <w:r>
+              <w:rPr>
+                <w:sz w:val="20"/>
+                <w:szCs w:val="20"/>
+              </w:rPr>
+            </w:r>
+          </w:p>
+        </w:tc>
+        <w:tc>
+          <w:tcPr>
+            <w:tcW w:w="2358" w:type="dxa"/>
             <w:tcBorders/>
             <w:shd w:color="auto" w:fill="auto" w:val="clear"/>
             <w:vAlign w:val="center"/>
@@ -6732,30 +6756,30 @@
         <w:trPr/>
         <w:tc>
           <w:tcPr>
-            <w:tcW w:w="2164" w:type="dxa"/>
-            <w:tcBorders/>
-            <w:shd w:color="auto" w:fill="auto" w:val="clear"/>
-            <w:vAlign w:val="center"/>
-          </w:tcPr>
-          <w:p>
-            <w:pPr>
-              <w:pStyle w:val="TableContents"/>
-              <w:rPr>
-                <w:sz w:val="20"/>
-                <w:szCs w:val="20"/>
-              </w:rPr>
-            </w:pPr>
-            <w:r>
-              <w:rPr>
-                <w:sz w:val="20"/>
-                <w:szCs w:val="20"/>
-              </w:rPr>
-            </w:r>
-          </w:p>
-        </w:tc>
-        <w:tc>
-          <w:tcPr>
-            <w:tcW w:w="2357" w:type="dxa"/>
+            <w:tcW w:w="2163" w:type="dxa"/>
+            <w:tcBorders/>
+            <w:shd w:color="auto" w:fill="auto" w:val="clear"/>
+            <w:vAlign w:val="center"/>
+          </w:tcPr>
+          <w:p>
+            <w:pPr>
+              <w:pStyle w:val="TableContents"/>
+              <w:rPr>
+                <w:sz w:val="20"/>
+                <w:szCs w:val="20"/>
+              </w:rPr>
+            </w:pPr>
+            <w:r>
+              <w:rPr>
+                <w:sz w:val="20"/>
+                <w:szCs w:val="20"/>
+              </w:rPr>
+            </w:r>
+          </w:p>
+        </w:tc>
+        <w:tc>
+          <w:tcPr>
+            <w:tcW w:w="2358" w:type="dxa"/>
             <w:tcBorders/>
             <w:shd w:color="auto" w:fill="auto" w:val="clear"/>
             <w:vAlign w:val="center"/>
@@ -6856,30 +6880,30 @@
         <w:trPr/>
         <w:tc>
           <w:tcPr>
-            <w:tcW w:w="2164" w:type="dxa"/>
-            <w:tcBorders/>
-            <w:shd w:color="auto" w:fill="auto" w:val="clear"/>
-            <w:vAlign w:val="center"/>
-          </w:tcPr>
-          <w:p>
-            <w:pPr>
-              <w:pStyle w:val="TableContents"/>
-              <w:rPr>
-                <w:sz w:val="20"/>
-                <w:szCs w:val="20"/>
-              </w:rPr>
-            </w:pPr>
-            <w:r>
-              <w:rPr>
-                <w:sz w:val="20"/>
-                <w:szCs w:val="20"/>
-              </w:rPr>
-            </w:r>
-          </w:p>
-        </w:tc>
-        <w:tc>
-          <w:tcPr>
-            <w:tcW w:w="2357" w:type="dxa"/>
+            <w:tcW w:w="2163" w:type="dxa"/>
+            <w:tcBorders/>
+            <w:shd w:color="auto" w:fill="auto" w:val="clear"/>
+            <w:vAlign w:val="center"/>
+          </w:tcPr>
+          <w:p>
+            <w:pPr>
+              <w:pStyle w:val="TableContents"/>
+              <w:rPr>
+                <w:sz w:val="20"/>
+                <w:szCs w:val="20"/>
+              </w:rPr>
+            </w:pPr>
+            <w:r>
+              <w:rPr>
+                <w:sz w:val="20"/>
+                <w:szCs w:val="20"/>
+              </w:rPr>
+            </w:r>
+          </w:p>
+        </w:tc>
+        <w:tc>
+          <w:tcPr>
+            <w:tcW w:w="2358" w:type="dxa"/>
             <w:tcBorders/>
             <w:shd w:color="auto" w:fill="auto" w:val="clear"/>
             <w:vAlign w:val="center"/>
@@ -6979,30 +7003,30 @@
         <w:trPr/>
         <w:tc>
           <w:tcPr>
-            <w:tcW w:w="2164" w:type="dxa"/>
-            <w:tcBorders/>
-            <w:shd w:color="auto" w:fill="auto" w:val="clear"/>
-            <w:vAlign w:val="center"/>
-          </w:tcPr>
-          <w:p>
-            <w:pPr>
-              <w:pStyle w:val="TableContents"/>
-              <w:rPr>
-                <w:sz w:val="20"/>
-                <w:szCs w:val="20"/>
-              </w:rPr>
-            </w:pPr>
-            <w:r>
-              <w:rPr>
-                <w:sz w:val="20"/>
-                <w:szCs w:val="20"/>
-              </w:rPr>
-            </w:r>
-          </w:p>
-        </w:tc>
-        <w:tc>
-          <w:tcPr>
-            <w:tcW w:w="2357" w:type="dxa"/>
+            <w:tcW w:w="2163" w:type="dxa"/>
+            <w:tcBorders/>
+            <w:shd w:color="auto" w:fill="auto" w:val="clear"/>
+            <w:vAlign w:val="center"/>
+          </w:tcPr>
+          <w:p>
+            <w:pPr>
+              <w:pStyle w:val="TableContents"/>
+              <w:rPr>
+                <w:sz w:val="20"/>
+                <w:szCs w:val="20"/>
+              </w:rPr>
+            </w:pPr>
+            <w:r>
+              <w:rPr>
+                <w:sz w:val="20"/>
+                <w:szCs w:val="20"/>
+              </w:rPr>
+            </w:r>
+          </w:p>
+        </w:tc>
+        <w:tc>
+          <w:tcPr>
+            <w:tcW w:w="2358" w:type="dxa"/>
             <w:tcBorders/>
             <w:shd w:color="auto" w:fill="auto" w:val="clear"/>
             <w:vAlign w:val="center"/>
@@ -7101,30 +7125,30 @@
         <w:trPr/>
         <w:tc>
           <w:tcPr>
-            <w:tcW w:w="2164" w:type="dxa"/>
-            <w:tcBorders/>
-            <w:shd w:color="auto" w:fill="auto" w:val="clear"/>
-            <w:vAlign w:val="center"/>
-          </w:tcPr>
-          <w:p>
-            <w:pPr>
-              <w:pStyle w:val="TableContents"/>
-              <w:rPr>
-                <w:sz w:val="20"/>
-                <w:szCs w:val="20"/>
-              </w:rPr>
-            </w:pPr>
-            <w:r>
-              <w:rPr>
-                <w:sz w:val="20"/>
-                <w:szCs w:val="20"/>
-              </w:rPr>
-            </w:r>
-          </w:p>
-        </w:tc>
-        <w:tc>
-          <w:tcPr>
-            <w:tcW w:w="2357" w:type="dxa"/>
+            <w:tcW w:w="2163" w:type="dxa"/>
+            <w:tcBorders/>
+            <w:shd w:color="auto" w:fill="auto" w:val="clear"/>
+            <w:vAlign w:val="center"/>
+          </w:tcPr>
+          <w:p>
+            <w:pPr>
+              <w:pStyle w:val="TableContents"/>
+              <w:rPr>
+                <w:sz w:val="20"/>
+                <w:szCs w:val="20"/>
+              </w:rPr>
+            </w:pPr>
+            <w:r>
+              <w:rPr>
+                <w:sz w:val="20"/>
+                <w:szCs w:val="20"/>
+              </w:rPr>
+            </w:r>
+          </w:p>
+        </w:tc>
+        <w:tc>
+          <w:tcPr>
+            <w:tcW w:w="2358" w:type="dxa"/>
             <w:tcBorders/>
             <w:shd w:color="auto" w:fill="auto" w:val="clear"/>
             <w:vAlign w:val="center"/>
@@ -7224,30 +7248,30 @@
         <w:trPr/>
         <w:tc>
           <w:tcPr>
-            <w:tcW w:w="2164" w:type="dxa"/>
-            <w:tcBorders/>
-            <w:shd w:color="auto" w:fill="auto" w:val="clear"/>
-            <w:vAlign w:val="center"/>
-          </w:tcPr>
-          <w:p>
-            <w:pPr>
-              <w:pStyle w:val="TableContents"/>
-              <w:rPr>
-                <w:sz w:val="20"/>
-                <w:szCs w:val="20"/>
-              </w:rPr>
-            </w:pPr>
-            <w:r>
-              <w:rPr>
-                <w:sz w:val="20"/>
-                <w:szCs w:val="20"/>
-              </w:rPr>
-            </w:r>
-          </w:p>
-        </w:tc>
-        <w:tc>
-          <w:tcPr>
-            <w:tcW w:w="2357" w:type="dxa"/>
+            <w:tcW w:w="2163" w:type="dxa"/>
+            <w:tcBorders/>
+            <w:shd w:color="auto" w:fill="auto" w:val="clear"/>
+            <w:vAlign w:val="center"/>
+          </w:tcPr>
+          <w:p>
+            <w:pPr>
+              <w:pStyle w:val="TableContents"/>
+              <w:rPr>
+                <w:sz w:val="20"/>
+                <w:szCs w:val="20"/>
+              </w:rPr>
+            </w:pPr>
+            <w:r>
+              <w:rPr>
+                <w:sz w:val="20"/>
+                <w:szCs w:val="20"/>
+              </w:rPr>
+            </w:r>
+          </w:p>
+        </w:tc>
+        <w:tc>
+          <w:tcPr>
+            <w:tcW w:w="2358" w:type="dxa"/>
             <w:tcBorders/>
             <w:shd w:color="auto" w:fill="auto" w:val="clear"/>
             <w:vAlign w:val="center"/>
@@ -7346,30 +7370,30 @@
         <w:trPr/>
         <w:tc>
           <w:tcPr>
-            <w:tcW w:w="2164" w:type="dxa"/>
-            <w:tcBorders/>
-            <w:shd w:color="auto" w:fill="auto" w:val="clear"/>
-            <w:vAlign w:val="center"/>
-          </w:tcPr>
-          <w:p>
-            <w:pPr>
-              <w:pStyle w:val="TableContents"/>
-              <w:rPr>
-                <w:sz w:val="20"/>
-                <w:szCs w:val="20"/>
-              </w:rPr>
-            </w:pPr>
-            <w:r>
-              <w:rPr>
-                <w:sz w:val="20"/>
-                <w:szCs w:val="20"/>
-              </w:rPr>
-            </w:r>
-          </w:p>
-        </w:tc>
-        <w:tc>
-          <w:tcPr>
-            <w:tcW w:w="2357" w:type="dxa"/>
+            <w:tcW w:w="2163" w:type="dxa"/>
+            <w:tcBorders/>
+            <w:shd w:color="auto" w:fill="auto" w:val="clear"/>
+            <w:vAlign w:val="center"/>
+          </w:tcPr>
+          <w:p>
+            <w:pPr>
+              <w:pStyle w:val="TableContents"/>
+              <w:rPr>
+                <w:sz w:val="20"/>
+                <w:szCs w:val="20"/>
+              </w:rPr>
+            </w:pPr>
+            <w:r>
+              <w:rPr>
+                <w:sz w:val="20"/>
+                <w:szCs w:val="20"/>
+              </w:rPr>
+            </w:r>
+          </w:p>
+        </w:tc>
+        <w:tc>
+          <w:tcPr>
+            <w:tcW w:w="2358" w:type="dxa"/>
             <w:tcBorders/>
             <w:shd w:color="auto" w:fill="auto" w:val="clear"/>
             <w:vAlign w:val="center"/>
@@ -7499,30 +7523,30 @@
         <w:trPr/>
         <w:tc>
           <w:tcPr>
-            <w:tcW w:w="2164" w:type="dxa"/>
-            <w:tcBorders/>
-            <w:shd w:color="auto" w:fill="auto" w:val="clear"/>
-            <w:vAlign w:val="center"/>
-          </w:tcPr>
-          <w:p>
-            <w:pPr>
-              <w:pStyle w:val="TableContents"/>
-              <w:rPr>
-                <w:sz w:val="20"/>
-                <w:szCs w:val="20"/>
-              </w:rPr>
-            </w:pPr>
-            <w:r>
-              <w:rPr>
-                <w:sz w:val="20"/>
-                <w:szCs w:val="20"/>
-              </w:rPr>
-            </w:r>
-          </w:p>
-        </w:tc>
-        <w:tc>
-          <w:tcPr>
-            <w:tcW w:w="2357" w:type="dxa"/>
+            <w:tcW w:w="2163" w:type="dxa"/>
+            <w:tcBorders/>
+            <w:shd w:color="auto" w:fill="auto" w:val="clear"/>
+            <w:vAlign w:val="center"/>
+          </w:tcPr>
+          <w:p>
+            <w:pPr>
+              <w:pStyle w:val="TableContents"/>
+              <w:rPr>
+                <w:sz w:val="20"/>
+                <w:szCs w:val="20"/>
+              </w:rPr>
+            </w:pPr>
+            <w:r>
+              <w:rPr>
+                <w:sz w:val="20"/>
+                <w:szCs w:val="20"/>
+              </w:rPr>
+            </w:r>
+          </w:p>
+        </w:tc>
+        <w:tc>
+          <w:tcPr>
+            <w:tcW w:w="2358" w:type="dxa"/>
             <w:tcBorders/>
             <w:shd w:color="auto" w:fill="auto" w:val="clear"/>
             <w:vAlign w:val="center"/>
@@ -7638,30 +7662,30 @@
         <w:trPr/>
         <w:tc>
           <w:tcPr>
-            <w:tcW w:w="2164" w:type="dxa"/>
-            <w:tcBorders/>
-            <w:shd w:color="auto" w:fill="auto" w:val="clear"/>
-            <w:vAlign w:val="center"/>
-          </w:tcPr>
-          <w:p>
-            <w:pPr>
-              <w:pStyle w:val="TableContents"/>
-              <w:rPr>
-                <w:sz w:val="20"/>
-                <w:szCs w:val="20"/>
-              </w:rPr>
-            </w:pPr>
-            <w:r>
-              <w:rPr>
-                <w:sz w:val="20"/>
-                <w:szCs w:val="20"/>
-              </w:rPr>
-            </w:r>
-          </w:p>
-        </w:tc>
-        <w:tc>
-          <w:tcPr>
-            <w:tcW w:w="2357" w:type="dxa"/>
+            <w:tcW w:w="2163" w:type="dxa"/>
+            <w:tcBorders/>
+            <w:shd w:color="auto" w:fill="auto" w:val="clear"/>
+            <w:vAlign w:val="center"/>
+          </w:tcPr>
+          <w:p>
+            <w:pPr>
+              <w:pStyle w:val="TableContents"/>
+              <w:rPr>
+                <w:sz w:val="20"/>
+                <w:szCs w:val="20"/>
+              </w:rPr>
+            </w:pPr>
+            <w:r>
+              <w:rPr>
+                <w:sz w:val="20"/>
+                <w:szCs w:val="20"/>
+              </w:rPr>
+            </w:r>
+          </w:p>
+        </w:tc>
+        <w:tc>
+          <w:tcPr>
+            <w:tcW w:w="2358" w:type="dxa"/>
             <w:tcBorders/>
             <w:shd w:color="auto" w:fill="auto" w:val="clear"/>
             <w:vAlign w:val="center"/>
@@ -7759,30 +7783,30 @@
         <w:trPr/>
         <w:tc>
           <w:tcPr>
-            <w:tcW w:w="2164" w:type="dxa"/>
-            <w:tcBorders/>
-            <w:shd w:color="auto" w:fill="auto" w:val="clear"/>
-            <w:vAlign w:val="center"/>
-          </w:tcPr>
-          <w:p>
-            <w:pPr>
-              <w:pStyle w:val="TableContents"/>
-              <w:rPr>
-                <w:sz w:val="20"/>
-                <w:szCs w:val="20"/>
-              </w:rPr>
-            </w:pPr>
-            <w:r>
-              <w:rPr>
-                <w:sz w:val="20"/>
-                <w:szCs w:val="20"/>
-              </w:rPr>
-            </w:r>
-          </w:p>
-        </w:tc>
-        <w:tc>
-          <w:tcPr>
-            <w:tcW w:w="2357" w:type="dxa"/>
+            <w:tcW w:w="2163" w:type="dxa"/>
+            <w:tcBorders/>
+            <w:shd w:color="auto" w:fill="auto" w:val="clear"/>
+            <w:vAlign w:val="center"/>
+          </w:tcPr>
+          <w:p>
+            <w:pPr>
+              <w:pStyle w:val="TableContents"/>
+              <w:rPr>
+                <w:sz w:val="20"/>
+                <w:szCs w:val="20"/>
+              </w:rPr>
+            </w:pPr>
+            <w:r>
+              <w:rPr>
+                <w:sz w:val="20"/>
+                <w:szCs w:val="20"/>
+              </w:rPr>
+            </w:r>
+          </w:p>
+        </w:tc>
+        <w:tc>
+          <w:tcPr>
+            <w:tcW w:w="2358" w:type="dxa"/>
             <w:tcBorders/>
             <w:shd w:color="auto" w:fill="auto" w:val="clear"/>
             <w:vAlign w:val="center"/>
@@ -7883,30 +7907,30 @@
         <w:trPr/>
         <w:tc>
           <w:tcPr>
-            <w:tcW w:w="2164" w:type="dxa"/>
-            <w:tcBorders/>
-            <w:shd w:color="auto" w:fill="auto" w:val="clear"/>
-            <w:vAlign w:val="center"/>
-          </w:tcPr>
-          <w:p>
-            <w:pPr>
-              <w:pStyle w:val="TableContents"/>
-              <w:rPr>
-                <w:sz w:val="20"/>
-                <w:szCs w:val="20"/>
-              </w:rPr>
-            </w:pPr>
-            <w:r>
-              <w:rPr>
-                <w:sz w:val="20"/>
-                <w:szCs w:val="20"/>
-              </w:rPr>
-            </w:r>
-          </w:p>
-        </w:tc>
-        <w:tc>
-          <w:tcPr>
-            <w:tcW w:w="2357" w:type="dxa"/>
+            <w:tcW w:w="2163" w:type="dxa"/>
+            <w:tcBorders/>
+            <w:shd w:color="auto" w:fill="auto" w:val="clear"/>
+            <w:vAlign w:val="center"/>
+          </w:tcPr>
+          <w:p>
+            <w:pPr>
+              <w:pStyle w:val="TableContents"/>
+              <w:rPr>
+                <w:sz w:val="20"/>
+                <w:szCs w:val="20"/>
+              </w:rPr>
+            </w:pPr>
+            <w:r>
+              <w:rPr>
+                <w:sz w:val="20"/>
+                <w:szCs w:val="20"/>
+              </w:rPr>
+            </w:r>
+          </w:p>
+        </w:tc>
+        <w:tc>
+          <w:tcPr>
+            <w:tcW w:w="2358" w:type="dxa"/>
             <w:tcBorders/>
             <w:shd w:color="auto" w:fill="auto" w:val="clear"/>
             <w:vAlign w:val="center"/>
@@ -8043,30 +8067,30 @@
         <w:trPr/>
         <w:tc>
           <w:tcPr>
-            <w:tcW w:w="2164" w:type="dxa"/>
-            <w:tcBorders/>
-            <w:shd w:color="auto" w:fill="auto" w:val="clear"/>
-            <w:vAlign w:val="center"/>
-          </w:tcPr>
-          <w:p>
-            <w:pPr>
-              <w:pStyle w:val="TableContents"/>
-              <w:rPr>
-                <w:sz w:val="20"/>
-                <w:szCs w:val="20"/>
-              </w:rPr>
-            </w:pPr>
-            <w:r>
-              <w:rPr>
-                <w:sz w:val="20"/>
-                <w:szCs w:val="20"/>
-              </w:rPr>
-            </w:r>
-          </w:p>
-        </w:tc>
-        <w:tc>
-          <w:tcPr>
-            <w:tcW w:w="2357" w:type="dxa"/>
+            <w:tcW w:w="2163" w:type="dxa"/>
+            <w:tcBorders/>
+            <w:shd w:color="auto" w:fill="auto" w:val="clear"/>
+            <w:vAlign w:val="center"/>
+          </w:tcPr>
+          <w:p>
+            <w:pPr>
+              <w:pStyle w:val="TableContents"/>
+              <w:rPr>
+                <w:sz w:val="20"/>
+                <w:szCs w:val="20"/>
+              </w:rPr>
+            </w:pPr>
+            <w:r>
+              <w:rPr>
+                <w:sz w:val="20"/>
+                <w:szCs w:val="20"/>
+              </w:rPr>
+            </w:r>
+          </w:p>
+        </w:tc>
+        <w:tc>
+          <w:tcPr>
+            <w:tcW w:w="2358" w:type="dxa"/>
             <w:tcBorders/>
             <w:shd w:color="auto" w:fill="auto" w:val="clear"/>
             <w:vAlign w:val="center"/>
@@ -8167,30 +8191,30 @@
         <w:trPr/>
         <w:tc>
           <w:tcPr>
-            <w:tcW w:w="2164" w:type="dxa"/>
-            <w:tcBorders/>
-            <w:shd w:color="auto" w:fill="auto" w:val="clear"/>
-            <w:vAlign w:val="center"/>
-          </w:tcPr>
-          <w:p>
-            <w:pPr>
-              <w:pStyle w:val="TableContents"/>
-              <w:rPr>
-                <w:sz w:val="20"/>
-                <w:szCs w:val="20"/>
-              </w:rPr>
-            </w:pPr>
-            <w:r>
-              <w:rPr>
-                <w:sz w:val="20"/>
-                <w:szCs w:val="20"/>
-              </w:rPr>
-            </w:r>
-          </w:p>
-        </w:tc>
-        <w:tc>
-          <w:tcPr>
-            <w:tcW w:w="2357" w:type="dxa"/>
+            <w:tcW w:w="2163" w:type="dxa"/>
+            <w:tcBorders/>
+            <w:shd w:color="auto" w:fill="auto" w:val="clear"/>
+            <w:vAlign w:val="center"/>
+          </w:tcPr>
+          <w:p>
+            <w:pPr>
+              <w:pStyle w:val="TableContents"/>
+              <w:rPr>
+                <w:sz w:val="20"/>
+                <w:szCs w:val="20"/>
+              </w:rPr>
+            </w:pPr>
+            <w:r>
+              <w:rPr>
+                <w:sz w:val="20"/>
+                <w:szCs w:val="20"/>
+              </w:rPr>
+            </w:r>
+          </w:p>
+        </w:tc>
+        <w:tc>
+          <w:tcPr>
+            <w:tcW w:w="2358" w:type="dxa"/>
             <w:tcBorders/>
             <w:shd w:color="auto" w:fill="auto" w:val="clear"/>
             <w:vAlign w:val="center"/>
@@ -8290,30 +8314,30 @@
         <w:trPr/>
         <w:tc>
           <w:tcPr>
-            <w:tcW w:w="2164" w:type="dxa"/>
-            <w:tcBorders/>
-            <w:shd w:color="auto" w:fill="auto" w:val="clear"/>
-            <w:vAlign w:val="center"/>
-          </w:tcPr>
-          <w:p>
-            <w:pPr>
-              <w:pStyle w:val="TableContents"/>
-              <w:rPr>
-                <w:sz w:val="20"/>
-                <w:szCs w:val="20"/>
-              </w:rPr>
-            </w:pPr>
-            <w:r>
-              <w:rPr>
-                <w:sz w:val="20"/>
-                <w:szCs w:val="20"/>
-              </w:rPr>
-            </w:r>
-          </w:p>
-        </w:tc>
-        <w:tc>
-          <w:tcPr>
-            <w:tcW w:w="2357" w:type="dxa"/>
+            <w:tcW w:w="2163" w:type="dxa"/>
+            <w:tcBorders/>
+            <w:shd w:color="auto" w:fill="auto" w:val="clear"/>
+            <w:vAlign w:val="center"/>
+          </w:tcPr>
+          <w:p>
+            <w:pPr>
+              <w:pStyle w:val="TableContents"/>
+              <w:rPr>
+                <w:sz w:val="20"/>
+                <w:szCs w:val="20"/>
+              </w:rPr>
+            </w:pPr>
+            <w:r>
+              <w:rPr>
+                <w:sz w:val="20"/>
+                <w:szCs w:val="20"/>
+              </w:rPr>
+            </w:r>
+          </w:p>
+        </w:tc>
+        <w:tc>
+          <w:tcPr>
+            <w:tcW w:w="2358" w:type="dxa"/>
             <w:tcBorders/>
             <w:shd w:color="auto" w:fill="auto" w:val="clear"/>
             <w:vAlign w:val="center"/>
@@ -8414,30 +8438,30 @@
         <w:trPr/>
         <w:tc>
           <w:tcPr>
-            <w:tcW w:w="2164" w:type="dxa"/>
-            <w:tcBorders/>
-            <w:shd w:color="auto" w:fill="auto" w:val="clear"/>
-            <w:vAlign w:val="center"/>
-          </w:tcPr>
-          <w:p>
-            <w:pPr>
-              <w:pStyle w:val="TableContents"/>
-              <w:rPr>
-                <w:sz w:val="20"/>
-                <w:szCs w:val="20"/>
-              </w:rPr>
-            </w:pPr>
-            <w:r>
-              <w:rPr>
-                <w:sz w:val="20"/>
-                <w:szCs w:val="20"/>
-              </w:rPr>
-            </w:r>
-          </w:p>
-        </w:tc>
-        <w:tc>
-          <w:tcPr>
-            <w:tcW w:w="2357" w:type="dxa"/>
+            <w:tcW w:w="2163" w:type="dxa"/>
+            <w:tcBorders/>
+            <w:shd w:color="auto" w:fill="auto" w:val="clear"/>
+            <w:vAlign w:val="center"/>
+          </w:tcPr>
+          <w:p>
+            <w:pPr>
+              <w:pStyle w:val="TableContents"/>
+              <w:rPr>
+                <w:sz w:val="20"/>
+                <w:szCs w:val="20"/>
+              </w:rPr>
+            </w:pPr>
+            <w:r>
+              <w:rPr>
+                <w:sz w:val="20"/>
+                <w:szCs w:val="20"/>
+              </w:rPr>
+            </w:r>
+          </w:p>
+        </w:tc>
+        <w:tc>
+          <w:tcPr>
+            <w:tcW w:w="2358" w:type="dxa"/>
             <w:tcBorders/>
             <w:shd w:color="auto" w:fill="auto" w:val="clear"/>
             <w:vAlign w:val="center"/>
@@ -8537,7 +8561,7 @@
         <w:trPr/>
         <w:tc>
           <w:tcPr>
-            <w:tcW w:w="2164" w:type="dxa"/>
+            <w:tcW w:w="2163" w:type="dxa"/>
             <w:tcBorders/>
             <w:shd w:color="auto" w:fill="auto" w:val="clear"/>
             <w:vAlign w:val="center"/>
@@ -8578,7 +8602,7 @@
         </w:tc>
         <w:tc>
           <w:tcPr>
-            <w:tcW w:w="2357" w:type="dxa"/>
+            <w:tcW w:w="2358" w:type="dxa"/>
             <w:tcBorders/>
             <w:shd w:color="auto" w:fill="auto" w:val="clear"/>
             <w:vAlign w:val="center"/>
@@ -8679,30 +8703,30 @@
         <w:trPr/>
         <w:tc>
           <w:tcPr>
-            <w:tcW w:w="2164" w:type="dxa"/>
-            <w:tcBorders/>
-            <w:shd w:color="auto" w:fill="auto" w:val="clear"/>
-            <w:vAlign w:val="center"/>
-          </w:tcPr>
-          <w:p>
-            <w:pPr>
-              <w:pStyle w:val="TableContents"/>
-              <w:rPr>
-                <w:sz w:val="20"/>
-                <w:szCs w:val="20"/>
-              </w:rPr>
-            </w:pPr>
-            <w:r>
-              <w:rPr>
-                <w:sz w:val="20"/>
-                <w:szCs w:val="20"/>
-              </w:rPr>
-            </w:r>
-          </w:p>
-        </w:tc>
-        <w:tc>
-          <w:tcPr>
-            <w:tcW w:w="2357" w:type="dxa"/>
+            <w:tcW w:w="2163" w:type="dxa"/>
+            <w:tcBorders/>
+            <w:shd w:color="auto" w:fill="auto" w:val="clear"/>
+            <w:vAlign w:val="center"/>
+          </w:tcPr>
+          <w:p>
+            <w:pPr>
+              <w:pStyle w:val="TableContents"/>
+              <w:rPr>
+                <w:sz w:val="20"/>
+                <w:szCs w:val="20"/>
+              </w:rPr>
+            </w:pPr>
+            <w:r>
+              <w:rPr>
+                <w:sz w:val="20"/>
+                <w:szCs w:val="20"/>
+              </w:rPr>
+            </w:r>
+          </w:p>
+        </w:tc>
+        <w:tc>
+          <w:tcPr>
+            <w:tcW w:w="2358" w:type="dxa"/>
             <w:tcBorders/>
             <w:shd w:color="auto" w:fill="auto" w:val="clear"/>
             <w:vAlign w:val="center"/>
@@ -8847,30 +8871,30 @@
         <w:trPr/>
         <w:tc>
           <w:tcPr>
-            <w:tcW w:w="2164" w:type="dxa"/>
-            <w:tcBorders/>
-            <w:shd w:color="auto" w:fill="auto" w:val="clear"/>
-            <w:vAlign w:val="center"/>
-          </w:tcPr>
-          <w:p>
-            <w:pPr>
-              <w:pStyle w:val="TableContents"/>
-              <w:rPr>
-                <w:sz w:val="20"/>
-                <w:szCs w:val="20"/>
-              </w:rPr>
-            </w:pPr>
-            <w:r>
-              <w:rPr>
-                <w:sz w:val="20"/>
-                <w:szCs w:val="20"/>
-              </w:rPr>
-            </w:r>
-          </w:p>
-        </w:tc>
-        <w:tc>
-          <w:tcPr>
-            <w:tcW w:w="2357" w:type="dxa"/>
+            <w:tcW w:w="2163" w:type="dxa"/>
+            <w:tcBorders/>
+            <w:shd w:color="auto" w:fill="auto" w:val="clear"/>
+            <w:vAlign w:val="center"/>
+          </w:tcPr>
+          <w:p>
+            <w:pPr>
+              <w:pStyle w:val="TableContents"/>
+              <w:rPr>
+                <w:sz w:val="20"/>
+                <w:szCs w:val="20"/>
+              </w:rPr>
+            </w:pPr>
+            <w:r>
+              <w:rPr>
+                <w:sz w:val="20"/>
+                <w:szCs w:val="20"/>
+              </w:rPr>
+            </w:r>
+          </w:p>
+        </w:tc>
+        <w:tc>
+          <w:tcPr>
+            <w:tcW w:w="2358" w:type="dxa"/>
             <w:tcBorders/>
             <w:shd w:color="auto" w:fill="auto" w:val="clear"/>
             <w:vAlign w:val="center"/>
@@ -8971,30 +8995,30 @@
         <w:trPr/>
         <w:tc>
           <w:tcPr>
-            <w:tcW w:w="2164" w:type="dxa"/>
-            <w:tcBorders/>
-            <w:shd w:color="auto" w:fill="auto" w:val="clear"/>
-            <w:vAlign w:val="center"/>
-          </w:tcPr>
-          <w:p>
-            <w:pPr>
-              <w:pStyle w:val="TableContents"/>
-              <w:rPr>
-                <w:sz w:val="20"/>
-                <w:szCs w:val="20"/>
-              </w:rPr>
-            </w:pPr>
-            <w:r>
-              <w:rPr>
-                <w:sz w:val="20"/>
-                <w:szCs w:val="20"/>
-              </w:rPr>
-            </w:r>
-          </w:p>
-        </w:tc>
-        <w:tc>
-          <w:tcPr>
-            <w:tcW w:w="2357" w:type="dxa"/>
+            <w:tcW w:w="2163" w:type="dxa"/>
+            <w:tcBorders/>
+            <w:shd w:color="auto" w:fill="auto" w:val="clear"/>
+            <w:vAlign w:val="center"/>
+          </w:tcPr>
+          <w:p>
+            <w:pPr>
+              <w:pStyle w:val="TableContents"/>
+              <w:rPr>
+                <w:sz w:val="20"/>
+                <w:szCs w:val="20"/>
+              </w:rPr>
+            </w:pPr>
+            <w:r>
+              <w:rPr>
+                <w:sz w:val="20"/>
+                <w:szCs w:val="20"/>
+              </w:rPr>
+            </w:r>
+          </w:p>
+        </w:tc>
+        <w:tc>
+          <w:tcPr>
+            <w:tcW w:w="2358" w:type="dxa"/>
             <w:tcBorders/>
             <w:shd w:color="auto" w:fill="auto" w:val="clear"/>
             <w:vAlign w:val="center"/>
@@ -9094,30 +9118,30 @@
         <w:trPr/>
         <w:tc>
           <w:tcPr>
-            <w:tcW w:w="2164" w:type="dxa"/>
-            <w:tcBorders/>
-            <w:shd w:color="auto" w:fill="auto" w:val="clear"/>
-            <w:vAlign w:val="center"/>
-          </w:tcPr>
-          <w:p>
-            <w:pPr>
-              <w:pStyle w:val="TableContents"/>
-              <w:rPr>
-                <w:sz w:val="20"/>
-                <w:szCs w:val="20"/>
-              </w:rPr>
-            </w:pPr>
-            <w:r>
-              <w:rPr>
-                <w:sz w:val="20"/>
-                <w:szCs w:val="20"/>
-              </w:rPr>
-            </w:r>
-          </w:p>
-        </w:tc>
-        <w:tc>
-          <w:tcPr>
-            <w:tcW w:w="2357" w:type="dxa"/>
+            <w:tcW w:w="2163" w:type="dxa"/>
+            <w:tcBorders/>
+            <w:shd w:color="auto" w:fill="auto" w:val="clear"/>
+            <w:vAlign w:val="center"/>
+          </w:tcPr>
+          <w:p>
+            <w:pPr>
+              <w:pStyle w:val="TableContents"/>
+              <w:rPr>
+                <w:sz w:val="20"/>
+                <w:szCs w:val="20"/>
+              </w:rPr>
+            </w:pPr>
+            <w:r>
+              <w:rPr>
+                <w:sz w:val="20"/>
+                <w:szCs w:val="20"/>
+              </w:rPr>
+            </w:r>
+          </w:p>
+        </w:tc>
+        <w:tc>
+          <w:tcPr>
+            <w:tcW w:w="2358" w:type="dxa"/>
             <w:tcBorders/>
             <w:shd w:color="auto" w:fill="auto" w:val="clear"/>
             <w:vAlign w:val="center"/>
@@ -9218,30 +9242,30 @@
         <w:trPr/>
         <w:tc>
           <w:tcPr>
-            <w:tcW w:w="2164" w:type="dxa"/>
-            <w:tcBorders/>
-            <w:shd w:color="auto" w:fill="auto" w:val="clear"/>
-            <w:vAlign w:val="center"/>
-          </w:tcPr>
-          <w:p>
-            <w:pPr>
-              <w:pStyle w:val="TableContents"/>
-              <w:rPr>
-                <w:sz w:val="20"/>
-                <w:szCs w:val="20"/>
-              </w:rPr>
-            </w:pPr>
-            <w:r>
-              <w:rPr>
-                <w:sz w:val="20"/>
-                <w:szCs w:val="20"/>
-              </w:rPr>
-            </w:r>
-          </w:p>
-        </w:tc>
-        <w:tc>
-          <w:tcPr>
-            <w:tcW w:w="2357" w:type="dxa"/>
+            <w:tcW w:w="2163" w:type="dxa"/>
+            <w:tcBorders/>
+            <w:shd w:color="auto" w:fill="auto" w:val="clear"/>
+            <w:vAlign w:val="center"/>
+          </w:tcPr>
+          <w:p>
+            <w:pPr>
+              <w:pStyle w:val="TableContents"/>
+              <w:rPr>
+                <w:sz w:val="20"/>
+                <w:szCs w:val="20"/>
+              </w:rPr>
+            </w:pPr>
+            <w:r>
+              <w:rPr>
+                <w:sz w:val="20"/>
+                <w:szCs w:val="20"/>
+              </w:rPr>
+            </w:r>
+          </w:p>
+        </w:tc>
+        <w:tc>
+          <w:tcPr>
+            <w:tcW w:w="2358" w:type="dxa"/>
             <w:tcBorders/>
             <w:shd w:color="auto" w:fill="auto" w:val="clear"/>
             <w:vAlign w:val="center"/>
@@ -9341,30 +9365,30 @@
         <w:trPr/>
         <w:tc>
           <w:tcPr>
-            <w:tcW w:w="2164" w:type="dxa"/>
-            <w:tcBorders/>
-            <w:shd w:color="auto" w:fill="auto" w:val="clear"/>
-            <w:vAlign w:val="center"/>
-          </w:tcPr>
-          <w:p>
-            <w:pPr>
-              <w:pStyle w:val="TableContents"/>
-              <w:rPr>
-                <w:sz w:val="20"/>
-                <w:szCs w:val="20"/>
-              </w:rPr>
-            </w:pPr>
-            <w:r>
-              <w:rPr>
-                <w:sz w:val="20"/>
-                <w:szCs w:val="20"/>
-              </w:rPr>
-            </w:r>
-          </w:p>
-        </w:tc>
-        <w:tc>
-          <w:tcPr>
-            <w:tcW w:w="2357" w:type="dxa"/>
+            <w:tcW w:w="2163" w:type="dxa"/>
+            <w:tcBorders/>
+            <w:shd w:color="auto" w:fill="auto" w:val="clear"/>
+            <w:vAlign w:val="center"/>
+          </w:tcPr>
+          <w:p>
+            <w:pPr>
+              <w:pStyle w:val="TableContents"/>
+              <w:rPr>
+                <w:sz w:val="20"/>
+                <w:szCs w:val="20"/>
+              </w:rPr>
+            </w:pPr>
+            <w:r>
+              <w:rPr>
+                <w:sz w:val="20"/>
+                <w:szCs w:val="20"/>
+              </w:rPr>
+            </w:r>
+          </w:p>
+        </w:tc>
+        <w:tc>
+          <w:tcPr>
+            <w:tcW w:w="2358" w:type="dxa"/>
             <w:tcBorders/>
             <w:shd w:color="auto" w:fill="auto" w:val="clear"/>
             <w:vAlign w:val="center"/>
@@ -9463,30 +9487,30 @@
         <w:trPr/>
         <w:tc>
           <w:tcPr>
-            <w:tcW w:w="2164" w:type="dxa"/>
-            <w:tcBorders/>
-            <w:shd w:color="auto" w:fill="auto" w:val="clear"/>
-            <w:vAlign w:val="center"/>
-          </w:tcPr>
-          <w:p>
-            <w:pPr>
-              <w:pStyle w:val="TableContents"/>
-              <w:rPr>
-                <w:sz w:val="20"/>
-                <w:szCs w:val="20"/>
-              </w:rPr>
-            </w:pPr>
-            <w:r>
-              <w:rPr>
-                <w:sz w:val="20"/>
-                <w:szCs w:val="20"/>
-              </w:rPr>
-            </w:r>
-          </w:p>
-        </w:tc>
-        <w:tc>
-          <w:tcPr>
-            <w:tcW w:w="2357" w:type="dxa"/>
+            <w:tcW w:w="2163" w:type="dxa"/>
+            <w:tcBorders/>
+            <w:shd w:color="auto" w:fill="auto" w:val="clear"/>
+            <w:vAlign w:val="center"/>
+          </w:tcPr>
+          <w:p>
+            <w:pPr>
+              <w:pStyle w:val="TableContents"/>
+              <w:rPr>
+                <w:sz w:val="20"/>
+                <w:szCs w:val="20"/>
+              </w:rPr>
+            </w:pPr>
+            <w:r>
+              <w:rPr>
+                <w:sz w:val="20"/>
+                <w:szCs w:val="20"/>
+              </w:rPr>
+            </w:r>
+          </w:p>
+        </w:tc>
+        <w:tc>
+          <w:tcPr>
+            <w:tcW w:w="2358" w:type="dxa"/>
             <w:tcBorders/>
             <w:shd w:color="auto" w:fill="auto" w:val="clear"/>
             <w:vAlign w:val="center"/>
@@ -9586,30 +9610,30 @@
         <w:trPr/>
         <w:tc>
           <w:tcPr>
-            <w:tcW w:w="2164" w:type="dxa"/>
-            <w:tcBorders/>
-            <w:shd w:color="auto" w:fill="auto" w:val="clear"/>
-            <w:vAlign w:val="center"/>
-          </w:tcPr>
-          <w:p>
-            <w:pPr>
-              <w:pStyle w:val="TableContents"/>
-              <w:rPr>
-                <w:sz w:val="20"/>
-                <w:szCs w:val="20"/>
-              </w:rPr>
-            </w:pPr>
-            <w:r>
-              <w:rPr>
-                <w:sz w:val="20"/>
-                <w:szCs w:val="20"/>
-              </w:rPr>
-            </w:r>
-          </w:p>
-        </w:tc>
-        <w:tc>
-          <w:tcPr>
-            <w:tcW w:w="2357" w:type="dxa"/>
+            <w:tcW w:w="2163" w:type="dxa"/>
+            <w:tcBorders/>
+            <w:shd w:color="auto" w:fill="auto" w:val="clear"/>
+            <w:vAlign w:val="center"/>
+          </w:tcPr>
+          <w:p>
+            <w:pPr>
+              <w:pStyle w:val="TableContents"/>
+              <w:rPr>
+                <w:sz w:val="20"/>
+                <w:szCs w:val="20"/>
+              </w:rPr>
+            </w:pPr>
+            <w:r>
+              <w:rPr>
+                <w:sz w:val="20"/>
+                <w:szCs w:val="20"/>
+              </w:rPr>
+            </w:r>
+          </w:p>
+        </w:tc>
+        <w:tc>
+          <w:tcPr>
+            <w:tcW w:w="2358" w:type="dxa"/>
             <w:tcBorders/>
             <w:shd w:color="auto" w:fill="auto" w:val="clear"/>
             <w:vAlign w:val="center"/>
@@ -9732,30 +9756,30 @@
         <w:trPr/>
         <w:tc>
           <w:tcPr>
-            <w:tcW w:w="2164" w:type="dxa"/>
-            <w:tcBorders/>
-            <w:shd w:color="auto" w:fill="auto" w:val="clear"/>
-            <w:vAlign w:val="center"/>
-          </w:tcPr>
-          <w:p>
-            <w:pPr>
-              <w:pStyle w:val="TableContents"/>
-              <w:rPr>
-                <w:sz w:val="20"/>
-                <w:szCs w:val="20"/>
-              </w:rPr>
-            </w:pPr>
-            <w:r>
-              <w:rPr>
-                <w:sz w:val="20"/>
-                <w:szCs w:val="20"/>
-              </w:rPr>
-            </w:r>
-          </w:p>
-        </w:tc>
-        <w:tc>
-          <w:tcPr>
-            <w:tcW w:w="2357" w:type="dxa"/>
+            <w:tcW w:w="2163" w:type="dxa"/>
+            <w:tcBorders/>
+            <w:shd w:color="auto" w:fill="auto" w:val="clear"/>
+            <w:vAlign w:val="center"/>
+          </w:tcPr>
+          <w:p>
+            <w:pPr>
+              <w:pStyle w:val="TableContents"/>
+              <w:rPr>
+                <w:sz w:val="20"/>
+                <w:szCs w:val="20"/>
+              </w:rPr>
+            </w:pPr>
+            <w:r>
+              <w:rPr>
+                <w:sz w:val="20"/>
+                <w:szCs w:val="20"/>
+              </w:rPr>
+            </w:r>
+          </w:p>
+        </w:tc>
+        <w:tc>
+          <w:tcPr>
+            <w:tcW w:w="2358" w:type="dxa"/>
             <w:tcBorders/>
             <w:shd w:color="auto" w:fill="auto" w:val="clear"/>
             <w:vAlign w:val="center"/>
@@ -9855,30 +9879,30 @@
         <w:trPr/>
         <w:tc>
           <w:tcPr>
-            <w:tcW w:w="2164" w:type="dxa"/>
-            <w:tcBorders/>
-            <w:shd w:color="auto" w:fill="auto" w:val="clear"/>
-            <w:vAlign w:val="center"/>
-          </w:tcPr>
-          <w:p>
-            <w:pPr>
-              <w:pStyle w:val="TableContents"/>
-              <w:rPr>
-                <w:sz w:val="20"/>
-                <w:szCs w:val="20"/>
-              </w:rPr>
-            </w:pPr>
-            <w:r>
-              <w:rPr>
-                <w:sz w:val="20"/>
-                <w:szCs w:val="20"/>
-              </w:rPr>
-            </w:r>
-          </w:p>
-        </w:tc>
-        <w:tc>
-          <w:tcPr>
-            <w:tcW w:w="2357" w:type="dxa"/>
+            <w:tcW w:w="2163" w:type="dxa"/>
+            <w:tcBorders/>
+            <w:shd w:color="auto" w:fill="auto" w:val="clear"/>
+            <w:vAlign w:val="center"/>
+          </w:tcPr>
+          <w:p>
+            <w:pPr>
+              <w:pStyle w:val="TableContents"/>
+              <w:rPr>
+                <w:sz w:val="20"/>
+                <w:szCs w:val="20"/>
+              </w:rPr>
+            </w:pPr>
+            <w:r>
+              <w:rPr>
+                <w:sz w:val="20"/>
+                <w:szCs w:val="20"/>
+              </w:rPr>
+            </w:r>
+          </w:p>
+        </w:tc>
+        <w:tc>
+          <w:tcPr>
+            <w:tcW w:w="2358" w:type="dxa"/>
             <w:tcBorders/>
             <w:shd w:color="auto" w:fill="auto" w:val="clear"/>
             <w:vAlign w:val="center"/>
@@ -9977,30 +10001,30 @@
         <w:trPr/>
         <w:tc>
           <w:tcPr>
-            <w:tcW w:w="2164" w:type="dxa"/>
-            <w:tcBorders/>
-            <w:shd w:color="auto" w:fill="auto" w:val="clear"/>
-            <w:vAlign w:val="center"/>
-          </w:tcPr>
-          <w:p>
-            <w:pPr>
-              <w:pStyle w:val="TableContents"/>
-              <w:rPr>
-                <w:sz w:val="20"/>
-                <w:szCs w:val="20"/>
-              </w:rPr>
-            </w:pPr>
-            <w:r>
-              <w:rPr>
-                <w:sz w:val="20"/>
-                <w:szCs w:val="20"/>
-              </w:rPr>
-            </w:r>
-          </w:p>
-        </w:tc>
-        <w:tc>
-          <w:tcPr>
-            <w:tcW w:w="2357" w:type="dxa"/>
+            <w:tcW w:w="2163" w:type="dxa"/>
+            <w:tcBorders/>
+            <w:shd w:color="auto" w:fill="auto" w:val="clear"/>
+            <w:vAlign w:val="center"/>
+          </w:tcPr>
+          <w:p>
+            <w:pPr>
+              <w:pStyle w:val="TableContents"/>
+              <w:rPr>
+                <w:sz w:val="20"/>
+                <w:szCs w:val="20"/>
+              </w:rPr>
+            </w:pPr>
+            <w:r>
+              <w:rPr>
+                <w:sz w:val="20"/>
+                <w:szCs w:val="20"/>
+              </w:rPr>
+            </w:r>
+          </w:p>
+        </w:tc>
+        <w:tc>
+          <w:tcPr>
+            <w:tcW w:w="2358" w:type="dxa"/>
             <w:tcBorders/>
             <w:shd w:color="auto" w:fill="auto" w:val="clear"/>
             <w:vAlign w:val="center"/>
@@ -10098,30 +10122,30 @@
         <w:trPr/>
         <w:tc>
           <w:tcPr>
-            <w:tcW w:w="2164" w:type="dxa"/>
-            <w:tcBorders/>
-            <w:shd w:color="auto" w:fill="auto" w:val="clear"/>
-            <w:vAlign w:val="center"/>
-          </w:tcPr>
-          <w:p>
-            <w:pPr>
-              <w:pStyle w:val="TableContents"/>
-              <w:rPr>
-                <w:sz w:val="20"/>
-                <w:szCs w:val="20"/>
-              </w:rPr>
-            </w:pPr>
-            <w:r>
-              <w:rPr>
-                <w:sz w:val="20"/>
-                <w:szCs w:val="20"/>
-              </w:rPr>
-            </w:r>
-          </w:p>
-        </w:tc>
-        <w:tc>
-          <w:tcPr>
-            <w:tcW w:w="2357" w:type="dxa"/>
+            <w:tcW w:w="2163" w:type="dxa"/>
+            <w:tcBorders/>
+            <w:shd w:color="auto" w:fill="auto" w:val="clear"/>
+            <w:vAlign w:val="center"/>
+          </w:tcPr>
+          <w:p>
+            <w:pPr>
+              <w:pStyle w:val="TableContents"/>
+              <w:rPr>
+                <w:sz w:val="20"/>
+                <w:szCs w:val="20"/>
+              </w:rPr>
+            </w:pPr>
+            <w:r>
+              <w:rPr>
+                <w:sz w:val="20"/>
+                <w:szCs w:val="20"/>
+              </w:rPr>
+            </w:r>
+          </w:p>
+        </w:tc>
+        <w:tc>
+          <w:tcPr>
+            <w:tcW w:w="2358" w:type="dxa"/>
             <w:tcBorders/>
             <w:shd w:color="auto" w:fill="auto" w:val="clear"/>
             <w:vAlign w:val="center"/>
@@ -10220,30 +10244,30 @@
         <w:trPr/>
         <w:tc>
           <w:tcPr>
-            <w:tcW w:w="2164" w:type="dxa"/>
-            <w:tcBorders/>
-            <w:shd w:color="auto" w:fill="auto" w:val="clear"/>
-            <w:vAlign w:val="center"/>
-          </w:tcPr>
-          <w:p>
-            <w:pPr>
-              <w:pStyle w:val="TableContents"/>
-              <w:rPr>
-                <w:sz w:val="20"/>
-                <w:szCs w:val="20"/>
-              </w:rPr>
-            </w:pPr>
-            <w:r>
-              <w:rPr>
-                <w:sz w:val="20"/>
-                <w:szCs w:val="20"/>
-              </w:rPr>
-            </w:r>
-          </w:p>
-        </w:tc>
-        <w:tc>
-          <w:tcPr>
-            <w:tcW w:w="2357" w:type="dxa"/>
+            <w:tcW w:w="2163" w:type="dxa"/>
+            <w:tcBorders/>
+            <w:shd w:color="auto" w:fill="auto" w:val="clear"/>
+            <w:vAlign w:val="center"/>
+          </w:tcPr>
+          <w:p>
+            <w:pPr>
+              <w:pStyle w:val="TableContents"/>
+              <w:rPr>
+                <w:sz w:val="20"/>
+                <w:szCs w:val="20"/>
+              </w:rPr>
+            </w:pPr>
+            <w:r>
+              <w:rPr>
+                <w:sz w:val="20"/>
+                <w:szCs w:val="20"/>
+              </w:rPr>
+            </w:r>
+          </w:p>
+        </w:tc>
+        <w:tc>
+          <w:tcPr>
+            <w:tcW w:w="2358" w:type="dxa"/>
             <w:tcBorders/>
             <w:shd w:color="auto" w:fill="auto" w:val="clear"/>
             <w:vAlign w:val="center"/>
@@ -10350,30 +10374,30 @@
         <w:trPr/>
         <w:tc>
           <w:tcPr>
-            <w:tcW w:w="2164" w:type="dxa"/>
-            <w:tcBorders/>
-            <w:shd w:color="auto" w:fill="auto" w:val="clear"/>
-            <w:vAlign w:val="center"/>
-          </w:tcPr>
-          <w:p>
-            <w:pPr>
-              <w:pStyle w:val="TableContents"/>
-              <w:rPr>
-                <w:sz w:val="20"/>
-                <w:szCs w:val="20"/>
-              </w:rPr>
-            </w:pPr>
-            <w:r>
-              <w:rPr>
-                <w:sz w:val="20"/>
-                <w:szCs w:val="20"/>
-              </w:rPr>
-            </w:r>
-          </w:p>
-        </w:tc>
-        <w:tc>
-          <w:tcPr>
-            <w:tcW w:w="2357" w:type="dxa"/>
+            <w:tcW w:w="2163" w:type="dxa"/>
+            <w:tcBorders/>
+            <w:shd w:color="auto" w:fill="auto" w:val="clear"/>
+            <w:vAlign w:val="center"/>
+          </w:tcPr>
+          <w:p>
+            <w:pPr>
+              <w:pStyle w:val="TableContents"/>
+              <w:rPr>
+                <w:sz w:val="20"/>
+                <w:szCs w:val="20"/>
+              </w:rPr>
+            </w:pPr>
+            <w:r>
+              <w:rPr>
+                <w:sz w:val="20"/>
+                <w:szCs w:val="20"/>
+              </w:rPr>
+            </w:r>
+          </w:p>
+        </w:tc>
+        <w:tc>
+          <w:tcPr>
+            <w:tcW w:w="2358" w:type="dxa"/>
             <w:tcBorders/>
             <w:shd w:color="auto" w:fill="auto" w:val="clear"/>
             <w:vAlign w:val="center"/>
@@ -10472,30 +10496,30 @@
         <w:trPr/>
         <w:tc>
           <w:tcPr>
-            <w:tcW w:w="2164" w:type="dxa"/>
-            <w:tcBorders/>
-            <w:shd w:color="auto" w:fill="auto" w:val="clear"/>
-            <w:vAlign w:val="center"/>
-          </w:tcPr>
-          <w:p>
-            <w:pPr>
-              <w:pStyle w:val="TableContents"/>
-              <w:rPr>
-                <w:sz w:val="20"/>
-                <w:szCs w:val="20"/>
-              </w:rPr>
-            </w:pPr>
-            <w:r>
-              <w:rPr>
-                <w:sz w:val="20"/>
-                <w:szCs w:val="20"/>
-              </w:rPr>
-            </w:r>
-          </w:p>
-        </w:tc>
-        <w:tc>
-          <w:tcPr>
-            <w:tcW w:w="2357" w:type="dxa"/>
+            <w:tcW w:w="2163" w:type="dxa"/>
+            <w:tcBorders/>
+            <w:shd w:color="auto" w:fill="auto" w:val="clear"/>
+            <w:vAlign w:val="center"/>
+          </w:tcPr>
+          <w:p>
+            <w:pPr>
+              <w:pStyle w:val="TableContents"/>
+              <w:rPr>
+                <w:sz w:val="20"/>
+                <w:szCs w:val="20"/>
+              </w:rPr>
+            </w:pPr>
+            <w:r>
+              <w:rPr>
+                <w:sz w:val="20"/>
+                <w:szCs w:val="20"/>
+              </w:rPr>
+            </w:r>
+          </w:p>
+        </w:tc>
+        <w:tc>
+          <w:tcPr>
+            <w:tcW w:w="2358" w:type="dxa"/>
             <w:tcBorders/>
             <w:shd w:color="auto" w:fill="auto" w:val="clear"/>
             <w:vAlign w:val="center"/>
@@ -10595,30 +10619,30 @@
         <w:trPr/>
         <w:tc>
           <w:tcPr>
-            <w:tcW w:w="2164" w:type="dxa"/>
-            <w:tcBorders/>
-            <w:shd w:color="auto" w:fill="auto" w:val="clear"/>
-            <w:vAlign w:val="center"/>
-          </w:tcPr>
-          <w:p>
-            <w:pPr>
-              <w:pStyle w:val="TableContents"/>
-              <w:rPr>
-                <w:sz w:val="20"/>
-                <w:szCs w:val="20"/>
-              </w:rPr>
-            </w:pPr>
-            <w:r>
-              <w:rPr>
-                <w:sz w:val="20"/>
-                <w:szCs w:val="20"/>
-              </w:rPr>
-            </w:r>
-          </w:p>
-        </w:tc>
-        <w:tc>
-          <w:tcPr>
-            <w:tcW w:w="2357" w:type="dxa"/>
+            <w:tcW w:w="2163" w:type="dxa"/>
+            <w:tcBorders/>
+            <w:shd w:color="auto" w:fill="auto" w:val="clear"/>
+            <w:vAlign w:val="center"/>
+          </w:tcPr>
+          <w:p>
+            <w:pPr>
+              <w:pStyle w:val="TableContents"/>
+              <w:rPr>
+                <w:sz w:val="20"/>
+                <w:szCs w:val="20"/>
+              </w:rPr>
+            </w:pPr>
+            <w:r>
+              <w:rPr>
+                <w:sz w:val="20"/>
+                <w:szCs w:val="20"/>
+              </w:rPr>
+            </w:r>
+          </w:p>
+        </w:tc>
+        <w:tc>
+          <w:tcPr>
+            <w:tcW w:w="2358" w:type="dxa"/>
             <w:tcBorders/>
             <w:shd w:color="auto" w:fill="auto" w:val="clear"/>
             <w:vAlign w:val="center"/>
@@ -10717,30 +10741,30 @@
         <w:trPr/>
         <w:tc>
           <w:tcPr>
-            <w:tcW w:w="2164" w:type="dxa"/>
-            <w:tcBorders/>
-            <w:shd w:color="auto" w:fill="auto" w:val="clear"/>
-            <w:vAlign w:val="center"/>
-          </w:tcPr>
-          <w:p>
-            <w:pPr>
-              <w:pStyle w:val="TableContents"/>
-              <w:rPr>
-                <w:sz w:val="20"/>
-                <w:szCs w:val="20"/>
-              </w:rPr>
-            </w:pPr>
-            <w:r>
-              <w:rPr>
-                <w:sz w:val="20"/>
-                <w:szCs w:val="20"/>
-              </w:rPr>
-            </w:r>
-          </w:p>
-        </w:tc>
-        <w:tc>
-          <w:tcPr>
-            <w:tcW w:w="2357" w:type="dxa"/>
+            <w:tcW w:w="2163" w:type="dxa"/>
+            <w:tcBorders/>
+            <w:shd w:color="auto" w:fill="auto" w:val="clear"/>
+            <w:vAlign w:val="center"/>
+          </w:tcPr>
+          <w:p>
+            <w:pPr>
+              <w:pStyle w:val="TableContents"/>
+              <w:rPr>
+                <w:sz w:val="20"/>
+                <w:szCs w:val="20"/>
+              </w:rPr>
+            </w:pPr>
+            <w:r>
+              <w:rPr>
+                <w:sz w:val="20"/>
+                <w:szCs w:val="20"/>
+              </w:rPr>
+            </w:r>
+          </w:p>
+        </w:tc>
+        <w:tc>
+          <w:tcPr>
+            <w:tcW w:w="2358" w:type="dxa"/>
             <w:tcBorders/>
             <w:shd w:color="auto" w:fill="auto" w:val="clear"/>
             <w:vAlign w:val="center"/>
@@ -10855,7 +10879,7 @@
         <w:trPr/>
         <w:tc>
           <w:tcPr>
-            <w:tcW w:w="2164" w:type="dxa"/>
+            <w:tcW w:w="2163" w:type="dxa"/>
             <w:tcBorders/>
             <w:shd w:color="auto" w:fill="auto" w:val="clear"/>
             <w:vAlign w:val="center"/>
@@ -10881,7 +10905,7 @@
         </w:tc>
         <w:tc>
           <w:tcPr>
-            <w:tcW w:w="2357" w:type="dxa"/>
+            <w:tcW w:w="2358" w:type="dxa"/>
             <w:tcBorders/>
             <w:shd w:color="auto" w:fill="auto" w:val="clear"/>
             <w:vAlign w:val="center"/>
@@ -11014,30 +11038,30 @@
         <w:trPr/>
         <w:tc>
           <w:tcPr>
-            <w:tcW w:w="2164" w:type="dxa"/>
-            <w:tcBorders/>
-            <w:shd w:color="auto" w:fill="auto" w:val="clear"/>
-            <w:vAlign w:val="center"/>
-          </w:tcPr>
-          <w:p>
-            <w:pPr>
-              <w:pStyle w:val="TableContents"/>
-              <w:rPr>
-                <w:sz w:val="20"/>
-                <w:szCs w:val="20"/>
-              </w:rPr>
-            </w:pPr>
-            <w:r>
-              <w:rPr>
-                <w:sz w:val="20"/>
-                <w:szCs w:val="20"/>
-              </w:rPr>
-            </w:r>
-          </w:p>
-        </w:tc>
-        <w:tc>
-          <w:tcPr>
-            <w:tcW w:w="2357" w:type="dxa"/>
+            <w:tcW w:w="2163" w:type="dxa"/>
+            <w:tcBorders/>
+            <w:shd w:color="auto" w:fill="auto" w:val="clear"/>
+            <w:vAlign w:val="center"/>
+          </w:tcPr>
+          <w:p>
+            <w:pPr>
+              <w:pStyle w:val="TableContents"/>
+              <w:rPr>
+                <w:sz w:val="20"/>
+                <w:szCs w:val="20"/>
+              </w:rPr>
+            </w:pPr>
+            <w:r>
+              <w:rPr>
+                <w:sz w:val="20"/>
+                <w:szCs w:val="20"/>
+              </w:rPr>
+            </w:r>
+          </w:p>
+        </w:tc>
+        <w:tc>
+          <w:tcPr>
+            <w:tcW w:w="2358" w:type="dxa"/>
             <w:tcBorders/>
             <w:shd w:color="auto" w:fill="auto" w:val="clear"/>
             <w:vAlign w:val="center"/>
@@ -11135,30 +11159,30 @@
         <w:trPr/>
         <w:tc>
           <w:tcPr>
-            <w:tcW w:w="2164" w:type="dxa"/>
-            <w:tcBorders/>
-            <w:shd w:color="auto" w:fill="auto" w:val="clear"/>
-            <w:vAlign w:val="center"/>
-          </w:tcPr>
-          <w:p>
-            <w:pPr>
-              <w:pStyle w:val="TableContents"/>
-              <w:rPr>
-                <w:sz w:val="20"/>
-                <w:szCs w:val="20"/>
-              </w:rPr>
-            </w:pPr>
-            <w:r>
-              <w:rPr>
-                <w:sz w:val="20"/>
-                <w:szCs w:val="20"/>
-              </w:rPr>
-            </w:r>
-          </w:p>
-        </w:tc>
-        <w:tc>
-          <w:tcPr>
-            <w:tcW w:w="2357" w:type="dxa"/>
+            <w:tcW w:w="2163" w:type="dxa"/>
+            <w:tcBorders/>
+            <w:shd w:color="auto" w:fill="auto" w:val="clear"/>
+            <w:vAlign w:val="center"/>
+          </w:tcPr>
+          <w:p>
+            <w:pPr>
+              <w:pStyle w:val="TableContents"/>
+              <w:rPr>
+                <w:sz w:val="20"/>
+                <w:szCs w:val="20"/>
+              </w:rPr>
+            </w:pPr>
+            <w:r>
+              <w:rPr>
+                <w:sz w:val="20"/>
+                <w:szCs w:val="20"/>
+              </w:rPr>
+            </w:r>
+          </w:p>
+        </w:tc>
+        <w:tc>
+          <w:tcPr>
+            <w:tcW w:w="2358" w:type="dxa"/>
             <w:tcBorders/>
             <w:shd w:color="auto" w:fill="auto" w:val="clear"/>
             <w:vAlign w:val="center"/>
@@ -11276,30 +11300,30 @@
         <w:trPr/>
         <w:tc>
           <w:tcPr>
-            <w:tcW w:w="2164" w:type="dxa"/>
-            <w:tcBorders/>
-            <w:shd w:color="auto" w:fill="auto" w:val="clear"/>
-            <w:vAlign w:val="center"/>
-          </w:tcPr>
-          <w:p>
-            <w:pPr>
-              <w:pStyle w:val="TableContents"/>
-              <w:rPr>
-                <w:sz w:val="20"/>
-                <w:szCs w:val="20"/>
-              </w:rPr>
-            </w:pPr>
-            <w:r>
-              <w:rPr>
-                <w:sz w:val="20"/>
-                <w:szCs w:val="20"/>
-              </w:rPr>
-            </w:r>
-          </w:p>
-        </w:tc>
-        <w:tc>
-          <w:tcPr>
-            <w:tcW w:w="2357" w:type="dxa"/>
+            <w:tcW w:w="2163" w:type="dxa"/>
+            <w:tcBorders/>
+            <w:shd w:color="auto" w:fill="auto" w:val="clear"/>
+            <w:vAlign w:val="center"/>
+          </w:tcPr>
+          <w:p>
+            <w:pPr>
+              <w:pStyle w:val="TableContents"/>
+              <w:rPr>
+                <w:sz w:val="20"/>
+                <w:szCs w:val="20"/>
+              </w:rPr>
+            </w:pPr>
+            <w:r>
+              <w:rPr>
+                <w:sz w:val="20"/>
+                <w:szCs w:val="20"/>
+              </w:rPr>
+            </w:r>
+          </w:p>
+        </w:tc>
+        <w:tc>
+          <w:tcPr>
+            <w:tcW w:w="2358" w:type="dxa"/>
             <w:tcBorders/>
             <w:shd w:color="auto" w:fill="auto" w:val="clear"/>
             <w:vAlign w:val="center"/>
@@ -11399,30 +11423,30 @@
         <w:trPr/>
         <w:tc>
           <w:tcPr>
-            <w:tcW w:w="2164" w:type="dxa"/>
-            <w:tcBorders/>
-            <w:shd w:color="auto" w:fill="auto" w:val="clear"/>
-            <w:vAlign w:val="center"/>
-          </w:tcPr>
-          <w:p>
-            <w:pPr>
-              <w:pStyle w:val="TableContents"/>
-              <w:rPr>
-                <w:sz w:val="20"/>
-                <w:szCs w:val="20"/>
-              </w:rPr>
-            </w:pPr>
-            <w:r>
-              <w:rPr>
-                <w:sz w:val="20"/>
-                <w:szCs w:val="20"/>
-              </w:rPr>
-            </w:r>
-          </w:p>
-        </w:tc>
-        <w:tc>
-          <w:tcPr>
-            <w:tcW w:w="2357" w:type="dxa"/>
+            <w:tcW w:w="2163" w:type="dxa"/>
+            <w:tcBorders/>
+            <w:shd w:color="auto" w:fill="auto" w:val="clear"/>
+            <w:vAlign w:val="center"/>
+          </w:tcPr>
+          <w:p>
+            <w:pPr>
+              <w:pStyle w:val="TableContents"/>
+              <w:rPr>
+                <w:sz w:val="20"/>
+                <w:szCs w:val="20"/>
+              </w:rPr>
+            </w:pPr>
+            <w:r>
+              <w:rPr>
+                <w:sz w:val="20"/>
+                <w:szCs w:val="20"/>
+              </w:rPr>
+            </w:r>
+          </w:p>
+        </w:tc>
+        <w:tc>
+          <w:tcPr>
+            <w:tcW w:w="2358" w:type="dxa"/>
             <w:tcBorders/>
             <w:shd w:color="auto" w:fill="auto" w:val="clear"/>
             <w:vAlign w:val="center"/>
@@ -11568,30 +11592,30 @@
         <w:trPr/>
         <w:tc>
           <w:tcPr>
-            <w:tcW w:w="2164" w:type="dxa"/>
-            <w:tcBorders/>
-            <w:shd w:color="auto" w:fill="auto" w:val="clear"/>
-            <w:vAlign w:val="center"/>
-          </w:tcPr>
-          <w:p>
-            <w:pPr>
-              <w:pStyle w:val="TableContents"/>
-              <w:rPr>
-                <w:sz w:val="20"/>
-                <w:szCs w:val="20"/>
-              </w:rPr>
-            </w:pPr>
-            <w:r>
-              <w:rPr>
-                <w:sz w:val="20"/>
-                <w:szCs w:val="20"/>
-              </w:rPr>
-            </w:r>
-          </w:p>
-        </w:tc>
-        <w:tc>
-          <w:tcPr>
-            <w:tcW w:w="2357" w:type="dxa"/>
+            <w:tcW w:w="2163" w:type="dxa"/>
+            <w:tcBorders/>
+            <w:shd w:color="auto" w:fill="auto" w:val="clear"/>
+            <w:vAlign w:val="center"/>
+          </w:tcPr>
+          <w:p>
+            <w:pPr>
+              <w:pStyle w:val="TableContents"/>
+              <w:rPr>
+                <w:sz w:val="20"/>
+                <w:szCs w:val="20"/>
+              </w:rPr>
+            </w:pPr>
+            <w:r>
+              <w:rPr>
+                <w:sz w:val="20"/>
+                <w:szCs w:val="20"/>
+              </w:rPr>
+            </w:r>
+          </w:p>
+        </w:tc>
+        <w:tc>
+          <w:tcPr>
+            <w:tcW w:w="2358" w:type="dxa"/>
             <w:tcBorders/>
             <w:shd w:color="auto" w:fill="auto" w:val="clear"/>
             <w:vAlign w:val="center"/>
@@ -11689,30 +11713,30 @@
         <w:trPr/>
         <w:tc>
           <w:tcPr>
-            <w:tcW w:w="2164" w:type="dxa"/>
-            <w:tcBorders/>
-            <w:shd w:color="auto" w:fill="auto" w:val="clear"/>
-            <w:vAlign w:val="center"/>
-          </w:tcPr>
-          <w:p>
-            <w:pPr>
-              <w:pStyle w:val="TableContents"/>
-              <w:rPr>
-                <w:sz w:val="20"/>
-                <w:szCs w:val="20"/>
-              </w:rPr>
-            </w:pPr>
-            <w:r>
-              <w:rPr>
-                <w:sz w:val="20"/>
-                <w:szCs w:val="20"/>
-              </w:rPr>
-            </w:r>
-          </w:p>
-        </w:tc>
-        <w:tc>
-          <w:tcPr>
-            <w:tcW w:w="2357" w:type="dxa"/>
+            <w:tcW w:w="2163" w:type="dxa"/>
+            <w:tcBorders/>
+            <w:shd w:color="auto" w:fill="auto" w:val="clear"/>
+            <w:vAlign w:val="center"/>
+          </w:tcPr>
+          <w:p>
+            <w:pPr>
+              <w:pStyle w:val="TableContents"/>
+              <w:rPr>
+                <w:sz w:val="20"/>
+                <w:szCs w:val="20"/>
+              </w:rPr>
+            </w:pPr>
+            <w:r>
+              <w:rPr>
+                <w:sz w:val="20"/>
+                <w:szCs w:val="20"/>
+              </w:rPr>
+            </w:r>
+          </w:p>
+        </w:tc>
+        <w:tc>
+          <w:tcPr>
+            <w:tcW w:w="2358" w:type="dxa"/>
             <w:tcBorders/>
             <w:shd w:color="auto" w:fill="auto" w:val="clear"/>
             <w:vAlign w:val="center"/>
@@ -11811,30 +11835,30 @@
         <w:trPr/>
         <w:tc>
           <w:tcPr>
-            <w:tcW w:w="2164" w:type="dxa"/>
-            <w:tcBorders/>
-            <w:shd w:color="auto" w:fill="auto" w:val="clear"/>
-            <w:vAlign w:val="center"/>
-          </w:tcPr>
-          <w:p>
-            <w:pPr>
-              <w:pStyle w:val="TableContents"/>
-              <w:rPr>
-                <w:sz w:val="20"/>
-                <w:szCs w:val="20"/>
-              </w:rPr>
-            </w:pPr>
-            <w:r>
-              <w:rPr>
-                <w:sz w:val="20"/>
-                <w:szCs w:val="20"/>
-              </w:rPr>
-            </w:r>
-          </w:p>
-        </w:tc>
-        <w:tc>
-          <w:tcPr>
-            <w:tcW w:w="2357" w:type="dxa"/>
+            <w:tcW w:w="2163" w:type="dxa"/>
+            <w:tcBorders/>
+            <w:shd w:color="auto" w:fill="auto" w:val="clear"/>
+            <w:vAlign w:val="center"/>
+          </w:tcPr>
+          <w:p>
+            <w:pPr>
+              <w:pStyle w:val="TableContents"/>
+              <w:rPr>
+                <w:sz w:val="20"/>
+                <w:szCs w:val="20"/>
+              </w:rPr>
+            </w:pPr>
+            <w:r>
+              <w:rPr>
+                <w:sz w:val="20"/>
+                <w:szCs w:val="20"/>
+              </w:rPr>
+            </w:r>
+          </w:p>
+        </w:tc>
+        <w:tc>
+          <w:tcPr>
+            <w:tcW w:w="2358" w:type="dxa"/>
             <w:tcBorders/>
             <w:shd w:color="auto" w:fill="auto" w:val="clear"/>
             <w:vAlign w:val="center"/>
@@ -11934,7 +11958,7 @@
         <w:trPr/>
         <w:tc>
           <w:tcPr>
-            <w:tcW w:w="2164" w:type="dxa"/>
+            <w:tcW w:w="2163" w:type="dxa"/>
             <w:tcBorders/>
             <w:shd w:color="auto" w:fill="auto" w:val="clear"/>
             <w:vAlign w:val="center"/>
@@ -11960,7 +11984,7 @@
         </w:tc>
         <w:tc>
           <w:tcPr>
-            <w:tcW w:w="2357" w:type="dxa"/>
+            <w:tcW w:w="2358" w:type="dxa"/>
             <w:tcBorders/>
             <w:shd w:color="auto" w:fill="auto" w:val="clear"/>
             <w:vAlign w:val="center"/>
@@ -12091,30 +12115,30 @@
         <w:trPr/>
         <w:tc>
           <w:tcPr>
-            <w:tcW w:w="2164" w:type="dxa"/>
-            <w:tcBorders/>
-            <w:shd w:color="auto" w:fill="auto" w:val="clear"/>
-            <w:vAlign w:val="center"/>
-          </w:tcPr>
-          <w:p>
-            <w:pPr>
-              <w:pStyle w:val="TableContents"/>
-              <w:rPr>
-                <w:sz w:val="20"/>
-                <w:szCs w:val="20"/>
-              </w:rPr>
-            </w:pPr>
-            <w:r>
-              <w:rPr>
-                <w:sz w:val="20"/>
-                <w:szCs w:val="20"/>
-              </w:rPr>
-            </w:r>
-          </w:p>
-        </w:tc>
-        <w:tc>
-          <w:tcPr>
-            <w:tcW w:w="2357" w:type="dxa"/>
+            <w:tcW w:w="2163" w:type="dxa"/>
+            <w:tcBorders/>
+            <w:shd w:color="auto" w:fill="auto" w:val="clear"/>
+            <w:vAlign w:val="center"/>
+          </w:tcPr>
+          <w:p>
+            <w:pPr>
+              <w:pStyle w:val="TableContents"/>
+              <w:rPr>
+                <w:sz w:val="20"/>
+                <w:szCs w:val="20"/>
+              </w:rPr>
+            </w:pPr>
+            <w:r>
+              <w:rPr>
+                <w:sz w:val="20"/>
+                <w:szCs w:val="20"/>
+              </w:rPr>
+            </w:r>
+          </w:p>
+        </w:tc>
+        <w:tc>
+          <w:tcPr>
+            <w:tcW w:w="2358" w:type="dxa"/>
             <w:tcBorders/>
             <w:shd w:color="auto" w:fill="auto" w:val="clear"/>
             <w:vAlign w:val="center"/>
@@ -12212,30 +12236,30 @@
         <w:trPr/>
         <w:tc>
           <w:tcPr>
-            <w:tcW w:w="2164" w:type="dxa"/>
-            <w:tcBorders/>
-            <w:shd w:color="auto" w:fill="auto" w:val="clear"/>
-            <w:vAlign w:val="center"/>
-          </w:tcPr>
-          <w:p>
-            <w:pPr>
-              <w:pStyle w:val="TableContents"/>
-              <w:rPr>
-                <w:sz w:val="20"/>
-                <w:szCs w:val="20"/>
-              </w:rPr>
-            </w:pPr>
-            <w:r>
-              <w:rPr>
-                <w:sz w:val="20"/>
-                <w:szCs w:val="20"/>
-              </w:rPr>
-            </w:r>
-          </w:p>
-        </w:tc>
-        <w:tc>
-          <w:tcPr>
-            <w:tcW w:w="2357" w:type="dxa"/>
+            <w:tcW w:w="2163" w:type="dxa"/>
+            <w:tcBorders/>
+            <w:shd w:color="auto" w:fill="auto" w:val="clear"/>
+            <w:vAlign w:val="center"/>
+          </w:tcPr>
+          <w:p>
+            <w:pPr>
+              <w:pStyle w:val="TableContents"/>
+              <w:rPr>
+                <w:sz w:val="20"/>
+                <w:szCs w:val="20"/>
+              </w:rPr>
+            </w:pPr>
+            <w:r>
+              <w:rPr>
+                <w:sz w:val="20"/>
+                <w:szCs w:val="20"/>
+              </w:rPr>
+            </w:r>
+          </w:p>
+        </w:tc>
+        <w:tc>
+          <w:tcPr>
+            <w:tcW w:w="2358" w:type="dxa"/>
             <w:tcBorders/>
             <w:shd w:color="auto" w:fill="auto" w:val="clear"/>
             <w:vAlign w:val="center"/>
@@ -12334,30 +12358,30 @@
         <w:trPr/>
         <w:tc>
           <w:tcPr>
-            <w:tcW w:w="2164" w:type="dxa"/>
-            <w:tcBorders/>
-            <w:shd w:color="auto" w:fill="auto" w:val="clear"/>
-            <w:vAlign w:val="center"/>
-          </w:tcPr>
-          <w:p>
-            <w:pPr>
-              <w:pStyle w:val="TableContents"/>
-              <w:rPr>
-                <w:sz w:val="20"/>
-                <w:szCs w:val="20"/>
-              </w:rPr>
-            </w:pPr>
-            <w:r>
-              <w:rPr>
-                <w:sz w:val="20"/>
-                <w:szCs w:val="20"/>
-              </w:rPr>
-            </w:r>
-          </w:p>
-        </w:tc>
-        <w:tc>
-          <w:tcPr>
-            <w:tcW w:w="2357" w:type="dxa"/>
+            <w:tcW w:w="2163" w:type="dxa"/>
+            <w:tcBorders/>
+            <w:shd w:color="auto" w:fill="auto" w:val="clear"/>
+            <w:vAlign w:val="center"/>
+          </w:tcPr>
+          <w:p>
+            <w:pPr>
+              <w:pStyle w:val="TableContents"/>
+              <w:rPr>
+                <w:sz w:val="20"/>
+                <w:szCs w:val="20"/>
+              </w:rPr>
+            </w:pPr>
+            <w:r>
+              <w:rPr>
+                <w:sz w:val="20"/>
+                <w:szCs w:val="20"/>
+              </w:rPr>
+            </w:r>
+          </w:p>
+        </w:tc>
+        <w:tc>
+          <w:tcPr>
+            <w:tcW w:w="2358" w:type="dxa"/>
             <w:tcBorders/>
             <w:shd w:color="auto" w:fill="auto" w:val="clear"/>
             <w:vAlign w:val="center"/>
@@ -12455,30 +12479,30 @@
         <w:trPr/>
         <w:tc>
           <w:tcPr>
-            <w:tcW w:w="2164" w:type="dxa"/>
-            <w:tcBorders/>
-            <w:shd w:color="auto" w:fill="auto" w:val="clear"/>
-            <w:vAlign w:val="center"/>
-          </w:tcPr>
-          <w:p>
-            <w:pPr>
-              <w:pStyle w:val="TableContents"/>
-              <w:rPr>
-                <w:sz w:val="20"/>
-                <w:szCs w:val="20"/>
-              </w:rPr>
-            </w:pPr>
-            <w:r>
-              <w:rPr>
-                <w:sz w:val="20"/>
-                <w:szCs w:val="20"/>
-              </w:rPr>
-            </w:r>
-          </w:p>
-        </w:tc>
-        <w:tc>
-          <w:tcPr>
-            <w:tcW w:w="2357" w:type="dxa"/>
+            <w:tcW w:w="2163" w:type="dxa"/>
+            <w:tcBorders/>
+            <w:shd w:color="auto" w:fill="auto" w:val="clear"/>
+            <w:vAlign w:val="center"/>
+          </w:tcPr>
+          <w:p>
+            <w:pPr>
+              <w:pStyle w:val="TableContents"/>
+              <w:rPr>
+                <w:sz w:val="20"/>
+                <w:szCs w:val="20"/>
+              </w:rPr>
+            </w:pPr>
+            <w:r>
+              <w:rPr>
+                <w:sz w:val="20"/>
+                <w:szCs w:val="20"/>
+              </w:rPr>
+            </w:r>
+          </w:p>
+        </w:tc>
+        <w:tc>
+          <w:tcPr>
+            <w:tcW w:w="2358" w:type="dxa"/>
             <w:tcBorders/>
             <w:shd w:color="auto" w:fill="auto" w:val="clear"/>
             <w:vAlign w:val="center"/>
@@ -12609,30 +12633,30 @@
         <w:trPr/>
         <w:tc>
           <w:tcPr>
-            <w:tcW w:w="2164" w:type="dxa"/>
-            <w:tcBorders/>
-            <w:shd w:color="auto" w:fill="auto" w:val="clear"/>
-            <w:vAlign w:val="center"/>
-          </w:tcPr>
-          <w:p>
-            <w:pPr>
-              <w:pStyle w:val="TableContents"/>
-              <w:rPr>
-                <w:sz w:val="20"/>
-                <w:szCs w:val="20"/>
-              </w:rPr>
-            </w:pPr>
-            <w:r>
-              <w:rPr>
-                <w:sz w:val="20"/>
-                <w:szCs w:val="20"/>
-              </w:rPr>
-            </w:r>
-          </w:p>
-        </w:tc>
-        <w:tc>
-          <w:tcPr>
-            <w:tcW w:w="2357" w:type="dxa"/>
+            <w:tcW w:w="2163" w:type="dxa"/>
+            <w:tcBorders/>
+            <w:shd w:color="auto" w:fill="auto" w:val="clear"/>
+            <w:vAlign w:val="center"/>
+          </w:tcPr>
+          <w:p>
+            <w:pPr>
+              <w:pStyle w:val="TableContents"/>
+              <w:rPr>
+                <w:sz w:val="20"/>
+                <w:szCs w:val="20"/>
+              </w:rPr>
+            </w:pPr>
+            <w:r>
+              <w:rPr>
+                <w:sz w:val="20"/>
+                <w:szCs w:val="20"/>
+              </w:rPr>
+            </w:r>
+          </w:p>
+        </w:tc>
+        <w:tc>
+          <w:tcPr>
+            <w:tcW w:w="2358" w:type="dxa"/>
             <w:tcBorders/>
             <w:shd w:color="auto" w:fill="auto" w:val="clear"/>
             <w:vAlign w:val="center"/>
@@ -12732,30 +12756,30 @@
         <w:trPr/>
         <w:tc>
           <w:tcPr>
-            <w:tcW w:w="2164" w:type="dxa"/>
-            <w:tcBorders/>
-            <w:shd w:color="auto" w:fill="auto" w:val="clear"/>
-            <w:vAlign w:val="center"/>
-          </w:tcPr>
-          <w:p>
-            <w:pPr>
-              <w:pStyle w:val="TableContents"/>
-              <w:rPr>
-                <w:sz w:val="20"/>
-                <w:szCs w:val="20"/>
-              </w:rPr>
-            </w:pPr>
-            <w:r>
-              <w:rPr>
-                <w:sz w:val="20"/>
-                <w:szCs w:val="20"/>
-              </w:rPr>
-            </w:r>
-          </w:p>
-        </w:tc>
-        <w:tc>
-          <w:tcPr>
-            <w:tcW w:w="2357" w:type="dxa"/>
+            <w:tcW w:w="2163" w:type="dxa"/>
+            <w:tcBorders/>
+            <w:shd w:color="auto" w:fill="auto" w:val="clear"/>
+            <w:vAlign w:val="center"/>
+          </w:tcPr>
+          <w:p>
+            <w:pPr>
+              <w:pStyle w:val="TableContents"/>
+              <w:rPr>
+                <w:sz w:val="20"/>
+                <w:szCs w:val="20"/>
+              </w:rPr>
+            </w:pPr>
+            <w:r>
+              <w:rPr>
+                <w:sz w:val="20"/>
+                <w:szCs w:val="20"/>
+              </w:rPr>
+            </w:r>
+          </w:p>
+        </w:tc>
+        <w:tc>
+          <w:tcPr>
+            <w:tcW w:w="2358" w:type="dxa"/>
             <w:tcBorders/>
             <w:shd w:color="auto" w:fill="auto" w:val="clear"/>
             <w:vAlign w:val="center"/>
@@ -12856,30 +12880,30 @@
         <w:trPr/>
         <w:tc>
           <w:tcPr>
-            <w:tcW w:w="2164" w:type="dxa"/>
-            <w:tcBorders/>
-            <w:shd w:color="auto" w:fill="auto" w:val="clear"/>
-            <w:vAlign w:val="center"/>
-          </w:tcPr>
-          <w:p>
-            <w:pPr>
-              <w:pStyle w:val="TableContents"/>
-              <w:rPr>
-                <w:sz w:val="20"/>
-                <w:szCs w:val="20"/>
-              </w:rPr>
-            </w:pPr>
-            <w:r>
-              <w:rPr>
-                <w:sz w:val="20"/>
-                <w:szCs w:val="20"/>
-              </w:rPr>
-            </w:r>
-          </w:p>
-        </w:tc>
-        <w:tc>
-          <w:tcPr>
-            <w:tcW w:w="2357" w:type="dxa"/>
+            <w:tcW w:w="2163" w:type="dxa"/>
+            <w:tcBorders/>
+            <w:shd w:color="auto" w:fill="auto" w:val="clear"/>
+            <w:vAlign w:val="center"/>
+          </w:tcPr>
+          <w:p>
+            <w:pPr>
+              <w:pStyle w:val="TableContents"/>
+              <w:rPr>
+                <w:sz w:val="20"/>
+                <w:szCs w:val="20"/>
+              </w:rPr>
+            </w:pPr>
+            <w:r>
+              <w:rPr>
+                <w:sz w:val="20"/>
+                <w:szCs w:val="20"/>
+              </w:rPr>
+            </w:r>
+          </w:p>
+        </w:tc>
+        <w:tc>
+          <w:tcPr>
+            <w:tcW w:w="2358" w:type="dxa"/>
             <w:tcBorders/>
             <w:shd w:color="auto" w:fill="auto" w:val="clear"/>
             <w:vAlign w:val="center"/>
@@ -12977,30 +13001,30 @@
         <w:trPr/>
         <w:tc>
           <w:tcPr>
-            <w:tcW w:w="2164" w:type="dxa"/>
-            <w:tcBorders/>
-            <w:shd w:color="auto" w:fill="auto" w:val="clear"/>
-            <w:vAlign w:val="center"/>
-          </w:tcPr>
-          <w:p>
-            <w:pPr>
-              <w:pStyle w:val="TableContents"/>
-              <w:rPr>
-                <w:sz w:val="20"/>
-                <w:szCs w:val="20"/>
-              </w:rPr>
-            </w:pPr>
-            <w:r>
-              <w:rPr>
-                <w:sz w:val="20"/>
-                <w:szCs w:val="20"/>
-              </w:rPr>
-            </w:r>
-          </w:p>
-        </w:tc>
-        <w:tc>
-          <w:tcPr>
-            <w:tcW w:w="2357" w:type="dxa"/>
+            <w:tcW w:w="2163" w:type="dxa"/>
+            <w:tcBorders/>
+            <w:shd w:color="auto" w:fill="auto" w:val="clear"/>
+            <w:vAlign w:val="center"/>
+          </w:tcPr>
+          <w:p>
+            <w:pPr>
+              <w:pStyle w:val="TableContents"/>
+              <w:rPr>
+                <w:sz w:val="20"/>
+                <w:szCs w:val="20"/>
+              </w:rPr>
+            </w:pPr>
+            <w:r>
+              <w:rPr>
+                <w:sz w:val="20"/>
+                <w:szCs w:val="20"/>
+              </w:rPr>
+            </w:r>
+          </w:p>
+        </w:tc>
+        <w:tc>
+          <w:tcPr>
+            <w:tcW w:w="2358" w:type="dxa"/>
             <w:tcBorders/>
             <w:shd w:color="auto" w:fill="auto" w:val="clear"/>
             <w:vAlign w:val="center"/>
@@ -13130,30 +13154,30 @@
         <w:trPr/>
         <w:tc>
           <w:tcPr>
-            <w:tcW w:w="2164" w:type="dxa"/>
-            <w:tcBorders/>
-            <w:shd w:color="auto" w:fill="auto" w:val="clear"/>
-            <w:vAlign w:val="center"/>
-          </w:tcPr>
-          <w:p>
-            <w:pPr>
-              <w:pStyle w:val="TableContents"/>
-              <w:rPr>
-                <w:sz w:val="20"/>
-                <w:szCs w:val="20"/>
-              </w:rPr>
-            </w:pPr>
-            <w:r>
-              <w:rPr>
-                <w:sz w:val="20"/>
-                <w:szCs w:val="20"/>
-              </w:rPr>
-            </w:r>
-          </w:p>
-        </w:tc>
-        <w:tc>
-          <w:tcPr>
-            <w:tcW w:w="2357" w:type="dxa"/>
+            <w:tcW w:w="2163" w:type="dxa"/>
+            <w:tcBorders/>
+            <w:shd w:color="auto" w:fill="auto" w:val="clear"/>
+            <w:vAlign w:val="center"/>
+          </w:tcPr>
+          <w:p>
+            <w:pPr>
+              <w:pStyle w:val="TableContents"/>
+              <w:rPr>
+                <w:sz w:val="20"/>
+                <w:szCs w:val="20"/>
+              </w:rPr>
+            </w:pPr>
+            <w:r>
+              <w:rPr>
+                <w:sz w:val="20"/>
+                <w:szCs w:val="20"/>
+              </w:rPr>
+            </w:r>
+          </w:p>
+        </w:tc>
+        <w:tc>
+          <w:tcPr>
+            <w:tcW w:w="2358" w:type="dxa"/>
             <w:tcBorders/>
             <w:shd w:color="auto" w:fill="auto" w:val="clear"/>
             <w:vAlign w:val="center"/>
@@ -13283,7 +13307,7 @@
         <w:trPr/>
         <w:tc>
           <w:tcPr>
-            <w:tcW w:w="2164" w:type="dxa"/>
+            <w:tcW w:w="2163" w:type="dxa"/>
             <w:tcBorders/>
             <w:shd w:color="auto" w:fill="auto" w:val="clear"/>
             <w:vAlign w:val="center"/>
@@ -13324,7 +13348,7 @@
         </w:tc>
         <w:tc>
           <w:tcPr>
-            <w:tcW w:w="2357" w:type="dxa"/>
+            <w:tcW w:w="2358" w:type="dxa"/>
             <w:tcBorders/>
             <w:shd w:color="auto" w:fill="auto" w:val="clear"/>
             <w:vAlign w:val="center"/>
@@ -13423,30 +13447,30 @@
         <w:trPr/>
         <w:tc>
           <w:tcPr>
-            <w:tcW w:w="2164" w:type="dxa"/>
-            <w:tcBorders/>
-            <w:shd w:color="auto" w:fill="auto" w:val="clear"/>
-            <w:vAlign w:val="center"/>
-          </w:tcPr>
-          <w:p>
-            <w:pPr>
-              <w:pStyle w:val="TableContents"/>
-              <w:rPr>
-                <w:sz w:val="20"/>
-                <w:szCs w:val="20"/>
-              </w:rPr>
-            </w:pPr>
-            <w:r>
-              <w:rPr>
-                <w:sz w:val="20"/>
-                <w:szCs w:val="20"/>
-              </w:rPr>
-            </w:r>
-          </w:p>
-        </w:tc>
-        <w:tc>
-          <w:tcPr>
-            <w:tcW w:w="2357" w:type="dxa"/>
+            <w:tcW w:w="2163" w:type="dxa"/>
+            <w:tcBorders/>
+            <w:shd w:color="auto" w:fill="auto" w:val="clear"/>
+            <w:vAlign w:val="center"/>
+          </w:tcPr>
+          <w:p>
+            <w:pPr>
+              <w:pStyle w:val="TableContents"/>
+              <w:rPr>
+                <w:sz w:val="20"/>
+                <w:szCs w:val="20"/>
+              </w:rPr>
+            </w:pPr>
+            <w:r>
+              <w:rPr>
+                <w:sz w:val="20"/>
+                <w:szCs w:val="20"/>
+              </w:rPr>
+            </w:r>
+          </w:p>
+        </w:tc>
+        <w:tc>
+          <w:tcPr>
+            <w:tcW w:w="2358" w:type="dxa"/>
             <w:tcBorders/>
             <w:shd w:color="auto" w:fill="auto" w:val="clear"/>
             <w:vAlign w:val="center"/>
@@ -13544,30 +13568,30 @@
         <w:trPr/>
         <w:tc>
           <w:tcPr>
-            <w:tcW w:w="2164" w:type="dxa"/>
-            <w:tcBorders/>
-            <w:shd w:color="auto" w:fill="auto" w:val="clear"/>
-            <w:vAlign w:val="center"/>
-          </w:tcPr>
-          <w:p>
-            <w:pPr>
-              <w:pStyle w:val="TableContents"/>
-              <w:rPr>
-                <w:sz w:val="20"/>
-                <w:szCs w:val="20"/>
-              </w:rPr>
-            </w:pPr>
-            <w:r>
-              <w:rPr>
-                <w:sz w:val="20"/>
-                <w:szCs w:val="20"/>
-              </w:rPr>
-            </w:r>
-          </w:p>
-        </w:tc>
-        <w:tc>
-          <w:tcPr>
-            <w:tcW w:w="2357" w:type="dxa"/>
+            <w:tcW w:w="2163" w:type="dxa"/>
+            <w:tcBorders/>
+            <w:shd w:color="auto" w:fill="auto" w:val="clear"/>
+            <w:vAlign w:val="center"/>
+          </w:tcPr>
+          <w:p>
+            <w:pPr>
+              <w:pStyle w:val="TableContents"/>
+              <w:rPr>
+                <w:sz w:val="20"/>
+                <w:szCs w:val="20"/>
+              </w:rPr>
+            </w:pPr>
+            <w:r>
+              <w:rPr>
+                <w:sz w:val="20"/>
+                <w:szCs w:val="20"/>
+              </w:rPr>
+            </w:r>
+          </w:p>
+        </w:tc>
+        <w:tc>
+          <w:tcPr>
+            <w:tcW w:w="2358" w:type="dxa"/>
             <w:tcBorders/>
             <w:shd w:color="auto" w:fill="auto" w:val="clear"/>
             <w:vAlign w:val="center"/>
@@ -13666,30 +13690,30 @@
         <w:trPr/>
         <w:tc>
           <w:tcPr>
-            <w:tcW w:w="2164" w:type="dxa"/>
-            <w:tcBorders/>
-            <w:shd w:color="auto" w:fill="auto" w:val="clear"/>
-            <w:vAlign w:val="center"/>
-          </w:tcPr>
-          <w:p>
-            <w:pPr>
-              <w:pStyle w:val="TableContents"/>
-              <w:rPr>
-                <w:sz w:val="20"/>
-                <w:szCs w:val="20"/>
-              </w:rPr>
-            </w:pPr>
-            <w:r>
-              <w:rPr>
-                <w:sz w:val="20"/>
-                <w:szCs w:val="20"/>
-              </w:rPr>
-            </w:r>
-          </w:p>
-        </w:tc>
-        <w:tc>
-          <w:tcPr>
-            <w:tcW w:w="2357" w:type="dxa"/>
+            <w:tcW w:w="2163" w:type="dxa"/>
+            <w:tcBorders/>
+            <w:shd w:color="auto" w:fill="auto" w:val="clear"/>
+            <w:vAlign w:val="center"/>
+          </w:tcPr>
+          <w:p>
+            <w:pPr>
+              <w:pStyle w:val="TableContents"/>
+              <w:rPr>
+                <w:sz w:val="20"/>
+                <w:szCs w:val="20"/>
+              </w:rPr>
+            </w:pPr>
+            <w:r>
+              <w:rPr>
+                <w:sz w:val="20"/>
+                <w:szCs w:val="20"/>
+              </w:rPr>
+            </w:r>
+          </w:p>
+        </w:tc>
+        <w:tc>
+          <w:tcPr>
+            <w:tcW w:w="2358" w:type="dxa"/>
             <w:tcBorders/>
             <w:shd w:color="auto" w:fill="auto" w:val="clear"/>
             <w:vAlign w:val="center"/>
@@ -13787,30 +13811,30 @@
         <w:trPr/>
         <w:tc>
           <w:tcPr>
-            <w:tcW w:w="2164" w:type="dxa"/>
-            <w:tcBorders/>
-            <w:shd w:color="auto" w:fill="auto" w:val="clear"/>
-            <w:vAlign w:val="center"/>
-          </w:tcPr>
-          <w:p>
-            <w:pPr>
-              <w:pStyle w:val="TableContents"/>
-              <w:rPr>
-                <w:sz w:val="20"/>
-                <w:szCs w:val="20"/>
-              </w:rPr>
-            </w:pPr>
-            <w:r>
-              <w:rPr>
-                <w:sz w:val="20"/>
-                <w:szCs w:val="20"/>
-              </w:rPr>
-            </w:r>
-          </w:p>
-        </w:tc>
-        <w:tc>
-          <w:tcPr>
-            <w:tcW w:w="2357" w:type="dxa"/>
+            <w:tcW w:w="2163" w:type="dxa"/>
+            <w:tcBorders/>
+            <w:shd w:color="auto" w:fill="auto" w:val="clear"/>
+            <w:vAlign w:val="center"/>
+          </w:tcPr>
+          <w:p>
+            <w:pPr>
+              <w:pStyle w:val="TableContents"/>
+              <w:rPr>
+                <w:sz w:val="20"/>
+                <w:szCs w:val="20"/>
+              </w:rPr>
+            </w:pPr>
+            <w:r>
+              <w:rPr>
+                <w:sz w:val="20"/>
+                <w:szCs w:val="20"/>
+              </w:rPr>
+            </w:r>
+          </w:p>
+        </w:tc>
+        <w:tc>
+          <w:tcPr>
+            <w:tcW w:w="2358" w:type="dxa"/>
             <w:tcBorders/>
             <w:shd w:color="auto" w:fill="auto" w:val="clear"/>
             <w:vAlign w:val="center"/>
@@ -13909,30 +13933,30 @@
         <w:trPr/>
         <w:tc>
           <w:tcPr>
-            <w:tcW w:w="2164" w:type="dxa"/>
-            <w:tcBorders/>
-            <w:shd w:color="auto" w:fill="auto" w:val="clear"/>
-            <w:vAlign w:val="center"/>
-          </w:tcPr>
-          <w:p>
-            <w:pPr>
-              <w:pStyle w:val="TableContents"/>
-              <w:rPr>
-                <w:sz w:val="20"/>
-                <w:szCs w:val="20"/>
-              </w:rPr>
-            </w:pPr>
-            <w:r>
-              <w:rPr>
-                <w:sz w:val="20"/>
-                <w:szCs w:val="20"/>
-              </w:rPr>
-            </w:r>
-          </w:p>
-        </w:tc>
-        <w:tc>
-          <w:tcPr>
-            <w:tcW w:w="2357" w:type="dxa"/>
+            <w:tcW w:w="2163" w:type="dxa"/>
+            <w:tcBorders/>
+            <w:shd w:color="auto" w:fill="auto" w:val="clear"/>
+            <w:vAlign w:val="center"/>
+          </w:tcPr>
+          <w:p>
+            <w:pPr>
+              <w:pStyle w:val="TableContents"/>
+              <w:rPr>
+                <w:sz w:val="20"/>
+                <w:szCs w:val="20"/>
+              </w:rPr>
+            </w:pPr>
+            <w:r>
+              <w:rPr>
+                <w:sz w:val="20"/>
+                <w:szCs w:val="20"/>
+              </w:rPr>
+            </w:r>
+          </w:p>
+        </w:tc>
+        <w:tc>
+          <w:tcPr>
+            <w:tcW w:w="2358" w:type="dxa"/>
             <w:tcBorders/>
             <w:shd w:color="auto" w:fill="auto" w:val="clear"/>
             <w:vAlign w:val="center"/>
@@ -14030,30 +14054,30 @@
         <w:trPr/>
         <w:tc>
           <w:tcPr>
-            <w:tcW w:w="2164" w:type="dxa"/>
-            <w:tcBorders/>
-            <w:shd w:color="auto" w:fill="auto" w:val="clear"/>
-            <w:vAlign w:val="center"/>
-          </w:tcPr>
-          <w:p>
-            <w:pPr>
-              <w:pStyle w:val="TableContents"/>
-              <w:rPr>
-                <w:sz w:val="20"/>
-                <w:szCs w:val="20"/>
-              </w:rPr>
-            </w:pPr>
-            <w:r>
-              <w:rPr>
-                <w:sz w:val="20"/>
-                <w:szCs w:val="20"/>
-              </w:rPr>
-            </w:r>
-          </w:p>
-        </w:tc>
-        <w:tc>
-          <w:tcPr>
-            <w:tcW w:w="2357" w:type="dxa"/>
+            <w:tcW w:w="2163" w:type="dxa"/>
+            <w:tcBorders/>
+            <w:shd w:color="auto" w:fill="auto" w:val="clear"/>
+            <w:vAlign w:val="center"/>
+          </w:tcPr>
+          <w:p>
+            <w:pPr>
+              <w:pStyle w:val="TableContents"/>
+              <w:rPr>
+                <w:sz w:val="20"/>
+                <w:szCs w:val="20"/>
+              </w:rPr>
+            </w:pPr>
+            <w:r>
+              <w:rPr>
+                <w:sz w:val="20"/>
+                <w:szCs w:val="20"/>
+              </w:rPr>
+            </w:r>
+          </w:p>
+        </w:tc>
+        <w:tc>
+          <w:tcPr>
+            <w:tcW w:w="2358" w:type="dxa"/>
             <w:tcBorders/>
             <w:shd w:color="auto" w:fill="auto" w:val="clear"/>
             <w:vAlign w:val="center"/>
@@ -14176,30 +14200,30 @@
         <w:trPr/>
         <w:tc>
           <w:tcPr>
-            <w:tcW w:w="2164" w:type="dxa"/>
-            <w:tcBorders/>
-            <w:shd w:color="auto" w:fill="auto" w:val="clear"/>
-            <w:vAlign w:val="center"/>
-          </w:tcPr>
-          <w:p>
-            <w:pPr>
-              <w:pStyle w:val="TableContents"/>
-              <w:rPr>
-                <w:sz w:val="20"/>
-                <w:szCs w:val="20"/>
-              </w:rPr>
-            </w:pPr>
-            <w:r>
-              <w:rPr>
-                <w:sz w:val="20"/>
-                <w:szCs w:val="20"/>
-              </w:rPr>
-            </w:r>
-          </w:p>
-        </w:tc>
-        <w:tc>
-          <w:tcPr>
-            <w:tcW w:w="2357" w:type="dxa"/>
+            <w:tcW w:w="2163" w:type="dxa"/>
+            <w:tcBorders/>
+            <w:shd w:color="auto" w:fill="auto" w:val="clear"/>
+            <w:vAlign w:val="center"/>
+          </w:tcPr>
+          <w:p>
+            <w:pPr>
+              <w:pStyle w:val="TableContents"/>
+              <w:rPr>
+                <w:sz w:val="20"/>
+                <w:szCs w:val="20"/>
+              </w:rPr>
+            </w:pPr>
+            <w:r>
+              <w:rPr>
+                <w:sz w:val="20"/>
+                <w:szCs w:val="20"/>
+              </w:rPr>
+            </w:r>
+          </w:p>
+        </w:tc>
+        <w:tc>
+          <w:tcPr>
+            <w:tcW w:w="2358" w:type="dxa"/>
             <w:tcBorders/>
             <w:shd w:color="auto" w:fill="auto" w:val="clear"/>
             <w:vAlign w:val="center"/>
@@ -14351,7 +14375,7 @@
         <w:trPr/>
         <w:tc>
           <w:tcPr>
-            <w:tcW w:w="2164" w:type="dxa"/>
+            <w:tcW w:w="2163" w:type="dxa"/>
             <w:tcBorders/>
             <w:shd w:color="auto" w:fill="auto" w:val="clear"/>
             <w:vAlign w:val="center"/>
@@ -14375,7 +14399,7 @@
         </w:tc>
         <w:tc>
           <w:tcPr>
-            <w:tcW w:w="2357" w:type="dxa"/>
+            <w:tcW w:w="2358" w:type="dxa"/>
             <w:tcBorders/>
             <w:shd w:color="auto" w:fill="auto" w:val="clear"/>
             <w:vAlign w:val="center"/>
